--- a/manuscript/Malik_Hearn_Towards_chronomic_medicine_2026.docx
+++ b/manuscript/Malik_Hearn_Towards_chronomic_medicine_2026.docx
@@ -277,7 +277,7 @@
         <w:t xml:space="preserve">−5</w:t>
       </w:r>
       <w:r>
-        <w:t xml:space="preserve">) and for neurodevelopmental phenotypes were over-represented within loci, but not in gene-level analyses. Genes for Mendelian disorders with sleep disturbance were over-represented (34 vs 16.5 loci; p = 3.5×10</w:t>
+        <w:t xml:space="preserve">) and for neurodevelopmental phenotypes were over-represented within loci, with little gene-level support. Genes for Mendelian disorders with sleep disturbance were over-represented (34 vs 16.5 loci; p = 3.5×10</w:t>
       </w:r>
       <w:r>
         <w:rPr>
@@ -286,7 +286,7 @@
         <w:t xml:space="preserve">−5</w:t>
       </w:r>
       <w:r>
-        <w:t xml:space="preserve">), but the signal was carried mainly by genes that also cause neurodevelopmental disorders and was not separable from the excess of autosomal dominant disease genes. Rare variants in</w:t>
+        <w:t xml:space="preserve">), including among loci containing dominant or neurodevelopmental disease genes, but most also cause neurodevelopmental disorders and gene-level support was nominal. Rare variants in</w:t>
       </w:r>
       <w:r>
         <w:t xml:space="preserve"> </w:t>
@@ -1470,7 +1470,7 @@
         <w:t xml:space="preserve">73</w:t>
       </w:r>
       <w:r>
-        <w:t xml:space="preserve">. To test phenotype specificity, we took the loci containing a gene of a reference set (Mendelian genes, neurodevelopmental genes or autosomal dominant disease genes) and compared the fraction that also contained a gene of a given phenotype set with its null distribution (</w:t>
+        <w:t xml:space="preserve">. To test phenotype specificity, we took the loci containing a gene of a reference set (Mendelian genes, neurodevelopmental genes or autosomal dominant disease genes) and compared the fraction that also contained a gene of a given phenotype set with the same fraction in the matched null draws (</w:t>
       </w:r>
       <w:r>
         <w:t xml:space="preserve">“</w:t>
@@ -1657,7 +1657,7 @@
         <w:t xml:space="preserve">35</w:t>
       </w:r>
       <w:r>
-        <w:t xml:space="preserve">. Each answer was analysed as a binary trait (category versus rest) in 388,330 participants of European ancestry (GWAS Catalog GCST90081559–62). Masks were pLOF (M1) or pLOF plus deleterious missense (M3), each at five frequency ceilings (singletons and MAF ≤ 0.001%, 0.01%, 0.1% and 1%). For each gene and trait we combined the ten masks with the aggregated Cauchy association test (ACAT)</w:t>
+        <w:t xml:space="preserve">. Each answer was analysed as a binary trait (category versus rest) in 388,330 participants of European ancestry (GWAS Catalog GCST90081559–62). Masks were predicted loss-of-function variants (pLOF; M1) or pLOF plus deleterious missense variants (M3), each at five frequency ceilings (singletons and MAF ≤ 0.001%, 0.01%, 0.1% and 1%). For each gene and trait we combined the ten masks with the aggregated Cauchy association test (ACAT)</w:t>
       </w:r>
       <w:r>
         <w:rPr>
@@ -2165,7 +2165,7 @@
         <w:t xml:space="preserve">−4</w:t>
       </w:r>
       <w:r>
-        <w:t xml:space="preserve">), intellectual disability (1.35-fold; p = 0.0029) and seizure (1.36-fold; p = 0.0022). Of the 23 HPO organ systems, 5 reached FDR &lt; 0.05 (limbs, endocrine system, genitourinary system, voice and breast; Fig. 2B). These enrichments were modest (1.28- to 1.79-fold). None was supported by the gene-level MAGMA analysis, which asks whether the genes themselves carry more chronotype association than other genes (all p ≥ 0.089; Fig. 2).</w:t>
+        <w:t xml:space="preserve">), intellectual disability (1.35-fold; p = 0.0029) and seizure (1.36-fold; p = 0.0022). Of the 23 HPO organ systems, 5 reached FDR &lt; 0.05 (limbs, endocrine system, genitourinary system, voice and breast; Fig. 2B). These enrichments were modest (1.28- to 1.79-fold), and gene-level support was weak. In MAGMA, which asks whether the genes themselves carry more chronotype association than other genes, none of these sets was enriched in the marginal model (all p ≥ 0.089; Fig. 2). Conditioned on Mendelian genes, only intellectual disability (p = 0.019) and the combined neurodevelopmental set (p = 0.037) reached nominal significance.</w:t>
       </w:r>
     </w:p>
     <w:p>
@@ -2204,13 +2204,13 @@
       </w:r>
     </w:p>
     <w:bookmarkEnd w:id="35"/>
-    <w:bookmarkStart w:id="36" w:name="X5003b3bce73572e5082d8742c59775166c7c37b"/>
+    <w:bookmarkStart w:id="36" w:name="X3cf24248dc7b47c204b43684ef455c72737e857"/>
     <w:p>
       <w:pPr>
         <w:pStyle w:val="Heading2"/>
       </w:pPr>
       <w:r>
-        <w:t xml:space="preserve">Mendelian sleep-disturbance genes are over-represented, but not beyond dominant disease genes</w:t>
+        <w:t xml:space="preserve">Mendelian sleep-disturbance genes are over-represented, including among dominant and neurodevelopmental disease genes</w:t>
       </w:r>
     </w:p>
     <w:p>
@@ -2274,16 +2274,7 @@
         <w:t xml:space="preserve">−4</w:t>
       </w:r>
       <w:r>
-        <w:t xml:space="preserve">). Among loci containing a neurodevelopmental disorder gene, 39.5% contained a sleep-disturbance gene, against 25.5% expected (p = 0.012). This relative excess was not, however, specific to sleep. Autosomal dominant disease genes also showed a relative excess (p ≤ 1.0×10</w:t>
-      </w:r>
-      <w:r>
-        <w:rPr>
-          <w:vertAlign w:val="superscript"/>
-        </w:rPr>
-        <w:t xml:space="preserve">−4</w:t>
-      </w:r>
-      <w:r>
-        <w:t xml:space="preserve">), and 26 of the 39 sleep-disturbance genes at chronotype loci cause dominant disorders. Among loci containing an autosomal dominant disease gene, the fraction that contained a sleep-disturbance gene was 42.5%, against 32.2% expected (p = 0.10). The signal was also carried mainly by genes that cause neurodevelopmental disorders. Sleep-disturbance genes without neurodevelopmental features were not enriched, although this set is small (72 genes; 4 vs 3.1 loci; p = 0.38), and neither was the small circadian HPO set (3 vs 1.1; p = 0.098). In MAGMA the sleep-disturbance set was nominally enriched (p = 0.031), including after conditioning on Mendelian genes (p = 0.016), but not after conditioning on neurodevelopmental genes (p = 0.051).</w:t>
+        <w:t xml:space="preserve">). The excess was not explained by the over-representation of dominant or neurodevelopmental disease genes. Among loci containing an autosomal dominant disease gene, 32.5% contained a sleep-disturbance gene, against 19.2% expected (p = 0.013). Among loci containing a neurodevelopmental disorder gene, 38.4% did so, against 21.7% expected (p = 0.0016). Both relative excesses held in every sensitivity analysis (p ≤ 0.039 and p ≤ 0.017, respectively). Most of the genes involved, however, cause neurodevelopmental disorders (35 of the 39 sleep-disturbance genes at chronotype loci, 24 of them with dominant inheritance). Sleep-disturbance genes without neurodevelopmental features were not enriched, although this set is small (72 genes; 4 vs 3.1 loci; p = 0.38), and neither was the small circadian HPO set (3 vs 1.1; p = 0.098). In MAGMA the sleep-disturbance set was nominally enriched (p = 0.031), including after conditioning on Mendelian genes (p = 0.016), but not after conditioning on neurodevelopmental genes (p = 0.051).</w:t>
       </w:r>
     </w:p>
     <w:p>
@@ -3429,7 +3420,7 @@
         <w:pStyle w:val="FirstParagraph"/>
       </w:pPr>
       <w:r>
-        <w:t xml:space="preserve">Chronotype loci are not a reservoir of rare disease genes in general. Once gene density and LD are matched, Mendelian disease genes occur at chronotype loci no more often than at random loci. Genes for dominant and neurodevelopmental disorders, and for several organ systems, were modestly over-represented within loci, but none was enriched in the gene-level analysis.</w:t>
+        <w:t xml:space="preserve">Chronotype loci are not a reservoir of rare disease genes in general. Once gene density and LD are matched, Mendelian disease genes occur at chronotype loci no more often than at random loci. Genes for dominant and neurodevelopmental disorders, and for several organ systems, were modestly over-represented within loci, with little gene-level support.</w:t>
       </w:r>
     </w:p>
     <w:p>
@@ -3437,7 +3428,7 @@
         <w:pStyle w:val="BodyText"/>
       </w:pPr>
       <w:r>
-        <w:t xml:space="preserve">Convergence between chronotype genetics and Mendelian disease is limited and, where present, phenotype-specific, as it is for other complex traits</w:t>
+        <w:t xml:space="preserve">Convergence between chronotype genetics and Mendelian disease is limited. Apart from a modest and broad excess of dominant and neurodevelopmental disease genes within loci, it is phenotype-specific, as it is for other complex traits</w:t>
       </w:r>
       <w:r>
         <w:rPr>
@@ -3446,7 +3437,7 @@
         <w:t xml:space="preserve">38</w:t>
       </w:r>
       <w:r>
-        <w:t xml:space="preserve">. It is clearest at core clock genes. Common chronotype variants, rare population variants and Mendelian disease variants meet at</w:t>
+        <w:t xml:space="preserve">, and it is clearest at core clock genes. Common chronotype variants, rare population variants and Mendelian disease variants meet at</w:t>
       </w:r>
       <w:r>
         <w:t xml:space="preserve"> </w:t>
@@ -3488,7 +3479,7 @@
         <w:t xml:space="preserve">FBXL3</w:t>
       </w:r>
       <w:r>
-        <w:t xml:space="preserve">. Genes for disorders with disturbed sleep are over-represented at chronotype loci, but this could not be separated from the excess of genes for autosomal dominant disorders, and it was carried mainly by genes that also cause neurodevelopmental disorders. Post hoc analyses point to monoamine synthesis and storage and, at</w:t>
+        <w:t xml:space="preserve">. Genes for disorders with disturbed sleep are over-represented at chronotype loci, including among loci containing other dominant and neurodevelopmental disease genes, although most of these genes also cause neurodevelopmental disorders and their gene-level support is nominal. Post hoc analyses point to monoamine synthesis and storage and, at</w:t>
       </w:r>
       <w:r>
         <w:t xml:space="preserve"> </w:t>
@@ -3550,7 +3541,7 @@
         <w:t xml:space="preserve">42,43</w:t>
       </w:r>
       <w:r>
-        <w:t xml:space="preserve">. Second, locus-level and gene-level tests answer different questions and are worth reporting together. A locus-level test counts genes that lie within loci, whereas a gene-level test such as MAGMA asks whether the genes themselves carry more association than other genes. In our data, dominant, neurodevelopmental and organ-system disease genes were enriched only within loci, whereas the circadian control and genes rhythmic in mouse tissues were supported at both levels, and sleep-disturbance genes nominally so.</w:t>
+        <w:t xml:space="preserve">. Second, locus-level and gene-level tests answer different questions and are worth reporting together. A locus-level test counts genes that lie within loci, whereas a gene-level test such as MAGMA asks whether the genes themselves carry more association than other genes. In our data, the circadian control and genes rhythmic in mouse tissues were supported at both levels, whereas gene-level support for the disease-gene sets, including sleep disturbance, was at most nominal.</w:t>
       </w:r>
     </w:p>
     <w:p>
@@ -3586,7 +3577,7 @@
         <w:t xml:space="preserve">EP300</w:t>
       </w:r>
       <w:r>
-        <w:t xml:space="preserve">, for example, has no gene-level support). Nor do they show that the sleep phenotype, rather than the neurodevelopmental phenotype or dominant inheritance, drives the overlap. Whether sleep problems in these syndromes have a circadian-phase component is nevertheless testable with actigraphy, dim-light melatonin onset or chronotype questionnaires, and the answer would matter for treatment with timed light or melatonin.</w:t>
+        <w:t xml:space="preserve">, for example, has no gene-level support). Nor can they fully separate the sleep phenotype from the neurodevelopmental one. Sleep-disturbance genes were over-represented even among loci containing neurodevelopmental or dominant disease genes, but most of the genes involved cause both, and the gene-level evidence was nominal. Whether sleep problems in these syndromes have a circadian-phase component is nevertheless testable with actigraphy, dim-light melatonin onset or chronotype questionnaires, and the answer would matter for treatment with timed light or melatonin.</w:t>
       </w:r>
     </w:p>
     <w:p>
@@ -4099,7 +4090,7 @@
         <w:t xml:space="preserve">83,99</w:t>
       </w:r>
       <w:r>
-        <w:t xml:space="preserve">, so some of the locus-level enrichments, including that of sleep-disturbance genes, may partly reflect this general property. We did not adjust for constraint, because it may itself lie on the causal path from gene to phenotype, in which case adjustment would remove true signal. The analysis plan was not pre-registered, and several analyses were added post hoc. The ACAT combination of burden tests is approximate and discards direction, and the four chronotype categories are not independent. The Open Targets colocalisations were derived from fine-mapping posteriors rather than full coloc. The</w:t>
+        <w:t xml:space="preserve">, so some of the locus-level enrichments may partly reflect this general property; the sleep-disturbance excess, however, persisted among loci containing dominant or neurodevelopmental disease genes. We did not adjust for constraint, because it may itself lie on the causal path from gene to phenotype, in which case adjustment would remove true signal. The analysis plan was not pre-registered, and several analyses were added post hoc. The ACAT combination of burden tests is approximate and discards direction, and the four chronotype categories are not independent. The Open Targets colocalisations were derived from fine-mapping posteriors rather than full coloc. The</w:t>
       </w:r>
       <w:r>
         <w:t xml:space="preserve"> </w:t>
@@ -4333,7 +4324,7 @@
         <w:t xml:space="preserve"> </w:t>
       </w:r>
       <w:r>
-        <w:t xml:space="preserve">≥ 0.6 interval contains at least one gene of the set, observed and expected under matched null loci (exact Poisson-binomial expectation and p-value; 10,000 permutations agreed). Fold: observed/expected. q: Benjamini–Hochberg false discovery rate within set family (not given for post hoc sets). MAGMA p: competitive gene-set p-value from UK Biobank chronotype statistics. The post hoc sets (monoamine disorders, decreased CSF homovanillic acid and IUIS complement deficiency) were defined after inspection of other results, and their p-values do not account for the selection. Full results, sensitivity analyses and relative tests are in Supplementary Table S3.</w:t>
+        <w:t xml:space="preserve">≥ 0.6 interval contains at least one gene of the set, observed and expected under matched null loci (exact Poisson-binomial expectation and p-value; 10,000 permutations agreed). Fold: observed/expected. q: Benjamini–Hochberg false discovery rate within set family (not given for post hoc sets). MAGMA p: marginal competitive gene-set p-value from UK Biobank chronotype statistics. The post hoc sets (monoamine disorders, decreased CSF homovanillic acid and IUIS complement deficiency) were defined after inspection of other results, and their p-values do not account for the selection. Full results, sensitivity analyses and relative tests are in Supplementary Table S3.</w:t>
       </w:r>
     </w:p>
     <w:tbl>
@@ -8089,7 +8080,7 @@
         <w:t xml:space="preserve"> </w:t>
       </w:r>
       <w:r>
-        <w:t xml:space="preserve">(A) Fold enrichment (observed/expected loci) for Mendelian, control, pre-specified, post hoc and rhythmic-expression gene sets, against null loci matched for allele frequency, LD partners, gene count and distance. Filled markers: FDR q &lt; 0.05 within set family. Columns give observed/expected loci, the exact locus-level p-value and the gene-level MAGMA p-value. (B) HPO organ systems with ≥ 5 expected loci, shown in the same way. Several organ systems are enriched within loci, but none has gene-level support.</w:t>
+        <w:t xml:space="preserve">(A) Fold enrichment (observed/expected loci) for Mendelian, control, pre-specified, post hoc and rhythmic-expression gene sets, against null loci matched for allele frequency, LD partners, gene count and distance. Filled circles: FDR q &lt; 0.05 within set family; grey diamonds: post hoc sets, for which q is not computed. Columns give observed/expected loci, the exact locus-level p-value and the gene-level MAGMA p-value (marginal model). (B) HPO organ systems with ≥ 5 expected loci, shown in the same way. Several organ systems are enriched within loci, but none has gene-level support.</w:t>
       </w:r>
     </w:p>
     <w:p>

--- a/manuscript/Malik_Hearn_Towards_chronomic_medicine_2026.docx
+++ b/manuscript/Malik_Hearn_Towards_chronomic_medicine_2026.docx
@@ -2204,13 +2204,13 @@
       </w:r>
     </w:p>
     <w:bookmarkEnd w:id="35"/>
-    <w:bookmarkStart w:id="36" w:name="X3cf24248dc7b47c204b43684ef455c72737e857"/>
+    <w:bookmarkStart w:id="36" w:name="X79f98b96ee7ba8bffd6bfc81367941d799e5cce"/>
     <w:p>
       <w:pPr>
         <w:pStyle w:val="Heading2"/>
       </w:pPr>
       <w:r>
-        <w:t xml:space="preserve">Mendelian sleep-disturbance genes are over-represented, including among dominant and neurodevelopmental disease genes</w:t>
+        <w:t xml:space="preserve">Mendelian sleep-disturbance genes are over-represented, including among loci with dominant or neurodevelopmental disease genes</w:t>
       </w:r>
     </w:p>
     <w:p>
@@ -2274,7 +2274,7 @@
         <w:t xml:space="preserve">−4</w:t>
       </w:r>
       <w:r>
-        <w:t xml:space="preserve">). The excess was not explained by the over-representation of dominant or neurodevelopmental disease genes. Among loci containing an autosomal dominant disease gene, 32.5% contained a sleep-disturbance gene, against 19.2% expected (p = 0.013). Among loci containing a neurodevelopmental disorder gene, 38.4% did so, against 21.7% expected (p = 0.0016). Both relative excesses held in every sensitivity analysis (p ≤ 0.039 and p ≤ 0.017, respectively). Most of the genes involved, however, cause neurodevelopmental disorders (35 of the 39 sleep-disturbance genes at chronotype loci, 24 of them with dominant inheritance). Sleep-disturbance genes without neurodevelopmental features were not enriched, although this set is small (72 genes; 4 vs 3.1 loci; p = 0.38), and neither was the small circadian HPO set (3 vs 1.1; p = 0.098). In MAGMA the sleep-disturbance set was nominally enriched (p = 0.031), including after conditioning on Mendelian genes (p = 0.016), but not after conditioning on neurodevelopmental genes (p = 0.051).</w:t>
+        <w:t xml:space="preserve">). The excess was not explained by dominant inheritance or neurodevelopmental status alone. Among loci containing an autosomal dominant disease gene, 32.5% contained a sleep-disturbance gene, against 19.2% expected (p = 0.013). Among loci containing a neurodevelopmental disorder gene, 38.4% did so, against 21.7% expected (p = 0.0016). Both relative excesses held in every sensitivity analysis (p ≤ 0.039 and p ≤ 0.017, respectively). This included nearest-gene assignment (p = 0.0029 and p = 0.0059), in which each locus contributes a single gene, so the fractions cannot be inflated by loci carrying several dominant or neurodevelopmental disease genes. Most of the genes involved, however, cause neurodevelopmental disorders (35 of the 39 sleep-disturbance genes at chronotype loci, 24 of them with dominant inheritance). Sleep-disturbance genes without neurodevelopmental features were not enriched, although this set is small (72 genes; 4 vs 3.1 loci; p = 0.38), and neither was the small circadian HPO set (3 vs 1.1; p = 0.098). In MAGMA the sleep-disturbance set was nominally enriched (p = 0.031), including after conditioning on Mendelian genes (p = 0.016), but not after conditioning on neurodevelopmental genes (p = 0.051).</w:t>
       </w:r>
     </w:p>
     <w:p>
@@ -3428,16 +3428,331 @@
         <w:pStyle w:val="BodyText"/>
       </w:pPr>
       <w:r>
-        <w:t xml:space="preserve">Convergence between chronotype genetics and Mendelian disease is limited. Apart from a modest and broad excess of dominant and neurodevelopmental disease genes within loci, it is phenotype-specific, as it is for other complex traits</w:t>
+        <w:t xml:space="preserve">Convergence between chronotype genetics and Mendelian disease is limited. Apart from a modest and broad excess of dominant, neurodevelopmental and organ-system disease genes within loci, which has little gene-level support, it is clearest at core clock genes. Common chronotype variants, rare population variants and Mendelian disease variants meet at</w:t>
+      </w:r>
+      <w:r>
+        <w:t xml:space="preserve"> </w:t>
+      </w:r>
+      <w:r>
+        <w:rPr>
+          <w:iCs/>
+          <w:i/>
+        </w:rPr>
+        <w:t xml:space="preserve">PER2</w:t>
+      </w:r>
+      <w:r>
+        <w:t xml:space="preserve">, at</w:t>
+      </w:r>
+      <w:r>
+        <w:t xml:space="preserve"> </w:t>
+      </w:r>
+      <w:r>
+        <w:rPr>
+          <w:iCs/>
+          <w:i/>
+        </w:rPr>
+        <w:t xml:space="preserve">PER3</w:t>
+      </w:r>
+      <w:r>
+        <w:t xml:space="preserve"> </w:t>
+      </w:r>
+      <w:r>
+        <w:t xml:space="preserve">(where the rare-variant evidence depends partly on missense variants up to 1% frequency) and possibly at</w:t>
+      </w:r>
+      <w:r>
+        <w:t xml:space="preserve"> </w:t>
+      </w:r>
+      <w:r>
+        <w:rPr>
+          <w:iCs/>
+          <w:i/>
+        </w:rPr>
+        <w:t xml:space="preserve">FBXL3</w:t>
+      </w:r>
+      <w:r>
+        <w:t xml:space="preserve">. Genes for disorders with disturbed sleep are over-represented at chronotype loci, including among loci containing dominant or neurodevelopmental disease genes, although most of these genes also cause neurodevelopmental disorders and their gene-level support is nominal. Post hoc analyses point to monoamine synthesis and storage and, at</w:t>
+      </w:r>
+      <w:r>
+        <w:t xml:space="preserve"> </w:t>
+      </w:r>
+      <w:r>
+        <w:rPr>
+          <w:iCs/>
+          <w:i/>
+        </w:rPr>
+        <w:t xml:space="preserve">KCNH2</w:t>
+      </w:r>
+      <w:r>
+        <w:t xml:space="preserve">, to a candidate shared variant for chronotype and QT interval. Within the limits of these data,</w:t>
+      </w:r>
+      <w:r>
+        <w:t xml:space="preserve"> </w:t>
+      </w:r>
+      <w:r>
+        <w:rPr>
+          <w:iCs/>
+          <w:i/>
+        </w:rPr>
+        <w:t xml:space="preserve">PER2</w:t>
+      </w:r>
+      <w:r>
+        <w:t xml:space="preserve"> </w:t>
+      </w:r>
+      <w:r>
+        <w:t xml:space="preserve">and</w:t>
+      </w:r>
+      <w:r>
+        <w:t xml:space="preserve"> </w:t>
+      </w:r>
+      <w:r>
+        <w:rPr>
+          <w:iCs/>
+          <w:i/>
+        </w:rPr>
+        <w:t xml:space="preserve">PER3</w:t>
+      </w:r>
+      <w:r>
+        <w:t xml:space="preserve"> </w:t>
+      </w:r>
+      <w:r>
+        <w:t xml:space="preserve">are the clearest current examples of chronomic medicine, and the other links are candidates for replication.</w:t>
+      </w:r>
+    </w:p>
+    <w:p>
+      <w:pPr>
+        <w:pStyle w:val="BodyText"/>
+      </w:pPr>
+      <w:r>
+        <w:t xml:space="preserve">Two methodological points apply beyond chronotype. First, matched null loci are essential. Chronotype loci differ from random genomic regions in gene density, LD and gene content, and enrichment tests against a fixed genome-wide background do not account for this</w:t>
       </w:r>
       <w:r>
         <w:rPr>
           <w:vertAlign w:val="superscript"/>
         </w:rPr>
-        <w:t xml:space="preserve">38</w:t>
-      </w:r>
-      <w:r>
-        <w:t xml:space="preserve">, and it is clearest at core clock genes. Common chronotype variants, rare population variants and Mendelian disease variants meet at</w:t>
+        <w:t xml:space="preserve">42,43</w:t>
+      </w:r>
+      <w:r>
+        <w:t xml:space="preserve">. Second, locus-level and gene-level tests answer different questions and are worth reporting together. A locus-level test counts genes that lie within loci, whereas a gene-level test such as MAGMA asks whether the genes themselves carry more association than other genes. In our data, the circadian control and genes rhythmic in mouse tissues were supported at both levels, whereas gene-level support for the disease-gene sets, including sleep disturbance, was at most nominal.</w:t>
+      </w:r>
+    </w:p>
+    <w:p>
+      <w:pPr>
+        <w:pStyle w:val="BodyText"/>
+      </w:pPr>
+      <w:r>
+        <w:t xml:space="preserve">The sleep-disturbance signal links chronotype loci to the large group of rare neurodevelopmental syndromes in which sleep problems are common and often a major burden for families</w:t>
+      </w:r>
+      <w:r>
+        <w:rPr>
+          <w:vertAlign w:val="superscript"/>
+        </w:rPr>
+        <w:t xml:space="preserve">31</w:t>
+      </w:r>
+      <w:r>
+        <w:t xml:space="preserve">. In some syndromes, such as Smith–Magenis syndrome, the circadian mechanism is established</w:t>
+      </w:r>
+      <w:r>
+        <w:rPr>
+          <w:vertAlign w:val="superscript"/>
+        </w:rPr>
+        <w:t xml:space="preserve">32,33</w:t>
+      </w:r>
+      <w:r>
+        <w:t xml:space="preserve">. The genes for others, including Pitt–Hopkins, Rubinstein–Taybi and Hao–Fountain syndromes, lie at chronotype loci. Our data do not show that these genes are the effector genes at those loci (</w:t>
+      </w:r>
+      <w:r>
+        <w:rPr>
+          <w:iCs/>
+          <w:i/>
+        </w:rPr>
+        <w:t xml:space="preserve">EP300</w:t>
+      </w:r>
+      <w:r>
+        <w:t xml:space="preserve">, for example, has no gene-level support). Nor can they fully separate the sleep phenotype from the neurodevelopmental one. Sleep-disturbance genes were over-represented even among loci containing neurodevelopmental or dominant disease genes, but most of the genes involved cause both, and the gene-level evidence was nominal. Whether sleep problems in these syndromes have a circadian-phase component is nevertheless testable with actigraphy, dim-light melatonin onset or chronotype questionnaires, and the answer would matter for treatment with timed light or melatonin.</w:t>
+      </w:r>
+    </w:p>
+    <w:p>
+      <w:pPr>
+        <w:pStyle w:val="BodyText"/>
+      </w:pPr>
+      <w:r>
+        <w:t xml:space="preserve">The monoamine finding was not anticipated and was defined post hoc, so it needs independent replication. It is biologically coherent:</w:t>
+      </w:r>
+      <w:r>
+        <w:t xml:space="preserve"> </w:t>
+      </w:r>
+      <w:r>
+        <w:rPr>
+          <w:iCs/>
+          <w:i/>
+        </w:rPr>
+        <w:t xml:space="preserve">GCH1</w:t>
+      </w:r>
+      <w:r>
+        <w:t xml:space="preserve">,</w:t>
+      </w:r>
+      <w:r>
+        <w:t xml:space="preserve"> </w:t>
+      </w:r>
+      <w:r>
+        <w:rPr>
+          <w:iCs/>
+          <w:i/>
+        </w:rPr>
+        <w:t xml:space="preserve">DNAJC12</w:t>
+      </w:r>
+      <w:r>
+        <w:t xml:space="preserve">,</w:t>
+      </w:r>
+      <w:r>
+        <w:t xml:space="preserve"> </w:t>
+      </w:r>
+      <w:r>
+        <w:rPr>
+          <w:iCs/>
+          <w:i/>
+        </w:rPr>
+        <w:t xml:space="preserve">DDC</w:t>
+      </w:r>
+      <w:r>
+        <w:t xml:space="preserve"> </w:t>
+      </w:r>
+      <w:r>
+        <w:t xml:space="preserve">and</w:t>
+      </w:r>
+      <w:r>
+        <w:t xml:space="preserve"> </w:t>
+      </w:r>
+      <w:r>
+        <w:rPr>
+          <w:iCs/>
+          <w:i/>
+        </w:rPr>
+        <w:t xml:space="preserve">SLC18A2</w:t>
+      </w:r>
+      <w:r>
+        <w:t xml:space="preserve"> </w:t>
+      </w:r>
+      <w:r>
+        <w:t xml:space="preserve">act at successive steps of serotonin and dopamine synthesis and storage. The evidence is, however, uneven. Only</w:t>
+      </w:r>
+      <w:r>
+        <w:t xml:space="preserve"> </w:t>
+      </w:r>
+      <w:r>
+        <w:rPr>
+          <w:iCs/>
+          <w:i/>
+        </w:rPr>
+        <w:t xml:space="preserve">DDC</w:t>
+      </w:r>
+      <w:r>
+        <w:t xml:space="preserve"> </w:t>
+      </w:r>
+      <w:r>
+        <w:t xml:space="preserve">and</w:t>
+      </w:r>
+      <w:r>
+        <w:t xml:space="preserve"> </w:t>
+      </w:r>
+      <w:r>
+        <w:rPr>
+          <w:iCs/>
+          <w:i/>
+        </w:rPr>
+        <w:t xml:space="preserve">GCH1</w:t>
+      </w:r>
+      <w:r>
+        <w:t xml:space="preserve"> </w:t>
+      </w:r>
+      <w:r>
+        <w:t xml:space="preserve">have gene-level support, the</w:t>
+      </w:r>
+      <w:r>
+        <w:t xml:space="preserve"> </w:t>
+      </w:r>
+      <w:r>
+        <w:rPr>
+          <w:iCs/>
+          <w:i/>
+        </w:rPr>
+        <w:t xml:space="preserve">DNAJC12</w:t>
+      </w:r>
+      <w:r>
+        <w:t xml:space="preserve"> </w:t>
+      </w:r>
+      <w:r>
+        <w:t xml:space="preserve">locus has a strong alternative candidate in the circadian regulator</w:t>
+      </w:r>
+      <w:r>
+        <w:t xml:space="preserve"> </w:t>
+      </w:r>
+      <w:r>
+        <w:rPr>
+          <w:iCs/>
+          <w:i/>
+        </w:rPr>
+        <w:t xml:space="preserve">SIRT1</w:t>
+      </w:r>
+      <w:r>
+        <w:t xml:space="preserve">, and none of the four genes has a rare-variant signal in population exomes. Some of the disorders these genes cause have notable temporal features.</w:t>
+      </w:r>
+      <w:r>
+        <w:t xml:space="preserve"> </w:t>
+      </w:r>
+      <w:r>
+        <w:rPr>
+          <w:iCs/>
+          <w:i/>
+        </w:rPr>
+        <w:t xml:space="preserve">GCH1</w:t>
+      </w:r>
+      <w:r>
+        <w:t xml:space="preserve">-related dopa-responsive dystonia, or Segawa disease, shows marked diurnal fluctuation: symptoms are mild in the morning and worsen through the day, improving after sleep</w:t>
+      </w:r>
+      <w:r>
+        <w:rPr>
+          <w:vertAlign w:val="superscript"/>
+        </w:rPr>
+        <w:t xml:space="preserve">94,95</w:t>
+      </w:r>
+      <w:r>
+        <w:t xml:space="preserve">. Sleep disturbance is common in AADC deficiency</w:t>
+      </w:r>
+      <w:r>
+        <w:rPr>
+          <w:vertAlign w:val="superscript"/>
+        </w:rPr>
+        <w:t xml:space="preserve">96</w:t>
+      </w:r>
+      <w:r>
+        <w:t xml:space="preserve">. These disorders are also treatable. DNAJC12 deficiency and the BH4 deficiencies respond to monoamine precursors or cofactors</w:t>
+      </w:r>
+      <w:r>
+        <w:rPr>
+          <w:vertAlign w:val="superscript"/>
+        </w:rPr>
+        <w:t xml:space="preserve">71,89</w:t>
+      </w:r>
+      <w:r>
+        <w:t xml:space="preserve">, whereas VMAT2 deficiency responds to dopamine agonists and is worsened by levodopa</w:t>
+      </w:r>
+      <w:r>
+        <w:rPr>
+          <w:vertAlign w:val="superscript"/>
+        </w:rPr>
+        <w:t xml:space="preserve">90</w:t>
+      </w:r>
+      <w:r>
+        <w:t xml:space="preserve">. The timing of doses, and of CSF neurotransmitter sampling, are natural targets for chronomic studies in these rare disorders. These are hypotheses that our data motivate but do not test.</w:t>
+      </w:r>
+    </w:p>
+    <w:p>
+      <w:pPr>
+        <w:pStyle w:val="BodyText"/>
+      </w:pPr>
+      <w:r>
+        <w:t xml:space="preserve">The rare-variant results agree with known circadian biology. Rare variants in</w:t>
       </w:r>
       <w:r>
         <w:t xml:space="preserve"> </w:t>
@@ -3450,7 +3765,10 @@
         <w:t xml:space="preserve">PER2</w:t>
       </w:r>
       <w:r>
-        <w:t xml:space="preserve">, at</w:t>
+        <w:t xml:space="preserve"> </w:t>
+      </w:r>
+      <w:r>
+        <w:t xml:space="preserve">and</w:t>
       </w:r>
       <w:r>
         <w:t xml:space="preserve"> </w:t>
@@ -3466,7 +3784,48 @@
         <w:t xml:space="preserve"> </w:t>
       </w:r>
       <w:r>
-        <w:t xml:space="preserve">(where the rare-variant evidence depends partly on missense variants up to 1% frequency) and possibly at</w:t>
+        <w:t xml:space="preserve">were associated with morningness, matching the advanced sleep phase of the corresponding Mendelian disorders</w:t>
+      </w:r>
+      <w:r>
+        <w:rPr>
+          <w:vertAlign w:val="superscript"/>
+        </w:rPr>
+        <w:t xml:space="preserve">20,22</w:t>
+      </w:r>
+      <w:r>
+        <w:t xml:space="preserve">. The</w:t>
+      </w:r>
+      <w:r>
+        <w:t xml:space="preserve"> </w:t>
+      </w:r>
+      <w:r>
+        <w:rPr>
+          <w:iCs/>
+          <w:i/>
+        </w:rPr>
+        <w:t xml:space="preserve">PER2</w:t>
+      </w:r>
+      <w:r>
+        <w:t xml:space="preserve"> </w:t>
+      </w:r>
+      <w:r>
+        <w:t xml:space="preserve">signal came from the rarest pLOF variants. The</w:t>
+      </w:r>
+      <w:r>
+        <w:t xml:space="preserve"> </w:t>
+      </w:r>
+      <w:r>
+        <w:rPr>
+          <w:iCs/>
+          <w:i/>
+        </w:rPr>
+        <w:t xml:space="preserve">PER3</w:t>
+      </w:r>
+      <w:r>
+        <w:t xml:space="preserve"> </w:t>
+      </w:r>
+      <w:r>
+        <w:t xml:space="preserve">signal was strongest when missense variants up to 1% frequency were included, so part of it may reflect less rare variants, and it cannot be attributed to loss of function alone. Deleterious</w:t>
       </w:r>
       <w:r>
         <w:t xml:space="preserve"> </w:t>
@@ -3479,7 +3838,81 @@
         <w:t xml:space="preserve">FBXL3</w:t>
       </w:r>
       <w:r>
-        <w:t xml:space="preserve">. Genes for disorders with disturbed sleep are over-represented at chronotype loci, including among loci containing other dominant and neurodevelopmental disease genes, although most of these genes also cause neurodevelopmental disorders and their gene-level support is nominal. Post hoc analyses point to monoamine synthesis and storage and, at</w:t>
+        <w:t xml:space="preserve"> </w:t>
+      </w:r>
+      <w:r>
+        <w:t xml:space="preserve">variants were nominally associated with eveningness, matching the long period of</w:t>
+      </w:r>
+      <w:r>
+        <w:t xml:space="preserve"> </w:t>
+      </w:r>
+      <w:r>
+        <w:rPr>
+          <w:iCs/>
+          <w:i/>
+        </w:rPr>
+        <w:t xml:space="preserve">Fbxl3</w:t>
+      </w:r>
+      <w:r>
+        <w:t xml:space="preserve"> </w:t>
+      </w:r>
+      <w:r>
+        <w:t xml:space="preserve">mutant mice</w:t>
+      </w:r>
+      <w:r>
+        <w:rPr>
+          <w:vertAlign w:val="superscript"/>
+        </w:rPr>
+        <w:t xml:space="preserve">92,93</w:t>
+      </w:r>
+      <w:r>
+        <w:t xml:space="preserve">. These population effects are much smaller than in families, consistent with the modest penetrance of reported Mendelian sleep variants</w:t>
+      </w:r>
+      <w:r>
+        <w:rPr>
+          <w:vertAlign w:val="superscript"/>
+        </w:rPr>
+        <w:t xml:space="preserve">34</w:t>
+      </w:r>
+      <w:r>
+        <w:t xml:space="preserve">. The excess burden signal among Mendelian genes at chronotype loci was attributable to these clock genes, and we found little evidence of more widespread rare-variant convergence. The</w:t>
+      </w:r>
+      <w:r>
+        <w:t xml:space="preserve"> </w:t>
+      </w:r>
+      <w:r>
+        <w:rPr>
+          <w:iCs/>
+          <w:i/>
+        </w:rPr>
+        <w:t xml:space="preserve">MTNR1B</w:t>
+      </w:r>
+      <w:r>
+        <w:t xml:space="preserve"> </w:t>
+      </w:r>
+      <w:r>
+        <w:t xml:space="preserve">association with morningness depended on the masks up to 1% frequency, and the gene lies outside the chronotype loci. It may therefore partly reflect common variation near</w:t>
+      </w:r>
+      <w:r>
+        <w:t xml:space="preserve"> </w:t>
+      </w:r>
+      <w:r>
+        <w:rPr>
+          <w:iCs/>
+          <w:i/>
+        </w:rPr>
+        <w:t xml:space="preserve">MTNR1B</w:t>
+      </w:r>
+      <w:r>
+        <w:t xml:space="preserve">, which also has a common-variant gene-level signal.</w:t>
+      </w:r>
+    </w:p>
+    <w:p>
+      <w:pPr>
+        <w:pStyle w:val="BodyText"/>
+      </w:pPr>
+      <w:r>
+        <w:t xml:space="preserve">At</w:t>
       </w:r>
       <w:r>
         <w:t xml:space="preserve"> </w:t>
@@ -3492,39 +3925,66 @@
         <w:t xml:space="preserve">KCNH2</w:t>
       </w:r>
       <w:r>
-        <w:t xml:space="preserve">, to a candidate shared variant for chronotype and QT interval. Within the limits of these data,</w:t>
-      </w:r>
-      <w:r>
-        <w:t xml:space="preserve"> </w:t>
-      </w:r>
-      <w:r>
-        <w:rPr>
-          <w:iCs/>
-          <w:i/>
-        </w:rPr>
-        <w:t xml:space="preserve">PER2</w:t>
-      </w:r>
-      <w:r>
-        <w:t xml:space="preserve"> </w:t>
-      </w:r>
-      <w:r>
-        <w:t xml:space="preserve">and</w:t>
-      </w:r>
-      <w:r>
-        <w:t xml:space="preserve"> </w:t>
-      </w:r>
-      <w:r>
-        <w:rPr>
-          <w:iCs/>
-          <w:i/>
-        </w:rPr>
-        <w:t xml:space="preserve">PER3</w:t>
-      </w:r>
-      <w:r>
-        <w:t xml:space="preserve"> </w:t>
-      </w:r>
-      <w:r>
-        <w:t xml:space="preserve">are the clearest current examples of chronomic medicine, and the other links are candidates for replication.</w:t>
+        <w:t xml:space="preserve">, our data suggest that a chronotype signal and a secondary QT-interval signal may share a causal variant, at which the allele associated with morningness would lengthen the QT interval. Cardiac repolarisation is under circadian control: the cardiomyocyte clock regulates</w:t>
+      </w:r>
+      <w:r>
+        <w:t xml:space="preserve"> </w:t>
+      </w:r>
+      <w:r>
+        <w:rPr>
+          <w:iCs/>
+          <w:i/>
+        </w:rPr>
+        <w:t xml:space="preserve">Kcnh2</w:t>
+      </w:r>
+      <w:r>
+        <w:t xml:space="preserve"> </w:t>
+      </w:r>
+      <w:r>
+        <w:t xml:space="preserve">expression and ventricular repolarisation</w:t>
+      </w:r>
+      <w:r>
+        <w:rPr>
+          <w:vertAlign w:val="superscript"/>
+        </w:rPr>
+        <w:t xml:space="preserve">48–50</w:t>
+      </w:r>
+      <w:r>
+        <w:t xml:space="preserve">, and cardiac events in long QT syndrome cluster by time of day in a genotype-dependent way</w:t>
+      </w:r>
+      <w:r>
+        <w:rPr>
+          <w:vertAlign w:val="superscript"/>
+        </w:rPr>
+        <w:t xml:space="preserve">97,98</w:t>
+      </w:r>
+      <w:r>
+        <w:t xml:space="preserve">. A variant that influences both circadian preference and the QT interval would therefore be of interest for chronomic medicine. The evidence is, however, limited. The conditional analysis was post hoc, and the chronotype association at this locus is not genome-wide significant in the UK Biobank data. The joint conditional model showed signs of mismatch between the 503-sample European reference panel and the multi-ancestry QT meta-analysis. The gene through which the variant acts is unknown:</w:t>
+      </w:r>
+      <w:r>
+        <w:t xml:space="preserve"> </w:t>
+      </w:r>
+      <w:r>
+        <w:rPr>
+          <w:iCs/>
+          <w:i/>
+        </w:rPr>
+        <w:t xml:space="preserve">KCNH2</w:t>
+      </w:r>
+      <w:r>
+        <w:t xml:space="preserve"> </w:t>
+      </w:r>
+      <w:r>
+        <w:t xml:space="preserve">has little other gene-level support for chronotype and is also expressed in the brain. The finding should be tested with in-sample LD (for example, conditional or SuSiE-based colocalisation in UK Biobank) and an independent chronotype GWAS. Complement and immune phenotypes, by contrast, were not enriched, despite strong evidence for circadian control of immunity</w:t>
+      </w:r>
+      <w:r>
+        <w:rPr>
+          <w:vertAlign w:val="superscript"/>
+        </w:rPr>
+        <w:t xml:space="preserve">51</w:t>
+      </w:r>
+      <w:r>
+        <w:t xml:space="preserve">.</w:t>
       </w:r>
     </w:p>
     <w:p>
@@ -3532,565 +3992,96 @@
         <w:pStyle w:val="BodyText"/>
       </w:pPr>
       <w:r>
-        <w:t xml:space="preserve">Two methodological points apply beyond chronotype. First, matched null loci are essential. Chronotype loci differ from random genomic regions in gene density, LD and gene content, and enrichment tests against a fixed genome-wide background do not account for this</w:t>
+        <w:t xml:space="preserve">One practical observation concerns phenotype ontologies. HPO includes modifiers for temporal patterns, such as</w:t>
+      </w:r>
+      <w:r>
+        <w:t xml:space="preserve"> </w:t>
+      </w:r>
+      <w:r>
+        <w:t xml:space="preserve">“</w:t>
+      </w:r>
+      <w:r>
+        <w:t xml:space="preserve">Diurnal</w:t>
+      </w:r>
+      <w:r>
+        <w:t xml:space="preserve">”</w:t>
+      </w:r>
+      <w:r>
+        <w:t xml:space="preserve"> </w:t>
+      </w:r>
+      <w:r>
+        <w:t xml:space="preserve">(HP:0025302),</w:t>
+      </w:r>
+      <w:r>
+        <w:t xml:space="preserve"> </w:t>
+      </w:r>
+      <w:r>
+        <w:t xml:space="preserve">“</w:t>
+      </w:r>
+      <w:r>
+        <w:t xml:space="preserve">Fluctuating</w:t>
+      </w:r>
+      <w:r>
+        <w:t xml:space="preserve">”</w:t>
+      </w:r>
+      <w:r>
+        <w:t xml:space="preserve"> </w:t>
+      </w:r>
+      <w:r>
+        <w:t xml:space="preserve">(HP:0031914),</w:t>
+      </w:r>
+      <w:r>
+        <w:t xml:space="preserve"> </w:t>
+      </w:r>
+      <w:r>
+        <w:t xml:space="preserve">“</w:t>
+      </w:r>
+      <w:r>
+        <w:t xml:space="preserve">Nocturnal</w:t>
+      </w:r>
+      <w:r>
+        <w:t xml:space="preserve">”</w:t>
+      </w:r>
+      <w:r>
+        <w:t xml:space="preserve"> </w:t>
+      </w:r>
+      <w:r>
+        <w:t xml:space="preserve">(HP:0025301) and</w:t>
+      </w:r>
+      <w:r>
+        <w:t xml:space="preserve"> </w:t>
+      </w:r>
+      <w:r>
+        <w:t xml:space="preserve">“</w:t>
+      </w:r>
+      <w:r>
+        <w:t xml:space="preserve">Worse in evening</w:t>
+      </w:r>
+      <w:r>
+        <w:t xml:space="preserve">”</w:t>
+      </w:r>
+      <w:r>
+        <w:t xml:space="preserve"> </w:t>
+      </w:r>
+      <w:r>
+        <w:t xml:space="preserve">(HP:0410401). In the release we used, the diurnal, fluctuating and worse-in-evening modifiers together accounted for 0 of the 286,651 disease–phenotype annotations, and the nocturnal modifier for 1. The 134 annotations with any temporal-pattern modifier mostly described recurrence or chronicity. Dopa-responsive dystonia, a textbook example of a disease with diurnal fluctuation, is not annotated as such. Apart from a few phenotype terms that build in timing, such as nocturnal seizures, time-of-day features of rare diseases are therefore largely absent from the annotations that computational analyses such as ours depend on. Systematic chronomic phenotyping, meaning annotation of when symptoms, events and biomarker abnormalities occur, would be a straightforward step towards chronomic medicine.</w:t>
+      </w:r>
+    </w:p>
+    <w:p>
+      <w:pPr>
+        <w:pStyle w:val="BodyText"/>
+      </w:pPr>
+      <w:r>
+        <w:t xml:space="preserve">This study has limitations. All chronotype data were from individuals of European ancestry, and chronotype was self-reported. The MAGMA, burden and colocalisation analyses used UK Biobank data alone, because the 23andMe statistics are not public, and the LD reference contained only 503 individuals. Gene-to-disease and phenotype annotations are incomplete and biased towards well-studied syndromes. Matching on gene count approximates, but does not eliminate, differences between chronotype and null loci. GWAS signals tend to lie near LoF-constrained, dosage-sensitive genes, which are over-represented among genes for dominant and neurodevelopmental disorders</w:t>
       </w:r>
       <w:r>
         <w:rPr>
           <w:vertAlign w:val="superscript"/>
         </w:rPr>
-        <w:t xml:space="preserve">42,43</w:t>
-      </w:r>
-      <w:r>
-        <w:t xml:space="preserve">. Second, locus-level and gene-level tests answer different questions and are worth reporting together. A locus-level test counts genes that lie within loci, whereas a gene-level test such as MAGMA asks whether the genes themselves carry more association than other genes. In our data, the circadian control and genes rhythmic in mouse tissues were supported at both levels, whereas gene-level support for the disease-gene sets, including sleep disturbance, was at most nominal.</w:t>
-      </w:r>
-    </w:p>
-    <w:p>
-      <w:pPr>
-        <w:pStyle w:val="BodyText"/>
-      </w:pPr>
-      <w:r>
-        <w:t xml:space="preserve">The sleep-disturbance signal links chronotype loci to the large group of rare neurodevelopmental syndromes in which sleep problems are common and often a major burden for families</w:t>
-      </w:r>
-      <w:r>
-        <w:rPr>
-          <w:vertAlign w:val="superscript"/>
-        </w:rPr>
-        <w:t xml:space="preserve">31</w:t>
-      </w:r>
-      <w:r>
-        <w:t xml:space="preserve">. In some syndromes, such as Smith–Magenis syndrome, the circadian mechanism is established</w:t>
-      </w:r>
-      <w:r>
-        <w:rPr>
-          <w:vertAlign w:val="superscript"/>
-        </w:rPr>
-        <w:t xml:space="preserve">32,33</w:t>
-      </w:r>
-      <w:r>
-        <w:t xml:space="preserve">. The genes for others, including Pitt–Hopkins, Rubinstein–Taybi and Hao–Fountain syndromes, lie at chronotype loci. Our data do not show that these genes are the effector genes at those loci (</w:t>
-      </w:r>
-      <w:r>
-        <w:rPr>
-          <w:iCs/>
-          <w:i/>
-        </w:rPr>
-        <w:t xml:space="preserve">EP300</w:t>
-      </w:r>
-      <w:r>
-        <w:t xml:space="preserve">, for example, has no gene-level support). Nor can they fully separate the sleep phenotype from the neurodevelopmental one. Sleep-disturbance genes were over-represented even among loci containing neurodevelopmental or dominant disease genes, but most of the genes involved cause both, and the gene-level evidence was nominal. Whether sleep problems in these syndromes have a circadian-phase component is nevertheless testable with actigraphy, dim-light melatonin onset or chronotype questionnaires, and the answer would matter for treatment with timed light or melatonin.</w:t>
-      </w:r>
-    </w:p>
-    <w:p>
-      <w:pPr>
-        <w:pStyle w:val="BodyText"/>
-      </w:pPr>
-      <w:r>
-        <w:t xml:space="preserve">The monoamine finding was not anticipated and was defined post hoc, so it needs independent replication. It is biologically coherent:</w:t>
-      </w:r>
-      <w:r>
-        <w:t xml:space="preserve"> </w:t>
-      </w:r>
-      <w:r>
-        <w:rPr>
-          <w:iCs/>
-          <w:i/>
-        </w:rPr>
-        <w:t xml:space="preserve">GCH1</w:t>
-      </w:r>
-      <w:r>
-        <w:t xml:space="preserve">,</w:t>
-      </w:r>
-      <w:r>
-        <w:t xml:space="preserve"> </w:t>
-      </w:r>
-      <w:r>
-        <w:rPr>
-          <w:iCs/>
-          <w:i/>
-        </w:rPr>
-        <w:t xml:space="preserve">DNAJC12</w:t>
-      </w:r>
-      <w:r>
-        <w:t xml:space="preserve">,</w:t>
-      </w:r>
-      <w:r>
-        <w:t xml:space="preserve"> </w:t>
-      </w:r>
-      <w:r>
-        <w:rPr>
-          <w:iCs/>
-          <w:i/>
-        </w:rPr>
-        <w:t xml:space="preserve">DDC</w:t>
-      </w:r>
-      <w:r>
-        <w:t xml:space="preserve"> </w:t>
-      </w:r>
-      <w:r>
-        <w:t xml:space="preserve">and</w:t>
-      </w:r>
-      <w:r>
-        <w:t xml:space="preserve"> </w:t>
-      </w:r>
-      <w:r>
-        <w:rPr>
-          <w:iCs/>
-          <w:i/>
-        </w:rPr>
-        <w:t xml:space="preserve">SLC18A2</w:t>
-      </w:r>
-      <w:r>
-        <w:t xml:space="preserve"> </w:t>
-      </w:r>
-      <w:r>
-        <w:t xml:space="preserve">act at successive steps of serotonin and dopamine synthesis and storage. The evidence is, however, uneven. Only</w:t>
-      </w:r>
-      <w:r>
-        <w:t xml:space="preserve"> </w:t>
-      </w:r>
-      <w:r>
-        <w:rPr>
-          <w:iCs/>
-          <w:i/>
-        </w:rPr>
-        <w:t xml:space="preserve">DDC</w:t>
-      </w:r>
-      <w:r>
-        <w:t xml:space="preserve"> </w:t>
-      </w:r>
-      <w:r>
-        <w:t xml:space="preserve">and</w:t>
-      </w:r>
-      <w:r>
-        <w:t xml:space="preserve"> </w:t>
-      </w:r>
-      <w:r>
-        <w:rPr>
-          <w:iCs/>
-          <w:i/>
-        </w:rPr>
-        <w:t xml:space="preserve">GCH1</w:t>
-      </w:r>
-      <w:r>
-        <w:t xml:space="preserve"> </w:t>
-      </w:r>
-      <w:r>
-        <w:t xml:space="preserve">have gene-level support, the</w:t>
-      </w:r>
-      <w:r>
-        <w:t xml:space="preserve"> </w:t>
-      </w:r>
-      <w:r>
-        <w:rPr>
-          <w:iCs/>
-          <w:i/>
-        </w:rPr>
-        <w:t xml:space="preserve">DNAJC12</w:t>
-      </w:r>
-      <w:r>
-        <w:t xml:space="preserve"> </w:t>
-      </w:r>
-      <w:r>
-        <w:t xml:space="preserve">locus has a strong alternative candidate in the circadian regulator</w:t>
-      </w:r>
-      <w:r>
-        <w:t xml:space="preserve"> </w:t>
-      </w:r>
-      <w:r>
-        <w:rPr>
-          <w:iCs/>
-          <w:i/>
-        </w:rPr>
-        <w:t xml:space="preserve">SIRT1</w:t>
-      </w:r>
-      <w:r>
-        <w:t xml:space="preserve">, and none of the four genes has a rare-variant signal in population exomes. Some of the disorders these genes cause have notable temporal features.</w:t>
-      </w:r>
-      <w:r>
-        <w:t xml:space="preserve"> </w:t>
-      </w:r>
-      <w:r>
-        <w:rPr>
-          <w:iCs/>
-          <w:i/>
-        </w:rPr>
-        <w:t xml:space="preserve">GCH1</w:t>
-      </w:r>
-      <w:r>
-        <w:t xml:space="preserve">-related dopa-responsive dystonia, or Segawa disease, shows marked diurnal fluctuation: symptoms are mild in the morning and worsen through the day, improving after sleep</w:t>
-      </w:r>
-      <w:r>
-        <w:rPr>
-          <w:vertAlign w:val="superscript"/>
-        </w:rPr>
-        <w:t xml:space="preserve">94,95</w:t>
-      </w:r>
-      <w:r>
-        <w:t xml:space="preserve">. Sleep disturbance is common in AADC deficiency</w:t>
-      </w:r>
-      <w:r>
-        <w:rPr>
-          <w:vertAlign w:val="superscript"/>
-        </w:rPr>
-        <w:t xml:space="preserve">96</w:t>
-      </w:r>
-      <w:r>
-        <w:t xml:space="preserve">. These disorders are also treatable. DNAJC12 deficiency and the BH4 deficiencies respond to monoamine precursors or cofactors</w:t>
-      </w:r>
-      <w:r>
-        <w:rPr>
-          <w:vertAlign w:val="superscript"/>
-        </w:rPr>
-        <w:t xml:space="preserve">71,89</w:t>
-      </w:r>
-      <w:r>
-        <w:t xml:space="preserve">, whereas VMAT2 deficiency responds to dopamine agonists and is worsened by levodopa</w:t>
-      </w:r>
-      <w:r>
-        <w:rPr>
-          <w:vertAlign w:val="superscript"/>
-        </w:rPr>
-        <w:t xml:space="preserve">90</w:t>
-      </w:r>
-      <w:r>
-        <w:t xml:space="preserve">. The timing of doses, and of CSF neurotransmitter sampling, are natural targets for chronomic studies in these rare disorders. These are hypotheses that our data motivate but do not test.</w:t>
-      </w:r>
-    </w:p>
-    <w:p>
-      <w:pPr>
-        <w:pStyle w:val="BodyText"/>
-      </w:pPr>
-      <w:r>
-        <w:t xml:space="preserve">The rare-variant results agree with known circadian biology. Rare variants in</w:t>
-      </w:r>
-      <w:r>
-        <w:t xml:space="preserve"> </w:t>
-      </w:r>
-      <w:r>
-        <w:rPr>
-          <w:iCs/>
-          <w:i/>
-        </w:rPr>
-        <w:t xml:space="preserve">PER2</w:t>
-      </w:r>
-      <w:r>
-        <w:t xml:space="preserve"> </w:t>
-      </w:r>
-      <w:r>
-        <w:t xml:space="preserve">and</w:t>
-      </w:r>
-      <w:r>
-        <w:t xml:space="preserve"> </w:t>
-      </w:r>
-      <w:r>
-        <w:rPr>
-          <w:iCs/>
-          <w:i/>
-        </w:rPr>
-        <w:t xml:space="preserve">PER3</w:t>
-      </w:r>
-      <w:r>
-        <w:t xml:space="preserve"> </w:t>
-      </w:r>
-      <w:r>
-        <w:t xml:space="preserve">were associated with morningness, matching the advanced sleep phase of the corresponding Mendelian disorders</w:t>
-      </w:r>
-      <w:r>
-        <w:rPr>
-          <w:vertAlign w:val="superscript"/>
-        </w:rPr>
-        <w:t xml:space="preserve">20,22</w:t>
-      </w:r>
-      <w:r>
-        <w:t xml:space="preserve">. The</w:t>
-      </w:r>
-      <w:r>
-        <w:t xml:space="preserve"> </w:t>
-      </w:r>
-      <w:r>
-        <w:rPr>
-          <w:iCs/>
-          <w:i/>
-        </w:rPr>
-        <w:t xml:space="preserve">PER2</w:t>
-      </w:r>
-      <w:r>
-        <w:t xml:space="preserve"> </w:t>
-      </w:r>
-      <w:r>
-        <w:t xml:space="preserve">signal came from the rarest pLOF variants. The</w:t>
-      </w:r>
-      <w:r>
-        <w:t xml:space="preserve"> </w:t>
-      </w:r>
-      <w:r>
-        <w:rPr>
-          <w:iCs/>
-          <w:i/>
-        </w:rPr>
-        <w:t xml:space="preserve">PER3</w:t>
-      </w:r>
-      <w:r>
-        <w:t xml:space="preserve"> </w:t>
-      </w:r>
-      <w:r>
-        <w:t xml:space="preserve">signal was strongest when missense variants up to 1% frequency were included, so part of it may reflect less rare variants, and it cannot be attributed to loss of function alone. Deleterious</w:t>
-      </w:r>
-      <w:r>
-        <w:t xml:space="preserve"> </w:t>
-      </w:r>
-      <w:r>
-        <w:rPr>
-          <w:iCs/>
-          <w:i/>
-        </w:rPr>
-        <w:t xml:space="preserve">FBXL3</w:t>
-      </w:r>
-      <w:r>
-        <w:t xml:space="preserve"> </w:t>
-      </w:r>
-      <w:r>
-        <w:t xml:space="preserve">variants were nominally associated with eveningness, matching the long period of</w:t>
-      </w:r>
-      <w:r>
-        <w:t xml:space="preserve"> </w:t>
-      </w:r>
-      <w:r>
-        <w:rPr>
-          <w:iCs/>
-          <w:i/>
-        </w:rPr>
-        <w:t xml:space="preserve">Fbxl3</w:t>
-      </w:r>
-      <w:r>
-        <w:t xml:space="preserve"> </w:t>
-      </w:r>
-      <w:r>
-        <w:t xml:space="preserve">mutant mice</w:t>
-      </w:r>
-      <w:r>
-        <w:rPr>
-          <w:vertAlign w:val="superscript"/>
-        </w:rPr>
-        <w:t xml:space="preserve">92,93</w:t>
-      </w:r>
-      <w:r>
-        <w:t xml:space="preserve">. These population effects are much smaller than in families, consistent with the modest penetrance of reported Mendelian sleep variants</w:t>
-      </w:r>
-      <w:r>
-        <w:rPr>
-          <w:vertAlign w:val="superscript"/>
-        </w:rPr>
-        <w:t xml:space="preserve">34</w:t>
-      </w:r>
-      <w:r>
-        <w:t xml:space="preserve">. The excess burden signal among Mendelian genes at chronotype loci was attributable to these clock genes, and we found little evidence of more widespread rare-variant convergence. The</w:t>
-      </w:r>
-      <w:r>
-        <w:t xml:space="preserve"> </w:t>
-      </w:r>
-      <w:r>
-        <w:rPr>
-          <w:iCs/>
-          <w:i/>
-        </w:rPr>
-        <w:t xml:space="preserve">MTNR1B</w:t>
-      </w:r>
-      <w:r>
-        <w:t xml:space="preserve"> </w:t>
-      </w:r>
-      <w:r>
-        <w:t xml:space="preserve">association with morningness depended on the masks up to 1% frequency, and the gene lies outside the chronotype loci. It may therefore partly reflect common variation near</w:t>
-      </w:r>
-      <w:r>
-        <w:t xml:space="preserve"> </w:t>
-      </w:r>
-      <w:r>
-        <w:rPr>
-          <w:iCs/>
-          <w:i/>
-        </w:rPr>
-        <w:t xml:space="preserve">MTNR1B</w:t>
-      </w:r>
-      <w:r>
-        <w:t xml:space="preserve">, which also has a common-variant gene-level signal.</w:t>
-      </w:r>
-    </w:p>
-    <w:p>
-      <w:pPr>
-        <w:pStyle w:val="BodyText"/>
-      </w:pPr>
-      <w:r>
-        <w:t xml:space="preserve">At</w:t>
-      </w:r>
-      <w:r>
-        <w:t xml:space="preserve"> </w:t>
-      </w:r>
-      <w:r>
-        <w:rPr>
-          <w:iCs/>
-          <w:i/>
-        </w:rPr>
-        <w:t xml:space="preserve">KCNH2</w:t>
-      </w:r>
-      <w:r>
-        <w:t xml:space="preserve">, our data suggest that a chronotype signal and a secondary QT-interval signal may share a causal variant, at which the allele associated with morningness would lengthen the QT interval. Cardiac repolarisation is under circadian control: the cardiomyocyte clock regulates</w:t>
-      </w:r>
-      <w:r>
-        <w:t xml:space="preserve"> </w:t>
-      </w:r>
-      <w:r>
-        <w:rPr>
-          <w:iCs/>
-          <w:i/>
-        </w:rPr>
-        <w:t xml:space="preserve">Kcnh2</w:t>
-      </w:r>
-      <w:r>
-        <w:t xml:space="preserve"> </w:t>
-      </w:r>
-      <w:r>
-        <w:t xml:space="preserve">expression and ventricular repolarisation</w:t>
-      </w:r>
-      <w:r>
-        <w:rPr>
-          <w:vertAlign w:val="superscript"/>
-        </w:rPr>
-        <w:t xml:space="preserve">48–50</w:t>
-      </w:r>
-      <w:r>
-        <w:t xml:space="preserve">, and cardiac events in long QT syndrome cluster by time of day in a genotype-dependent way</w:t>
-      </w:r>
-      <w:r>
-        <w:rPr>
-          <w:vertAlign w:val="superscript"/>
-        </w:rPr>
-        <w:t xml:space="preserve">97,98</w:t>
-      </w:r>
-      <w:r>
-        <w:t xml:space="preserve">. A variant that influences both circadian preference and the QT interval would therefore be of interest for chronomic medicine. The evidence is, however, limited. The conditional analysis was post hoc, and the chronotype association at this locus is not genome-wide significant in the UK Biobank data. The joint conditional model showed signs of mismatch between the 503-sample European reference panel and the multi-ancestry QT meta-analysis. The gene through which the variant acts is unknown:</w:t>
-      </w:r>
-      <w:r>
-        <w:t xml:space="preserve"> </w:t>
-      </w:r>
-      <w:r>
-        <w:rPr>
-          <w:iCs/>
-          <w:i/>
-        </w:rPr>
-        <w:t xml:space="preserve">KCNH2</w:t>
-      </w:r>
-      <w:r>
-        <w:t xml:space="preserve"> </w:t>
-      </w:r>
-      <w:r>
-        <w:t xml:space="preserve">has little other gene-level support for chronotype and is also expressed in the brain. The finding should be tested with in-sample LD (for example, conditional or SuSiE-based colocalisation in UK Biobank) and an independent chronotype GWAS. Complement and immune phenotypes, by contrast, were not enriched, despite strong evidence for circadian control of immunity</w:t>
-      </w:r>
-      <w:r>
-        <w:rPr>
-          <w:vertAlign w:val="superscript"/>
-        </w:rPr>
-        <w:t xml:space="preserve">51</w:t>
-      </w:r>
-      <w:r>
-        <w:t xml:space="preserve">.</w:t>
-      </w:r>
-    </w:p>
-    <w:p>
-      <w:pPr>
-        <w:pStyle w:val="BodyText"/>
-      </w:pPr>
-      <w:r>
-        <w:t xml:space="preserve">One practical observation concerns phenotype ontologies. HPO includes modifiers for temporal patterns, such as</w:t>
-      </w:r>
-      <w:r>
-        <w:t xml:space="preserve"> </w:t>
-      </w:r>
-      <w:r>
-        <w:t xml:space="preserve">“</w:t>
-      </w:r>
-      <w:r>
-        <w:t xml:space="preserve">Diurnal</w:t>
-      </w:r>
-      <w:r>
-        <w:t xml:space="preserve">”</w:t>
-      </w:r>
-      <w:r>
-        <w:t xml:space="preserve"> </w:t>
-      </w:r>
-      <w:r>
-        <w:t xml:space="preserve">(HP:0025302),</w:t>
-      </w:r>
-      <w:r>
-        <w:t xml:space="preserve"> </w:t>
-      </w:r>
-      <w:r>
-        <w:t xml:space="preserve">“</w:t>
-      </w:r>
-      <w:r>
-        <w:t xml:space="preserve">Fluctuating</w:t>
-      </w:r>
-      <w:r>
-        <w:t xml:space="preserve">”</w:t>
-      </w:r>
-      <w:r>
-        <w:t xml:space="preserve"> </w:t>
-      </w:r>
-      <w:r>
-        <w:t xml:space="preserve">(HP:0031914),</w:t>
-      </w:r>
-      <w:r>
-        <w:t xml:space="preserve"> </w:t>
-      </w:r>
-      <w:r>
-        <w:t xml:space="preserve">“</w:t>
-      </w:r>
-      <w:r>
-        <w:t xml:space="preserve">Nocturnal</w:t>
-      </w:r>
-      <w:r>
-        <w:t xml:space="preserve">”</w:t>
-      </w:r>
-      <w:r>
-        <w:t xml:space="preserve"> </w:t>
-      </w:r>
-      <w:r>
-        <w:t xml:space="preserve">(HP:0025301) and</w:t>
-      </w:r>
-      <w:r>
-        <w:t xml:space="preserve"> </w:t>
-      </w:r>
-      <w:r>
-        <w:t xml:space="preserve">“</w:t>
-      </w:r>
-      <w:r>
-        <w:t xml:space="preserve">Worse in evening</w:t>
-      </w:r>
-      <w:r>
-        <w:t xml:space="preserve">”</w:t>
-      </w:r>
-      <w:r>
-        <w:t xml:space="preserve"> </w:t>
-      </w:r>
-      <w:r>
-        <w:t xml:space="preserve">(HP:0410401). In the release we used, the diurnal, fluctuating and worse-in-evening modifiers together accounted for 0 of the 286,651 disease–phenotype annotations, and the nocturnal modifier for 1. The 134 annotations with any temporal-pattern modifier mostly described recurrence or chronicity. Dopa-responsive dystonia, a textbook example of a disease with diurnal fluctuation, is not annotated as such. Apart from a few phenotype terms that build in timing, such as nocturnal seizures, time-of-day features of rare diseases are therefore largely absent from the annotations that computational analyses such as ours depend on. Systematic chronomic phenotyping, meaning annotation of when symptoms, events and biomarker abnormalities occur, would be a straightforward step towards chronomic medicine.</w:t>
-      </w:r>
-    </w:p>
-    <w:p>
-      <w:pPr>
-        <w:pStyle w:val="BodyText"/>
-      </w:pPr>
-      <w:r>
-        <w:t xml:space="preserve">This study has limitations. All chronotype data were from individuals of European ancestry, and chronotype was self-reported. The MAGMA, burden and colocalisation analyses used UK Biobank data alone, because the 23andMe statistics are not public, and the LD reference contained only 503 individuals. Gene-to-disease and phenotype annotations are incomplete and biased towards well-studied syndromes. Matching on gene count approximates, but does not eliminate, differences between chronotype and null loci. GWAS signals tend to lie near LoF-constrained, dosage-sensitive genes, which are over-represented among genes for dominant and neurodevelopmental disorders</w:t>
-      </w:r>
-      <w:r>
-        <w:rPr>
-          <w:vertAlign w:val="superscript"/>
-        </w:rPr>
         <w:t xml:space="preserve">83,99</w:t>
       </w:r>
       <w:r>
-        <w:t xml:space="preserve">, so some of the locus-level enrichments may partly reflect this general property; the sleep-disturbance excess, however, persisted among loci containing dominant or neurodevelopmental disease genes. We did not adjust for constraint, because it may itself lie on the causal path from gene to phenotype, in which case adjustment would remove true signal. The analysis plan was not pre-registered, and several analyses were added post hoc. The ACAT combination of burden tests is approximate and discards direction, and the four chronotype categories are not independent. The Open Targets colocalisations were derived from fine-mapping posteriors rather than full coloc. The</w:t>
+        <w:t xml:space="preserve">, so some of the locus-level enrichments, including that of sleep-disturbance genes, may partly reflect this general property. We did not adjust for constraint, because it may itself lie on the causal path from gene to phenotype, in which case adjustment would remove true signal. The analysis plan was not pre-registered, and several analyses were added post hoc. The ACAT combination of burden tests is approximate and discards direction, and the four chronotype categories are not independent. The Open Targets colocalisations were derived from fine-mapping posteriors rather than full coloc. The</w:t>
       </w:r>
       <w:r>
         <w:t xml:space="preserve"> </w:t>
@@ -8080,7 +8071,7 @@
         <w:t xml:space="preserve"> </w:t>
       </w:r>
       <w:r>
-        <w:t xml:space="preserve">(A) Fold enrichment (observed/expected loci) for Mendelian, control, pre-specified, post hoc and rhythmic-expression gene sets, against null loci matched for allele frequency, LD partners, gene count and distance. Filled circles: FDR q &lt; 0.05 within set family; grey diamonds: post hoc sets, for which q is not computed. Columns give observed/expected loci, the exact locus-level p-value and the gene-level MAGMA p-value (marginal model). (B) HPO organ systems with ≥ 5 expected loci, shown in the same way. Several organ systems are enriched within loci, but none has gene-level support.</w:t>
+        <w:t xml:space="preserve">(A) Fold enrichment (observed/expected loci) for Mendelian, control, pre-specified, post hoc and rhythmic-expression gene sets, against null loci matched for allele frequency, LD partners, gene count and distance. Filled circles: FDR q &lt; 0.05 within set family; grey diamonds: post hoc sets, for which q is not shown. Columns give observed/expected loci, the exact locus-level p-value and the gene-level MAGMA p-value (marginal model). (B) HPO organ systems with ≥ 5 expected loci, shown in the same way. Several organ systems are enriched within loci, but none has gene-level support.</w:t>
       </w:r>
     </w:p>
     <w:p>

--- a/manuscript/Malik_Hearn_Towards_chronomic_medicine_2026.docx
+++ b/manuscript/Malik_Hearn_Towards_chronomic_medicine_2026.docx
@@ -216,7 +216,7 @@
         <w:t xml:space="preserve"> </w:t>
       </w:r>
       <w:r>
-        <w:t xml:space="preserve">Chronotype, the preferred timing of sleep and activity, is heritable, and genome-wide association studies have identified 351 associated loci. We define</w:t>
+        <w:t xml:space="preserve">Chronotype, the preferred timing of sleep and activity, is heritable, and genome-wide association studies have identified 351 loci. We define</w:t>
       </w:r>
       <w:r>
         <w:t xml:space="preserve"> </w:t>
@@ -250,7 +250,7 @@
         <w:t xml:space="preserve"> </w:t>
       </w:r>
       <w:r>
-        <w:t xml:space="preserve">We tested Mendelian disease genes (OMIM, Orphanet, ClinGen) and Human Phenotype Ontology gene sets at chronotype loci against null loci matched for allele frequency, linkage disequilibrium, gene count and gene distance. We added gene-set, fine-mapping, exome burden (UK Biobank, n = 388,330) and colocalisation analyses.</w:t>
+        <w:t xml:space="preserve">We tested Mendelian disease genes (OMIM, Orphanet, ClinGen), Human Phenotype Ontology gene sets and PanelApp clinical gene panels at chronotype loci against null loci matched for allele frequency, linkage disequilibrium, gene count and gene distance. We added gene-set, fine-mapping, exome burden (UK Biobank, n = 388,330) and colocalisation analyses.</w:t>
       </w:r>
     </w:p>
     <w:p>
@@ -277,7 +277,7 @@
         <w:t xml:space="preserve">−5</w:t>
       </w:r>
       <w:r>
-        <w:t xml:space="preserve">) and for neurodevelopmental phenotypes were over-represented within loci, with little gene-level support. Genes for Mendelian disorders with sleep disturbance were over-represented (34 vs 16.5 loci; p = 3.5×10</w:t>
+        <w:t xml:space="preserve">) and neurodevelopmental phenotypes were over-represented within loci, with little gene-level support. Mendelian sleep-disturbance genes were over-represented (34 vs 16.5 loci; p = 3.5×10</w:t>
       </w:r>
       <w:r>
         <w:rPr>
@@ -318,7 +318,7 @@
         <w:t xml:space="preserve"> </w:t>
       </w:r>
       <w:r>
-        <w:t xml:space="preserve">were associated with morningness, and with</w:t>
+        <w:t xml:space="preserve">were associated with morningness; with</w:t>
       </w:r>
       <w:r>
         <w:t xml:space="preserve"> </w:t>
@@ -331,10 +331,7 @@
         <w:t xml:space="preserve">FBXL3</w:t>
       </w:r>
       <w:r>
-        <w:t xml:space="preserve"> </w:t>
-      </w:r>
-      <w:r>
-        <w:t xml:space="preserve">these clock genes accounted for the excess rare-variant signal among Mendelian genes at the loci. Post hoc, 4 of 12 monoamine neurotransmitter disorder genes lay at chronotype loci. At the long QT syndrome gene</w:t>
+        <w:t xml:space="preserve">, these genes accounted for the excess rare-variant signal among Mendelian genes at loci. Post hoc, 4 of 12 monoamine neurotransmitter disorder genes lay at chronotype loci; an independently curated panel of these disorders was enriched among 248 clinical panels (q = 0.0064). At the long QT syndrome gene</w:t>
       </w:r>
       <w:r>
         <w:t xml:space="preserve"> </w:t>
@@ -347,7 +344,7 @@
         <w:t xml:space="preserve">KCNH2</w:t>
       </w:r>
       <w:r>
-        <w:t xml:space="preserve">, conditioning suggested that a sub-genome-wide chronotype signal shares a variant with a secondary QT-interval signal (posterior probability 0.87).</w:t>
+        <w:t xml:space="preserve">, conditioning suggested a sub-genome-wide chronotype signal shares a variant with a secondary QT-interval signal (posterior probability 0.87).</w:t>
       </w:r>
     </w:p>
     <w:p>
@@ -975,7 +972,7 @@
         <w:t xml:space="preserve">KCNH2</w:t>
       </w:r>
       <w:r>
-        <w:t xml:space="preserve">, we added a conditional colocalisation analysis after the unconditional analysis indicated more than one QT signal in the region. Reporting follows the relevant items of STREGA and FAIR principles for data and software</w:t>
+        <w:t xml:space="preserve">, we added a conditional colocalisation analysis after the unconditional analysis indicated more than one QT signal in the region. After the main analyses, we screened all Genomics England PanelApp disease panels to ask which clinically defined diseases are over-represented at chronotype loci. Reporting follows the relevant items of STREGA and FAIR principles for data and software</w:t>
       </w:r>
       <w:r>
         <w:rPr>
@@ -1402,6 +1399,23 @@
         <w:t xml:space="preserve">. Gene-set definitions and members are given in Supplementary Table S2.</w:t>
       </w:r>
     </w:p>
+    <w:p>
+      <w:pPr>
+        <w:pStyle w:val="BodyText"/>
+      </w:pPr>
+      <w:r>
+        <w:t xml:space="preserve">Clinically defined disease groups came from Genomics England PanelApp, whose expert-reviewed gene panels are used in diagnostic genome analysis</w:t>
+      </w:r>
+      <w:r>
+        <w:rPr>
+          <w:vertAlign w:val="superscript"/>
+        </w:rPr>
+        <w:t xml:space="preserve">72</w:t>
+      </w:r>
+      <w:r>
+        <w:t xml:space="preserve">. We retrieved all 433 public panels through the PanelApp API (version 1, retrieved 2026-10-30) and used each panel’s green, diagnostic-grade genes. These were mapped to the gene universe by Ensembl (GRCh37) identifier, then HGNC identifier, then symbol. We excluded super-panels, which combine other panels, and panels of additional findings, kept panels with 10–3,000 genes in the universe, and tested panels with identical gene lists once. This left 248 panels (Supplementary Table S2).</w:t>
+      </w:r>
+    </w:p>
     <w:bookmarkEnd w:id="24"/>
     <w:bookmarkStart w:id="25" w:name="Xab3777af87a18eaf3931c39725da89c13a524e1"/>
     <w:p>
@@ -1423,7 +1437,7 @@
         <w:rPr>
           <w:vertAlign w:val="superscript"/>
         </w:rPr>
-        <w:t xml:space="preserve">72</w:t>
+        <w:t xml:space="preserve">73</w:t>
       </w:r>
       <w:r>
         <w:t xml:space="preserve"> </w:t>
@@ -1467,10 +1481,10 @@
         <w:rPr>
           <w:vertAlign w:val="superscript"/>
         </w:rPr>
-        <w:t xml:space="preserve">73</w:t>
-      </w:r>
-      <w:r>
-        <w:t xml:space="preserve">. To test phenotype specificity, we took the loci containing a gene of a reference set (Mendelian genes, neurodevelopmental genes or autosomal dominant disease genes) and compared the fraction that also contained a gene of a given phenotype set with the same fraction in the matched null draws (</w:t>
+        <w:t xml:space="preserve">74</w:t>
+      </w:r>
+      <w:r>
+        <w:t xml:space="preserve">; the PanelApp panels formed a single family. To test phenotype specificity, we took the loci containing a gene of a reference set (Mendelian genes, neurodevelopmental genes or autosomal dominant disease genes) and compared the fraction that also contained a gene of a given phenotype set with the same fraction in the matched null draws (</w:t>
       </w:r>
       <w:r>
         <w:t xml:space="preserve">“</w:t>
@@ -1529,7 +1543,7 @@
         <w:rPr>
           <w:vertAlign w:val="superscript"/>
         </w:rPr>
-        <w:t xml:space="preserve">74</w:t>
+        <w:t xml:space="preserve">75</w:t>
       </w:r>
       <w:r>
         <w:t xml:space="preserve"> </w:t>
@@ -1541,10 +1555,10 @@
         <w:rPr>
           <w:vertAlign w:val="superscript"/>
         </w:rPr>
-        <w:t xml:space="preserve">15,75</w:t>
-      </w:r>
-      <w:r>
-        <w:t xml:space="preserve">. Variants were assigned to genes within 35 kb upstream and 10 kb downstream, and the SNP-wise mean model was used with the 1000 Genomes European reference. Competitive gene-set analyses included MAGMA’s default covariates (gene size, gene density and inverse minor allele count). We ran marginal models and models conditioned on neurodevelopmental genes or on Mendelian genes. For the post hoc monoamine set we also left out each gene at a chronotype locus in turn. MAGMA p-values below its numerical floor are reported as &lt; 10</w:t>
+        <w:t xml:space="preserve">15,76</w:t>
+      </w:r>
+      <w:r>
+        <w:t xml:space="preserve">. Variants were assigned to genes within 35 kb upstream and 10 kb downstream, and the SNP-wise mean model was used with the 1000 Genomes European reference. Competitive gene-set analyses included MAGMA’s default covariates (gene size, gene density and inverse minor allele count). We ran marginal models and models conditioned on neurodevelopmental genes or on Mendelian genes. The PanelApp panels were tested with the marginal model. For the post hoc monoamine set we also left out each gene at a chronotype locus in turn. MAGMA p-values below its numerical floor are reported as &lt; 10</w:t>
       </w:r>
       <w:r>
         <w:rPr>
@@ -1577,7 +1591,7 @@
         <w:rPr>
           <w:vertAlign w:val="superscript"/>
         </w:rPr>
-        <w:t xml:space="preserve">76</w:t>
+        <w:t xml:space="preserve">77</w:t>
       </w:r>
       <w:r>
         <w:t xml:space="preserve">. These were GCST007576 and GCST007565 (Jones et al. 2019; PICS fine-mapping) and GCST90691736 (Pan-UK Biobank European chronotype)</w:t>
@@ -1595,7 +1609,7 @@
         <w:rPr>
           <w:vertAlign w:val="superscript"/>
         </w:rPr>
-        <w:t xml:space="preserve">77</w:t>
+        <w:t xml:space="preserve">78</w:t>
       </w:r>
       <w:r>
         <w:t xml:space="preserve"> </w:t>
@@ -1615,7 +1629,7 @@
         <w:rPr>
           <w:vertAlign w:val="superscript"/>
         </w:rPr>
-        <w:t xml:space="preserve">78</w:t>
+        <w:t xml:space="preserve">79</w:t>
       </w:r>
       <w:r>
         <w:t xml:space="preserve">. We retained colocalisations with CLPP ≥ 0.01, the eCAVIAR default; all had H4 &gt; 0.9 on the normalised scale. Because these quantities are weaker evidence than standard coloc posteriors, we counted a gene as having QTL support only at CLPP ≥ 0.1. A credible set was linked to a chronotype locus if any of its variants was the lead variant or in r</w:t>
@@ -1663,7 +1677,7 @@
         <w:rPr>
           <w:vertAlign w:val="superscript"/>
         </w:rPr>
-        <w:t xml:space="preserve">79</w:t>
+        <w:t xml:space="preserve">80</w:t>
       </w:r>
       <w:r>
         <w:t xml:space="preserve">, and then combined the four traits. ACAT p-values are approximately calibrated under dependence between tests, particularly in the tail. Because the four category-versus-rest tests are two-sided and partly redundant, the combined p-value carries no direction. Direction was therefore assigned from the most significant mask, as the log odds ratio for</w:t>
@@ -1731,7 +1745,7 @@
         <w:rPr>
           <w:vertAlign w:val="superscript"/>
         </w:rPr>
-        <w:t xml:space="preserve">80</w:t>
+        <w:t xml:space="preserve">81</w:t>
       </w:r>
       <w:r>
         <w:t xml:space="preserve"> </w:t>
@@ -1755,7 +1769,7 @@
         <w:rPr>
           <w:vertAlign w:val="superscript"/>
         </w:rPr>
-        <w:t xml:space="preserve">81</w:t>
+        <w:t xml:space="preserve">82</w:t>
       </w:r>
       <w:r>
         <w:t xml:space="preserve">. Human day–night differential expression across 46 GTEx tissues was taken from Wucher et al.</w:t>
@@ -1764,7 +1778,7 @@
         <w:rPr>
           <w:vertAlign w:val="superscript"/>
         </w:rPr>
-        <w:t xml:space="preserve">82</w:t>
+        <w:t xml:space="preserve">83</w:t>
       </w:r>
       <w:r>
         <w:t xml:space="preserve">, requiring FDR &lt; 0.05 and robustness to permutation. The sets</w:t>
@@ -1827,7 +1841,7 @@
         <w:rPr>
           <w:vertAlign w:val="superscript"/>
         </w:rPr>
-        <w:t xml:space="preserve">83</w:t>
+        <w:t xml:space="preserve">84</w:t>
       </w:r>
       <w:r>
         <w:t xml:space="preserve">, for description only; constraint was not used in any test. The resulting catalogue is given in Supplementary Table S5.</w:t>
@@ -1854,7 +1868,7 @@
         <w:rPr>
           <w:vertAlign w:val="superscript"/>
         </w:rPr>
-        <w:t xml:space="preserve">84</w:t>
+        <w:t xml:space="preserve">85</w:t>
       </w:r>
       <w:r>
         <w:t xml:space="preserve">. The QT summary statistics (GCST90165291; n ≤ 117,532) come from a meta-analysis of the GERA, UK Biobank and PAGE cohorts. In this file the effect sizes and allele frequencies refer to the allele in the</w:t>
@@ -1910,7 +1924,7 @@
         <w:rPr>
           <w:vertAlign w:val="superscript"/>
         </w:rPr>
-        <w:t xml:space="preserve">85</w:t>
+        <w:t xml:space="preserve">86</w:t>
       </w:r>
       <w:r>
         <w:t xml:space="preserve"> </w:t>
@@ -1979,7 +1993,7 @@
         <w:rPr>
           <w:vertAlign w:val="superscript"/>
         </w:rPr>
-        <w:t xml:space="preserve">86</w:t>
+        <w:t xml:space="preserve">87</w:t>
       </w:r>
       <w:r>
         <w:t xml:space="preserve">. The method was implemented in Python and validated against simulated shared and distinct signals.</w:t>
@@ -2012,7 +2026,7 @@
         <w:rPr>
           <w:vertAlign w:val="superscript"/>
         </w:rPr>
-        <w:t xml:space="preserve">87</w:t>
+        <w:t xml:space="preserve">88</w:t>
       </w:r>
       <w:r>
         <w:t xml:space="preserve">. These used signed LD from the 1000 Genomes European panel with light regularisation and were restricted to variants analysed in all QT cohorts (n ≥ 95% of the maximum). Our primary analysis conditioned the QT statistics on the dominant QT signal only, the model with the fewest LD-dependent assumptions, and then tested colocalisation with chronotype. As a sensitivity analysis, we identified independent QT signals by forward stepwise selection (continuing while the strongest conditional association reached p &lt; 5×10</w:t>
@@ -2080,7 +2094,7 @@
     </w:p>
     <w:bookmarkEnd w:id="32"/>
     <w:bookmarkEnd w:id="33"/>
-    <w:bookmarkStart w:id="42" w:name="results"/>
+    <w:bookmarkStart w:id="43" w:name="results"/>
     <w:p>
       <w:pPr>
         <w:pStyle w:val="Heading1"/>
@@ -2330,7 +2344,7 @@
         <w:rPr>
           <w:vertAlign w:val="superscript"/>
         </w:rPr>
-        <w:t xml:space="preserve">88</w:t>
+        <w:t xml:space="preserve">89</w:t>
       </w:r>
       <w:r>
         <w:t xml:space="preserve">. These three genes are also the three hits in the circadian set. The second is a larger group of neurodevelopmental disorder genes in which disturbed sleep is a recognised feature, including</w:t>
@@ -2519,7 +2533,7 @@
         <w:t xml:space="preserve">DNAJC12</w:t>
       </w:r>
       <w:r>
-        <w:t xml:space="preserve">, lay in a further chronotype locus. Four of the 12 inherited monoamine neurotransmitter disorder genes therefore fall within chronotype loci, against 0.07 expected (Table 1), and all four were present at every LD threshold. Because the set was defined after inspection of the sleep-disturbance genes, its nominal p-values (Table 1) are not corrected for the selection step and are not evidence in their own right. Two further observations do not independently support the finding. The HPO biomarker set</w:t>
+        <w:t xml:space="preserve">, lay in a further chronotype locus. Four of the 12 inherited monoamine neurotransmitter disorder genes therefore fall within chronotype loci, against 0.07 expected (Table 1), and all four were present at every LD threshold. Because the set was defined after inspection of the sleep-disturbance genes, its nominal p-values (Table 1) are not corrected for the selection step and are not evidence in their own right. An externally curated version of the set is tested in the panel screen below. Two further observations do not independently support the finding. The HPO biomarker set</w:t>
       </w:r>
       <w:r>
         <w:t xml:space="preserve"> </w:t>
@@ -2713,19 +2727,135 @@
         <w:rPr>
           <w:vertAlign w:val="superscript"/>
         </w:rPr>
-        <w:t xml:space="preserve">69,89,90</w:t>
+        <w:t xml:space="preserve">69,90,91</w:t>
       </w:r>
       <w:r>
         <w:t xml:space="preserve">. No gene of the melatonin branch lay in a chronotype locus.</w:t>
       </w:r>
     </w:p>
     <w:bookmarkEnd w:id="37"/>
-    <w:bookmarkStart w:id="38" w:name="Xebb47d1f01b1d3015b9fd0858cea919b0e412e8"/>
+    <w:bookmarkStart w:id="38" w:name="a-screen-of-clinical-disease-gene-panels"/>
     <w:p>
       <w:pPr>
         <w:pStyle w:val="Heading2"/>
       </w:pPr>
       <w:r>
+        <w:t xml:space="preserve">A screen of clinical disease-gene panels</w:t>
+      </w:r>
+    </w:p>
+    <w:p>
+      <w:pPr>
+        <w:pStyle w:val="FirstParagraph"/>
+      </w:pPr>
+      <w:r>
+        <w:t xml:space="preserve">To ask which clinically defined diseases are over-represented at chronotype loci, we tested 248 Genomics England PanelApp disease panels against the same matched null loci. Of these, 6 reached FDR &lt; 0.05 (Table 3), and all remained nominally significant in every sensitivity analysis (p ≤ 0.019; Supplementary Table S3).</w:t>
+      </w:r>
+    </w:p>
+    <w:p>
+      <w:pPr>
+        <w:pStyle w:val="BodyText"/>
+      </w:pPr>
+      <w:r>
+        <w:t xml:space="preserve">The largest fold enrichment was for the neurotransmitter disorders panel (4 vs 0.20 loci; 20-fold; p = 5.1×10</w:t>
+      </w:r>
+      <w:r>
+        <w:rPr>
+          <w:vertAlign w:val="superscript"/>
+        </w:rPr>
+        <w:t xml:space="preserve">−5</w:t>
+      </w:r>
+      <w:r>
+        <w:t xml:space="preserve">; q = 0.0064). Its genes at chronotype loci were</w:t>
+      </w:r>
+      <w:r>
+        <w:t xml:space="preserve"> </w:t>
+      </w:r>
+      <w:r>
+        <w:rPr>
+          <w:iCs/>
+          <w:i/>
+        </w:rPr>
+        <w:t xml:space="preserve">GCH1</w:t>
+      </w:r>
+      <w:r>
+        <w:t xml:space="preserve">,</w:t>
+      </w:r>
+      <w:r>
+        <w:t xml:space="preserve"> </w:t>
+      </w:r>
+      <w:r>
+        <w:rPr>
+          <w:iCs/>
+          <w:i/>
+        </w:rPr>
+        <w:t xml:space="preserve">DDC</w:t>
+      </w:r>
+      <w:r>
+        <w:t xml:space="preserve">,</w:t>
+      </w:r>
+      <w:r>
+        <w:t xml:space="preserve"> </w:t>
+      </w:r>
+      <w:r>
+        <w:rPr>
+          <w:iCs/>
+          <w:i/>
+        </w:rPr>
+        <w:t xml:space="preserve">DNAJC12</w:t>
+      </w:r>
+      <w:r>
+        <w:t xml:space="preserve"> </w:t>
+      </w:r>
+      <w:r>
+        <w:t xml:space="preserve">and</w:t>
+      </w:r>
+      <w:r>
+        <w:t xml:space="preserve"> </w:t>
+      </w:r>
+      <w:r>
+        <w:rPr>
+          <w:iCs/>
+          <w:i/>
+        </w:rPr>
+        <w:t xml:space="preserve">SLC18A2</w:t>
+      </w:r>
+      <w:r>
+        <w:t xml:space="preserve">, the four genes behind the post hoc monoamine result. The panel’s 18 genes include 11 of the 12 genes of our post hoc set, and the result rests on the same four genes. Because the screen was added after these genes had been noticed, it supports rather than replicates the post hoc finding. It does show that a disease gene list curated independently of this study is enriched after correction across all panels. Gene-level support was nominal (MAGMA p = 0.034).</w:t>
+      </w:r>
+    </w:p>
+    <w:p>
+      <w:pPr>
+        <w:pStyle w:val="BodyText"/>
+      </w:pPr>
+      <w:r>
+        <w:t xml:space="preserve">The other five panels were broad developmental panels: the Developmental Disorders Genotype-to-Phenotype list (DDG2P), early-onset or syndromic epilepsy, syndromic craniosynostosis, clefting and fetal hydrops (1.40- to 3.70-fold; Table 3). Most of their genes at chronotype loci also cause neurodevelopmental disorders (111 of 152), so these panels mirror the excess of dominant and neurodevelopmental disease genes described above. As for those sets, gene-level support was weak. Only the epilepsy panel was nominally enriched in MAGMA (p = 0.040), and no panel was enriched after correction across panels.</w:t>
+      </w:r>
+    </w:p>
+    <w:p>
+      <w:pPr>
+        <w:pStyle w:val="BodyText"/>
+      </w:pPr>
+      <w:r>
+        <w:t xml:space="preserve">No cardiac, immune or sleep-related panel reached FDR &lt; 0.05. PanelApp’s Kleine–Levin syndrome panel, which includes genes for narcolepsy and for circadian rhythm disorders, had one gene at a chronotype locus (</w:t>
+      </w:r>
+      <w:r>
+        <w:rPr>
+          <w:iCs/>
+          <w:i/>
+        </w:rPr>
+        <w:t xml:space="preserve">PER2</w:t>
+      </w:r>
+      <w:r>
+        <w:t xml:space="preserve">) against 1.0 expected. The long QT syndrome panel is described below.</w:t>
+      </w:r>
+    </w:p>
+    <w:bookmarkEnd w:id="38"/>
+    <w:bookmarkStart w:id="39" w:name="Xebb47d1f01b1d3015b9fd0858cea919b0e412e8"/>
+    <w:p>
+      <w:pPr>
+        <w:pStyle w:val="Heading2"/>
+      </w:pPr>
+      <w:r>
         <w:t xml:space="preserve">Rare-variant burden converges on core clock genes</w:t>
       </w:r>
     </w:p>
@@ -2910,10 +3040,974 @@
         <w:rPr>
           <w:vertAlign w:val="superscript"/>
         </w:rPr>
+        <w:t xml:space="preserve">92</w:t>
+      </w:r>
+      <w:r>
+        <w:t xml:space="preserve">. Deleterious</w:t>
+      </w:r>
+      <w:r>
+        <w:t xml:space="preserve"> </w:t>
+      </w:r>
+      <w:r>
+        <w:rPr>
+          <w:iCs/>
+          <w:i/>
+        </w:rPr>
+        <w:t xml:space="preserve">FBXL3</w:t>
+      </w:r>
+      <w:r>
+        <w:t xml:space="preserve"> </w:t>
+      </w:r>
+      <w:r>
+        <w:t xml:space="preserve">variants were nominally associated with eveningness (gene-level p = 1.3×10</w:t>
+      </w:r>
+      <w:r>
+        <w:rPr>
+          <w:vertAlign w:val="superscript"/>
+        </w:rPr>
+        <w:t xml:space="preserve">−4</w:t>
+      </w:r>
+      <w:r>
+        <w:t xml:space="preserve">; odds ratio 2.50 for</w:t>
+      </w:r>
+      <w:r>
+        <w:t xml:space="preserve"> </w:t>
+      </w:r>
+      <w:r>
+        <w:t xml:space="preserve">“</w:t>
+      </w:r>
+      <w:r>
+        <w:t xml:space="preserve">definitely an evening person</w:t>
+      </w:r>
+      <w:r>
+        <w:t xml:space="preserve">”</w:t>
+      </w:r>
+      <w:r>
+        <w:t xml:space="preserve">), consistent with the lengthened circadian period of</w:t>
+      </w:r>
+      <w:r>
+        <w:t xml:space="preserve"> </w:t>
+      </w:r>
+      <w:r>
+        <w:rPr>
+          <w:iCs/>
+          <w:i/>
+        </w:rPr>
+        <w:t xml:space="preserve">Fbxl3</w:t>
+      </w:r>
+      <w:r>
+        <w:t xml:space="preserve"> </w:t>
+      </w:r>
+      <w:r>
+        <w:t xml:space="preserve">mutant mice</w:t>
+      </w:r>
+      <w:r>
+        <w:rPr>
+          <w:vertAlign w:val="superscript"/>
+        </w:rPr>
+        <w:t xml:space="preserve">93,94</w:t>
+      </w:r>
+      <w:r>
+        <w:t xml:space="preserve">.</w:t>
+      </w:r>
+    </w:p>
+    <w:p>
+      <w:pPr>
+        <w:pStyle w:val="BodyText"/>
+      </w:pPr>
+      <w:r>
+        <w:t xml:space="preserve">As a group, genes in chronotype loci carried more rare-variant signal than random genes matched on cumulative allele frequency (p = 0.0064). The excess was concentrated in Mendelian genes in loci. These had a higher mean −log</w:t>
+      </w:r>
+      <w:r>
+        <w:rPr>
+          <w:vertAlign w:val="subscript"/>
+        </w:rPr>
+        <w:t xml:space="preserve">10</w:t>
+      </w:r>
+      <w:r>
+        <w:t xml:space="preserve"> </w:t>
+      </w:r>
+      <w:r>
+        <w:t xml:space="preserve">p than matched sets (p = 0.0019) and 8 genes with burden p &lt; 0.01 against 2.7 expected (p = 0.0045). Non-Mendelian genes in loci showed no excess (p = 0.20), and neither did Mendelian genes outside loci (p = 0.44). The strongest convergence was for Mendelian sleep-disturbance genes in loci (p ≤ 1.0×10</w:t>
+      </w:r>
+      <w:r>
+        <w:rPr>
+          <w:vertAlign w:val="superscript"/>
+        </w:rPr>
+        <w:t xml:space="preserve">−4</w:t>
+      </w:r>
+      <w:r>
+        <w:t xml:space="preserve">).</w:t>
+      </w:r>
+    </w:p>
+    <w:p>
+      <w:pPr>
+        <w:pStyle w:val="BodyText"/>
+      </w:pPr>
+      <w:r>
+        <w:t xml:space="preserve">The excess among Mendelian genes was attributable to three genes,</w:t>
+      </w:r>
+      <w:r>
+        <w:t xml:space="preserve"> </w:t>
+      </w:r>
+      <w:r>
+        <w:rPr>
+          <w:iCs/>
+          <w:i/>
+        </w:rPr>
+        <w:t xml:space="preserve">PER3</w:t>
+      </w:r>
+      <w:r>
+        <w:t xml:space="preserve">,</w:t>
+      </w:r>
+      <w:r>
+        <w:t xml:space="preserve"> </w:t>
+      </w:r>
+      <w:r>
+        <w:rPr>
+          <w:iCs/>
+          <w:i/>
+        </w:rPr>
+        <w:t xml:space="preserve">PER2</w:t>
+      </w:r>
+      <w:r>
+        <w:t xml:space="preserve"> </w:t>
+      </w:r>
+      <w:r>
+        <w:t xml:space="preserve">and</w:t>
+      </w:r>
+      <w:r>
+        <w:t xml:space="preserve"> </w:t>
+      </w:r>
+      <w:r>
+        <w:rPr>
+          <w:iCs/>
+          <w:i/>
+        </w:rPr>
+        <w:t xml:space="preserve">FBXL3</w:t>
+      </w:r>
+      <w:r>
+        <w:t xml:space="preserve">. When these genes were removed from the group, and the three most significant genes from every matched set, Mendelian genes in loci no longer differed from matched sets (p = 0.22), and neither did sleep-disturbance genes (p = 0.19). In the conservative leave-three-out comparison, the remaining Mendelian genes had 5 genes with p &lt; 0.01 against 2.6 expected (p = 0.12). The genes nearest to lead variants also carried excess signal (p = 0.0037). This was weaker after trimming (p = 0.040) and absent in the leave-three-out comparison (p = 0.19). Results were similar when the masks with a 1% frequency ceiling were dropped (Mendelian genes in loci p = 0.026; sleep-disturbance genes p = 2.0×10</w:t>
+      </w:r>
+      <w:r>
+        <w:rPr>
+          <w:vertAlign w:val="superscript"/>
+        </w:rPr>
+        <w:t xml:space="preserve">−4</w:t>
+      </w:r>
+      <w:r>
+        <w:t xml:space="preserve">; Supplementary Table S4).</w:t>
+      </w:r>
+    </w:p>
+    <w:bookmarkEnd w:id="39"/>
+    <w:bookmarkStart w:id="40" w:name="X60330e98e1b2d4b43ef1bbef12927050f9a0f55"/>
+    <w:p>
+      <w:pPr>
+        <w:pStyle w:val="Heading2"/>
+      </w:pPr>
+      <w:r>
+        <w:t xml:space="preserve">Cardiac and immune phenotypes, and a candidate shared signal at KCNH2</w:t>
+      </w:r>
+    </w:p>
+    <w:p>
+      <w:pPr>
+        <w:pStyle w:val="FirstParagraph"/>
+      </w:pPr>
+      <w:r>
+        <w:t xml:space="preserve">The cardiac and immune phenotype sets were not enriched after correction (Table 1). Prolonged-QT genes lay in 3 loci (</w:t>
+      </w:r>
+      <w:r>
+        <w:rPr>
+          <w:iCs/>
+          <w:i/>
+        </w:rPr>
+        <w:t xml:space="preserve">KCNH2</w:t>
+      </w:r>
+      <w:r>
+        <w:t xml:space="preserve">,</w:t>
+      </w:r>
+      <w:r>
+        <w:t xml:space="preserve"> </w:t>
+      </w:r>
+      <w:r>
+        <w:rPr>
+          <w:iCs/>
+          <w:i/>
+        </w:rPr>
+        <w:t xml:space="preserve">CAV3</w:t>
+      </w:r>
+      <w:r>
+        <w:t xml:space="preserve">,</w:t>
+      </w:r>
+      <w:r>
+        <w:t xml:space="preserve"> </w:t>
+      </w:r>
+      <w:r>
+        <w:rPr>
+          <w:iCs/>
+          <w:i/>
+        </w:rPr>
+        <w:t xml:space="preserve">GMPPB</w:t>
+      </w:r>
+      <w:r>
+        <w:t xml:space="preserve">) against 1.3 expected (p = 0.13). The PanelApp long QT syndrome panel had four genes at chronotype loci (</w:t>
+      </w:r>
+      <w:r>
+        <w:rPr>
+          <w:iCs/>
+          <w:i/>
+        </w:rPr>
+        <w:t xml:space="preserve">ALG10</w:t>
+      </w:r>
+      <w:r>
+        <w:t xml:space="preserve">,</w:t>
+      </w:r>
+      <w:r>
+        <w:t xml:space="preserve"> </w:t>
+      </w:r>
+      <w:r>
+        <w:rPr>
+          <w:iCs/>
+          <w:i/>
+        </w:rPr>
+        <w:t xml:space="preserve">ALG10B</w:t>
+      </w:r>
+      <w:r>
+        <w:t xml:space="preserve">,</w:t>
+      </w:r>
+      <w:r>
+        <w:t xml:space="preserve"> </w:t>
+      </w:r>
+      <w:r>
+        <w:rPr>
+          <w:iCs/>
+          <w:i/>
+        </w:rPr>
+        <w:t xml:space="preserve">CAV3</w:t>
+      </w:r>
+      <w:r>
+        <w:t xml:space="preserve"> </w:t>
+      </w:r>
+      <w:r>
+        <w:t xml:space="preserve">and</w:t>
+      </w:r>
+      <w:r>
+        <w:t xml:space="preserve"> </w:t>
+      </w:r>
+      <w:r>
+        <w:rPr>
+          <w:iCs/>
+          <w:i/>
+        </w:rPr>
+        <w:t xml:space="preserve">KCNH2</w:t>
+      </w:r>
+      <w:r>
+        <w:t xml:space="preserve">) against 1.0 expected (p = 0.017), which did not survive correction across panels (q = 0.35). Hypertrophic cardiomyopathy genes lay in 13 loci against 7.1 expected (p = 0.024; q = 0.058). The relative test was nominal (p = 0.030), and MAGMA did not support the set (p = 0.88). No locus contained a gene annotated with reduced circulating complement. The post hoc IUIS complement deficiency set had 2 hits,</w:t>
+      </w:r>
+      <w:r>
+        <w:t xml:space="preserve"> </w:t>
+      </w:r>
+      <w:r>
+        <w:rPr>
+          <w:iCs/>
+          <w:i/>
+        </w:rPr>
+        <w:t xml:space="preserve">C2</w:t>
+      </w:r>
+      <w:r>
+        <w:t xml:space="preserve"> </w:t>
+      </w:r>
+      <w:r>
+        <w:t xml:space="preserve">(in the MHC class III region) and</w:t>
+      </w:r>
+      <w:r>
+        <w:t xml:space="preserve"> </w:t>
+      </w:r>
+      <w:r>
+        <w:rPr>
+          <w:iCs/>
+          <w:i/>
+        </w:rPr>
+        <w:t xml:space="preserve">CD59</w:t>
+      </w:r>
+      <w:r>
+        <w:t xml:space="preserve">, against 0.9 expected (p = 0.21). Immunodeficiency genes (p = 0.56) and short stature genes (p = 0.082) were not enriched.</w:t>
+      </w:r>
+    </w:p>
+    <w:p>
+      <w:pPr>
+        <w:pStyle w:val="BodyText"/>
+      </w:pPr>
+      <w:r>
+        <w:t xml:space="preserve">At</w:t>
+      </w:r>
+      <w:r>
+        <w:t xml:space="preserve"> </w:t>
+      </w:r>
+      <w:r>
+        <w:rPr>
+          <w:iCs/>
+          <w:i/>
+        </w:rPr>
+        <w:t xml:space="preserve">KCNH2</w:t>
+      </w:r>
+      <w:r>
+        <w:t xml:space="preserve">, the chronotype lead variant rs2072413 is strongly associated with QT interval (p = 2.2×10</w:t>
+      </w:r>
+      <w:r>
+        <w:rPr>
+          <w:vertAlign w:val="superscript"/>
+        </w:rPr>
+        <w:t xml:space="preserve">−51</w:t>
+      </w:r>
+      <w:r>
+        <w:t xml:space="preserve">). Its chronotype association in the UK Biobank-only statistics, however, does not reach genome-wide significance (p = 3.5×10</w:t>
+      </w:r>
+      <w:r>
+        <w:rPr>
+          <w:vertAlign w:val="superscript"/>
+        </w:rPr>
+        <w:t xml:space="preserve">−6</w:t>
+      </w:r>
+      <w:r>
+        <w:t xml:space="preserve">; regional minimum p = 7.1×10</w:t>
+      </w:r>
+      <w:r>
+        <w:rPr>
+          <w:vertAlign w:val="superscript"/>
+        </w:rPr>
+        <w:t xml:space="preserve">−7</w:t>
+      </w:r>
+      <w:r>
+        <w:t xml:space="preserve">). In the standard coloc analysis, distinct causal variants were favoured over a shared one (±250 kb: PP.H3 = 0.56, PP.H4 = 0.14; similar at ±100 and ±500 kb). The strongest QT variant (rs758890) was only weakly correlated with rs2072413 (r</w:t>
+      </w:r>
+      <w:r>
+        <w:rPr>
+          <w:vertAlign w:val="superscript"/>
+        </w:rPr>
+        <w:t xml:space="preserve">2</w:t>
+      </w:r>
+      <w:r>
+        <w:t xml:space="preserve"> </w:t>
+      </w:r>
+      <w:r>
+        <w:t xml:space="preserve">= 0.17). Yet rs2072413 was far more strongly associated with QT interval than this LD alone would predict, which points to more than one QT signal.</w:t>
+      </w:r>
+    </w:p>
+    <w:p>
+      <w:pPr>
+        <w:pStyle w:val="BodyText"/>
+      </w:pPr>
+      <w:r>
+        <w:t xml:space="preserve">In the post hoc conditional analysis, conditioning the QT statistics on the dominant signal (rs758890) left a QT association at rs2072413 (z = 8.7) that colocalised with chronotype (PP.H4 = 0.87; PP.H3 = 0.08; Supplementary Fig. S1, Supplementary Table S6). PP.H4 ranged from 0.87 to 0.97 across windows, LD regularisation and priors. The shared signal is tagged by rs2072413 and rs2072412, adjacent variants in complete LD (r</w:t>
+      </w:r>
+      <w:r>
+        <w:rPr>
+          <w:vertAlign w:val="superscript"/>
+        </w:rPr>
+        <w:t xml:space="preserve">2</w:t>
+      </w:r>
+      <w:r>
+        <w:t xml:space="preserve"> </w:t>
+      </w:r>
+      <w:r>
+        <w:t xml:space="preserve">= 1.00) that the data cannot distinguish. The rs2072413 C allele, which is associated with morningness (meta-analysis ln OR 0.021), was associated with a longer QT interval (1.47 ms per allele).</w:t>
+      </w:r>
+    </w:p>
+    <w:p>
+      <w:pPr>
+        <w:pStyle w:val="BodyText"/>
+      </w:pPr>
+      <w:r>
+        <w:t xml:space="preserve">The stepwise joint model identified 6 QT signals (5–7 across settings) and gave a similar posterior for the signal tagged by rs2072412 (PP.H4 = 0.94; 0.87–0.97 over all 36 settings). No other QT signal colocalised with chronotype (maximum PP.H4 = 0.17). The joint model itself was unstable, however. The dominant signal reversed sign when conditioned on the others (z = 17.1 marginally, -13.0 to -2.5 conditionally), and one selected signal had a marginal p of only 0.04. This pattern is typical of a mismatch between the reference panel and the GWAS sample.</w:t>
+      </w:r>
+    </w:p>
+    <w:bookmarkEnd w:id="40"/>
+    <w:bookmarkStart w:id="41" w:name="circadian-expression-1"/>
+    <w:p>
+      <w:pPr>
+        <w:pStyle w:val="Heading2"/>
+      </w:pPr>
+      <w:r>
+        <w:t xml:space="preserve">Circadian expression</w:t>
+      </w:r>
+    </w:p>
+    <w:p>
+      <w:pPr>
+        <w:pStyle w:val="FirstParagraph"/>
+      </w:pPr>
+      <w:r>
+        <w:t xml:space="preserve">Genes rhythmic in at least three mouse tissues were modestly enriched at chronotype loci (1.27-fold; p = 0.0014) and in MAGMA (p = 0.0086). Human day–night differentially expressed genes were not enriched at the locus level (p = 0.38), but had nominal support in MAGMA (p = 0.011). At the gene level,</w:t>
+      </w:r>
+      <w:r>
+        <w:t xml:space="preserve"> </w:t>
+      </w:r>
+      <w:r>
+        <w:rPr>
+          <w:iCs/>
+          <w:i/>
+        </w:rPr>
+        <w:t xml:space="preserve">PER2</w:t>
+      </w:r>
+      <w:r>
+        <w:t xml:space="preserve"> </w:t>
+      </w:r>
+      <w:r>
+        <w:t xml:space="preserve">and</w:t>
+      </w:r>
+      <w:r>
+        <w:t xml:space="preserve"> </w:t>
+      </w:r>
+      <w:r>
+        <w:rPr>
+          <w:iCs/>
+          <w:i/>
+        </w:rPr>
+        <w:t xml:space="preserve">PER3</w:t>
+      </w:r>
+      <w:r>
+        <w:t xml:space="preserve"> </w:t>
+      </w:r>
+      <w:r>
+        <w:t xml:space="preserve">were rhythmic in all 12 mouse tissues, and</w:t>
+      </w:r>
+      <w:r>
+        <w:t xml:space="preserve"> </w:t>
+      </w:r>
+      <w:r>
+        <w:rPr>
+          <w:iCs/>
+          <w:i/>
+        </w:rPr>
+        <w:t xml:space="preserve">KCNH2</w:t>
+      </w:r>
+      <w:r>
+        <w:t xml:space="preserve"> </w:t>
+      </w:r>
+      <w:r>
+        <w:t xml:space="preserve">in heart, consistent with clock control of cardiac</w:t>
+      </w:r>
+      <w:r>
+        <w:t xml:space="preserve"> </w:t>
+      </w:r>
+      <w:r>
+        <w:rPr>
+          <w:iCs/>
+          <w:i/>
+        </w:rPr>
+        <w:t xml:space="preserve">Kcnh2</w:t>
+      </w:r>
+      <w:r>
+        <w:rPr>
+          <w:vertAlign w:val="superscript"/>
+        </w:rPr>
+        <w:t xml:space="preserve">49</w:t>
+      </w:r>
+      <w:r>
+        <w:t xml:space="preserve">.</w:t>
+      </w:r>
+      <w:r>
+        <w:t xml:space="preserve"> </w:t>
+      </w:r>
+      <w:r>
+        <w:rPr>
+          <w:iCs/>
+          <w:i/>
+        </w:rPr>
+        <w:t xml:space="preserve">DDC</w:t>
+      </w:r>
+      <w:r>
+        <w:t xml:space="preserve"> </w:t>
+      </w:r>
+      <w:r>
+        <w:t xml:space="preserve">was rhythmic in kidney and liver, and</w:t>
+      </w:r>
+      <w:r>
+        <w:t xml:space="preserve"> </w:t>
+      </w:r>
+      <w:r>
+        <w:rPr>
+          <w:iCs/>
+          <w:i/>
+        </w:rPr>
+        <w:t xml:space="preserve">GCH1</w:t>
+      </w:r>
+      <w:r>
+        <w:t xml:space="preserve"> </w:t>
+      </w:r>
+      <w:r>
+        <w:t xml:space="preserve">in liver (Supplementary Table S5).</w:t>
+      </w:r>
+    </w:p>
+    <w:bookmarkEnd w:id="41"/>
+    <w:bookmarkStart w:id="42" w:name="a-catalogue-of-chronomic-candidate-genes"/>
+    <w:p>
+      <w:pPr>
+        <w:pStyle w:val="Heading2"/>
+      </w:pPr>
+      <w:r>
+        <w:t xml:space="preserve">A catalogue of chronomic candidate genes</w:t>
+      </w:r>
+    </w:p>
+    <w:p>
+      <w:pPr>
+        <w:pStyle w:val="FirstParagraph"/>
+      </w:pPr>
+      <w:r>
+        <w:t xml:space="preserve">Supplementary Table S5 lists the 236 Mendelian disease genes at the 123 chronotype loci that contain one. For each gene it gives the diseases, inheritance and ClinGen classification, phenotype flags, gene-level evidence, rare-variant burden, constraint and circadian expression. Of these genes, 32 have at least three of the five lines of gene-level evidence, and 4, including</w:t>
+      </w:r>
+      <w:r>
+        <w:t xml:space="preserve"> </w:t>
+      </w:r>
+      <w:r>
+        <w:rPr>
+          <w:iCs/>
+          <w:i/>
+        </w:rPr>
+        <w:t xml:space="preserve">PER3</w:t>
+      </w:r>
+      <w:r>
+        <w:t xml:space="preserve"> </w:t>
+      </w:r>
+      <w:r>
+        <w:t xml:space="preserve">and</w:t>
+      </w:r>
+      <w:r>
+        <w:t xml:space="preserve"> </w:t>
+      </w:r>
+      <w:r>
+        <w:rPr>
+          <w:iCs/>
+          <w:i/>
+        </w:rPr>
+        <w:t xml:space="preserve">DDC</w:t>
+      </w:r>
+      <w:r>
+        <w:t xml:space="preserve">, have four or more. Fig. 3 and Table 2 summarise the genes with sleep, circadian, monoamine or cardiac phenotypes.</w:t>
+      </w:r>
+    </w:p>
+    <w:bookmarkEnd w:id="42"/>
+    <w:bookmarkEnd w:id="43"/>
+    <w:bookmarkStart w:id="44" w:name="discussion"/>
+    <w:p>
+      <w:pPr>
+        <w:pStyle w:val="Heading1"/>
+      </w:pPr>
+      <w:r>
+        <w:t xml:space="preserve">Discussion</w:t>
+      </w:r>
+    </w:p>
+    <w:p>
+      <w:pPr>
+        <w:pStyle w:val="FirstParagraph"/>
+      </w:pPr>
+      <w:r>
+        <w:t xml:space="preserve">Chronotype loci are not a reservoir of rare disease genes in general. Once gene density and LD are matched, Mendelian disease genes occur at chronotype loci no more often than at random loci. Genes for dominant and neurodevelopmental disorders, several organ systems and broad developmental disease panels were over-represented within loci, with little gene-level support.</w:t>
+      </w:r>
+    </w:p>
+    <w:p>
+      <w:pPr>
+        <w:pStyle w:val="BodyText"/>
+      </w:pPr>
+      <w:r>
+        <w:t xml:space="preserve">Convergence between chronotype genetics and Mendelian disease is limited. Apart from a broad excess of dominant, neurodevelopmental and organ-system disease genes within loci, which has little gene-level support, it is clearest at core clock genes. Common chronotype variants, rare population variants and Mendelian disease variants meet at</w:t>
+      </w:r>
+      <w:r>
+        <w:t xml:space="preserve"> </w:t>
+      </w:r>
+      <w:r>
+        <w:rPr>
+          <w:iCs/>
+          <w:i/>
+        </w:rPr>
+        <w:t xml:space="preserve">PER2</w:t>
+      </w:r>
+      <w:r>
+        <w:t xml:space="preserve">, at</w:t>
+      </w:r>
+      <w:r>
+        <w:t xml:space="preserve"> </w:t>
+      </w:r>
+      <w:r>
+        <w:rPr>
+          <w:iCs/>
+          <w:i/>
+        </w:rPr>
+        <w:t xml:space="preserve">PER3</w:t>
+      </w:r>
+      <w:r>
+        <w:t xml:space="preserve"> </w:t>
+      </w:r>
+      <w:r>
+        <w:t xml:space="preserve">(where the rare-variant evidence depends partly on missense variants up to 1% frequency) and possibly at</w:t>
+      </w:r>
+      <w:r>
+        <w:t xml:space="preserve"> </w:t>
+      </w:r>
+      <w:r>
+        <w:rPr>
+          <w:iCs/>
+          <w:i/>
+        </w:rPr>
+        <w:t xml:space="preserve">FBXL3</w:t>
+      </w:r>
+      <w:r>
+        <w:t xml:space="preserve">. Genes for disorders with disturbed sleep are over-represented at chronotype loci, including among loci containing dominant or neurodevelopmental disease genes, although most of these genes also cause neurodevelopmental disorders and their gene-level support is nominal. Post hoc analyses point to monoamine synthesis and storage and, at</w:t>
+      </w:r>
+      <w:r>
+        <w:t xml:space="preserve"> </w:t>
+      </w:r>
+      <w:r>
+        <w:rPr>
+          <w:iCs/>
+          <w:i/>
+        </w:rPr>
+        <w:t xml:space="preserve">KCNH2</w:t>
+      </w:r>
+      <w:r>
+        <w:t xml:space="preserve">, to a candidate shared variant for chronotype and QT interval. Within the limits of these data,</w:t>
+      </w:r>
+      <w:r>
+        <w:t xml:space="preserve"> </w:t>
+      </w:r>
+      <w:r>
+        <w:rPr>
+          <w:iCs/>
+          <w:i/>
+        </w:rPr>
+        <w:t xml:space="preserve">PER2</w:t>
+      </w:r>
+      <w:r>
+        <w:t xml:space="preserve"> </w:t>
+      </w:r>
+      <w:r>
+        <w:t xml:space="preserve">and</w:t>
+      </w:r>
+      <w:r>
+        <w:t xml:space="preserve"> </w:t>
+      </w:r>
+      <w:r>
+        <w:rPr>
+          <w:iCs/>
+          <w:i/>
+        </w:rPr>
+        <w:t xml:space="preserve">PER3</w:t>
+      </w:r>
+      <w:r>
+        <w:t xml:space="preserve"> </w:t>
+      </w:r>
+      <w:r>
+        <w:t xml:space="preserve">are the clearest current examples of chronomic medicine, and the other links are candidates for replication.</w:t>
+      </w:r>
+    </w:p>
+    <w:p>
+      <w:pPr>
+        <w:pStyle w:val="BodyText"/>
+      </w:pPr>
+      <w:r>
+        <w:t xml:space="preserve">Two methodological points apply beyond chronotype. First, matched null loci are essential. Chronotype loci differ from random genomic regions in gene density, LD and gene content, and enrichment tests against a fixed genome-wide background do not account for this</w:t>
+      </w:r>
+      <w:r>
+        <w:rPr>
+          <w:vertAlign w:val="superscript"/>
+        </w:rPr>
+        <w:t xml:space="preserve">42,43</w:t>
+      </w:r>
+      <w:r>
+        <w:t xml:space="preserve">. Second, locus-level and gene-level tests answer different questions and are worth reporting together. A locus-level test counts genes that lie within loci, whereas a gene-level test such as MAGMA asks whether the genes themselves carry more association than other genes. In our data, the circadian control and genes rhythmic in mouse tissues were supported at both levels, whereas gene-level support for the disease-gene sets, including sleep disturbance, was at most nominal.</w:t>
+      </w:r>
+    </w:p>
+    <w:p>
+      <w:pPr>
+        <w:pStyle w:val="BodyText"/>
+      </w:pPr>
+      <w:r>
+        <w:t xml:space="preserve">The sleep-disturbance signal links chronotype loci to the large group of rare neurodevelopmental syndromes in which sleep problems are common and often a major burden for families</w:t>
+      </w:r>
+      <w:r>
+        <w:rPr>
+          <w:vertAlign w:val="superscript"/>
+        </w:rPr>
+        <w:t xml:space="preserve">31</w:t>
+      </w:r>
+      <w:r>
+        <w:t xml:space="preserve">. In some syndromes, such as Smith–Magenis syndrome, the circadian mechanism is established</w:t>
+      </w:r>
+      <w:r>
+        <w:rPr>
+          <w:vertAlign w:val="superscript"/>
+        </w:rPr>
+        <w:t xml:space="preserve">32,33</w:t>
+      </w:r>
+      <w:r>
+        <w:t xml:space="preserve">. The genes for others, including Pitt–Hopkins, Rubinstein–Taybi and Hao–Fountain syndromes, lie at chronotype loci. Our data do not show that these genes are the effector genes at those loci (</w:t>
+      </w:r>
+      <w:r>
+        <w:rPr>
+          <w:iCs/>
+          <w:i/>
+        </w:rPr>
+        <w:t xml:space="preserve">EP300</w:t>
+      </w:r>
+      <w:r>
+        <w:t xml:space="preserve">, for example, has no gene-level support). Nor can they fully separate the sleep phenotype from the neurodevelopmental one. Sleep-disturbance genes were over-represented even among loci containing neurodevelopmental or dominant disease genes, but most of the genes involved cause both, and the gene-level evidence was nominal. Whether sleep problems in these syndromes have a circadian-phase component is nevertheless testable with actigraphy, dim-light melatonin onset or chronotype questionnaires, and the answer would matter for treatment with timed light or melatonin.</w:t>
+      </w:r>
+    </w:p>
+    <w:p>
+      <w:pPr>
+        <w:pStyle w:val="BodyText"/>
+      </w:pPr>
+      <w:r>
+        <w:t xml:space="preserve">The monoamine finding was not anticipated and was defined post hoc, so it needs independent replication. In the screen of clinical gene panels, the independently curated PanelApp neurotransmitter disorders panel was enriched after correction across panels, but the screen was added after the four genes had been noticed and rests on the same genes. The finding is biologically coherent:</w:t>
+      </w:r>
+      <w:r>
+        <w:t xml:space="preserve"> </w:t>
+      </w:r>
+      <w:r>
+        <w:rPr>
+          <w:iCs/>
+          <w:i/>
+        </w:rPr>
+        <w:t xml:space="preserve">GCH1</w:t>
+      </w:r>
+      <w:r>
+        <w:t xml:space="preserve">,</w:t>
+      </w:r>
+      <w:r>
+        <w:t xml:space="preserve"> </w:t>
+      </w:r>
+      <w:r>
+        <w:rPr>
+          <w:iCs/>
+          <w:i/>
+        </w:rPr>
+        <w:t xml:space="preserve">DNAJC12</w:t>
+      </w:r>
+      <w:r>
+        <w:t xml:space="preserve">,</w:t>
+      </w:r>
+      <w:r>
+        <w:t xml:space="preserve"> </w:t>
+      </w:r>
+      <w:r>
+        <w:rPr>
+          <w:iCs/>
+          <w:i/>
+        </w:rPr>
+        <w:t xml:space="preserve">DDC</w:t>
+      </w:r>
+      <w:r>
+        <w:t xml:space="preserve"> </w:t>
+      </w:r>
+      <w:r>
+        <w:t xml:space="preserve">and</w:t>
+      </w:r>
+      <w:r>
+        <w:t xml:space="preserve"> </w:t>
+      </w:r>
+      <w:r>
+        <w:rPr>
+          <w:iCs/>
+          <w:i/>
+        </w:rPr>
+        <w:t xml:space="preserve">SLC18A2</w:t>
+      </w:r>
+      <w:r>
+        <w:t xml:space="preserve"> </w:t>
+      </w:r>
+      <w:r>
+        <w:t xml:space="preserve">act at successive steps of serotonin and dopamine synthesis and storage. The evidence is, however, uneven. Only</w:t>
+      </w:r>
+      <w:r>
+        <w:t xml:space="preserve"> </w:t>
+      </w:r>
+      <w:r>
+        <w:rPr>
+          <w:iCs/>
+          <w:i/>
+        </w:rPr>
+        <w:t xml:space="preserve">DDC</w:t>
+      </w:r>
+      <w:r>
+        <w:t xml:space="preserve"> </w:t>
+      </w:r>
+      <w:r>
+        <w:t xml:space="preserve">and</w:t>
+      </w:r>
+      <w:r>
+        <w:t xml:space="preserve"> </w:t>
+      </w:r>
+      <w:r>
+        <w:rPr>
+          <w:iCs/>
+          <w:i/>
+        </w:rPr>
+        <w:t xml:space="preserve">GCH1</w:t>
+      </w:r>
+      <w:r>
+        <w:t xml:space="preserve"> </w:t>
+      </w:r>
+      <w:r>
+        <w:t xml:space="preserve">have gene-level support, the</w:t>
+      </w:r>
+      <w:r>
+        <w:t xml:space="preserve"> </w:t>
+      </w:r>
+      <w:r>
+        <w:rPr>
+          <w:iCs/>
+          <w:i/>
+        </w:rPr>
+        <w:t xml:space="preserve">DNAJC12</w:t>
+      </w:r>
+      <w:r>
+        <w:t xml:space="preserve"> </w:t>
+      </w:r>
+      <w:r>
+        <w:t xml:space="preserve">locus has a strong alternative candidate in the circadian regulator</w:t>
+      </w:r>
+      <w:r>
+        <w:t xml:space="preserve"> </w:t>
+      </w:r>
+      <w:r>
+        <w:rPr>
+          <w:iCs/>
+          <w:i/>
+        </w:rPr>
+        <w:t xml:space="preserve">SIRT1</w:t>
+      </w:r>
+      <w:r>
+        <w:t xml:space="preserve">, and none of the four genes has a rare-variant signal in population exomes. Some of the disorders these genes cause have notable temporal features.</w:t>
+      </w:r>
+      <w:r>
+        <w:t xml:space="preserve"> </w:t>
+      </w:r>
+      <w:r>
+        <w:rPr>
+          <w:iCs/>
+          <w:i/>
+        </w:rPr>
+        <w:t xml:space="preserve">GCH1</w:t>
+      </w:r>
+      <w:r>
+        <w:t xml:space="preserve">-related dopa-responsive dystonia, or Segawa disease, shows marked diurnal fluctuation: symptoms are mild in the morning and worsen through the day, improving after sleep</w:t>
+      </w:r>
+      <w:r>
+        <w:rPr>
+          <w:vertAlign w:val="superscript"/>
+        </w:rPr>
+        <w:t xml:space="preserve">95,96</w:t>
+      </w:r>
+      <w:r>
+        <w:t xml:space="preserve">. Sleep disturbance is common in AADC deficiency</w:t>
+      </w:r>
+      <w:r>
+        <w:rPr>
+          <w:vertAlign w:val="superscript"/>
+        </w:rPr>
+        <w:t xml:space="preserve">97</w:t>
+      </w:r>
+      <w:r>
+        <w:t xml:space="preserve">. These disorders are also treatable. DNAJC12 deficiency and the BH4 deficiencies respond to monoamine precursors or cofactors</w:t>
+      </w:r>
+      <w:r>
+        <w:rPr>
+          <w:vertAlign w:val="superscript"/>
+        </w:rPr>
+        <w:t xml:space="preserve">71,90</w:t>
+      </w:r>
+      <w:r>
+        <w:t xml:space="preserve">, whereas VMAT2 deficiency responds to dopamine agonists and is worsened by levodopa</w:t>
+      </w:r>
+      <w:r>
+        <w:rPr>
+          <w:vertAlign w:val="superscript"/>
+        </w:rPr>
         <w:t xml:space="preserve">91</w:t>
       </w:r>
       <w:r>
-        <w:t xml:space="preserve">. Deleterious</w:t>
+        <w:t xml:space="preserve">. The timing of doses, and of CSF neurotransmitter sampling, are natural targets for chronomic studies in these rare disorders. These are hypotheses that our data motivate but do not test.</w:t>
+      </w:r>
+    </w:p>
+    <w:p>
+      <w:pPr>
+        <w:pStyle w:val="BodyText"/>
+      </w:pPr>
+      <w:r>
+        <w:t xml:space="preserve">The rare-variant results agree with known circadian biology. Rare variants in</w:t>
+      </w:r>
+      <w:r>
+        <w:t xml:space="preserve"> </w:t>
+      </w:r>
+      <w:r>
+        <w:rPr>
+          <w:iCs/>
+          <w:i/>
+        </w:rPr>
+        <w:t xml:space="preserve">PER2</w:t>
+      </w:r>
+      <w:r>
+        <w:t xml:space="preserve"> </w:t>
+      </w:r>
+      <w:r>
+        <w:t xml:space="preserve">and</w:t>
+      </w:r>
+      <w:r>
+        <w:t xml:space="preserve"> </w:t>
+      </w:r>
+      <w:r>
+        <w:rPr>
+          <w:iCs/>
+          <w:i/>
+        </w:rPr>
+        <w:t xml:space="preserve">PER3</w:t>
+      </w:r>
+      <w:r>
+        <w:t xml:space="preserve"> </w:t>
+      </w:r>
+      <w:r>
+        <w:t xml:space="preserve">were associated with morningness, matching the advanced sleep phase of the corresponding Mendelian disorders</w:t>
+      </w:r>
+      <w:r>
+        <w:rPr>
+          <w:vertAlign w:val="superscript"/>
+        </w:rPr>
+        <w:t xml:space="preserve">20,22</w:t>
+      </w:r>
+      <w:r>
+        <w:t xml:space="preserve">. The</w:t>
+      </w:r>
+      <w:r>
+        <w:t xml:space="preserve"> </w:t>
+      </w:r>
+      <w:r>
+        <w:rPr>
+          <w:iCs/>
+          <w:i/>
+        </w:rPr>
+        <w:t xml:space="preserve">PER2</w:t>
+      </w:r>
+      <w:r>
+        <w:t xml:space="preserve"> </w:t>
+      </w:r>
+      <w:r>
+        <w:t xml:space="preserve">signal came from the rarest pLOF variants. The</w:t>
+      </w:r>
+      <w:r>
+        <w:t xml:space="preserve"> </w:t>
+      </w:r>
+      <w:r>
+        <w:rPr>
+          <w:iCs/>
+          <w:i/>
+        </w:rPr>
+        <w:t xml:space="preserve">PER3</w:t>
+      </w:r>
+      <w:r>
+        <w:t xml:space="preserve"> </w:t>
+      </w:r>
+      <w:r>
+        <w:t xml:space="preserve">signal was strongest when missense variants up to 1% frequency were included, so part of it may reflect less rare variants, and it cannot be attributed to loss of function alone. Deleterious</w:t>
       </w:r>
       <w:r>
         <w:t xml:space="preserve"> </w:t>
@@ -2929,16 +4023,158 @@
         <w:t xml:space="preserve"> </w:t>
       </w:r>
       <w:r>
-        <w:t xml:space="preserve">variants were nominally associated with eveningness (gene-level p = 1.3×10</w:t>
+        <w:t xml:space="preserve">variants were nominally associated with eveningness, matching the long period of</w:t>
+      </w:r>
+      <w:r>
+        <w:t xml:space="preserve"> </w:t>
+      </w:r>
+      <w:r>
+        <w:rPr>
+          <w:iCs/>
+          <w:i/>
+        </w:rPr>
+        <w:t xml:space="preserve">Fbxl3</w:t>
+      </w:r>
+      <w:r>
+        <w:t xml:space="preserve"> </w:t>
+      </w:r>
+      <w:r>
+        <w:t xml:space="preserve">mutant mice</w:t>
       </w:r>
       <w:r>
         <w:rPr>
           <w:vertAlign w:val="superscript"/>
         </w:rPr>
-        <w:t xml:space="preserve">−4</w:t>
-      </w:r>
-      <w:r>
-        <w:t xml:space="preserve">; odds ratio 2.50 for</w:t>
+        <w:t xml:space="preserve">93,94</w:t>
+      </w:r>
+      <w:r>
+        <w:t xml:space="preserve">. These population effects are much smaller than in families, consistent with the modest penetrance of reported Mendelian sleep variants</w:t>
+      </w:r>
+      <w:r>
+        <w:rPr>
+          <w:vertAlign w:val="superscript"/>
+        </w:rPr>
+        <w:t xml:space="preserve">34</w:t>
+      </w:r>
+      <w:r>
+        <w:t xml:space="preserve">. The excess burden signal among Mendelian genes at chronotype loci was attributable to these clock genes, and we found little evidence of more widespread rare-variant convergence. The</w:t>
+      </w:r>
+      <w:r>
+        <w:t xml:space="preserve"> </w:t>
+      </w:r>
+      <w:r>
+        <w:rPr>
+          <w:iCs/>
+          <w:i/>
+        </w:rPr>
+        <w:t xml:space="preserve">MTNR1B</w:t>
+      </w:r>
+      <w:r>
+        <w:t xml:space="preserve"> </w:t>
+      </w:r>
+      <w:r>
+        <w:t xml:space="preserve">association with morningness depended on the masks up to 1% frequency, and the gene lies outside the chronotype loci. It may therefore partly reflect common variation near</w:t>
+      </w:r>
+      <w:r>
+        <w:t xml:space="preserve"> </w:t>
+      </w:r>
+      <w:r>
+        <w:rPr>
+          <w:iCs/>
+          <w:i/>
+        </w:rPr>
+        <w:t xml:space="preserve">MTNR1B</w:t>
+      </w:r>
+      <w:r>
+        <w:t xml:space="preserve">, which also has a common-variant gene-level signal.</w:t>
+      </w:r>
+    </w:p>
+    <w:p>
+      <w:pPr>
+        <w:pStyle w:val="BodyText"/>
+      </w:pPr>
+      <w:r>
+        <w:t xml:space="preserve">At</w:t>
+      </w:r>
+      <w:r>
+        <w:t xml:space="preserve"> </w:t>
+      </w:r>
+      <w:r>
+        <w:rPr>
+          <w:iCs/>
+          <w:i/>
+        </w:rPr>
+        <w:t xml:space="preserve">KCNH2</w:t>
+      </w:r>
+      <w:r>
+        <w:t xml:space="preserve">, our data suggest that a chronotype signal and a secondary QT-interval signal may share a causal variant, at which the allele associated with morningness would lengthen the QT interval. Cardiac repolarisation is under circadian control: the cardiomyocyte clock regulates</w:t>
+      </w:r>
+      <w:r>
+        <w:t xml:space="preserve"> </w:t>
+      </w:r>
+      <w:r>
+        <w:rPr>
+          <w:iCs/>
+          <w:i/>
+        </w:rPr>
+        <w:t xml:space="preserve">Kcnh2</w:t>
+      </w:r>
+      <w:r>
+        <w:t xml:space="preserve"> </w:t>
+      </w:r>
+      <w:r>
+        <w:t xml:space="preserve">expression and ventricular repolarisation</w:t>
+      </w:r>
+      <w:r>
+        <w:rPr>
+          <w:vertAlign w:val="superscript"/>
+        </w:rPr>
+        <w:t xml:space="preserve">48–50</w:t>
+      </w:r>
+      <w:r>
+        <w:t xml:space="preserve">, and cardiac events in long QT syndrome cluster by time of day in a genotype-dependent way</w:t>
+      </w:r>
+      <w:r>
+        <w:rPr>
+          <w:vertAlign w:val="superscript"/>
+        </w:rPr>
+        <w:t xml:space="preserve">98,99</w:t>
+      </w:r>
+      <w:r>
+        <w:t xml:space="preserve">. A variant that influences both circadian preference and the QT interval would therefore be of interest for chronomic medicine. The evidence is, however, limited. The conditional analysis was post hoc, and the chronotype association at this locus is not genome-wide significant in the UK Biobank data. The joint conditional model showed signs of mismatch between the 503-sample European reference panel and the multi-ancestry QT meta-analysis. The gene through which the variant acts is unknown:</w:t>
+      </w:r>
+      <w:r>
+        <w:t xml:space="preserve"> </w:t>
+      </w:r>
+      <w:r>
+        <w:rPr>
+          <w:iCs/>
+          <w:i/>
+        </w:rPr>
+        <w:t xml:space="preserve">KCNH2</w:t>
+      </w:r>
+      <w:r>
+        <w:t xml:space="preserve"> </w:t>
+      </w:r>
+      <w:r>
+        <w:t xml:space="preserve">has little other gene-level support for chronotype and is also expressed in the brain. The finding should be tested with in-sample LD (for example, conditional or SuSiE-based colocalisation in UK Biobank) and an independent chronotype GWAS. Complement and immune phenotypes, by contrast, were not enriched, despite strong evidence for circadian control of immunity</w:t>
+      </w:r>
+      <w:r>
+        <w:rPr>
+          <w:vertAlign w:val="superscript"/>
+        </w:rPr>
+        <w:t xml:space="preserve">51</w:t>
+      </w:r>
+      <w:r>
+        <w:t xml:space="preserve">.</w:t>
+      </w:r>
+    </w:p>
+    <w:p>
+      <w:pPr>
+        <w:pStyle w:val="BodyText"/>
+      </w:pPr>
+      <w:r>
+        <w:t xml:space="preserve">One practical observation concerns phenotype ontologies. HPO includes modifiers for temporal patterns, such as</w:t>
       </w:r>
       <w:r>
         <w:t xml:space="preserve"> </w:t>
@@ -2947,38 +4183,103 @@
         <w:t xml:space="preserve">“</w:t>
       </w:r>
       <w:r>
-        <w:t xml:space="preserve">definitely an evening person</w:t>
+        <w:t xml:space="preserve">Diurnal</w:t>
       </w:r>
       <w:r>
         <w:t xml:space="preserve">”</w:t>
       </w:r>
       <w:r>
-        <w:t xml:space="preserve">), consistent with the lengthened circadian period of</w:t>
-      </w:r>
-      <w:r>
-        <w:t xml:space="preserve"> </w:t>
-      </w:r>
-      <w:r>
-        <w:rPr>
-          <w:iCs/>
-          <w:i/>
-        </w:rPr>
-        <w:t xml:space="preserve">Fbxl3</w:t>
-      </w:r>
-      <w:r>
-        <w:t xml:space="preserve"> </w:t>
-      </w:r>
-      <w:r>
-        <w:t xml:space="preserve">mutant mice</w:t>
+        <w:t xml:space="preserve"> </w:t>
+      </w:r>
+      <w:r>
+        <w:t xml:space="preserve">(HP:0025302),</w:t>
+      </w:r>
+      <w:r>
+        <w:t xml:space="preserve"> </w:t>
+      </w:r>
+      <w:r>
+        <w:t xml:space="preserve">“</w:t>
+      </w:r>
+      <w:r>
+        <w:t xml:space="preserve">Fluctuating</w:t>
+      </w:r>
+      <w:r>
+        <w:t xml:space="preserve">”</w:t>
+      </w:r>
+      <w:r>
+        <w:t xml:space="preserve"> </w:t>
+      </w:r>
+      <w:r>
+        <w:t xml:space="preserve">(HP:0031914),</w:t>
+      </w:r>
+      <w:r>
+        <w:t xml:space="preserve"> </w:t>
+      </w:r>
+      <w:r>
+        <w:t xml:space="preserve">“</w:t>
+      </w:r>
+      <w:r>
+        <w:t xml:space="preserve">Nocturnal</w:t>
+      </w:r>
+      <w:r>
+        <w:t xml:space="preserve">”</w:t>
+      </w:r>
+      <w:r>
+        <w:t xml:space="preserve"> </w:t>
+      </w:r>
+      <w:r>
+        <w:t xml:space="preserve">(HP:0025301) and</w:t>
+      </w:r>
+      <w:r>
+        <w:t xml:space="preserve"> </w:t>
+      </w:r>
+      <w:r>
+        <w:t xml:space="preserve">“</w:t>
+      </w:r>
+      <w:r>
+        <w:t xml:space="preserve">Worse in evening</w:t>
+      </w:r>
+      <w:r>
+        <w:t xml:space="preserve">”</w:t>
+      </w:r>
+      <w:r>
+        <w:t xml:space="preserve"> </w:t>
+      </w:r>
+      <w:r>
+        <w:t xml:space="preserve">(HP:0410401). In the release we used, the diurnal, fluctuating and worse-in-evening modifiers together accounted for 0 of the 286,651 disease–phenotype annotations, and the nocturnal modifier for 1. The 134 annotations with any temporal-pattern modifier mostly described recurrence or chronicity. Dopa-responsive dystonia, a textbook example of a disease with diurnal fluctuation, is not annotated as such. Apart from a few phenotype terms that build in timing, such as nocturnal seizures, time-of-day features of rare diseases are therefore largely absent from the annotations that computational analyses such as ours depend on. Systematic chronomic phenotyping, meaning annotation of when symptoms, events and biomarker abnormalities occur, would be a straightforward step towards chronomic medicine.</w:t>
+      </w:r>
+    </w:p>
+    <w:p>
+      <w:pPr>
+        <w:pStyle w:val="BodyText"/>
+      </w:pPr>
+      <w:r>
+        <w:t xml:space="preserve">This study has limitations. All chronotype data were from individuals of European ancestry, and chronotype was self-reported. The MAGMA, burden and colocalisation analyses used UK Biobank data alone, because the 23andMe statistics are not public, and the LD reference contained only 503 individuals. Gene-to-disease and phenotype annotations are incomplete and biased towards well-studied syndromes. Matching on gene count approximates, but does not eliminate, differences between chronotype and null loci. GWAS signals tend to lie near LoF-constrained, dosage-sensitive genes, which are over-represented among genes for dominant and neurodevelopmental disorders</w:t>
       </w:r>
       <w:r>
         <w:rPr>
           <w:vertAlign w:val="superscript"/>
         </w:rPr>
-        <w:t xml:space="preserve">92,93</w:t>
-      </w:r>
-      <w:r>
-        <w:t xml:space="preserve">.</w:t>
+        <w:t xml:space="preserve">84,100</w:t>
+      </w:r>
+      <w:r>
+        <w:t xml:space="preserve">, so some of the locus-level enrichments, including that of sleep-disturbance genes, may partly reflect this general property. We did not adjust for constraint, because it may itself lie on the causal path from gene to phenotype, in which case adjustment would remove true signal. The analysis plan was not pre-registered, and several analyses were added post hoc. The ACAT combination of burden tests is approximate and discards direction, and the four chronotype categories are not independent. The Open Targets colocalisations were derived from fine-mapping posteriors rather than full coloc. The</w:t>
+      </w:r>
+      <w:r>
+        <w:t xml:space="preserve"> </w:t>
+      </w:r>
+      <w:r>
+        <w:rPr>
+          <w:iCs/>
+          <w:i/>
+        </w:rPr>
+        <w:t xml:space="preserve">KCNH2</w:t>
+      </w:r>
+      <w:r>
+        <w:t xml:space="preserve"> </w:t>
+      </w:r>
+      <w:r>
+        <w:t xml:space="preserve">conditional analysis used an external LD reference, and the chronotype and QT GWAS share UK Biobank participants. The circadian expression data came from mouse tissues and from human post-mortem day–night contrasts, both of which have limited power. Finally, enrichment at the locus level does not identify causal genes. The evidence lines in the catalogue are not independent, and the catalogue should be read as a ranked list of candidates rather than a set of confirmed effector genes.</w:t>
       </w:r>
     </w:p>
     <w:p>
@@ -2986,105 +4287,10 @@
         <w:pStyle w:val="BodyText"/>
       </w:pPr>
       <w:r>
-        <w:t xml:space="preserve">As a group, genes in chronotype loci carried more rare-variant signal than random genes matched on cumulative allele frequency (p = 0.0064). The excess was concentrated in Mendelian genes in loci. These had a higher mean −log</w:t>
-      </w:r>
-      <w:r>
-        <w:rPr>
-          <w:vertAlign w:val="subscript"/>
-        </w:rPr>
-        <w:t xml:space="preserve">10</w:t>
-      </w:r>
-      <w:r>
-        <w:t xml:space="preserve"> </w:t>
-      </w:r>
-      <w:r>
-        <w:t xml:space="preserve">p than matched sets (p = 0.0019) and 8 genes with burden p &lt; 0.01 against 2.7 expected (p = 0.0045). Non-Mendelian genes in loci showed no excess (p = 0.20), and neither did Mendelian genes outside loci (p = 0.44). The strongest convergence was for Mendelian sleep-disturbance genes in loci (p ≤ 1.0×10</w:t>
-      </w:r>
-      <w:r>
-        <w:rPr>
-          <w:vertAlign w:val="superscript"/>
-        </w:rPr>
-        <w:t xml:space="preserve">−4</w:t>
-      </w:r>
-      <w:r>
-        <w:t xml:space="preserve">).</w:t>
-      </w:r>
-    </w:p>
-    <w:p>
-      <w:pPr>
-        <w:pStyle w:val="BodyText"/>
-      </w:pPr>
-      <w:r>
-        <w:t xml:space="preserve">The excess among Mendelian genes was attributable to three genes,</w:t>
-      </w:r>
-      <w:r>
-        <w:t xml:space="preserve"> </w:t>
-      </w:r>
-      <w:r>
-        <w:rPr>
-          <w:iCs/>
-          <w:i/>
-        </w:rPr>
-        <w:t xml:space="preserve">PER3</w:t>
-      </w:r>
-      <w:r>
-        <w:t xml:space="preserve">,</w:t>
-      </w:r>
-      <w:r>
-        <w:t xml:space="preserve"> </w:t>
-      </w:r>
-      <w:r>
-        <w:rPr>
-          <w:iCs/>
-          <w:i/>
-        </w:rPr>
-        <w:t xml:space="preserve">PER2</w:t>
-      </w:r>
-      <w:r>
-        <w:t xml:space="preserve"> </w:t>
-      </w:r>
-      <w:r>
-        <w:t xml:space="preserve">and</w:t>
-      </w:r>
-      <w:r>
-        <w:t xml:space="preserve"> </w:t>
-      </w:r>
-      <w:r>
-        <w:rPr>
-          <w:iCs/>
-          <w:i/>
-        </w:rPr>
-        <w:t xml:space="preserve">FBXL3</w:t>
-      </w:r>
-      <w:r>
-        <w:t xml:space="preserve">. When these genes were removed from the group, and the three most significant genes from every matched set, Mendelian genes in loci no longer differed from matched sets (p = 0.22), and neither did sleep-disturbance genes (p = 0.19). In the conservative leave-three-out comparison, the remaining Mendelian genes had 5 genes with p &lt; 0.01 against 2.6 expected (p = 0.12). The genes nearest to lead variants also carried excess signal (p = 0.0037). This was weaker after trimming (p = 0.040) and absent in the leave-three-out comparison (p = 0.19). Results were similar when the masks with a 1% frequency ceiling were dropped (Mendelian genes in loci p = 0.026; sleep-disturbance genes p = 2.0×10</w:t>
-      </w:r>
-      <w:r>
-        <w:rPr>
-          <w:vertAlign w:val="superscript"/>
-        </w:rPr>
-        <w:t xml:space="preserve">−4</w:t>
-      </w:r>
-      <w:r>
-        <w:t xml:space="preserve">; Supplementary Table S4).</w:t>
-      </w:r>
-    </w:p>
-    <w:bookmarkEnd w:id="38"/>
-    <w:bookmarkStart w:id="39" w:name="X60330e98e1b2d4b43ef1bbef12927050f9a0f55"/>
-    <w:p>
-      <w:pPr>
-        <w:pStyle w:val="Heading2"/>
-      </w:pPr>
-      <w:r>
-        <w:t xml:space="preserve">Cardiac and immune phenotypes, and a candidate shared signal at KCNH2</w:t>
-      </w:r>
-    </w:p>
-    <w:p>
-      <w:pPr>
-        <w:pStyle w:val="FirstParagraph"/>
-      </w:pPr>
-      <w:r>
-        <w:t xml:space="preserve">The cardiac and immune phenotype sets were not enriched after correction (Table 1). Prolonged-QT genes lay in 3 loci (</w:t>
+        <w:t xml:space="preserve">In conclusion, chronotype genetics does not converge with rare disease in general. Convergence is clearest at core clock genes, where common, rare and Mendelian variation point the same way. Sleep-disturbance syndromes, monoamine synthesis and cardiac repolarisation at</w:t>
+      </w:r>
+      <w:r>
+        <w:t xml:space="preserve"> </w:t>
       </w:r>
       <w:r>
         <w:rPr>
@@ -3094,1038 +4300,14 @@
         <w:t xml:space="preserve">KCNH2</w:t>
       </w:r>
       <w:r>
-        <w:t xml:space="preserve">,</w:t>
-      </w:r>
-      <w:r>
-        <w:t xml:space="preserve"> </w:t>
-      </w:r>
-      <w:r>
-        <w:rPr>
-          <w:iCs/>
-          <w:i/>
-        </w:rPr>
-        <w:t xml:space="preserve">CAV3</w:t>
-      </w:r>
-      <w:r>
-        <w:t xml:space="preserve">,</w:t>
-      </w:r>
-      <w:r>
-        <w:t xml:space="preserve"> </w:t>
-      </w:r>
-      <w:r>
-        <w:rPr>
-          <w:iCs/>
-          <w:i/>
-        </w:rPr>
-        <w:t xml:space="preserve">GMPPB</w:t>
-      </w:r>
-      <w:r>
-        <w:t xml:space="preserve">) against 1.3 expected (p = 0.13). Hypertrophic cardiomyopathy genes lay in 13 loci against 7.1 expected (p = 0.024; q = 0.058). The relative test was nominal (p = 0.030), and MAGMA did not support the set (p = 0.88). No locus contained a gene annotated with reduced circulating complement. The post hoc IUIS complement deficiency set had 2 hits,</w:t>
-      </w:r>
-      <w:r>
-        <w:t xml:space="preserve"> </w:t>
-      </w:r>
-      <w:r>
-        <w:rPr>
-          <w:iCs/>
-          <w:i/>
-        </w:rPr>
-        <w:t xml:space="preserve">C2</w:t>
-      </w:r>
-      <w:r>
-        <w:t xml:space="preserve"> </w:t>
-      </w:r>
-      <w:r>
-        <w:t xml:space="preserve">(in the MHC class III region) and</w:t>
-      </w:r>
-      <w:r>
-        <w:t xml:space="preserve"> </w:t>
-      </w:r>
-      <w:r>
-        <w:rPr>
-          <w:iCs/>
-          <w:i/>
-        </w:rPr>
-        <w:t xml:space="preserve">CD59</w:t>
-      </w:r>
-      <w:r>
-        <w:t xml:space="preserve">, against 0.9 expected (p = 0.21). Immunodeficiency genes (p = 0.56) and short stature genes (p = 0.082) were not enriched.</w:t>
-      </w:r>
-    </w:p>
-    <w:p>
-      <w:pPr>
-        <w:pStyle w:val="BodyText"/>
-      </w:pPr>
-      <w:r>
-        <w:t xml:space="preserve">At</w:t>
-      </w:r>
-      <w:r>
-        <w:t xml:space="preserve"> </w:t>
-      </w:r>
-      <w:r>
-        <w:rPr>
-          <w:iCs/>
-          <w:i/>
-        </w:rPr>
-        <w:t xml:space="preserve">KCNH2</w:t>
-      </w:r>
-      <w:r>
-        <w:t xml:space="preserve">, the chronotype lead variant rs2072413 is strongly associated with QT interval (p = 2.2×10</w:t>
-      </w:r>
-      <w:r>
-        <w:rPr>
-          <w:vertAlign w:val="superscript"/>
-        </w:rPr>
-        <w:t xml:space="preserve">−51</w:t>
-      </w:r>
-      <w:r>
-        <w:t xml:space="preserve">). Its chronotype association in the UK Biobank-only statistics, however, does not reach genome-wide significance (p = 3.5×10</w:t>
-      </w:r>
-      <w:r>
-        <w:rPr>
-          <w:vertAlign w:val="superscript"/>
-        </w:rPr>
-        <w:t xml:space="preserve">−6</w:t>
-      </w:r>
-      <w:r>
-        <w:t xml:space="preserve">; regional minimum p = 7.1×10</w:t>
-      </w:r>
-      <w:r>
-        <w:rPr>
-          <w:vertAlign w:val="superscript"/>
-        </w:rPr>
-        <w:t xml:space="preserve">−7</w:t>
-      </w:r>
-      <w:r>
-        <w:t xml:space="preserve">). In the standard coloc analysis, distinct causal variants were favoured over a shared one (±250 kb: PP.H3 = 0.56, PP.H4 = 0.14; similar at ±100 and ±500 kb). The strongest QT variant (rs758890) was only weakly correlated with rs2072413 (r</w:t>
-      </w:r>
-      <w:r>
-        <w:rPr>
-          <w:vertAlign w:val="superscript"/>
-        </w:rPr>
-        <w:t xml:space="preserve">2</w:t>
-      </w:r>
-      <w:r>
-        <w:t xml:space="preserve"> </w:t>
-      </w:r>
-      <w:r>
-        <w:t xml:space="preserve">= 0.17). Yet rs2072413 was far more strongly associated with QT interval than this LD alone would predict, which points to more than one QT signal.</w:t>
-      </w:r>
-    </w:p>
-    <w:p>
-      <w:pPr>
-        <w:pStyle w:val="BodyText"/>
-      </w:pPr>
-      <w:r>
-        <w:t xml:space="preserve">In the post hoc conditional analysis, conditioning the QT statistics on the dominant signal (rs758890) left a QT association at rs2072413 (z = 8.7) that colocalised with chronotype (PP.H4 = 0.87; PP.H3 = 0.08; Supplementary Fig. S1, Supplementary Table S6). PP.H4 ranged from 0.87 to 0.97 across windows, LD regularisation and priors. The shared signal is tagged by rs2072413 and rs2072412, adjacent variants in complete LD (r</w:t>
-      </w:r>
-      <w:r>
-        <w:rPr>
-          <w:vertAlign w:val="superscript"/>
-        </w:rPr>
-        <w:t xml:space="preserve">2</w:t>
-      </w:r>
-      <w:r>
-        <w:t xml:space="preserve"> </w:t>
-      </w:r>
-      <w:r>
-        <w:t xml:space="preserve">= 1.00) that the data cannot distinguish. The rs2072413 C allele, which is associated with morningness (meta-analysis ln OR 0.021), was associated with a longer QT interval (1.47 ms per allele).</w:t>
-      </w:r>
-    </w:p>
-    <w:p>
-      <w:pPr>
-        <w:pStyle w:val="BodyText"/>
-      </w:pPr>
-      <w:r>
-        <w:t xml:space="preserve">The stepwise joint model identified 6 QT signals (5–7 across settings) and gave a similar posterior for the signal tagged by rs2072412 (PP.H4 = 0.94; 0.87–0.97 over all 36 settings). No other QT signal colocalised with chronotype (maximum PP.H4 = 0.17). The joint model itself was unstable, however. The dominant signal reversed sign when conditioned on the others (z = 17.1 marginally, -13.0 to -2.5 conditionally), and one selected signal had a marginal p of only 0.04. This pattern is typical of a mismatch between the reference panel and the GWAS sample.</w:t>
-      </w:r>
-    </w:p>
-    <w:bookmarkEnd w:id="39"/>
-    <w:bookmarkStart w:id="40" w:name="circadian-expression-1"/>
-    <w:p>
-      <w:pPr>
-        <w:pStyle w:val="Heading2"/>
-      </w:pPr>
-      <w:r>
-        <w:t xml:space="preserve">Circadian expression</w:t>
-      </w:r>
-    </w:p>
-    <w:p>
-      <w:pPr>
-        <w:pStyle w:val="FirstParagraph"/>
-      </w:pPr>
-      <w:r>
-        <w:t xml:space="preserve">Genes rhythmic in at least three mouse tissues were modestly enriched at chronotype loci (1.27-fold; p = 0.0014) and in MAGMA (p = 0.0086). Human day–night differentially expressed genes were not enriched at the locus level (p = 0.38), but had nominal support in MAGMA (p = 0.011). At the gene level,</w:t>
-      </w:r>
-      <w:r>
-        <w:t xml:space="preserve"> </w:t>
-      </w:r>
-      <w:r>
-        <w:rPr>
-          <w:iCs/>
-          <w:i/>
-        </w:rPr>
-        <w:t xml:space="preserve">PER2</w:t>
-      </w:r>
-      <w:r>
-        <w:t xml:space="preserve"> </w:t>
-      </w:r>
-      <w:r>
-        <w:t xml:space="preserve">and</w:t>
-      </w:r>
-      <w:r>
-        <w:t xml:space="preserve"> </w:t>
-      </w:r>
-      <w:r>
-        <w:rPr>
-          <w:iCs/>
-          <w:i/>
-        </w:rPr>
-        <w:t xml:space="preserve">PER3</w:t>
-      </w:r>
-      <w:r>
-        <w:t xml:space="preserve"> </w:t>
-      </w:r>
-      <w:r>
-        <w:t xml:space="preserve">were rhythmic in all 12 mouse tissues, and</w:t>
-      </w:r>
-      <w:r>
-        <w:t xml:space="preserve"> </w:t>
-      </w:r>
-      <w:r>
-        <w:rPr>
-          <w:iCs/>
-          <w:i/>
-        </w:rPr>
-        <w:t xml:space="preserve">KCNH2</w:t>
-      </w:r>
-      <w:r>
-        <w:t xml:space="preserve"> </w:t>
-      </w:r>
-      <w:r>
-        <w:t xml:space="preserve">in heart, consistent with clock control of cardiac</w:t>
-      </w:r>
-      <w:r>
-        <w:t xml:space="preserve"> </w:t>
-      </w:r>
-      <w:r>
-        <w:rPr>
-          <w:iCs/>
-          <w:i/>
-        </w:rPr>
-        <w:t xml:space="preserve">Kcnh2</w:t>
-      </w:r>
-      <w:r>
-        <w:rPr>
-          <w:vertAlign w:val="superscript"/>
-        </w:rPr>
-        <w:t xml:space="preserve">49</w:t>
-      </w:r>
-      <w:r>
-        <w:t xml:space="preserve">.</w:t>
-      </w:r>
-      <w:r>
-        <w:t xml:space="preserve"> </w:t>
-      </w:r>
-      <w:r>
-        <w:rPr>
-          <w:iCs/>
-          <w:i/>
-        </w:rPr>
-        <w:t xml:space="preserve">DDC</w:t>
-      </w:r>
-      <w:r>
-        <w:t xml:space="preserve"> </w:t>
-      </w:r>
-      <w:r>
-        <w:t xml:space="preserve">was rhythmic in kidney and liver, and</w:t>
-      </w:r>
-      <w:r>
-        <w:t xml:space="preserve"> </w:t>
-      </w:r>
-      <w:r>
-        <w:rPr>
-          <w:iCs/>
-          <w:i/>
-        </w:rPr>
-        <w:t xml:space="preserve">GCH1</w:t>
-      </w:r>
-      <w:r>
-        <w:t xml:space="preserve"> </w:t>
-      </w:r>
-      <w:r>
-        <w:t xml:space="preserve">in liver (Supplementary Table S5).</w:t>
-      </w:r>
-    </w:p>
-    <w:bookmarkEnd w:id="40"/>
-    <w:bookmarkStart w:id="41" w:name="a-catalogue-of-chronomic-candidate-genes"/>
-    <w:p>
-      <w:pPr>
-        <w:pStyle w:val="Heading2"/>
-      </w:pPr>
-      <w:r>
-        <w:t xml:space="preserve">A catalogue of chronomic candidate genes</w:t>
-      </w:r>
-    </w:p>
-    <w:p>
-      <w:pPr>
-        <w:pStyle w:val="FirstParagraph"/>
-      </w:pPr>
-      <w:r>
-        <w:t xml:space="preserve">Supplementary Table S5 lists the 236 Mendelian disease genes at the 123 chronotype loci that contain one. For each gene it gives the diseases, inheritance and ClinGen classification, phenotype flags, gene-level evidence, rare-variant burden, constraint and circadian expression. Of these genes, 32 have at least three of the five lines of gene-level evidence, and 4, including</w:t>
-      </w:r>
-      <w:r>
-        <w:t xml:space="preserve"> </w:t>
-      </w:r>
-      <w:r>
-        <w:rPr>
-          <w:iCs/>
-          <w:i/>
-        </w:rPr>
-        <w:t xml:space="preserve">PER3</w:t>
-      </w:r>
-      <w:r>
-        <w:t xml:space="preserve"> </w:t>
-      </w:r>
-      <w:r>
-        <w:t xml:space="preserve">and</w:t>
-      </w:r>
-      <w:r>
-        <w:t xml:space="preserve"> </w:t>
-      </w:r>
-      <w:r>
-        <w:rPr>
-          <w:iCs/>
-          <w:i/>
-        </w:rPr>
-        <w:t xml:space="preserve">DDC</w:t>
-      </w:r>
-      <w:r>
-        <w:t xml:space="preserve">, have four or more. Fig. 3 and Table 2 summarise the genes with sleep, circadian, monoamine or cardiac phenotypes.</w:t>
-      </w:r>
-    </w:p>
-    <w:bookmarkEnd w:id="41"/>
-    <w:bookmarkEnd w:id="42"/>
-    <w:bookmarkStart w:id="43" w:name="discussion"/>
-    <w:p>
-      <w:pPr>
-        <w:pStyle w:val="Heading1"/>
-      </w:pPr>
-      <w:r>
-        <w:t xml:space="preserve">Discussion</w:t>
-      </w:r>
-    </w:p>
-    <w:p>
-      <w:pPr>
-        <w:pStyle w:val="FirstParagraph"/>
-      </w:pPr>
-      <w:r>
-        <w:t xml:space="preserve">Chronotype loci are not a reservoir of rare disease genes in general. Once gene density and LD are matched, Mendelian disease genes occur at chronotype loci no more often than at random loci. Genes for dominant and neurodevelopmental disorders, and for several organ systems, were modestly over-represented within loci, with little gene-level support.</w:t>
-      </w:r>
-    </w:p>
-    <w:p>
-      <w:pPr>
-        <w:pStyle w:val="BodyText"/>
-      </w:pPr>
-      <w:r>
-        <w:t xml:space="preserve">Convergence between chronotype genetics and Mendelian disease is limited. Apart from a modest and broad excess of dominant, neurodevelopmental and organ-system disease genes within loci, which has little gene-level support, it is clearest at core clock genes. Common chronotype variants, rare population variants and Mendelian disease variants meet at</w:t>
-      </w:r>
-      <w:r>
-        <w:t xml:space="preserve"> </w:t>
-      </w:r>
-      <w:r>
-        <w:rPr>
-          <w:iCs/>
-          <w:i/>
-        </w:rPr>
-        <w:t xml:space="preserve">PER2</w:t>
-      </w:r>
-      <w:r>
-        <w:t xml:space="preserve">, at</w:t>
-      </w:r>
-      <w:r>
-        <w:t xml:space="preserve"> </w:t>
-      </w:r>
-      <w:r>
-        <w:rPr>
-          <w:iCs/>
-          <w:i/>
-        </w:rPr>
-        <w:t xml:space="preserve">PER3</w:t>
-      </w:r>
-      <w:r>
-        <w:t xml:space="preserve"> </w:t>
-      </w:r>
-      <w:r>
-        <w:t xml:space="preserve">(where the rare-variant evidence depends partly on missense variants up to 1% frequency) and possibly at</w:t>
-      </w:r>
-      <w:r>
-        <w:t xml:space="preserve"> </w:t>
-      </w:r>
-      <w:r>
-        <w:rPr>
-          <w:iCs/>
-          <w:i/>
-        </w:rPr>
-        <w:t xml:space="preserve">FBXL3</w:t>
-      </w:r>
-      <w:r>
-        <w:t xml:space="preserve">. Genes for disorders with disturbed sleep are over-represented at chronotype loci, including among loci containing dominant or neurodevelopmental disease genes, although most of these genes also cause neurodevelopmental disorders and their gene-level support is nominal. Post hoc analyses point to monoamine synthesis and storage and, at</w:t>
-      </w:r>
-      <w:r>
-        <w:t xml:space="preserve"> </w:t>
-      </w:r>
-      <w:r>
-        <w:rPr>
-          <w:iCs/>
-          <w:i/>
-        </w:rPr>
-        <w:t xml:space="preserve">KCNH2</w:t>
-      </w:r>
-      <w:r>
-        <w:t xml:space="preserve">, to a candidate shared variant for chronotype and QT interval. Within the limits of these data,</w:t>
-      </w:r>
-      <w:r>
-        <w:t xml:space="preserve"> </w:t>
-      </w:r>
-      <w:r>
-        <w:rPr>
-          <w:iCs/>
-          <w:i/>
-        </w:rPr>
-        <w:t xml:space="preserve">PER2</w:t>
-      </w:r>
-      <w:r>
-        <w:t xml:space="preserve"> </w:t>
-      </w:r>
-      <w:r>
-        <w:t xml:space="preserve">and</w:t>
-      </w:r>
-      <w:r>
-        <w:t xml:space="preserve"> </w:t>
-      </w:r>
-      <w:r>
-        <w:rPr>
-          <w:iCs/>
-          <w:i/>
-        </w:rPr>
-        <w:t xml:space="preserve">PER3</w:t>
-      </w:r>
-      <w:r>
-        <w:t xml:space="preserve"> </w:t>
-      </w:r>
-      <w:r>
-        <w:t xml:space="preserve">are the clearest current examples of chronomic medicine, and the other links are candidates for replication.</w:t>
-      </w:r>
-    </w:p>
-    <w:p>
-      <w:pPr>
-        <w:pStyle w:val="BodyText"/>
-      </w:pPr>
-      <w:r>
-        <w:t xml:space="preserve">Two methodological points apply beyond chronotype. First, matched null loci are essential. Chronotype loci differ from random genomic regions in gene density, LD and gene content, and enrichment tests against a fixed genome-wide background do not account for this</w:t>
-      </w:r>
-      <w:r>
-        <w:rPr>
-          <w:vertAlign w:val="superscript"/>
-        </w:rPr>
-        <w:t xml:space="preserve">42,43</w:t>
-      </w:r>
-      <w:r>
-        <w:t xml:space="preserve">. Second, locus-level and gene-level tests answer different questions and are worth reporting together. A locus-level test counts genes that lie within loci, whereas a gene-level test such as MAGMA asks whether the genes themselves carry more association than other genes. In our data, the circadian control and genes rhythmic in mouse tissues were supported at both levels, whereas gene-level support for the disease-gene sets, including sleep disturbance, was at most nominal.</w:t>
-      </w:r>
-    </w:p>
-    <w:p>
-      <w:pPr>
-        <w:pStyle w:val="BodyText"/>
-      </w:pPr>
-      <w:r>
-        <w:t xml:space="preserve">The sleep-disturbance signal links chronotype loci to the large group of rare neurodevelopmental syndromes in which sleep problems are common and often a major burden for families</w:t>
-      </w:r>
-      <w:r>
-        <w:rPr>
-          <w:vertAlign w:val="superscript"/>
-        </w:rPr>
-        <w:t xml:space="preserve">31</w:t>
-      </w:r>
-      <w:r>
-        <w:t xml:space="preserve">. In some syndromes, such as Smith–Magenis syndrome, the circadian mechanism is established</w:t>
-      </w:r>
-      <w:r>
-        <w:rPr>
-          <w:vertAlign w:val="superscript"/>
-        </w:rPr>
-        <w:t xml:space="preserve">32,33</w:t>
-      </w:r>
-      <w:r>
-        <w:t xml:space="preserve">. The genes for others, including Pitt–Hopkins, Rubinstein–Taybi and Hao–Fountain syndromes, lie at chronotype loci. Our data do not show that these genes are the effector genes at those loci (</w:t>
-      </w:r>
-      <w:r>
-        <w:rPr>
-          <w:iCs/>
-          <w:i/>
-        </w:rPr>
-        <w:t xml:space="preserve">EP300</w:t>
-      </w:r>
-      <w:r>
-        <w:t xml:space="preserve">, for example, has no gene-level support). Nor can they fully separate the sleep phenotype from the neurodevelopmental one. Sleep-disturbance genes were over-represented even among loci containing neurodevelopmental or dominant disease genes, but most of the genes involved cause both, and the gene-level evidence was nominal. Whether sleep problems in these syndromes have a circadian-phase component is nevertheless testable with actigraphy, dim-light melatonin onset or chronotype questionnaires, and the answer would matter for treatment with timed light or melatonin.</w:t>
-      </w:r>
-    </w:p>
-    <w:p>
-      <w:pPr>
-        <w:pStyle w:val="BodyText"/>
-      </w:pPr>
-      <w:r>
-        <w:t xml:space="preserve">The monoamine finding was not anticipated and was defined post hoc, so it needs independent replication. It is biologically coherent:</w:t>
-      </w:r>
-      <w:r>
-        <w:t xml:space="preserve"> </w:t>
-      </w:r>
-      <w:r>
-        <w:rPr>
-          <w:iCs/>
-          <w:i/>
-        </w:rPr>
-        <w:t xml:space="preserve">GCH1</w:t>
-      </w:r>
-      <w:r>
-        <w:t xml:space="preserve">,</w:t>
-      </w:r>
-      <w:r>
-        <w:t xml:space="preserve"> </w:t>
-      </w:r>
-      <w:r>
-        <w:rPr>
-          <w:iCs/>
-          <w:i/>
-        </w:rPr>
-        <w:t xml:space="preserve">DNAJC12</w:t>
-      </w:r>
-      <w:r>
-        <w:t xml:space="preserve">,</w:t>
-      </w:r>
-      <w:r>
-        <w:t xml:space="preserve"> </w:t>
-      </w:r>
-      <w:r>
-        <w:rPr>
-          <w:iCs/>
-          <w:i/>
-        </w:rPr>
-        <w:t xml:space="preserve">DDC</w:t>
-      </w:r>
-      <w:r>
-        <w:t xml:space="preserve"> </w:t>
-      </w:r>
-      <w:r>
-        <w:t xml:space="preserve">and</w:t>
-      </w:r>
-      <w:r>
-        <w:t xml:space="preserve"> </w:t>
-      </w:r>
-      <w:r>
-        <w:rPr>
-          <w:iCs/>
-          <w:i/>
-        </w:rPr>
-        <w:t xml:space="preserve">SLC18A2</w:t>
-      </w:r>
-      <w:r>
-        <w:t xml:space="preserve"> </w:t>
-      </w:r>
-      <w:r>
-        <w:t xml:space="preserve">act at successive steps of serotonin and dopamine synthesis and storage. The evidence is, however, uneven. Only</w:t>
-      </w:r>
-      <w:r>
-        <w:t xml:space="preserve"> </w:t>
-      </w:r>
-      <w:r>
-        <w:rPr>
-          <w:iCs/>
-          <w:i/>
-        </w:rPr>
-        <w:t xml:space="preserve">DDC</w:t>
-      </w:r>
-      <w:r>
-        <w:t xml:space="preserve"> </w:t>
-      </w:r>
-      <w:r>
-        <w:t xml:space="preserve">and</w:t>
-      </w:r>
-      <w:r>
-        <w:t xml:space="preserve"> </w:t>
-      </w:r>
-      <w:r>
-        <w:rPr>
-          <w:iCs/>
-          <w:i/>
-        </w:rPr>
-        <w:t xml:space="preserve">GCH1</w:t>
-      </w:r>
-      <w:r>
-        <w:t xml:space="preserve"> </w:t>
-      </w:r>
-      <w:r>
-        <w:t xml:space="preserve">have gene-level support, the</w:t>
-      </w:r>
-      <w:r>
-        <w:t xml:space="preserve"> </w:t>
-      </w:r>
-      <w:r>
-        <w:rPr>
-          <w:iCs/>
-          <w:i/>
-        </w:rPr>
-        <w:t xml:space="preserve">DNAJC12</w:t>
-      </w:r>
-      <w:r>
-        <w:t xml:space="preserve"> </w:t>
-      </w:r>
-      <w:r>
-        <w:t xml:space="preserve">locus has a strong alternative candidate in the circadian regulator</w:t>
-      </w:r>
-      <w:r>
-        <w:t xml:space="preserve"> </w:t>
-      </w:r>
-      <w:r>
-        <w:rPr>
-          <w:iCs/>
-          <w:i/>
-        </w:rPr>
-        <w:t xml:space="preserve">SIRT1</w:t>
-      </w:r>
-      <w:r>
-        <w:t xml:space="preserve">, and none of the four genes has a rare-variant signal in population exomes. Some of the disorders these genes cause have notable temporal features.</w:t>
-      </w:r>
-      <w:r>
-        <w:t xml:space="preserve"> </w:t>
-      </w:r>
-      <w:r>
-        <w:rPr>
-          <w:iCs/>
-          <w:i/>
-        </w:rPr>
-        <w:t xml:space="preserve">GCH1</w:t>
-      </w:r>
-      <w:r>
-        <w:t xml:space="preserve">-related dopa-responsive dystonia, or Segawa disease, shows marked diurnal fluctuation: symptoms are mild in the morning and worsen through the day, improving after sleep</w:t>
-      </w:r>
-      <w:r>
-        <w:rPr>
-          <w:vertAlign w:val="superscript"/>
-        </w:rPr>
-        <w:t xml:space="preserve">94,95</w:t>
-      </w:r>
-      <w:r>
-        <w:t xml:space="preserve">. Sleep disturbance is common in AADC deficiency</w:t>
-      </w:r>
-      <w:r>
-        <w:rPr>
-          <w:vertAlign w:val="superscript"/>
-        </w:rPr>
-        <w:t xml:space="preserve">96</w:t>
-      </w:r>
-      <w:r>
-        <w:t xml:space="preserve">. These disorders are also treatable. DNAJC12 deficiency and the BH4 deficiencies respond to monoamine precursors or cofactors</w:t>
-      </w:r>
-      <w:r>
-        <w:rPr>
-          <w:vertAlign w:val="superscript"/>
-        </w:rPr>
-        <w:t xml:space="preserve">71,89</w:t>
-      </w:r>
-      <w:r>
-        <w:t xml:space="preserve">, whereas VMAT2 deficiency responds to dopamine agonists and is worsened by levodopa</w:t>
-      </w:r>
-      <w:r>
-        <w:rPr>
-          <w:vertAlign w:val="superscript"/>
-        </w:rPr>
-        <w:t xml:space="preserve">90</w:t>
-      </w:r>
-      <w:r>
-        <w:t xml:space="preserve">. The timing of doses, and of CSF neurotransmitter sampling, are natural targets for chronomic studies in these rare disorders. These are hypotheses that our data motivate but do not test.</w:t>
-      </w:r>
-    </w:p>
-    <w:p>
-      <w:pPr>
-        <w:pStyle w:val="BodyText"/>
-      </w:pPr>
-      <w:r>
-        <w:t xml:space="preserve">The rare-variant results agree with known circadian biology. Rare variants in</w:t>
-      </w:r>
-      <w:r>
-        <w:t xml:space="preserve"> </w:t>
-      </w:r>
-      <w:r>
-        <w:rPr>
-          <w:iCs/>
-          <w:i/>
-        </w:rPr>
-        <w:t xml:space="preserve">PER2</w:t>
-      </w:r>
-      <w:r>
-        <w:t xml:space="preserve"> </w:t>
-      </w:r>
-      <w:r>
-        <w:t xml:space="preserve">and</w:t>
-      </w:r>
-      <w:r>
-        <w:t xml:space="preserve"> </w:t>
-      </w:r>
-      <w:r>
-        <w:rPr>
-          <w:iCs/>
-          <w:i/>
-        </w:rPr>
-        <w:t xml:space="preserve">PER3</w:t>
-      </w:r>
-      <w:r>
-        <w:t xml:space="preserve"> </w:t>
-      </w:r>
-      <w:r>
-        <w:t xml:space="preserve">were associated with morningness, matching the advanced sleep phase of the corresponding Mendelian disorders</w:t>
-      </w:r>
-      <w:r>
-        <w:rPr>
-          <w:vertAlign w:val="superscript"/>
-        </w:rPr>
-        <w:t xml:space="preserve">20,22</w:t>
-      </w:r>
-      <w:r>
-        <w:t xml:space="preserve">. The</w:t>
-      </w:r>
-      <w:r>
-        <w:t xml:space="preserve"> </w:t>
-      </w:r>
-      <w:r>
-        <w:rPr>
-          <w:iCs/>
-          <w:i/>
-        </w:rPr>
-        <w:t xml:space="preserve">PER2</w:t>
-      </w:r>
-      <w:r>
-        <w:t xml:space="preserve"> </w:t>
-      </w:r>
-      <w:r>
-        <w:t xml:space="preserve">signal came from the rarest pLOF variants. The</w:t>
-      </w:r>
-      <w:r>
-        <w:t xml:space="preserve"> </w:t>
-      </w:r>
-      <w:r>
-        <w:rPr>
-          <w:iCs/>
-          <w:i/>
-        </w:rPr>
-        <w:t xml:space="preserve">PER3</w:t>
-      </w:r>
-      <w:r>
-        <w:t xml:space="preserve"> </w:t>
-      </w:r>
-      <w:r>
-        <w:t xml:space="preserve">signal was strongest when missense variants up to 1% frequency were included, so part of it may reflect less rare variants, and it cannot be attributed to loss of function alone. Deleterious</w:t>
-      </w:r>
-      <w:r>
-        <w:t xml:space="preserve"> </w:t>
-      </w:r>
-      <w:r>
-        <w:rPr>
-          <w:iCs/>
-          <w:i/>
-        </w:rPr>
-        <w:t xml:space="preserve">FBXL3</w:t>
-      </w:r>
-      <w:r>
-        <w:t xml:space="preserve"> </w:t>
-      </w:r>
-      <w:r>
-        <w:t xml:space="preserve">variants were nominally associated with eveningness, matching the long period of</w:t>
-      </w:r>
-      <w:r>
-        <w:t xml:space="preserve"> </w:t>
-      </w:r>
-      <w:r>
-        <w:rPr>
-          <w:iCs/>
-          <w:i/>
-        </w:rPr>
-        <w:t xml:space="preserve">Fbxl3</w:t>
-      </w:r>
-      <w:r>
-        <w:t xml:space="preserve"> </w:t>
-      </w:r>
-      <w:r>
-        <w:t xml:space="preserve">mutant mice</w:t>
-      </w:r>
-      <w:r>
-        <w:rPr>
-          <w:vertAlign w:val="superscript"/>
-        </w:rPr>
-        <w:t xml:space="preserve">92,93</w:t>
-      </w:r>
-      <w:r>
-        <w:t xml:space="preserve">. These population effects are much smaller than in families, consistent with the modest penetrance of reported Mendelian sleep variants</w:t>
-      </w:r>
-      <w:r>
-        <w:rPr>
-          <w:vertAlign w:val="superscript"/>
-        </w:rPr>
-        <w:t xml:space="preserve">34</w:t>
-      </w:r>
-      <w:r>
-        <w:t xml:space="preserve">. The excess burden signal among Mendelian genes at chronotype loci was attributable to these clock genes, and we found little evidence of more widespread rare-variant convergence. The</w:t>
-      </w:r>
-      <w:r>
-        <w:t xml:space="preserve"> </w:t>
-      </w:r>
-      <w:r>
-        <w:rPr>
-          <w:iCs/>
-          <w:i/>
-        </w:rPr>
-        <w:t xml:space="preserve">MTNR1B</w:t>
-      </w:r>
-      <w:r>
-        <w:t xml:space="preserve"> </w:t>
-      </w:r>
-      <w:r>
-        <w:t xml:space="preserve">association with morningness depended on the masks up to 1% frequency, and the gene lies outside the chronotype loci. It may therefore partly reflect common variation near</w:t>
-      </w:r>
-      <w:r>
-        <w:t xml:space="preserve"> </w:t>
-      </w:r>
-      <w:r>
-        <w:rPr>
-          <w:iCs/>
-          <w:i/>
-        </w:rPr>
-        <w:t xml:space="preserve">MTNR1B</w:t>
-      </w:r>
-      <w:r>
-        <w:t xml:space="preserve">, which also has a common-variant gene-level signal.</w:t>
-      </w:r>
-    </w:p>
-    <w:p>
-      <w:pPr>
-        <w:pStyle w:val="BodyText"/>
-      </w:pPr>
-      <w:r>
-        <w:t xml:space="preserve">At</w:t>
-      </w:r>
-      <w:r>
-        <w:t xml:space="preserve"> </w:t>
-      </w:r>
-      <w:r>
-        <w:rPr>
-          <w:iCs/>
-          <w:i/>
-        </w:rPr>
-        <w:t xml:space="preserve">KCNH2</w:t>
-      </w:r>
-      <w:r>
-        <w:t xml:space="preserve">, our data suggest that a chronotype signal and a secondary QT-interval signal may share a causal variant, at which the allele associated with morningness would lengthen the QT interval. Cardiac repolarisation is under circadian control: the cardiomyocyte clock regulates</w:t>
-      </w:r>
-      <w:r>
-        <w:t xml:space="preserve"> </w:t>
-      </w:r>
-      <w:r>
-        <w:rPr>
-          <w:iCs/>
-          <w:i/>
-        </w:rPr>
-        <w:t xml:space="preserve">Kcnh2</w:t>
-      </w:r>
-      <w:r>
-        <w:t xml:space="preserve"> </w:t>
-      </w:r>
-      <w:r>
-        <w:t xml:space="preserve">expression and ventricular repolarisation</w:t>
-      </w:r>
-      <w:r>
-        <w:rPr>
-          <w:vertAlign w:val="superscript"/>
-        </w:rPr>
-        <w:t xml:space="preserve">48–50</w:t>
-      </w:r>
-      <w:r>
-        <w:t xml:space="preserve">, and cardiac events in long QT syndrome cluster by time of day in a genotype-dependent way</w:t>
-      </w:r>
-      <w:r>
-        <w:rPr>
-          <w:vertAlign w:val="superscript"/>
-        </w:rPr>
-        <w:t xml:space="preserve">97,98</w:t>
-      </w:r>
-      <w:r>
-        <w:t xml:space="preserve">. A variant that influences both circadian preference and the QT interval would therefore be of interest for chronomic medicine. The evidence is, however, limited. The conditional analysis was post hoc, and the chronotype association at this locus is not genome-wide significant in the UK Biobank data. The joint conditional model showed signs of mismatch between the 503-sample European reference panel and the multi-ancestry QT meta-analysis. The gene through which the variant acts is unknown:</w:t>
-      </w:r>
-      <w:r>
-        <w:t xml:space="preserve"> </w:t>
-      </w:r>
-      <w:r>
-        <w:rPr>
-          <w:iCs/>
-          <w:i/>
-        </w:rPr>
-        <w:t xml:space="preserve">KCNH2</w:t>
-      </w:r>
-      <w:r>
-        <w:t xml:space="preserve"> </w:t>
-      </w:r>
-      <w:r>
-        <w:t xml:space="preserve">has little other gene-level support for chronotype and is also expressed in the brain. The finding should be tested with in-sample LD (for example, conditional or SuSiE-based colocalisation in UK Biobank) and an independent chronotype GWAS. Complement and immune phenotypes, by contrast, were not enriched, despite strong evidence for circadian control of immunity</w:t>
-      </w:r>
-      <w:r>
-        <w:rPr>
-          <w:vertAlign w:val="superscript"/>
-        </w:rPr>
-        <w:t xml:space="preserve">51</w:t>
-      </w:r>
-      <w:r>
-        <w:t xml:space="preserve">.</w:t>
-      </w:r>
-    </w:p>
-    <w:p>
-      <w:pPr>
-        <w:pStyle w:val="BodyText"/>
-      </w:pPr>
-      <w:r>
-        <w:t xml:space="preserve">One practical observation concerns phenotype ontologies. HPO includes modifiers for temporal patterns, such as</w:t>
-      </w:r>
-      <w:r>
-        <w:t xml:space="preserve"> </w:t>
-      </w:r>
-      <w:r>
-        <w:t xml:space="preserve">“</w:t>
-      </w:r>
-      <w:r>
-        <w:t xml:space="preserve">Diurnal</w:t>
-      </w:r>
-      <w:r>
-        <w:t xml:space="preserve">”</w:t>
-      </w:r>
-      <w:r>
-        <w:t xml:space="preserve"> </w:t>
-      </w:r>
-      <w:r>
-        <w:t xml:space="preserve">(HP:0025302),</w:t>
-      </w:r>
-      <w:r>
-        <w:t xml:space="preserve"> </w:t>
-      </w:r>
-      <w:r>
-        <w:t xml:space="preserve">“</w:t>
-      </w:r>
-      <w:r>
-        <w:t xml:space="preserve">Fluctuating</w:t>
-      </w:r>
-      <w:r>
-        <w:t xml:space="preserve">”</w:t>
-      </w:r>
-      <w:r>
-        <w:t xml:space="preserve"> </w:t>
-      </w:r>
-      <w:r>
-        <w:t xml:space="preserve">(HP:0031914),</w:t>
-      </w:r>
-      <w:r>
-        <w:t xml:space="preserve"> </w:t>
-      </w:r>
-      <w:r>
-        <w:t xml:space="preserve">“</w:t>
-      </w:r>
-      <w:r>
-        <w:t xml:space="preserve">Nocturnal</w:t>
-      </w:r>
-      <w:r>
-        <w:t xml:space="preserve">”</w:t>
-      </w:r>
-      <w:r>
-        <w:t xml:space="preserve"> </w:t>
-      </w:r>
-      <w:r>
-        <w:t xml:space="preserve">(HP:0025301) and</w:t>
-      </w:r>
-      <w:r>
-        <w:t xml:space="preserve"> </w:t>
-      </w:r>
-      <w:r>
-        <w:t xml:space="preserve">“</w:t>
-      </w:r>
-      <w:r>
-        <w:t xml:space="preserve">Worse in evening</w:t>
-      </w:r>
-      <w:r>
-        <w:t xml:space="preserve">”</w:t>
-      </w:r>
-      <w:r>
-        <w:t xml:space="preserve"> </w:t>
-      </w:r>
-      <w:r>
-        <w:t xml:space="preserve">(HP:0410401). In the release we used, the diurnal, fluctuating and worse-in-evening modifiers together accounted for 0 of the 286,651 disease–phenotype annotations, and the nocturnal modifier for 1. The 134 annotations with any temporal-pattern modifier mostly described recurrence or chronicity. Dopa-responsive dystonia, a textbook example of a disease with diurnal fluctuation, is not annotated as such. Apart from a few phenotype terms that build in timing, such as nocturnal seizures, time-of-day features of rare diseases are therefore largely absent from the annotations that computational analyses such as ours depend on. Systematic chronomic phenotyping, meaning annotation of when symptoms, events and biomarker abnormalities occur, would be a straightforward step towards chronomic medicine.</w:t>
-      </w:r>
-    </w:p>
-    <w:p>
-      <w:pPr>
-        <w:pStyle w:val="BodyText"/>
-      </w:pPr>
-      <w:r>
-        <w:t xml:space="preserve">This study has limitations. All chronotype data were from individuals of European ancestry, and chronotype was self-reported. The MAGMA, burden and colocalisation analyses used UK Biobank data alone, because the 23andMe statistics are not public, and the LD reference contained only 503 individuals. Gene-to-disease and phenotype annotations are incomplete and biased towards well-studied syndromes. Matching on gene count approximates, but does not eliminate, differences between chronotype and null loci. GWAS signals tend to lie near LoF-constrained, dosage-sensitive genes, which are over-represented among genes for dominant and neurodevelopmental disorders</w:t>
-      </w:r>
-      <w:r>
-        <w:rPr>
-          <w:vertAlign w:val="superscript"/>
-        </w:rPr>
-        <w:t xml:space="preserve">83,99</w:t>
-      </w:r>
-      <w:r>
-        <w:t xml:space="preserve">, so some of the locus-level enrichments, including that of sleep-disturbance genes, may partly reflect this general property. We did not adjust for constraint, because it may itself lie on the causal path from gene to phenotype, in which case adjustment would remove true signal. The analysis plan was not pre-registered, and several analyses were added post hoc. The ACAT combination of burden tests is approximate and discards direction, and the four chronotype categories are not independent. The Open Targets colocalisations were derived from fine-mapping posteriors rather than full coloc. The</w:t>
-      </w:r>
-      <w:r>
-        <w:t xml:space="preserve"> </w:t>
-      </w:r>
-      <w:r>
-        <w:rPr>
-          <w:iCs/>
-          <w:i/>
-        </w:rPr>
-        <w:t xml:space="preserve">KCNH2</w:t>
-      </w:r>
-      <w:r>
-        <w:t xml:space="preserve"> </w:t>
-      </w:r>
-      <w:r>
-        <w:t xml:space="preserve">conditional analysis used an external LD reference, and the chronotype and QT GWAS share UK Biobank participants. The circadian expression data came from mouse tissues and from human post-mortem day–night contrasts, both of which have limited power. Finally, enrichment at the locus level does not identify causal genes. The evidence lines in the catalogue are not independent, and the catalogue should be read as a ranked list of candidates rather than a set of confirmed effector genes.</w:t>
-      </w:r>
-    </w:p>
-    <w:p>
-      <w:pPr>
-        <w:pStyle w:val="BodyText"/>
-      </w:pPr>
-      <w:r>
-        <w:t xml:space="preserve">In conclusion, chronotype genetics does not converge with rare disease in general. Convergence is clearest at core clock genes, where common, rare and Mendelian variation point the same way. Sleep-disturbance syndromes, monoamine synthesis and cardiac repolarisation at</w:t>
-      </w:r>
-      <w:r>
-        <w:t xml:space="preserve"> </w:t>
-      </w:r>
-      <w:r>
-        <w:rPr>
-          <w:iCs/>
-          <w:i/>
-        </w:rPr>
-        <w:t xml:space="preserve">KCNH2</w:t>
-      </w:r>
-      <w:r>
         <w:t xml:space="preserve"> </w:t>
       </w:r>
       <w:r>
         <w:t xml:space="preserve">are candidate links that need replication. We hope that the catalogue, the open pipeline and the explicit definition offered here help to make chronomic medicine a testable programme of research.</w:t>
       </w:r>
     </w:p>
-    <w:bookmarkEnd w:id="43"/>
-    <w:bookmarkStart w:id="44" w:name="declarations"/>
+    <w:bookmarkEnd w:id="44"/>
+    <w:bookmarkStart w:id="45" w:name="declarations"/>
     <w:p>
       <w:pPr>
         <w:pStyle w:val="Heading1"/>
@@ -4149,7 +4331,7 @@
         <w:t xml:space="preserve"> </w:t>
       </w:r>
       <w:r>
-        <w:t xml:space="preserve">All data are publicly available. They comprise the chronotype GWAS (Jones et al. 2019; GWAS Catalog GCST007576 and GCST007565, and Supplementary Data 1 of the original article); the 1000 Genomes phase 3 European reference (MAGMA build); GENCODE v48 and HGNC; HPO (release 2026-09-01), Orphanet product 6 and ClinGen gene–disease validity; gnomAD v2.1.1 constraint; Gene Ontology; Open Targets Platform 26.09; UK Biobank exome burden statistics (GCST90081559–62); the QT-interval GWAS (GCST90165291); GEO GSE54650; and the GTEx day–night tables of Wucher et al. (figshare). URLs, retrieval dates and checksums are listed in Supplementary Table S6. Results are provided in Supplementary Tables S1–S6.</w:t>
+        <w:t xml:space="preserve">All data are publicly available. They comprise the chronotype GWAS (Jones et al. 2019; GWAS Catalog GCST007576 and GCST007565, and Supplementary Data 1 of the original article); the 1000 Genomes phase 3 European reference (MAGMA build); GENCODE v48 and HGNC; HPO (release 2026-09-01), Orphanet product 6 and ClinGen gene–disease validity; Genomics England PanelApp (API version 1, retrieved 2026-10-30); gnomAD v2.1.1 constraint; Gene Ontology; Open Targets Platform 26.09; UK Biobank exome burden statistics (GCST90081559–62); the QT-interval GWAS (GCST90165291); GEO GSE54650; and the GTEx day–night tables of Wucher et al. (figshare). URLs, retrieval dates and checksums are listed in Supplementary Table S6. Results are provided in Supplementary Tables S1–S6.</w:t>
       </w:r>
     </w:p>
     <w:p>
@@ -4185,7 +4367,7 @@
         <w:t xml:space="preserve"> </w:t>
       </w:r>
       <w:r>
-        <w:t xml:space="preserve">BTM was supported by a Genetics Society 2020 summer studentship awarded to TJH. We thank the investigators and participants of UK Biobank, 23andMe, the 1000 Genomes Project, GTEx, gnomAD and the GERA, PAGE and UK Biobank QT studies, and the curators of OMIM, Orphanet, ClinGen, HPO, Gene Ontology and Open Targets for making their data openly available.</w:t>
+        <w:t xml:space="preserve">BTM was supported by a Genetics Society 2020 summer studentship awarded to TJH. We thank the investigators and participants of UK Biobank, 23andMe, the 1000 Genomes Project, GTEx, gnomAD and the GERA, PAGE and UK Biobank QT studies, and the curators of OMIM, Orphanet, ClinGen, HPO, Genomics England PanelApp, Gene Ontology and Open Targets for making their data openly available.</w:t>
       </w:r>
     </w:p>
     <w:p>
@@ -4278,8 +4460,8 @@
         <w:t xml:space="preserve">This study used only publicly available summary-level data, and no ethical approval was required.</w:t>
       </w:r>
     </w:p>
-    <w:bookmarkEnd w:id="44"/>
-    <w:bookmarkStart w:id="45" w:name="tables"/>
+    <w:bookmarkEnd w:id="45"/>
+    <w:bookmarkStart w:id="46" w:name="tables"/>
     <w:p>
       <w:pPr>
         <w:pStyle w:val="Heading1"/>
@@ -7912,12 +8094,846 @@
       </w:tr>
     </w:tbl>
     <w:p>
+      <w:pPr>
+        <w:pStyle w:val="BodyText"/>
+      </w:pPr>
+      <w:r>
+        <w:rPr>
+          <w:bCs/>
+          <w:b/>
+        </w:rPr>
+        <w:t xml:space="preserve">Table 3. Genomics England PanelApp disease panels enriched at chronotype loci.</w:t>
+      </w:r>
+      <w:r>
+        <w:t xml:space="preserve"> </w:t>
+      </w:r>
+      <w:r>
+        <w:t xml:space="preserve">The 6 of 248 panels with FDR q &lt; 0.05. Genes: the panel’s green (diagnostic-grade) genes in the gene universe. Loci obs/exp, fold and p as in Table 1. q: Benjamini–Hochberg false discovery rate across panels. MAGMA p: marginal competitive gene-set p-value. Panel genes in loci are listed when there are ten or fewer. Results for all panels are in Supplementary Table S3.</w:t>
+      </w:r>
+    </w:p>
+    <w:tbl>
+      <w:tblPr>
+        <w:tblStyle w:val="Table"/>
+        <w:tblW w:type="pct" w:w="5000"/>
+        <w:tblLook w:firstRow="1" w:lastRow="0" w:firstColumn="0" w:lastColumn="0" w:noHBand="0" w:noVBand="0" w:val="0020"/>
+        <w:jc w:val="start"/>
+      </w:tblPr>
+      <w:tblGrid>
+        <w:gridCol w:w="1944"/>
+        <w:gridCol w:w="648"/>
+        <w:gridCol w:w="1080"/>
+        <w:gridCol w:w="792"/>
+        <w:gridCol w:w="648"/>
+        <w:gridCol w:w="792"/>
+        <w:gridCol w:w="2015"/>
+      </w:tblGrid>
+      <w:tr>
+        <w:trPr>
+          <w:tblHeader w:val="true"/>
+        </w:trPr>
+        <w:tc>
+          <w:tcPr/>
+          <w:p>
+            <w:pPr>
+              <w:pStyle w:val="Compact"/>
+              <w:jc w:val="left"/>
+            </w:pPr>
+            <w:r>
+              <w:t xml:space="preserve">PanelApp panel</w:t>
+            </w:r>
+          </w:p>
+        </w:tc>
+        <w:tc>
+          <w:tcPr/>
+          <w:p>
+            <w:pPr>
+              <w:pStyle w:val="Compact"/>
+              <w:jc w:val="right"/>
+            </w:pPr>
+            <w:r>
+              <w:t xml:space="preserve">Genes</w:t>
+            </w:r>
+          </w:p>
+        </w:tc>
+        <w:tc>
+          <w:tcPr/>
+          <w:p>
+            <w:pPr>
+              <w:pStyle w:val="Compact"/>
+              <w:jc w:val="left"/>
+            </w:pPr>
+            <w:r>
+              <w:t xml:space="preserve">Loci obs/exp (fold)</w:t>
+            </w:r>
+          </w:p>
+        </w:tc>
+        <w:tc>
+          <w:tcPr/>
+          <w:p>
+            <w:pPr>
+              <w:pStyle w:val="Compact"/>
+              <w:jc w:val="left"/>
+            </w:pPr>
+            <w:r>
+              <w:t xml:space="preserve">p</w:t>
+            </w:r>
+          </w:p>
+        </w:tc>
+        <w:tc>
+          <w:tcPr/>
+          <w:p>
+            <w:pPr>
+              <w:pStyle w:val="Compact"/>
+              <w:jc w:val="left"/>
+            </w:pPr>
+            <w:r>
+              <w:t xml:space="preserve">q</w:t>
+            </w:r>
+          </w:p>
+        </w:tc>
+        <w:tc>
+          <w:tcPr/>
+          <w:p>
+            <w:pPr>
+              <w:pStyle w:val="Compact"/>
+              <w:jc w:val="left"/>
+            </w:pPr>
+            <w:r>
+              <w:t xml:space="preserve">MAGMA p</w:t>
+            </w:r>
+          </w:p>
+        </w:tc>
+        <w:tc>
+          <w:tcPr/>
+          <w:p>
+            <w:pPr>
+              <w:pStyle w:val="Compact"/>
+              <w:jc w:val="left"/>
+            </w:pPr>
+            <w:r>
+              <w:t xml:space="preserve">Panel genes in loci</w:t>
+            </w:r>
+          </w:p>
+        </w:tc>
+      </w:tr>
+      <w:tr>
+        <w:tc>
+          <w:tcPr/>
+          <w:p>
+            <w:pPr>
+              <w:pStyle w:val="Compact"/>
+              <w:jc w:val="left"/>
+            </w:pPr>
+            <w:r>
+              <w:t xml:space="preserve">Rare syndromic craniosynostosis or isolated multisuture synostosis</w:t>
+            </w:r>
+          </w:p>
+        </w:tc>
+        <w:tc>
+          <w:tcPr/>
+          <w:p>
+            <w:pPr>
+              <w:pStyle w:val="Compact"/>
+              <w:jc w:val="right"/>
+            </w:pPr>
+            <w:r>
+              <w:t xml:space="preserve">195</w:t>
+            </w:r>
+          </w:p>
+        </w:tc>
+        <w:tc>
+          <w:tcPr/>
+          <w:p>
+            <w:pPr>
+              <w:pStyle w:val="Compact"/>
+              <w:jc w:val="left"/>
+            </w:pPr>
+            <w:r>
+              <w:t xml:space="preserve">15/4.1 (3.70)</w:t>
+            </w:r>
+          </w:p>
+        </w:tc>
+        <w:tc>
+          <w:tcPr/>
+          <w:p>
+            <w:pPr>
+              <w:pStyle w:val="Compact"/>
+              <w:jc w:val="left"/>
+            </w:pPr>
+            <w:r>
+              <w:t xml:space="preserve">1.7×10</w:t>
+            </w:r>
+            <w:r>
+              <w:rPr>
+                <w:vertAlign w:val="superscript"/>
+              </w:rPr>
+              <w:t xml:space="preserve">−5</w:t>
+            </w:r>
+          </w:p>
+        </w:tc>
+        <w:tc>
+          <w:tcPr/>
+          <w:p>
+            <w:pPr>
+              <w:pStyle w:val="Compact"/>
+              <w:jc w:val="left"/>
+            </w:pPr>
+            <w:r>
+              <w:t xml:space="preserve">0.0042</w:t>
+            </w:r>
+          </w:p>
+        </w:tc>
+        <w:tc>
+          <w:tcPr/>
+          <w:p>
+            <w:pPr>
+              <w:pStyle w:val="Compact"/>
+              <w:jc w:val="left"/>
+            </w:pPr>
+            <w:r>
+              <w:t xml:space="preserve">0.13</w:t>
+            </w:r>
+          </w:p>
+        </w:tc>
+        <w:tc>
+          <w:tcPr/>
+          <w:p>
+            <w:pPr>
+              <w:pStyle w:val="Compact"/>
+              <w:jc w:val="left"/>
+            </w:pPr>
+            <w:r>
+              <w:t xml:space="preserve">17 genes (Supplementary Table S3)</w:t>
+            </w:r>
+          </w:p>
+        </w:tc>
+      </w:tr>
+      <w:tr>
+        <w:tc>
+          <w:tcPr/>
+          <w:p>
+            <w:pPr>
+              <w:pStyle w:val="Compact"/>
+              <w:jc w:val="left"/>
+            </w:pPr>
+            <w:r>
+              <w:t xml:space="preserve">Neurotransmitter disorders</w:t>
+            </w:r>
+          </w:p>
+        </w:tc>
+        <w:tc>
+          <w:tcPr/>
+          <w:p>
+            <w:pPr>
+              <w:pStyle w:val="Compact"/>
+              <w:jc w:val="right"/>
+            </w:pPr>
+            <w:r>
+              <w:t xml:space="preserve">18</w:t>
+            </w:r>
+          </w:p>
+        </w:tc>
+        <w:tc>
+          <w:tcPr/>
+          <w:p>
+            <w:pPr>
+              <w:pStyle w:val="Compact"/>
+              <w:jc w:val="left"/>
+            </w:pPr>
+            <w:r>
+              <w:t xml:space="preserve">4/0.20 (20)</w:t>
+            </w:r>
+          </w:p>
+        </w:tc>
+        <w:tc>
+          <w:tcPr/>
+          <w:p>
+            <w:pPr>
+              <w:pStyle w:val="Compact"/>
+              <w:jc w:val="left"/>
+            </w:pPr>
+            <w:r>
+              <w:t xml:space="preserve">5.1×10</w:t>
+            </w:r>
+            <w:r>
+              <w:rPr>
+                <w:vertAlign w:val="superscript"/>
+              </w:rPr>
+              <w:t xml:space="preserve">−5</w:t>
+            </w:r>
+          </w:p>
+        </w:tc>
+        <w:tc>
+          <w:tcPr/>
+          <w:p>
+            <w:pPr>
+              <w:pStyle w:val="Compact"/>
+              <w:jc w:val="left"/>
+            </w:pPr>
+            <w:r>
+              <w:t xml:space="preserve">0.0064</w:t>
+            </w:r>
+          </w:p>
+        </w:tc>
+        <w:tc>
+          <w:tcPr/>
+          <w:p>
+            <w:pPr>
+              <w:pStyle w:val="Compact"/>
+              <w:jc w:val="left"/>
+            </w:pPr>
+            <w:r>
+              <w:t xml:space="preserve">0.034</w:t>
+            </w:r>
+          </w:p>
+        </w:tc>
+        <w:tc>
+          <w:tcPr/>
+          <w:p>
+            <w:pPr>
+              <w:pStyle w:val="Compact"/>
+              <w:jc w:val="left"/>
+            </w:pPr>
+            <w:r>
+              <w:rPr>
+                <w:iCs/>
+                <w:i/>
+              </w:rPr>
+              <w:t xml:space="preserve">DDC</w:t>
+            </w:r>
+            <w:r>
+              <w:t xml:space="preserve">,</w:t>
+            </w:r>
+            <w:r>
+              <w:t xml:space="preserve"> </w:t>
+            </w:r>
+            <w:r>
+              <w:rPr>
+                <w:iCs/>
+                <w:i/>
+              </w:rPr>
+              <w:t xml:space="preserve">DNAJC12</w:t>
+            </w:r>
+            <w:r>
+              <w:t xml:space="preserve">,</w:t>
+            </w:r>
+            <w:r>
+              <w:t xml:space="preserve"> </w:t>
+            </w:r>
+            <w:r>
+              <w:rPr>
+                <w:iCs/>
+                <w:i/>
+              </w:rPr>
+              <w:t xml:space="preserve">GCH1</w:t>
+            </w:r>
+            <w:r>
+              <w:t xml:space="preserve">,</w:t>
+            </w:r>
+            <w:r>
+              <w:t xml:space="preserve"> </w:t>
+            </w:r>
+            <w:r>
+              <w:rPr>
+                <w:iCs/>
+                <w:i/>
+              </w:rPr>
+              <w:t xml:space="preserve">SLC18A2</w:t>
+            </w:r>
+          </w:p>
+        </w:tc>
+      </w:tr>
+      <w:tr>
+        <w:tc>
+          <w:tcPr/>
+          <w:p>
+            <w:pPr>
+              <w:pStyle w:val="Compact"/>
+              <w:jc w:val="left"/>
+            </w:pPr>
+            <w:r>
+              <w:t xml:space="preserve">DDG2P (developmental disorders)</w:t>
+            </w:r>
+          </w:p>
+        </w:tc>
+        <w:tc>
+          <w:tcPr/>
+          <w:p>
+            <w:pPr>
+              <w:pStyle w:val="Compact"/>
+              <w:jc w:val="right"/>
+            </w:pPr>
+            <w:r>
+              <w:t xml:space="preserve">2,537</w:t>
+            </w:r>
+          </w:p>
+        </w:tc>
+        <w:tc>
+          <w:tcPr/>
+          <w:p>
+            <w:pPr>
+              <w:pStyle w:val="Compact"/>
+              <w:jc w:val="left"/>
+            </w:pPr>
+            <w:r>
+              <w:t xml:space="preserve">94/67.2 (1.40)</w:t>
+            </w:r>
+          </w:p>
+        </w:tc>
+        <w:tc>
+          <w:tcPr/>
+          <w:p>
+            <w:pPr>
+              <w:pStyle w:val="Compact"/>
+              <w:jc w:val="left"/>
+            </w:pPr>
+            <w:r>
+              <w:t xml:space="preserve">9.0×10</w:t>
+            </w:r>
+            <w:r>
+              <w:rPr>
+                <w:vertAlign w:val="superscript"/>
+              </w:rPr>
+              <w:t xml:space="preserve">−5</w:t>
+            </w:r>
+          </w:p>
+        </w:tc>
+        <w:tc>
+          <w:tcPr/>
+          <w:p>
+            <w:pPr>
+              <w:pStyle w:val="Compact"/>
+              <w:jc w:val="left"/>
+            </w:pPr>
+            <w:r>
+              <w:t xml:space="preserve">0.0074</w:t>
+            </w:r>
+          </w:p>
+        </w:tc>
+        <w:tc>
+          <w:tcPr/>
+          <w:p>
+            <w:pPr>
+              <w:pStyle w:val="Compact"/>
+              <w:jc w:val="left"/>
+            </w:pPr>
+            <w:r>
+              <w:t xml:space="preserve">0.24</w:t>
+            </w:r>
+          </w:p>
+        </w:tc>
+        <w:tc>
+          <w:tcPr/>
+          <w:p>
+            <w:pPr>
+              <w:pStyle w:val="Compact"/>
+              <w:jc w:val="left"/>
+            </w:pPr>
+            <w:r>
+              <w:t xml:space="preserve">137 genes (Supplementary Table S3)</w:t>
+            </w:r>
+          </w:p>
+        </w:tc>
+      </w:tr>
+      <w:tr>
+        <w:tc>
+          <w:tcPr/>
+          <w:p>
+            <w:pPr>
+              <w:pStyle w:val="Compact"/>
+              <w:jc w:val="left"/>
+            </w:pPr>
+            <w:r>
+              <w:t xml:space="preserve">Clefting</w:t>
+            </w:r>
+          </w:p>
+        </w:tc>
+        <w:tc>
+          <w:tcPr/>
+          <w:p>
+            <w:pPr>
+              <w:pStyle w:val="Compact"/>
+              <w:jc w:val="right"/>
+            </w:pPr>
+            <w:r>
+              <w:t xml:space="preserve">313</w:t>
+            </w:r>
+          </w:p>
+        </w:tc>
+        <w:tc>
+          <w:tcPr/>
+          <w:p>
+            <w:pPr>
+              <w:pStyle w:val="Compact"/>
+              <w:jc w:val="left"/>
+            </w:pPr>
+            <w:r>
+              <w:t xml:space="preserve">18/7.5 (2.38)</w:t>
+            </w:r>
+          </w:p>
+        </w:tc>
+        <w:tc>
+          <w:tcPr/>
+          <w:p>
+            <w:pPr>
+              <w:pStyle w:val="Compact"/>
+              <w:jc w:val="left"/>
+            </w:pPr>
+            <w:r>
+              <w:t xml:space="preserve">6.0×10</w:t>
+            </w:r>
+            <w:r>
+              <w:rPr>
+                <w:vertAlign w:val="superscript"/>
+              </w:rPr>
+              <w:t xml:space="preserve">−4</w:t>
+            </w:r>
+          </w:p>
+        </w:tc>
+        <w:tc>
+          <w:tcPr/>
+          <w:p>
+            <w:pPr>
+              <w:pStyle w:val="Compact"/>
+              <w:jc w:val="left"/>
+            </w:pPr>
+            <w:r>
+              <w:t xml:space="preserve">0.037</w:t>
+            </w:r>
+          </w:p>
+        </w:tc>
+        <w:tc>
+          <w:tcPr/>
+          <w:p>
+            <w:pPr>
+              <w:pStyle w:val="Compact"/>
+              <w:jc w:val="left"/>
+            </w:pPr>
+            <w:r>
+              <w:t xml:space="preserve">0.82</w:t>
+            </w:r>
+          </w:p>
+        </w:tc>
+        <w:tc>
+          <w:tcPr/>
+          <w:p>
+            <w:pPr>
+              <w:pStyle w:val="Compact"/>
+              <w:jc w:val="left"/>
+            </w:pPr>
+            <w:r>
+              <w:t xml:space="preserve">19 genes (Supplementary Table S3)</w:t>
+            </w:r>
+          </w:p>
+        </w:tc>
+      </w:tr>
+      <w:tr>
+        <w:tc>
+          <w:tcPr/>
+          <w:p>
+            <w:pPr>
+              <w:pStyle w:val="Compact"/>
+              <w:jc w:val="left"/>
+            </w:pPr>
+            <w:r>
+              <w:t xml:space="preserve">Fetal hydrops</w:t>
+            </w:r>
+          </w:p>
+        </w:tc>
+        <w:tc>
+          <w:tcPr/>
+          <w:p>
+            <w:pPr>
+              <w:pStyle w:val="Compact"/>
+              <w:jc w:val="right"/>
+            </w:pPr>
+            <w:r>
+              <w:t xml:space="preserve">111</w:t>
+            </w:r>
+          </w:p>
+        </w:tc>
+        <w:tc>
+          <w:tcPr/>
+          <w:p>
+            <w:pPr>
+              <w:pStyle w:val="Compact"/>
+              <w:jc w:val="left"/>
+            </w:pPr>
+            <w:r>
+              <w:t xml:space="preserve">10/3.1 (3.28)</w:t>
+            </w:r>
+          </w:p>
+        </w:tc>
+        <w:tc>
+          <w:tcPr/>
+          <w:p>
+            <w:pPr>
+              <w:pStyle w:val="Compact"/>
+              <w:jc w:val="left"/>
+            </w:pPr>
+            <w:r>
+              <w:t xml:space="preserve">8.6×10</w:t>
+            </w:r>
+            <w:r>
+              <w:rPr>
+                <w:vertAlign w:val="superscript"/>
+              </w:rPr>
+              <w:t xml:space="preserve">−4</w:t>
+            </w:r>
+          </w:p>
+        </w:tc>
+        <w:tc>
+          <w:tcPr/>
+          <w:p>
+            <w:pPr>
+              <w:pStyle w:val="Compact"/>
+              <w:jc w:val="left"/>
+            </w:pPr>
+            <w:r>
+              <w:t xml:space="preserve">0.043</w:t>
+            </w:r>
+          </w:p>
+        </w:tc>
+        <w:tc>
+          <w:tcPr/>
+          <w:p>
+            <w:pPr>
+              <w:pStyle w:val="Compact"/>
+              <w:jc w:val="left"/>
+            </w:pPr>
+            <w:r>
+              <w:t xml:space="preserve">0.45</w:t>
+            </w:r>
+          </w:p>
+        </w:tc>
+        <w:tc>
+          <w:tcPr/>
+          <w:p>
+            <w:pPr>
+              <w:pStyle w:val="Compact"/>
+              <w:jc w:val="left"/>
+            </w:pPr>
+            <w:r>
+              <w:rPr>
+                <w:iCs/>
+                <w:i/>
+              </w:rPr>
+              <w:t xml:space="preserve">KCNH2</w:t>
+            </w:r>
+            <w:r>
+              <w:t xml:space="preserve">,</w:t>
+            </w:r>
+            <w:r>
+              <w:t xml:space="preserve"> </w:t>
+            </w:r>
+            <w:r>
+              <w:rPr>
+                <w:iCs/>
+                <w:i/>
+              </w:rPr>
+              <w:t xml:space="preserve">KMT2D</w:t>
+            </w:r>
+            <w:r>
+              <w:t xml:space="preserve">,</w:t>
+            </w:r>
+            <w:r>
+              <w:t xml:space="preserve"> </w:t>
+            </w:r>
+            <w:r>
+              <w:rPr>
+                <w:iCs/>
+                <w:i/>
+              </w:rPr>
+              <w:t xml:space="preserve">LAMB2</w:t>
+            </w:r>
+            <w:r>
+              <w:t xml:space="preserve">,</w:t>
+            </w:r>
+            <w:r>
+              <w:t xml:space="preserve"> </w:t>
+            </w:r>
+            <w:r>
+              <w:rPr>
+                <w:iCs/>
+                <w:i/>
+              </w:rPr>
+              <w:t xml:space="preserve">NEU1</w:t>
+            </w:r>
+            <w:r>
+              <w:t xml:space="preserve">,</w:t>
+            </w:r>
+            <w:r>
+              <w:t xml:space="preserve"> </w:t>
+            </w:r>
+            <w:r>
+              <w:rPr>
+                <w:iCs/>
+                <w:i/>
+              </w:rPr>
+              <w:t xml:space="preserve">NPC1</w:t>
+            </w:r>
+            <w:r>
+              <w:t xml:space="preserve">,</w:t>
+            </w:r>
+            <w:r>
+              <w:t xml:space="preserve"> </w:t>
+            </w:r>
+            <w:r>
+              <w:rPr>
+                <w:iCs/>
+                <w:i/>
+              </w:rPr>
+              <w:t xml:space="preserve">PEX12</w:t>
+            </w:r>
+            <w:r>
+              <w:t xml:space="preserve">,</w:t>
+            </w:r>
+            <w:r>
+              <w:t xml:space="preserve"> </w:t>
+            </w:r>
+            <w:r>
+              <w:rPr>
+                <w:iCs/>
+                <w:i/>
+              </w:rPr>
+              <w:t xml:space="preserve">PEX3</w:t>
+            </w:r>
+            <w:r>
+              <w:t xml:space="preserve">,</w:t>
+            </w:r>
+            <w:r>
+              <w:t xml:space="preserve"> </w:t>
+            </w:r>
+            <w:r>
+              <w:rPr>
+                <w:iCs/>
+                <w:i/>
+              </w:rPr>
+              <w:t xml:space="preserve">PTH1R</w:t>
+            </w:r>
+            <w:r>
+              <w:t xml:space="preserve">,</w:t>
+            </w:r>
+            <w:r>
+              <w:t xml:space="preserve"> </w:t>
+            </w:r>
+            <w:r>
+              <w:rPr>
+                <w:iCs/>
+                <w:i/>
+              </w:rPr>
+              <w:t xml:space="preserve">PTPN11</w:t>
+            </w:r>
+            <w:r>
+              <w:t xml:space="preserve">,</w:t>
+            </w:r>
+            <w:r>
+              <w:t xml:space="preserve"> </w:t>
+            </w:r>
+            <w:r>
+              <w:rPr>
+                <w:iCs/>
+                <w:i/>
+              </w:rPr>
+              <w:t xml:space="preserve">RASA1</w:t>
+            </w:r>
+          </w:p>
+        </w:tc>
+      </w:tr>
+      <w:tr>
+        <w:tc>
+          <w:tcPr/>
+          <w:p>
+            <w:pPr>
+              <w:pStyle w:val="Compact"/>
+              <w:jc w:val="left"/>
+            </w:pPr>
+            <w:r>
+              <w:t xml:space="preserve">Early onset or syndromic epilepsy</w:t>
+            </w:r>
+          </w:p>
+        </w:tc>
+        <w:tc>
+          <w:tcPr/>
+          <w:p>
+            <w:pPr>
+              <w:pStyle w:val="Compact"/>
+              <w:jc w:val="right"/>
+            </w:pPr>
+            <w:r>
+              <w:t xml:space="preserve">756</w:t>
+            </w:r>
+          </w:p>
+        </w:tc>
+        <w:tc>
+          <w:tcPr/>
+          <w:p>
+            <w:pPr>
+              <w:pStyle w:val="Compact"/>
+              <w:jc w:val="left"/>
+            </w:pPr>
+            <w:r>
+              <w:t xml:space="preserve">39/23.9 (1.63)</w:t>
+            </w:r>
+          </w:p>
+        </w:tc>
+        <w:tc>
+          <w:tcPr/>
+          <w:p>
+            <w:pPr>
+              <w:pStyle w:val="Compact"/>
+              <w:jc w:val="left"/>
+            </w:pPr>
+            <w:r>
+              <w:t xml:space="preserve">0.0011</w:t>
+            </w:r>
+          </w:p>
+        </w:tc>
+        <w:tc>
+          <w:tcPr/>
+          <w:p>
+            <w:pPr>
+              <w:pStyle w:val="Compact"/>
+              <w:jc w:val="left"/>
+            </w:pPr>
+            <w:r>
+              <w:t xml:space="preserve">0.047</w:t>
+            </w:r>
+          </w:p>
+        </w:tc>
+        <w:tc>
+          <w:tcPr/>
+          <w:p>
+            <w:pPr>
+              <w:pStyle w:val="Compact"/>
+              <w:jc w:val="left"/>
+            </w:pPr>
+            <w:r>
+              <w:t xml:space="preserve">0.040</w:t>
+            </w:r>
+          </w:p>
+        </w:tc>
+        <w:tc>
+          <w:tcPr/>
+          <w:p>
+            <w:pPr>
+              <w:pStyle w:val="Compact"/>
+              <w:jc w:val="left"/>
+            </w:pPr>
+            <w:r>
+              <w:t xml:space="preserve">48 genes (Supplementary Table S3)</w:t>
+            </w:r>
+          </w:p>
+        </w:tc>
+      </w:tr>
+    </w:tbl>
+    <w:p>
       <w:r>
         <w:br w:type="page"/>
       </w:r>
     </w:p>
-    <w:bookmarkEnd w:id="45"/>
-    <w:bookmarkStart w:id="64" w:name="figures"/>
+    <w:bookmarkEnd w:id="46"/>
+    <w:bookmarkStart w:id="65" w:name="figures"/>
     <w:p>
       <w:pPr>
         <w:pStyle w:val="Heading1"/>
@@ -7935,18 +8951,18 @@
           <wp:inline>
             <wp:extent cx="5727700" cy="3554212"/>
             <wp:effectExtent b="0" l="0" r="0" t="0"/>
-            <wp:docPr descr="" title="" id="47" name="Picture"/>
+            <wp:docPr descr="" title="" id="48" name="Picture"/>
             <a:graphic>
               <a:graphicData uri="http://schemas.openxmlformats.org/drawingml/2006/picture">
                 <pic:pic>
                   <pic:nvPicPr>
-                    <pic:cNvPr descr="figures/Fig1_study_design.png" id="48" name="Picture"/>
+                    <pic:cNvPr descr="figures/Fig1_study_design.png" id="49" name="Picture"/>
                     <pic:cNvPicPr>
                       <a:picLocks noChangeArrowheads="1" noChangeAspect="1"/>
                     </pic:cNvPicPr>
                   </pic:nvPicPr>
                   <pic:blipFill>
-                    <a:blip r:embed="rId46"/>
+                    <a:blip r:embed="rId47"/>
                     <a:stretch>
                       <a:fillRect/>
                     </a:stretch>
@@ -7988,7 +9004,7 @@
         <w:t xml:space="preserve"> </w:t>
       </w:r>
       <w:r>
-        <w:t xml:space="preserve">The study integrated common variation (351 chronotype loci, UK Biobank summary statistics and Open Targets fine-mapping), Mendelian disease knowledge (OMIM, Orphanet, ClinGen and HPO), and rare variation and chronobiology (UK Biobank exome burden and circadian expression). These data were combined in locus-level tests against matched null loci, gene-level tests and convergence analyses, including colocalisation at</w:t>
+        <w:t xml:space="preserve">The study integrated common variation (351 chronotype loci, UK Biobank summary statistics and Open Targets fine-mapping), Mendelian disease knowledge (OMIM, Orphanet, ClinGen, HPO and PanelApp clinical gene panels), and rare variation and chronobiology (UK Biobank exome burden and circadian expression). These data were combined in locus-level tests against matched null loci, gene-level tests and convergence analyses, including colocalisation at</w:t>
       </w:r>
       <w:r>
         <w:t xml:space="preserve"> </w:t>
@@ -8018,18 +9034,18 @@
           <wp:inline>
             <wp:extent cx="3969355" cy="6309360"/>
             <wp:effectExtent b="0" l="0" r="0" t="0"/>
-            <wp:docPr descr="" title="" id="50" name="Picture"/>
+            <wp:docPr descr="" title="" id="51" name="Picture"/>
             <a:graphic>
               <a:graphicData uri="http://schemas.openxmlformats.org/drawingml/2006/picture">
                 <pic:pic>
                   <pic:nvPicPr>
-                    <pic:cNvPr descr="figures/Fig2_locus_enrichment.png" id="51" name="Picture"/>
+                    <pic:cNvPr descr="figures/Fig2_locus_enrichment.png" id="52" name="Picture"/>
                     <pic:cNvPicPr>
                       <a:picLocks noChangeArrowheads="1" noChangeAspect="1"/>
                     </pic:cNvPicPr>
                   </pic:nvPicPr>
                   <pic:blipFill>
-                    <a:blip r:embed="rId49"/>
+                    <a:blip r:embed="rId50"/>
                     <a:stretch>
                       <a:fillRect/>
                     </a:stretch>
@@ -8088,18 +9104,18 @@
           <wp:inline>
             <wp:extent cx="4701372" cy="6675120"/>
             <wp:effectExtent b="0" l="0" r="0" t="0"/>
-            <wp:docPr descr="" title="" id="53" name="Picture"/>
+            <wp:docPr descr="" title="" id="54" name="Picture"/>
             <a:graphic>
               <a:graphicData uri="http://schemas.openxmlformats.org/drawingml/2006/picture">
                 <pic:pic>
                   <pic:nvPicPr>
-                    <pic:cNvPr descr="figures/Fig3_candidate_genes.png" id="54" name="Picture"/>
+                    <pic:cNvPr descr="figures/Fig3_candidate_genes.png" id="55" name="Picture"/>
                     <pic:cNvPicPr>
                       <a:picLocks noChangeArrowheads="1" noChangeAspect="1"/>
                     </pic:cNvPicPr>
                   </pic:nvPicPr>
                   <pic:blipFill>
-                    <a:blip r:embed="rId52"/>
+                    <a:blip r:embed="rId53"/>
                     <a:stretch>
                       <a:fillRect/>
                     </a:stretch>
@@ -8158,18 +9174,18 @@
           <wp:inline>
             <wp:extent cx="5727700" cy="2130847"/>
             <wp:effectExtent b="0" l="0" r="0" t="0"/>
-            <wp:docPr descr="" title="" id="56" name="Picture"/>
+            <wp:docPr descr="" title="" id="57" name="Picture"/>
             <a:graphic>
               <a:graphicData uri="http://schemas.openxmlformats.org/drawingml/2006/picture">
                 <pic:pic>
                   <pic:nvPicPr>
-                    <pic:cNvPr descr="figures/Fig4_monoamine_pathway.png" id="57" name="Picture"/>
+                    <pic:cNvPr descr="figures/Fig4_monoamine_pathway.png" id="58" name="Picture"/>
                     <pic:cNvPicPr>
                       <a:picLocks noChangeArrowheads="1" noChangeAspect="1"/>
                     </pic:cNvPicPr>
                   </pic:nvPicPr>
                   <pic:blipFill>
-                    <a:blip r:embed="rId55"/>
+                    <a:blip r:embed="rId56"/>
                     <a:stretch>
                       <a:fillRect/>
                     </a:stretch>
@@ -8292,18 +9308,18 @@
           <wp:inline>
             <wp:extent cx="5727700" cy="2909232"/>
             <wp:effectExtent b="0" l="0" r="0" t="0"/>
-            <wp:docPr descr="" title="" id="59" name="Picture"/>
+            <wp:docPr descr="" title="" id="60" name="Picture"/>
             <a:graphic>
               <a:graphicData uri="http://schemas.openxmlformats.org/drawingml/2006/picture">
                 <pic:pic>
                   <pic:nvPicPr>
-                    <pic:cNvPr descr="figures/Fig5_rare_common_convergence.png" id="60" name="Picture"/>
+                    <pic:cNvPr descr="figures/Fig5_rare_common_convergence.png" id="61" name="Picture"/>
                     <pic:cNvPicPr>
                       <a:picLocks noChangeArrowheads="1" noChangeAspect="1"/>
                     </pic:cNvPicPr>
                   </pic:nvPicPr>
                   <pic:blipFill>
-                    <a:blip r:embed="rId58"/>
+                    <a:blip r:embed="rId59"/>
                     <a:stretch>
                       <a:fillRect/>
                     </a:stretch>
@@ -8374,18 +9390,18 @@
           <wp:inline>
             <wp:extent cx="5727700" cy="4016270"/>
             <wp:effectExtent b="0" l="0" r="0" t="0"/>
-            <wp:docPr descr="" title="" id="62" name="Picture"/>
+            <wp:docPr descr="" title="" id="63" name="Picture"/>
             <a:graphic>
               <a:graphicData uri="http://schemas.openxmlformats.org/drawingml/2006/picture">
                 <pic:pic>
                   <pic:nvPicPr>
-                    <pic:cNvPr descr="figures/FigS1_kcnh2_coloc.png" id="63" name="Picture"/>
+                    <pic:cNvPr descr="figures/FigS1_kcnh2_coloc.png" id="64" name="Picture"/>
                     <pic:cNvPicPr>
                       <a:picLocks noChangeArrowheads="1" noChangeAspect="1"/>
                     </pic:cNvPicPr>
                   </pic:nvPicPr>
                   <pic:blipFill>
-                    <a:blip r:embed="rId61"/>
+                    <a:blip r:embed="rId62"/>
                     <a:stretch>
                       <a:fillRect/>
                     </a:stretch>
@@ -8458,8 +9474,8 @@
         <w:br w:type="page"/>
       </w:r>
     </w:p>
-    <w:bookmarkEnd w:id="64"/>
-    <w:bookmarkStart w:id="65" w:name="supplementary-information"/>
+    <w:bookmarkEnd w:id="65"/>
+    <w:bookmarkStart w:id="66" w:name="supplementary-information"/>
     <w:p>
       <w:pPr>
         <w:pStyle w:val="Heading1"/>
@@ -8473,7 +9489,7 @@
         <w:pStyle w:val="FirstParagraph"/>
       </w:pPr>
       <w:r>
-        <w:t xml:space="preserve">Supplementary Table S1: chronotype loci, LD intervals, genes and Open Targets annotations. Supplementary Table S2: gene universe and gene sets. Supplementary Table S3: locus-level and MAGMA enrichment results, including sensitivity analyses and relative contrasts. Supplementary Table S4: exome burden analyses. Supplementary Table S5: catalogue of Mendelian disease genes at chronotype loci. Supplementary Table S6:</w:t>
+        <w:t xml:space="preserve">Supplementary Table S1: chronotype loci, LD intervals, genes and Open Targets annotations. Supplementary Table S2: gene universe and gene sets, including the PanelApp panels and their genes. Supplementary Table S3: locus-level and MAGMA enrichment results, including sensitivity analyses, relative contrasts and the PanelApp screen. Supplementary Table S4: exome burden analyses. Supplementary Table S5: catalogue of Mendelian disease genes at chronotype loci. Supplementary Table S6:</w:t>
       </w:r>
       <w:r>
         <w:t xml:space="preserve"> </w:t>
@@ -8492,8 +9508,8 @@
         <w:t xml:space="preserve">colocalisation (unconditional and conditional) and data provenance.</w:t>
       </w:r>
     </w:p>
-    <w:bookmarkEnd w:id="65"/>
-    <w:bookmarkStart w:id="265" w:name="references"/>
+    <w:bookmarkEnd w:id="66"/>
+    <w:bookmarkStart w:id="268" w:name="references"/>
     <w:p>
       <w:pPr>
         <w:pStyle w:val="Heading1"/>
@@ -8502,8 +9518,8 @@
         <w:t xml:space="preserve">References</w:t>
       </w:r>
     </w:p>
-    <w:bookmarkStart w:id="264" w:name="refs"/>
-    <w:bookmarkStart w:id="67" w:name="ref-cederroth2019fourth"/>
+    <w:bookmarkStart w:id="267" w:name="refs"/>
+    <w:bookmarkStart w:id="68" w:name="ref-cederroth2019fourth"/>
     <w:p>
       <w:pPr>
         <w:pStyle w:val="Bibliography"/>
@@ -8542,7 +9558,7 @@
       <w:r>
         <w:t xml:space="preserve">. 2019;30(2):238-250. doi:</w:t>
       </w:r>
-      <w:hyperlink r:id="rId66">
+      <w:hyperlink r:id="rId67">
         <w:r>
           <w:rPr>
             <w:rStyle w:val="Hyperlink"/>
@@ -8551,8 +9567,8 @@
         </w:r>
       </w:hyperlink>
     </w:p>
-    <w:bookmarkEnd w:id="67"/>
-    <w:bookmarkStart w:id="69" w:name="ref-allada2021circadian"/>
+    <w:bookmarkEnd w:id="68"/>
+    <w:bookmarkStart w:id="70" w:name="ref-allada2021circadian"/>
     <w:p>
       <w:pPr>
         <w:pStyle w:val="Bibliography"/>
@@ -8591,7 +9607,7 @@
       <w:r>
         <w:t xml:space="preserve">. 2021;384(6):550-561. doi:</w:t>
       </w:r>
-      <w:hyperlink r:id="rId68">
+      <w:hyperlink r:id="rId69">
         <w:r>
           <w:rPr>
             <w:rStyle w:val="Hyperlink"/>
@@ -8600,8 +9616,8 @@
         </w:r>
       </w:hyperlink>
     </w:p>
-    <w:bookmarkEnd w:id="69"/>
-    <w:bookmarkStart w:id="71" w:name="ref-kramer2022foundations"/>
+    <w:bookmarkEnd w:id="70"/>
+    <w:bookmarkStart w:id="72" w:name="ref-kramer2022foundations"/>
     <w:p>
       <w:pPr>
         <w:pStyle w:val="Bibliography"/>
@@ -8640,7 +9656,7 @@
       <w:r>
         <w:t xml:space="preserve">. 2022;20(3):e3001567. doi:</w:t>
       </w:r>
-      <w:hyperlink r:id="rId70">
+      <w:hyperlink r:id="rId71">
         <w:r>
           <w:rPr>
             <w:rStyle w:val="Hyperlink"/>
@@ -8649,8 +9665,8 @@
         </w:r>
       </w:hyperlink>
     </w:p>
-    <w:bookmarkEnd w:id="71"/>
-    <w:bookmarkStart w:id="73" w:name="ref-ruben2019dosing"/>
+    <w:bookmarkEnd w:id="72"/>
+    <w:bookmarkStart w:id="74" w:name="ref-ruben2019dosing"/>
     <w:p>
       <w:pPr>
         <w:pStyle w:val="Bibliography"/>
@@ -8689,7 +9705,7 @@
       <w:r>
         <w:t xml:space="preserve">. 2019;365(6453):547-549. doi:</w:t>
       </w:r>
-      <w:hyperlink r:id="rId72">
+      <w:hyperlink r:id="rId73">
         <w:r>
           <w:rPr>
             <w:rStyle w:val="Hyperlink"/>
@@ -8698,8 +9714,8 @@
         </w:r>
       </w:hyperlink>
     </w:p>
-    <w:bookmarkEnd w:id="73"/>
-    <w:bookmarkStart w:id="75" w:name="ref-ruan2021therapeutic"/>
+    <w:bookmarkEnd w:id="74"/>
+    <w:bookmarkStart w:id="76" w:name="ref-ruan2021therapeutic"/>
     <w:p>
       <w:pPr>
         <w:pStyle w:val="Bibliography"/>
@@ -8738,7 +9754,7 @@
       <w:r>
         <w:t xml:space="preserve">. 2021;20(4):287-307. doi:</w:t>
       </w:r>
-      <w:hyperlink r:id="rId74">
+      <w:hyperlink r:id="rId75">
         <w:r>
           <w:rPr>
             <w:rStyle w:val="Hyperlink"/>
@@ -8747,8 +9763,8 @@
         </w:r>
       </w:hyperlink>
     </w:p>
-    <w:bookmarkEnd w:id="75"/>
-    <w:bookmarkStart w:id="77" w:name="ref-roenneberg2007epidemiology"/>
+    <w:bookmarkEnd w:id="76"/>
+    <w:bookmarkStart w:id="78" w:name="ref-roenneberg2007epidemiology"/>
     <w:p>
       <w:pPr>
         <w:pStyle w:val="Bibliography"/>
@@ -8787,7 +9803,7 @@
       <w:r>
         <w:t xml:space="preserve">. 2007;11(6):429-438. doi:</w:t>
       </w:r>
-      <w:hyperlink r:id="rId76">
+      <w:hyperlink r:id="rId77">
         <w:r>
           <w:rPr>
             <w:rStyle w:val="Hyperlink"/>
@@ -8796,8 +9812,8 @@
         </w:r>
       </w:hyperlink>
     </w:p>
-    <w:bookmarkEnd w:id="77"/>
-    <w:bookmarkStart w:id="79" w:name="ref-roenneberg2016health"/>
+    <w:bookmarkEnd w:id="78"/>
+    <w:bookmarkStart w:id="80" w:name="ref-roenneberg2016health"/>
     <w:p>
       <w:pPr>
         <w:pStyle w:val="Bibliography"/>
@@ -8836,7 +9852,7 @@
       <w:r>
         <w:t xml:space="preserve">. 2016;26(10):R432-R443. doi:</w:t>
       </w:r>
-      <w:hyperlink r:id="rId78">
+      <w:hyperlink r:id="rId79">
         <w:r>
           <w:rPr>
             <w:rStyle w:val="Hyperlink"/>
@@ -8845,8 +9861,8 @@
         </w:r>
       </w:hyperlink>
     </w:p>
-    <w:bookmarkEnd w:id="79"/>
-    <w:bookmarkStart w:id="81" w:name="ref-knutson2018chronotype"/>
+    <w:bookmarkEnd w:id="80"/>
+    <w:bookmarkStart w:id="82" w:name="ref-knutson2018chronotype"/>
     <w:p>
       <w:pPr>
         <w:pStyle w:val="Bibliography"/>
@@ -8885,7 +9901,7 @@
       <w:r>
         <w:t xml:space="preserve">. 2018;35(8):1045-1053. doi:</w:t>
       </w:r>
-      <w:hyperlink r:id="rId80">
+      <w:hyperlink r:id="rId81">
         <w:r>
           <w:rPr>
             <w:rStyle w:val="Hyperlink"/>
@@ -8894,8 +9910,8 @@
         </w:r>
       </w:hyperlink>
     </w:p>
-    <w:bookmarkEnd w:id="81"/>
-    <w:bookmarkStart w:id="83" w:name="ref-daghlas2021depression"/>
+    <w:bookmarkEnd w:id="82"/>
+    <w:bookmarkStart w:id="84" w:name="ref-daghlas2021depression"/>
     <w:p>
       <w:pPr>
         <w:pStyle w:val="Bibliography"/>
@@ -8934,7 +9950,7 @@
       <w:r>
         <w:t xml:space="preserve">. 2021;78(8):903-910. doi:</w:t>
       </w:r>
-      <w:hyperlink r:id="rId82">
+      <w:hyperlink r:id="rId83">
         <w:r>
           <w:rPr>
             <w:rStyle w:val="Hyperlink"/>
@@ -8943,8 +9959,8 @@
         </w:r>
       </w:hyperlink>
     </w:p>
-    <w:bookmarkEnd w:id="83"/>
-    <w:bookmarkStart w:id="85" w:name="ref-oloughlin2021mental"/>
+    <w:bookmarkEnd w:id="84"/>
+    <w:bookmarkStart w:id="86" w:name="ref-oloughlin2021mental"/>
     <w:p>
       <w:pPr>
         <w:pStyle w:val="Bibliography"/>
@@ -8983,7 +9999,7 @@
       <w:r>
         <w:t xml:space="preserve">. 2021;26(11):6305-6316. doi:</w:t>
       </w:r>
-      <w:hyperlink r:id="rId84">
+      <w:hyperlink r:id="rId85">
         <w:r>
           <w:rPr>
             <w:rStyle w:val="Hyperlink"/>
@@ -8992,8 +10008,8 @@
         </w:r>
       </w:hyperlink>
     </w:p>
-    <w:bookmarkEnd w:id="85"/>
-    <w:bookmarkStart w:id="87" w:name="ref-richmond2019breast"/>
+    <w:bookmarkEnd w:id="86"/>
+    <w:bookmarkStart w:id="88" w:name="ref-richmond2019breast"/>
     <w:p>
       <w:pPr>
         <w:pStyle w:val="Bibliography"/>
@@ -9032,7 +10048,7 @@
       <w:r>
         <w:t xml:space="preserve">. 2019;365:l2327. doi:</w:t>
       </w:r>
-      <w:hyperlink r:id="rId86">
+      <w:hyperlink r:id="rId87">
         <w:r>
           <w:rPr>
             <w:rStyle w:val="Hyperlink"/>
@@ -9041,8 +10057,8 @@
         </w:r>
       </w:hyperlink>
     </w:p>
-    <w:bookmarkEnd w:id="87"/>
-    <w:bookmarkStart w:id="89" w:name="ref-hu2016morning"/>
+    <w:bookmarkEnd w:id="88"/>
+    <w:bookmarkStart w:id="90" w:name="ref-hu2016morning"/>
     <w:p>
       <w:pPr>
         <w:pStyle w:val="Bibliography"/>
@@ -9081,7 +10097,7 @@
       <w:r>
         <w:t xml:space="preserve">. 2016;7:10448. doi:</w:t>
       </w:r>
-      <w:hyperlink r:id="rId88">
+      <w:hyperlink r:id="rId89">
         <w:r>
           <w:rPr>
             <w:rStyle w:val="Hyperlink"/>
@@ -9090,8 +10106,8 @@
         </w:r>
       </w:hyperlink>
     </w:p>
-    <w:bookmarkEnd w:id="89"/>
-    <w:bookmarkStart w:id="91" w:name="ref-lane2016chronotype"/>
+    <w:bookmarkEnd w:id="90"/>
+    <w:bookmarkStart w:id="92" w:name="ref-lane2016chronotype"/>
     <w:p>
       <w:pPr>
         <w:pStyle w:val="Bibliography"/>
@@ -9130,7 +10146,7 @@
       <w:r>
         <w:t xml:space="preserve">. 2016;7:10889. doi:</w:t>
       </w:r>
-      <w:hyperlink r:id="rId90">
+      <w:hyperlink r:id="rId91">
         <w:r>
           <w:rPr>
             <w:rStyle w:val="Hyperlink"/>
@@ -9139,8 +10155,8 @@
         </w:r>
       </w:hyperlink>
     </w:p>
-    <w:bookmarkEnd w:id="91"/>
-    <w:bookmarkStart w:id="93" w:name="ref-jones2016morningness"/>
+    <w:bookmarkEnd w:id="92"/>
+    <w:bookmarkStart w:id="94" w:name="ref-jones2016morningness"/>
     <w:p>
       <w:pPr>
         <w:pStyle w:val="Bibliography"/>
@@ -9179,7 +10195,7 @@
       <w:r>
         <w:t xml:space="preserve">. 2016;12(8):e1006125. doi:</w:t>
       </w:r>
-      <w:hyperlink r:id="rId92">
+      <w:hyperlink r:id="rId93">
         <w:r>
           <w:rPr>
             <w:rStyle w:val="Hyperlink"/>
@@ -9188,8 +10204,8 @@
         </w:r>
       </w:hyperlink>
     </w:p>
-    <w:bookmarkEnd w:id="93"/>
-    <w:bookmarkStart w:id="95" w:name="ref-jones2019chronotype"/>
+    <w:bookmarkEnd w:id="94"/>
+    <w:bookmarkStart w:id="96" w:name="ref-jones2019chronotype"/>
     <w:p>
       <w:pPr>
         <w:pStyle w:val="Bibliography"/>
@@ -9228,7 +10244,7 @@
       <w:r>
         <w:t xml:space="preserve">. 2019;10(1):343. doi:</w:t>
       </w:r>
-      <w:hyperlink r:id="rId94">
+      <w:hyperlink r:id="rId95">
         <w:r>
           <w:rPr>
             <w:rStyle w:val="Hyperlink"/>
@@ -9237,8 +10253,8 @@
         </w:r>
       </w:hyperlink>
     </w:p>
-    <w:bookmarkEnd w:id="95"/>
-    <w:bookmarkStart w:id="97" w:name="ref-karczewski2025panukb"/>
+    <w:bookmarkEnd w:id="96"/>
+    <w:bookmarkStart w:id="98" w:name="ref-karczewski2025panukb"/>
     <w:p>
       <w:pPr>
         <w:pStyle w:val="Bibliography"/>
@@ -9277,7 +10293,7 @@
       <w:r>
         <w:t xml:space="preserve">. 2025;57(10):2408-2417. doi:</w:t>
       </w:r>
-      <w:hyperlink r:id="rId96">
+      <w:hyperlink r:id="rId97">
         <w:r>
           <w:rPr>
             <w:rStyle w:val="Hyperlink"/>
@@ -9286,8 +10302,8 @@
         </w:r>
       </w:hyperlink>
     </w:p>
-    <w:bookmarkEnd w:id="97"/>
-    <w:bookmarkStart w:id="99" w:name="ref-lane2023genetics"/>
+    <w:bookmarkEnd w:id="98"/>
+    <w:bookmarkStart w:id="100" w:name="ref-lane2023genetics"/>
     <w:p>
       <w:pPr>
         <w:pStyle w:val="Bibliography"/>
@@ -9326,7 +10342,7 @@
       <w:r>
         <w:t xml:space="preserve">. 2023;24(1):4-20. doi:</w:t>
       </w:r>
-      <w:hyperlink r:id="rId98">
+      <w:hyperlink r:id="rId99">
         <w:r>
           <w:rPr>
             <w:rStyle w:val="Hyperlink"/>
@@ -9335,8 +10351,8 @@
         </w:r>
       </w:hyperlink>
     </w:p>
-    <w:bookmarkEnd w:id="99"/>
-    <w:bookmarkStart w:id="101" w:name="ref-jones2019accelerometer"/>
+    <w:bookmarkEnd w:id="100"/>
+    <w:bookmarkStart w:id="102" w:name="ref-jones2019accelerometer"/>
     <w:p>
       <w:pPr>
         <w:pStyle w:val="Bibliography"/>
@@ -9375,7 +10391,7 @@
       <w:r>
         <w:t xml:space="preserve">. 2019;10(1):1585. doi:</w:t>
       </w:r>
-      <w:hyperlink r:id="rId100">
+      <w:hyperlink r:id="rId101">
         <w:r>
           <w:rPr>
             <w:rStyle w:val="Hyperlink"/>
@@ -9384,8 +10400,8 @@
         </w:r>
       </w:hyperlink>
     </w:p>
-    <w:bookmarkEnd w:id="101"/>
-    <w:bookmarkStart w:id="103" w:name="ref-jones1999fasps"/>
+    <w:bookmarkEnd w:id="102"/>
+    <w:bookmarkStart w:id="104" w:name="ref-jones1999fasps"/>
     <w:p>
       <w:pPr>
         <w:pStyle w:val="Bibliography"/>
@@ -9424,7 +10440,7 @@
       <w:r>
         <w:t xml:space="preserve">. 1999;5(9):1062-1065. doi:</w:t>
       </w:r>
-      <w:hyperlink r:id="rId102">
+      <w:hyperlink r:id="rId103">
         <w:r>
           <w:rPr>
             <w:rStyle w:val="Hyperlink"/>
@@ -9433,8 +10449,8 @@
         </w:r>
       </w:hyperlink>
     </w:p>
-    <w:bookmarkEnd w:id="103"/>
-    <w:bookmarkStart w:id="105" w:name="ref-toh2001per2"/>
+    <w:bookmarkEnd w:id="104"/>
+    <w:bookmarkStart w:id="106" w:name="ref-toh2001per2"/>
     <w:p>
       <w:pPr>
         <w:pStyle w:val="Bibliography"/>
@@ -9473,7 +10489,7 @@
       <w:r>
         <w:t xml:space="preserve">. 2001;291(5506):1040-1043. doi:</w:t>
       </w:r>
-      <w:hyperlink r:id="rId104">
+      <w:hyperlink r:id="rId105">
         <w:r>
           <w:rPr>
             <w:rStyle w:val="Hyperlink"/>
@@ -9482,8 +10498,8 @@
         </w:r>
       </w:hyperlink>
     </w:p>
-    <w:bookmarkEnd w:id="105"/>
-    <w:bookmarkStart w:id="107" w:name="ref-xu2005csnk1d"/>
+    <w:bookmarkEnd w:id="106"/>
+    <w:bookmarkStart w:id="108" w:name="ref-xu2005csnk1d"/>
     <w:p>
       <w:pPr>
         <w:pStyle w:val="Bibliography"/>
@@ -9522,7 +10538,7 @@
       <w:r>
         <w:t xml:space="preserve">. 2005;434(7033):640-644. doi:</w:t>
       </w:r>
-      <w:hyperlink r:id="rId106">
+      <w:hyperlink r:id="rId107">
         <w:r>
           <w:rPr>
             <w:rStyle w:val="Hyperlink"/>
@@ -9531,8 +10547,8 @@
         </w:r>
       </w:hyperlink>
     </w:p>
-    <w:bookmarkEnd w:id="107"/>
-    <w:bookmarkStart w:id="109" w:name="ref-zhang2016per3"/>
+    <w:bookmarkEnd w:id="108"/>
+    <w:bookmarkStart w:id="110" w:name="ref-zhang2016per3"/>
     <w:p>
       <w:pPr>
         <w:pStyle w:val="Bibliography"/>
@@ -9571,7 +10587,7 @@
       <w:r>
         <w:t xml:space="preserve">. 2016;113(11):E1536-E1544. doi:</w:t>
       </w:r>
-      <w:hyperlink r:id="rId108">
+      <w:hyperlink r:id="rId109">
         <w:r>
           <w:rPr>
             <w:rStyle w:val="Hyperlink"/>
@@ -9580,8 +10596,8 @@
         </w:r>
       </w:hyperlink>
     </w:p>
-    <w:bookmarkEnd w:id="109"/>
-    <w:bookmarkStart w:id="111" w:name="ref-hirano2016cry2"/>
+    <w:bookmarkEnd w:id="110"/>
+    <w:bookmarkStart w:id="112" w:name="ref-hirano2016cry2"/>
     <w:p>
       <w:pPr>
         <w:pStyle w:val="Bibliography"/>
@@ -9620,7 +10636,7 @@
       <w:r>
         <w:t xml:space="preserve">. 2016;5:e16695. doi:</w:t>
       </w:r>
-      <w:hyperlink r:id="rId110">
+      <w:hyperlink r:id="rId111">
         <w:r>
           <w:rPr>
             <w:rStyle w:val="Hyperlink"/>
@@ -9629,8 +10645,8 @@
         </w:r>
       </w:hyperlink>
     </w:p>
-    <w:bookmarkEnd w:id="111"/>
-    <w:bookmarkStart w:id="113" w:name="ref-kurien2019timeless"/>
+    <w:bookmarkEnd w:id="112"/>
+    <w:bookmarkStart w:id="114" w:name="ref-kurien2019timeless"/>
     <w:p>
       <w:pPr>
         <w:pStyle w:val="Bibliography"/>
@@ -9669,7 +10685,7 @@
       <w:r>
         <w:t xml:space="preserve">. 2019;116(24):12045-12053. doi:</w:t>
       </w:r>
-      <w:hyperlink r:id="rId112">
+      <w:hyperlink r:id="rId113">
         <w:r>
           <w:rPr>
             <w:rStyle w:val="Hyperlink"/>
@@ -9678,8 +10694,8 @@
         </w:r>
       </w:hyperlink>
     </w:p>
-    <w:bookmarkEnd w:id="113"/>
-    <w:bookmarkStart w:id="115" w:name="ref-patke2017cry1"/>
+    <w:bookmarkEnd w:id="114"/>
+    <w:bookmarkStart w:id="116" w:name="ref-patke2017cry1"/>
     <w:p>
       <w:pPr>
         <w:pStyle w:val="Bibliography"/>
@@ -9718,7 +10734,7 @@
       <w:r>
         <w:t xml:space="preserve">. 2017;169(2):203-215.e13. doi:</w:t>
       </w:r>
-      <w:hyperlink r:id="rId114">
+      <w:hyperlink r:id="rId115">
         <w:r>
           <w:rPr>
             <w:rStyle w:val="Hyperlink"/>
@@ -9727,8 +10743,8 @@
         </w:r>
       </w:hyperlink>
     </w:p>
-    <w:bookmarkEnd w:id="115"/>
-    <w:bookmarkStart w:id="117" w:name="ref-he2009dec2"/>
+    <w:bookmarkEnd w:id="116"/>
+    <w:bookmarkStart w:id="118" w:name="ref-he2009dec2"/>
     <w:p>
       <w:pPr>
         <w:pStyle w:val="Bibliography"/>
@@ -9767,7 +10783,7 @@
       <w:r>
         <w:t xml:space="preserve">. 2009;325(5942):866-870. doi:</w:t>
       </w:r>
-      <w:hyperlink r:id="rId116">
+      <w:hyperlink r:id="rId117">
         <w:r>
           <w:rPr>
             <w:rStyle w:val="Hyperlink"/>
@@ -9776,8 +10792,8 @@
         </w:r>
       </w:hyperlink>
     </w:p>
-    <w:bookmarkEnd w:id="117"/>
-    <w:bookmarkStart w:id="119" w:name="ref-shi2019adrb1"/>
+    <w:bookmarkEnd w:id="118"/>
+    <w:bookmarkStart w:id="120" w:name="ref-shi2019adrb1"/>
     <w:p>
       <w:pPr>
         <w:pStyle w:val="Bibliography"/>
@@ -9816,7 +10832,7 @@
       <w:r>
         <w:t xml:space="preserve">. 2019;103(6):1044-1055.e7. doi:</w:t>
       </w:r>
-      <w:hyperlink r:id="rId118">
+      <w:hyperlink r:id="rId119">
         <w:r>
           <w:rPr>
             <w:rStyle w:val="Hyperlink"/>
@@ -9825,8 +10841,8 @@
         </w:r>
       </w:hyperlink>
     </w:p>
-    <w:bookmarkEnd w:id="119"/>
-    <w:bookmarkStart w:id="121" w:name="ref-xing2019npsr1"/>
+    <w:bookmarkEnd w:id="120"/>
+    <w:bookmarkStart w:id="122" w:name="ref-xing2019npsr1"/>
     <w:p>
       <w:pPr>
         <w:pStyle w:val="Bibliography"/>
@@ -9865,7 +10881,7 @@
       <w:r>
         <w:t xml:space="preserve">. 2019;11(514):eaax2014. doi:</w:t>
       </w:r>
-      <w:hyperlink r:id="rId120">
+      <w:hyperlink r:id="rId121">
         <w:r>
           <w:rPr>
             <w:rStyle w:val="Hyperlink"/>
@@ -9874,8 +10890,8 @@
         </w:r>
       </w:hyperlink>
     </w:p>
-    <w:bookmarkEnd w:id="121"/>
-    <w:bookmarkStart w:id="123" w:name="ref-shi2021grm1"/>
+    <w:bookmarkEnd w:id="122"/>
+    <w:bookmarkStart w:id="124" w:name="ref-shi2021grm1"/>
     <w:p>
       <w:pPr>
         <w:pStyle w:val="Bibliography"/>
@@ -9914,7 +10930,7 @@
       <w:r>
         <w:t xml:space="preserve">. 2021;31(1):13-24.e4. doi:</w:t>
       </w:r>
-      <w:hyperlink r:id="rId122">
+      <w:hyperlink r:id="rId123">
         <w:r>
           <w:rPr>
             <w:rStyle w:val="Hyperlink"/>
@@ -9923,8 +10939,8 @@
         </w:r>
       </w:hyperlink>
     </w:p>
-    <w:bookmarkEnd w:id="123"/>
-    <w:bookmarkStart w:id="125" w:name="ref-ashbrook2020genetics"/>
+    <w:bookmarkEnd w:id="124"/>
+    <w:bookmarkStart w:id="126" w:name="ref-ashbrook2020genetics"/>
     <w:p>
       <w:pPr>
         <w:pStyle w:val="Bibliography"/>
@@ -9963,7 +10979,7 @@
       <w:r>
         <w:t xml:space="preserve">. 2020;45(1):45-54. doi:</w:t>
       </w:r>
-      <w:hyperlink r:id="rId124">
+      <w:hyperlink r:id="rId125">
         <w:r>
           <w:rPr>
             <w:rStyle w:val="Hyperlink"/>
@@ -9972,8 +10988,8 @@
         </w:r>
       </w:hyperlink>
     </w:p>
-    <w:bookmarkEnd w:id="125"/>
-    <w:bookmarkStart w:id="127" w:name="ref-agar2021syndromes"/>
+    <w:bookmarkEnd w:id="126"/>
+    <w:bookmarkStart w:id="128" w:name="ref-agar2021syndromes"/>
     <w:p>
       <w:pPr>
         <w:pStyle w:val="Bibliography"/>
@@ -10012,7 +11028,7 @@
       <w:r>
         <w:t xml:space="preserve">. 2021;12(1):18. doi:</w:t>
       </w:r>
-      <w:hyperlink r:id="rId126">
+      <w:hyperlink r:id="rId127">
         <w:r>
           <w:rPr>
             <w:rStyle w:val="Hyperlink"/>
@@ -10021,8 +11037,8 @@
         </w:r>
       </w:hyperlink>
     </w:p>
-    <w:bookmarkEnd w:id="127"/>
-    <w:bookmarkStart w:id="129" w:name="ref-potocki2000sms"/>
+    <w:bookmarkEnd w:id="128"/>
+    <w:bookmarkStart w:id="130" w:name="ref-potocki2000sms"/>
     <w:p>
       <w:pPr>
         <w:pStyle w:val="Bibliography"/>
@@ -10061,7 +11077,7 @@
       <w:r>
         <w:t xml:space="preserve">. 2000;37(6):428-433. doi:</w:t>
       </w:r>
-      <w:hyperlink r:id="rId128">
+      <w:hyperlink r:id="rId129">
         <w:r>
           <w:rPr>
             <w:rStyle w:val="Hyperlink"/>
@@ -10070,8 +11086,8 @@
         </w:r>
       </w:hyperlink>
     </w:p>
-    <w:bookmarkEnd w:id="129"/>
-    <w:bookmarkStart w:id="131" w:name="ref-deleersnyder2001sms"/>
+    <w:bookmarkEnd w:id="130"/>
+    <w:bookmarkStart w:id="132" w:name="ref-deleersnyder2001sms"/>
     <w:p>
       <w:pPr>
         <w:pStyle w:val="Bibliography"/>
@@ -10110,7 +11126,7 @@
       <w:r>
         <w:t xml:space="preserve">. 2001;139(1):111-116. doi:</w:t>
       </w:r>
-      <w:hyperlink r:id="rId130">
+      <w:hyperlink r:id="rId131">
         <w:r>
           <w:rPr>
             <w:rStyle w:val="Hyperlink"/>
@@ -10119,8 +11135,8 @@
         </w:r>
       </w:hyperlink>
     </w:p>
-    <w:bookmarkEnd w:id="131"/>
-    <w:bookmarkStart w:id="133" w:name="ref-weedon2022mendelian"/>
+    <w:bookmarkEnd w:id="132"/>
+    <w:bookmarkStart w:id="134" w:name="ref-weedon2022mendelian"/>
     <w:p>
       <w:pPr>
         <w:pStyle w:val="Bibliography"/>
@@ -10159,7 +11175,7 @@
       <w:r>
         <w:t xml:space="preserve">. 2022;18(9):e1010356. doi:</w:t>
       </w:r>
-      <w:hyperlink r:id="rId132">
+      <w:hyperlink r:id="rId133">
         <w:r>
           <w:rPr>
             <w:rStyle w:val="Hyperlink"/>
@@ -10168,8 +11184,8 @@
         </w:r>
       </w:hyperlink>
     </w:p>
-    <w:bookmarkEnd w:id="133"/>
-    <w:bookmarkStart w:id="135" w:name="ref-backman2021exome"/>
+    <w:bookmarkEnd w:id="134"/>
+    <w:bookmarkStart w:id="136" w:name="ref-backman2021exome"/>
     <w:p>
       <w:pPr>
         <w:pStyle w:val="Bibliography"/>
@@ -10208,7 +11224,7 @@
       <w:r>
         <w:t xml:space="preserve">. 2021;599(7886):628-634. doi:</w:t>
       </w:r>
-      <w:hyperlink r:id="rId134">
+      <w:hyperlink r:id="rId135">
         <w:r>
           <w:rPr>
             <w:rStyle w:val="Hyperlink"/>
@@ -10217,8 +11233,8 @@
         </w:r>
       </w:hyperlink>
     </w:p>
-    <w:bookmarkEnd w:id="135"/>
-    <w:bookmarkStart w:id="137" w:name="ref-fei2024exome"/>
+    <w:bookmarkEnd w:id="136"/>
+    <w:bookmarkStart w:id="138" w:name="ref-fei2024exome"/>
     <w:p>
       <w:pPr>
         <w:pStyle w:val="Bibliography"/>
@@ -10257,7 +11273,7 @@
       <w:r>
         <w:t xml:space="preserve">. 2024;8(3):576-589. doi:</w:t>
       </w:r>
-      <w:hyperlink r:id="rId136">
+      <w:hyperlink r:id="rId137">
         <w:r>
           <w:rPr>
             <w:rStyle w:val="Hyperlink"/>
@@ -10266,8 +11282,8 @@
         </w:r>
       </w:hyperlink>
     </w:p>
-    <w:bookmarkEnd w:id="137"/>
-    <w:bookmarkStart w:id="139" w:name="ref-blair2013nondegenerate"/>
+    <w:bookmarkEnd w:id="138"/>
+    <w:bookmarkStart w:id="140" w:name="ref-blair2013nondegenerate"/>
     <w:p>
       <w:pPr>
         <w:pStyle w:val="Bibliography"/>
@@ -10306,7 +11322,7 @@
       <w:r>
         <w:t xml:space="preserve">. 2013;155(1):70-80. doi:</w:t>
       </w:r>
-      <w:hyperlink r:id="rId138">
+      <w:hyperlink r:id="rId139">
         <w:r>
           <w:rPr>
             <w:rStyle w:val="Hyperlink"/>
@@ -10315,8 +11331,8 @@
         </w:r>
       </w:hyperlink>
     </w:p>
-    <w:bookmarkEnd w:id="139"/>
-    <w:bookmarkStart w:id="141" w:name="ref-freund2018mendelian"/>
+    <w:bookmarkEnd w:id="140"/>
+    <w:bookmarkStart w:id="142" w:name="ref-freund2018mendelian"/>
     <w:p>
       <w:pPr>
         <w:pStyle w:val="Bibliography"/>
@@ -10355,7 +11371,7 @@
       <w:r>
         <w:t xml:space="preserve">. 2018;103(4):535-552. doi:</w:t>
       </w:r>
-      <w:hyperlink r:id="rId140">
+      <w:hyperlink r:id="rId141">
         <w:r>
           <w:rPr>
             <w:rStyle w:val="Hyperlink"/>
@@ -10364,8 +11380,8 @@
         </w:r>
       </w:hyperlink>
     </w:p>
-    <w:bookmarkEnd w:id="141"/>
-    <w:bookmarkStart w:id="143" w:name="ref-sobczyk2021mendelvar"/>
+    <w:bookmarkEnd w:id="142"/>
+    <w:bookmarkStart w:id="144" w:name="ref-sobczyk2021mendelvar"/>
     <w:p>
       <w:pPr>
         <w:pStyle w:val="Bibliography"/>
@@ -10404,7 +11420,7 @@
       <w:r>
         <w:t xml:space="preserve">. 2021;37(1):1-8. doi:</w:t>
       </w:r>
-      <w:hyperlink r:id="rId142">
+      <w:hyperlink r:id="rId143">
         <w:r>
           <w:rPr>
             <w:rStyle w:val="Hyperlink"/>
@@ -10413,8 +11429,8 @@
         </w:r>
       </w:hyperlink>
     </w:p>
-    <w:bookmarkEnd w:id="143"/>
-    <w:bookmarkStart w:id="145" w:name="ref-wright2026network"/>
+    <w:bookmarkEnd w:id="144"/>
+    <w:bookmarkStart w:id="146" w:name="ref-wright2026network"/>
     <w:p>
       <w:pPr>
         <w:pStyle w:val="Bibliography"/>
@@ -10453,7 +11469,7 @@
       <w:r>
         <w:t xml:space="preserve">. 2026;27(8):1918-1943. doi:</w:t>
       </w:r>
-      <w:hyperlink r:id="rId144">
+      <w:hyperlink r:id="rId145">
         <w:r>
           <w:rPr>
             <w:rStyle w:val="Hyperlink"/>
@@ -10462,8 +11478,8 @@
         </w:r>
       </w:hyperlink>
     </w:p>
-    <w:bookmarkEnd w:id="145"/>
-    <w:bookmarkStart w:id="147" w:name="ref-hawkes2026wgs"/>
+    <w:bookmarkEnd w:id="146"/>
+    <w:bookmarkStart w:id="148" w:name="ref-hawkes2026wgs"/>
     <w:p>
       <w:pPr>
         <w:pStyle w:val="Bibliography"/>
@@ -10502,7 +11518,7 @@
       <w:r>
         <w:t xml:space="preserve">. 2026;17(1):2432. doi:</w:t>
       </w:r>
-      <w:hyperlink r:id="rId146">
+      <w:hyperlink r:id="rId147">
         <w:r>
           <w:rPr>
             <w:rStyle w:val="Hyperlink"/>
@@ -10511,8 +11527,8 @@
         </w:r>
       </w:hyperlink>
     </w:p>
-    <w:bookmarkEnd w:id="147"/>
-    <w:bookmarkStart w:id="149" w:name="ref-timmons2015bias"/>
+    <w:bookmarkEnd w:id="148"/>
+    <w:bookmarkStart w:id="150" w:name="ref-timmons2015bias"/>
     <w:p>
       <w:pPr>
         <w:pStyle w:val="Bibliography"/>
@@ -10551,7 +11567,7 @@
       <w:r>
         <w:t xml:space="preserve">. 2015;16(1):186. doi:</w:t>
       </w:r>
-      <w:hyperlink r:id="rId148">
+      <w:hyperlink r:id="rId149">
         <w:r>
           <w:rPr>
             <w:rStyle w:val="Hyperlink"/>
@@ -10560,8 +11576,8 @@
         </w:r>
       </w:hyperlink>
     </w:p>
-    <w:bookmarkEnd w:id="149"/>
-    <w:bookmarkStart w:id="151" w:name="ref-wijesooriya2022enrichment"/>
+    <w:bookmarkEnd w:id="150"/>
+    <w:bookmarkStart w:id="152" w:name="ref-wijesooriya2022enrichment"/>
     <w:p>
       <w:pPr>
         <w:pStyle w:val="Bibliography"/>
@@ -10600,7 +11616,7 @@
       <w:r>
         <w:t xml:space="preserve">. 2022;18(3):e1009935. doi:</w:t>
       </w:r>
-      <w:hyperlink r:id="rId150">
+      <w:hyperlink r:id="rId151">
         <w:r>
           <w:rPr>
             <w:rStyle w:val="Hyperlink"/>
@@ -10609,8 +11625,8 @@
         </w:r>
       </w:hyperlink>
     </w:p>
-    <w:bookmarkEnd w:id="151"/>
-    <w:bookmarkStart w:id="153" w:name="ref-halberg1999commentary"/>
+    <w:bookmarkEnd w:id="152"/>
+    <w:bookmarkStart w:id="154" w:name="ref-halberg1999commentary"/>
     <w:p>
       <w:pPr>
         <w:pStyle w:val="Bibliography"/>
@@ -10649,7 +11665,7 @@
       <w:r>
         <w:t xml:space="preserve">. 1999;54(6):M309-M311. doi:</w:t>
       </w:r>
-      <w:hyperlink r:id="rId152">
+      <w:hyperlink r:id="rId153">
         <w:r>
           <w:rPr>
             <w:rStyle w:val="Hyperlink"/>
@@ -10658,8 +11674,8 @@
         </w:r>
       </w:hyperlink>
     </w:p>
-    <w:bookmarkEnd w:id="153"/>
-    <w:bookmarkStart w:id="155" w:name="ref-halberg2001chronomics"/>
+    <w:bookmarkEnd w:id="154"/>
+    <w:bookmarkStart w:id="156" w:name="ref-halberg2001chronomics"/>
     <w:p>
       <w:pPr>
         <w:pStyle w:val="Bibliography"/>
@@ -10679,7 +11695,7 @@
       <w:r>
         <w:t xml:space="preserve"> </w:t>
       </w:r>
-      <w:hyperlink r:id="rId154">
+      <w:hyperlink r:id="rId155">
         <w:r>
           <w:rPr>
             <w:rStyle w:val="Hyperlink"/>
@@ -10704,8 +11720,8 @@
         <w:t xml:space="preserve">. 2001;22(1):53-73.</w:t>
       </w:r>
     </w:p>
-    <w:bookmarkEnd w:id="155"/>
-    <w:bookmarkStart w:id="157" w:name="ref-patel2012circadiomics"/>
+    <w:bookmarkEnd w:id="156"/>
+    <w:bookmarkStart w:id="158" w:name="ref-patel2012circadiomics"/>
     <w:p>
       <w:pPr>
         <w:pStyle w:val="Bibliography"/>
@@ -10744,7 +11760,7 @@
       <w:r>
         <w:t xml:space="preserve">. 2012;9(8):772-773. doi:</w:t>
       </w:r>
-      <w:hyperlink r:id="rId156">
+      <w:hyperlink r:id="rId157">
         <w:r>
           <w:rPr>
             <w:rStyle w:val="Hyperlink"/>
@@ -10753,8 +11769,8 @@
         </w:r>
       </w:hyperlink>
     </w:p>
-    <w:bookmarkEnd w:id="157"/>
-    <w:bookmarkStart w:id="159" w:name="ref-tabibzadeh2021circadiomic"/>
+    <w:bookmarkEnd w:id="158"/>
+    <w:bookmarkStart w:id="160" w:name="ref-tabibzadeh2021circadiomic"/>
     <w:p>
       <w:pPr>
         <w:pStyle w:val="Bibliography"/>
@@ -10793,7 +11809,7 @@
       <w:r>
         <w:t xml:space="preserve">. 2021;71:101424. doi:</w:t>
       </w:r>
-      <w:hyperlink r:id="rId158">
+      <w:hyperlink r:id="rId159">
         <w:r>
           <w:rPr>
             <w:rStyle w:val="Hyperlink"/>
@@ -10802,8 +11818,8 @@
         </w:r>
       </w:hyperlink>
     </w:p>
-    <w:bookmarkEnd w:id="159"/>
-    <w:bookmarkStart w:id="161" w:name="ref-jeyaraj2012klf15"/>
+    <w:bookmarkEnd w:id="160"/>
+    <w:bookmarkStart w:id="162" w:name="ref-jeyaraj2012klf15"/>
     <w:p>
       <w:pPr>
         <w:pStyle w:val="Bibliography"/>
@@ -10842,7 +11858,7 @@
       <w:r>
         <w:t xml:space="preserve">. 2012;483(7387):96-99. doi:</w:t>
       </w:r>
-      <w:hyperlink r:id="rId160">
+      <w:hyperlink r:id="rId161">
         <w:r>
           <w:rPr>
             <w:rStyle w:val="Hyperlink"/>
@@ -10851,8 +11867,8 @@
         </w:r>
       </w:hyperlink>
     </w:p>
-    <w:bookmarkEnd w:id="161"/>
-    <w:bookmarkStart w:id="163" w:name="ref-schroder2015kcnh2"/>
+    <w:bookmarkEnd w:id="162"/>
+    <w:bookmarkStart w:id="164" w:name="ref-schroder2015kcnh2"/>
     <w:p>
       <w:pPr>
         <w:pStyle w:val="Bibliography"/>
@@ -10891,7 +11907,7 @@
       <w:r>
         <w:t xml:space="preserve">. 2015;12(6):1306-1314. doi:</w:t>
       </w:r>
-      <w:hyperlink r:id="rId162">
+      <w:hyperlink r:id="rId163">
         <w:r>
           <w:rPr>
             <w:rStyle w:val="Hyperlink"/>
@@ -10900,8 +11916,8 @@
         </w:r>
       </w:hyperlink>
     </w:p>
-    <w:bookmarkEnd w:id="163"/>
-    <w:bookmarkStart w:id="165" w:name="ref-black2019review"/>
+    <w:bookmarkEnd w:id="164"/>
+    <w:bookmarkStart w:id="166" w:name="ref-black2019review"/>
     <w:p>
       <w:pPr>
         <w:pStyle w:val="Bibliography"/>
@@ -10940,7 +11956,7 @@
       <w:r>
         <w:t xml:space="preserve">. 2019;16(2):298-307. doi:</w:t>
       </w:r>
-      <w:hyperlink r:id="rId164">
+      <w:hyperlink r:id="rId165">
         <w:r>
           <w:rPr>
             <w:rStyle w:val="Hyperlink"/>
@@ -10949,8 +11965,8 @@
         </w:r>
       </w:hyperlink>
     </w:p>
-    <w:bookmarkEnd w:id="165"/>
-    <w:bookmarkStart w:id="167" w:name="ref-scheiermann2018clocking"/>
+    <w:bookmarkEnd w:id="166"/>
+    <w:bookmarkStart w:id="168" w:name="ref-scheiermann2018clocking"/>
     <w:p>
       <w:pPr>
         <w:pStyle w:val="Bibliography"/>
@@ -10989,7 +12005,7 @@
       <w:r>
         <w:t xml:space="preserve">. 2018;18(7):423-437. doi:</w:t>
       </w:r>
-      <w:hyperlink r:id="rId166">
+      <w:hyperlink r:id="rId167">
         <w:r>
           <w:rPr>
             <w:rStyle w:val="Hyperlink"/>
@@ -10998,8 +12014,8 @@
         </w:r>
       </w:hyperlink>
     </w:p>
-    <w:bookmarkEnd w:id="167"/>
-    <w:bookmarkStart w:id="169" w:name="ref-reis2011complement"/>
+    <w:bookmarkEnd w:id="168"/>
+    <w:bookmarkStart w:id="170" w:name="ref-reis2011complement"/>
     <w:p>
       <w:pPr>
         <w:pStyle w:val="Bibliography"/>
@@ -11038,7 +12054,7 @@
       <w:r>
         <w:t xml:space="preserve">. 2011;25(7):1416-1426. doi:</w:t>
       </w:r>
-      <w:hyperlink r:id="rId168">
+      <w:hyperlink r:id="rId169">
         <w:r>
           <w:rPr>
             <w:rStyle w:val="Hyperlink"/>
@@ -11047,8 +12063,8 @@
         </w:r>
       </w:hyperlink>
     </w:p>
-    <w:bookmarkEnd w:id="169"/>
-    <w:bookmarkStart w:id="171" w:name="ref-takahashi1968gh"/>
+    <w:bookmarkEnd w:id="170"/>
+    <w:bookmarkStart w:id="172" w:name="ref-takahashi1968gh"/>
     <w:p>
       <w:pPr>
         <w:pStyle w:val="Bibliography"/>
@@ -11087,7 +12103,7 @@
       <w:r>
         <w:t xml:space="preserve">. 1968;47(9):2079-2090. doi:</w:t>
       </w:r>
-      <w:hyperlink r:id="rId170">
+      <w:hyperlink r:id="rId171">
         <w:r>
           <w:rPr>
             <w:rStyle w:val="Hyperlink"/>
@@ -11096,8 +12112,8 @@
         </w:r>
       </w:hyperlink>
     </w:p>
-    <w:bookmarkEnd w:id="171"/>
-    <w:bookmarkStart w:id="173" w:name="ref-vancauter1998somatotropic"/>
+    <w:bookmarkEnd w:id="172"/>
+    <w:bookmarkStart w:id="174" w:name="ref-vancauter1998somatotropic"/>
     <w:p>
       <w:pPr>
         <w:pStyle w:val="Bibliography"/>
@@ -11136,7 +12152,7 @@
       <w:r>
         <w:t xml:space="preserve">. 1998;21(6):553-566. doi:</w:t>
       </w:r>
-      <w:hyperlink r:id="rId172">
+      <w:hyperlink r:id="rId173">
         <w:r>
           <w:rPr>
             <w:rStyle w:val="Hyperlink"/>
@@ -11145,8 +12161,8 @@
         </w:r>
       </w:hyperlink>
     </w:p>
-    <w:bookmarkEnd w:id="173"/>
-    <w:bookmarkStart w:id="175" w:name="ref-arking2014qt"/>
+    <w:bookmarkEnd w:id="174"/>
+    <w:bookmarkStart w:id="176" w:name="ref-arking2014qt"/>
     <w:p>
       <w:pPr>
         <w:pStyle w:val="Bibliography"/>
@@ -11185,7 +12201,7 @@
       <w:r>
         <w:t xml:space="preserve">. 2014;46(8):826-836. doi:</w:t>
       </w:r>
-      <w:hyperlink r:id="rId174">
+      <w:hyperlink r:id="rId175">
         <w:r>
           <w:rPr>
             <w:rStyle w:val="Hyperlink"/>
@@ -11194,8 +12210,8 @@
         </w:r>
       </w:hyperlink>
     </w:p>
-    <w:bookmarkEnd w:id="175"/>
-    <w:bookmarkStart w:id="177" w:name="ref-little2009strega"/>
+    <w:bookmarkEnd w:id="176"/>
+    <w:bookmarkStart w:id="178" w:name="ref-little2009strega"/>
     <w:p>
       <w:pPr>
         <w:pStyle w:val="Bibliography"/>
@@ -11234,7 +12250,7 @@
       <w:r>
         <w:t xml:space="preserve">. 2009;6(2):e22. doi:</w:t>
       </w:r>
-      <w:hyperlink r:id="rId176">
+      <w:hyperlink r:id="rId177">
         <w:r>
           <w:rPr>
             <w:rStyle w:val="Hyperlink"/>
@@ -11243,8 +12259,8 @@
         </w:r>
       </w:hyperlink>
     </w:p>
-    <w:bookmarkEnd w:id="177"/>
-    <w:bookmarkStart w:id="179" w:name="ref-wilkinson2016fair"/>
+    <w:bookmarkEnd w:id="178"/>
+    <w:bookmarkStart w:id="180" w:name="ref-wilkinson2016fair"/>
     <w:p>
       <w:pPr>
         <w:pStyle w:val="Bibliography"/>
@@ -11283,7 +12299,7 @@
       <w:r>
         <w:t xml:space="preserve">. 2016;3:160018. doi:</w:t>
       </w:r>
-      <w:hyperlink r:id="rId178">
+      <w:hyperlink r:id="rId179">
         <w:r>
           <w:rPr>
             <w:rStyle w:val="Hyperlink"/>
@@ -11292,8 +12308,8 @@
         </w:r>
       </w:hyperlink>
     </w:p>
-    <w:bookmarkEnd w:id="179"/>
-    <w:bookmarkStart w:id="181" w:name="ref-barker2022fair4rs"/>
+    <w:bookmarkEnd w:id="180"/>
+    <w:bookmarkStart w:id="182" w:name="ref-barker2022fair4rs"/>
     <w:p>
       <w:pPr>
         <w:pStyle w:val="Bibliography"/>
@@ -11332,7 +12348,7 @@
       <w:r>
         <w:t xml:space="preserve">. 2022;9(1):622. doi:</w:t>
       </w:r>
-      <w:hyperlink r:id="rId180">
+      <w:hyperlink r:id="rId181">
         <w:r>
           <w:rPr>
             <w:rStyle w:val="Hyperlink"/>
@@ -11341,8 +12357,8 @@
         </w:r>
       </w:hyperlink>
     </w:p>
-    <w:bookmarkEnd w:id="181"/>
-    <w:bookmarkStart w:id="183" w:name="ref-chang2015plink"/>
+    <w:bookmarkEnd w:id="182"/>
+    <w:bookmarkStart w:id="184" w:name="ref-chang2015plink"/>
     <w:p>
       <w:pPr>
         <w:pStyle w:val="Bibliography"/>
@@ -11381,7 +12397,7 @@
       <w:r>
         <w:t xml:space="preserve">. 2015;4(1):s13742-015-0047-8. doi:</w:t>
       </w:r>
-      <w:hyperlink r:id="rId182">
+      <w:hyperlink r:id="rId183">
         <w:r>
           <w:rPr>
             <w:rStyle w:val="Hyperlink"/>
@@ -11390,8 +12406,8 @@
         </w:r>
       </w:hyperlink>
     </w:p>
-    <w:bookmarkEnd w:id="183"/>
-    <w:bookmarkStart w:id="185" w:name="ref-auton2015kgp"/>
+    <w:bookmarkEnd w:id="184"/>
+    <w:bookmarkStart w:id="186" w:name="ref-auton2015kgp"/>
     <w:p>
       <w:pPr>
         <w:pStyle w:val="Bibliography"/>
@@ -11430,7 +12446,7 @@
       <w:r>
         <w:t xml:space="preserve">. 2015;526(7571):68-74. doi:</w:t>
       </w:r>
-      <w:hyperlink r:id="rId184">
+      <w:hyperlink r:id="rId185">
         <w:r>
           <w:rPr>
             <w:rStyle w:val="Hyperlink"/>
@@ -11439,8 +12455,8 @@
         </w:r>
       </w:hyperlink>
     </w:p>
-    <w:bookmarkEnd w:id="185"/>
-    <w:bookmarkStart w:id="187" w:name="ref-mudge2025gencode"/>
+    <w:bookmarkEnd w:id="186"/>
+    <w:bookmarkStart w:id="188" w:name="ref-mudge2025gencode"/>
     <w:p>
       <w:pPr>
         <w:pStyle w:val="Bibliography"/>
@@ -11479,7 +12495,7 @@
       <w:r>
         <w:t xml:space="preserve">. 2025;53(D1):D966-D975. doi:</w:t>
       </w:r>
-      <w:hyperlink r:id="rId186">
+      <w:hyperlink r:id="rId187">
         <w:r>
           <w:rPr>
             <w:rStyle w:val="Hyperlink"/>
@@ -11488,8 +12504,8 @@
         </w:r>
       </w:hyperlink>
     </w:p>
-    <w:bookmarkEnd w:id="187"/>
-    <w:bookmarkStart w:id="189" w:name="ref-seal2023hgnc"/>
+    <w:bookmarkEnd w:id="188"/>
+    <w:bookmarkStart w:id="190" w:name="ref-seal2023hgnc"/>
     <w:p>
       <w:pPr>
         <w:pStyle w:val="Bibliography"/>
@@ -11528,7 +12544,7 @@
       <w:r>
         <w:t xml:space="preserve">. 2023;51(D1):D1003-D1009. doi:</w:t>
       </w:r>
-      <w:hyperlink r:id="rId188">
+      <w:hyperlink r:id="rId189">
         <w:r>
           <w:rPr>
             <w:rStyle w:val="Hyperlink"/>
@@ -11537,8 +12553,8 @@
         </w:r>
       </w:hyperlink>
     </w:p>
-    <w:bookmarkEnd w:id="189"/>
-    <w:bookmarkStart w:id="191" w:name="ref-amberger2019omim"/>
+    <w:bookmarkEnd w:id="190"/>
+    <w:bookmarkStart w:id="192" w:name="ref-amberger2019omim"/>
     <w:p>
       <w:pPr>
         <w:pStyle w:val="Bibliography"/>
@@ -11577,7 +12593,7 @@
       <w:r>
         <w:t xml:space="preserve">. 2019;47(D1):D1038-D1043. doi:</w:t>
       </w:r>
-      <w:hyperlink r:id="rId190">
+      <w:hyperlink r:id="rId191">
         <w:r>
           <w:rPr>
             <w:rStyle w:val="Hyperlink"/>
@@ -11586,8 +12602,8 @@
         </w:r>
       </w:hyperlink>
     </w:p>
-    <w:bookmarkEnd w:id="191"/>
-    <w:bookmarkStart w:id="193" w:name="ref-gargano2024hpo"/>
+    <w:bookmarkEnd w:id="192"/>
+    <w:bookmarkStart w:id="194" w:name="ref-gargano2024hpo"/>
     <w:p>
       <w:pPr>
         <w:pStyle w:val="Bibliography"/>
@@ -11626,7 +12642,7 @@
       <w:r>
         <w:t xml:space="preserve">. 2024;52(D1):D1333-D1346. doi:</w:t>
       </w:r>
-      <w:hyperlink r:id="rId192">
+      <w:hyperlink r:id="rId193">
         <w:r>
           <w:rPr>
             <w:rStyle w:val="Hyperlink"/>
@@ -11635,8 +12651,8 @@
         </w:r>
       </w:hyperlink>
     </w:p>
-    <w:bookmarkEnd w:id="193"/>
-    <w:bookmarkStart w:id="195" w:name="ref-lucano2026orphanet"/>
+    <w:bookmarkEnd w:id="194"/>
+    <w:bookmarkStart w:id="196" w:name="ref-lucano2026orphanet"/>
     <w:p>
       <w:pPr>
         <w:pStyle w:val="Bibliography"/>
@@ -11675,7 +12691,7 @@
       <w:r>
         <w:t xml:space="preserve">. 2026;14:e84553. doi:</w:t>
       </w:r>
-      <w:hyperlink r:id="rId194">
+      <w:hyperlink r:id="rId195">
         <w:r>
           <w:rPr>
             <w:rStyle w:val="Hyperlink"/>
@@ -11684,8 +12700,8 @@
         </w:r>
       </w:hyperlink>
     </w:p>
-    <w:bookmarkEnd w:id="195"/>
-    <w:bookmarkStart w:id="197" w:name="ref-strande2017clingen"/>
+    <w:bookmarkEnd w:id="196"/>
+    <w:bookmarkStart w:id="198" w:name="ref-strande2017clingen"/>
     <w:p>
       <w:pPr>
         <w:pStyle w:val="Bibliography"/>
@@ -11724,7 +12740,7 @@
       <w:r>
         <w:t xml:space="preserve">. 2017;100(6):895-906. doi:</w:t>
       </w:r>
-      <w:hyperlink r:id="rId196">
+      <w:hyperlink r:id="rId197">
         <w:r>
           <w:rPr>
             <w:rStyle w:val="Hyperlink"/>
@@ -11733,8 +12749,8 @@
         </w:r>
       </w:hyperlink>
     </w:p>
-    <w:bookmarkEnd w:id="197"/>
-    <w:bookmarkStart w:id="199" w:name="ref-tangye2022iuis"/>
+    <w:bookmarkEnd w:id="198"/>
+    <w:bookmarkStart w:id="200" w:name="ref-tangye2022iuis"/>
     <w:p>
       <w:pPr>
         <w:pStyle w:val="Bibliography"/>
@@ -11773,7 +12789,7 @@
       <w:r>
         <w:t xml:space="preserve">. 2022;42(7):1473-1507. doi:</w:t>
       </w:r>
-      <w:hyperlink r:id="rId198">
+      <w:hyperlink r:id="rId199">
         <w:r>
           <w:rPr>
             <w:rStyle w:val="Hyperlink"/>
@@ -11782,8 +12798,8 @@
         </w:r>
       </w:hyperlink>
     </w:p>
-    <w:bookmarkEnd w:id="199"/>
-    <w:bookmarkStart w:id="201" w:name="ref-go2023"/>
+    <w:bookmarkEnd w:id="200"/>
+    <w:bookmarkStart w:id="202" w:name="ref-go2023"/>
     <w:p>
       <w:pPr>
         <w:pStyle w:val="Bibliography"/>
@@ -11822,7 +12838,7 @@
       <w:r>
         <w:t xml:space="preserve">. 2023;224(1):iyad031. doi:</w:t>
       </w:r>
-      <w:hyperlink r:id="rId200">
+      <w:hyperlink r:id="rId201">
         <w:r>
           <w:rPr>
             <w:rStyle w:val="Hyperlink"/>
@@ -11831,8 +12847,8 @@
         </w:r>
       </w:hyperlink>
     </w:p>
-    <w:bookmarkEnd w:id="201"/>
-    <w:bookmarkStart w:id="203" w:name="ref-kurian2011monoamine"/>
+    <w:bookmarkEnd w:id="202"/>
+    <w:bookmarkStart w:id="204" w:name="ref-kurian2011monoamine"/>
     <w:p>
       <w:pPr>
         <w:pStyle w:val="Bibliography"/>
@@ -11871,7 +12887,7 @@
       <w:r>
         <w:t xml:space="preserve">. 2011;10(8):721-733. doi:</w:t>
       </w:r>
-      <w:hyperlink r:id="rId202">
+      <w:hyperlink r:id="rId203">
         <w:r>
           <w:rPr>
             <w:rStyle w:val="Hyperlink"/>
@@ -11880,8 +12896,8 @@
         </w:r>
       </w:hyperlink>
     </w:p>
-    <w:bookmarkEnd w:id="203"/>
-    <w:bookmarkStart w:id="205" w:name="ref-opladen2016intd"/>
+    <w:bookmarkEnd w:id="204"/>
+    <w:bookmarkStart w:id="206" w:name="ref-opladen2016intd"/>
     <w:p>
       <w:pPr>
         <w:pStyle w:val="Bibliography"/>
@@ -11920,7 +12936,7 @@
       <w:r>
         <w:t xml:space="preserve">. 2016;9:61-66. doi:</w:t>
       </w:r>
-      <w:hyperlink r:id="rId204">
+      <w:hyperlink r:id="rId205">
         <w:r>
           <w:rPr>
             <w:rStyle w:val="Hyperlink"/>
@@ -11929,8 +12945,8 @@
         </w:r>
       </w:hyperlink>
     </w:p>
-    <w:bookmarkEnd w:id="205"/>
-    <w:bookmarkStart w:id="207" w:name="ref-opladen2020bh4"/>
+    <w:bookmarkEnd w:id="206"/>
+    <w:bookmarkStart w:id="208" w:name="ref-opladen2020bh4"/>
     <w:p>
       <w:pPr>
         <w:pStyle w:val="Bibliography"/>
@@ -11969,7 +12985,7 @@
       <w:r>
         <w:t xml:space="preserve">. 2020;15(1):126. doi:</w:t>
       </w:r>
-      <w:hyperlink r:id="rId206">
+      <w:hyperlink r:id="rId207">
         <w:r>
           <w:rPr>
             <w:rStyle w:val="Hyperlink"/>
@@ -11978,8 +12994,8 @@
         </w:r>
       </w:hyperlink>
     </w:p>
-    <w:bookmarkEnd w:id="207"/>
-    <w:bookmarkStart w:id="209" w:name="ref-pers2015snpsnap"/>
+    <w:bookmarkEnd w:id="208"/>
+    <w:bookmarkStart w:id="210" w:name="ref-martin2019panelapp"/>
     <w:p>
       <w:pPr>
         <w:pStyle w:val="Bibliography"/>
@@ -11994,6 +13010,55 @@
         <w:t xml:space="preserve">	</w:t>
       </w:r>
       <w:r>
+        <w:t xml:space="preserve">Martin AR, Williams E, Foulger RE, et al.</w:t>
+      </w:r>
+      <w:r>
+        <w:t xml:space="preserve"> </w:t>
+      </w:r>
+      <w:r>
+        <w:t xml:space="preserve">PanelApp crowdsources expert knowledge to establish consensus diagnostic gene panels</w:t>
+      </w:r>
+      <w:r>
+        <w:t xml:space="preserve">.</w:t>
+      </w:r>
+      <w:r>
+        <w:t xml:space="preserve"> </w:t>
+      </w:r>
+      <w:r>
+        <w:rPr>
+          <w:iCs/>
+          <w:i/>
+        </w:rPr>
+        <w:t xml:space="preserve">Nature Genetics</w:t>
+      </w:r>
+      <w:r>
+        <w:t xml:space="preserve">. 2019;51(11):1560-1565. doi:</w:t>
+      </w:r>
+      <w:hyperlink r:id="rId209">
+        <w:r>
+          <w:rPr>
+            <w:rStyle w:val="Hyperlink"/>
+          </w:rPr>
+          <w:t xml:space="preserve">10.1038/s41588-019-0528-2</w:t>
+        </w:r>
+      </w:hyperlink>
+    </w:p>
+    <w:bookmarkEnd w:id="210"/>
+    <w:bookmarkStart w:id="212" w:name="ref-pers2015snpsnap"/>
+    <w:p>
+      <w:pPr>
+        <w:pStyle w:val="Bibliography"/>
+      </w:pPr>
+      <w:r>
+        <w:t xml:space="preserve">73.</w:t>
+      </w:r>
+      <w:r>
+        <w:t xml:space="preserve"> </w:t>
+      </w:r>
+      <w:r>
+        <w:t xml:space="preserve">	</w:t>
+      </w:r>
+      <w:r>
         <w:t xml:space="preserve">Pers TH, Timshel P, Hirschhorn JN.</w:t>
       </w:r>
       <w:r>
@@ -12018,7 +13083,7 @@
       <w:r>
         <w:t xml:space="preserve">. 2015;31(3):418-420. doi:</w:t>
       </w:r>
-      <w:hyperlink r:id="rId208">
+      <w:hyperlink r:id="rId211">
         <w:r>
           <w:rPr>
             <w:rStyle w:val="Hyperlink"/>
@@ -12027,14 +13092,14 @@
         </w:r>
       </w:hyperlink>
     </w:p>
-    <w:bookmarkEnd w:id="209"/>
-    <w:bookmarkStart w:id="211" w:name="ref-benjamini1995fdr"/>
+    <w:bookmarkEnd w:id="212"/>
+    <w:bookmarkStart w:id="214" w:name="ref-benjamini1995fdr"/>
     <w:p>
       <w:pPr>
         <w:pStyle w:val="Bibliography"/>
       </w:pPr>
       <w:r>
-        <w:t xml:space="preserve">73.</w:t>
+        <w:t xml:space="preserve">74.</w:t>
       </w:r>
       <w:r>
         <w:t xml:space="preserve"> </w:t>
@@ -12067,7 +13132,7 @@
       <w:r>
         <w:t xml:space="preserve">. 1995;57(1):289-300. doi:</w:t>
       </w:r>
-      <w:hyperlink r:id="rId210">
+      <w:hyperlink r:id="rId213">
         <w:r>
           <w:rPr>
             <w:rStyle w:val="Hyperlink"/>
@@ -12076,14 +13141,14 @@
         </w:r>
       </w:hyperlink>
     </w:p>
-    <w:bookmarkEnd w:id="211"/>
-    <w:bookmarkStart w:id="213" w:name="ref-deleeuw2015magma"/>
+    <w:bookmarkEnd w:id="214"/>
+    <w:bookmarkStart w:id="216" w:name="ref-deleeuw2015magma"/>
     <w:p>
       <w:pPr>
         <w:pStyle w:val="Bibliography"/>
       </w:pPr>
       <w:r>
-        <w:t xml:space="preserve">74.</w:t>
+        <w:t xml:space="preserve">75.</w:t>
       </w:r>
       <w:r>
         <w:t xml:space="preserve"> </w:t>
@@ -12116,7 +13181,7 @@
       <w:r>
         <w:t xml:space="preserve">. 2015;11(4):e1004219. doi:</w:t>
       </w:r>
-      <w:hyperlink r:id="rId212">
+      <w:hyperlink r:id="rId215">
         <w:r>
           <w:rPr>
             <w:rStyle w:val="Hyperlink"/>
@@ -12125,14 +13190,14 @@
         </w:r>
       </w:hyperlink>
     </w:p>
-    <w:bookmarkEnd w:id="213"/>
-    <w:bookmarkStart w:id="215" w:name="ref-bycroft2018ukb"/>
+    <w:bookmarkEnd w:id="216"/>
+    <w:bookmarkStart w:id="218" w:name="ref-bycroft2018ukb"/>
     <w:p>
       <w:pPr>
         <w:pStyle w:val="Bibliography"/>
       </w:pPr>
       <w:r>
-        <w:t xml:space="preserve">75.</w:t>
+        <w:t xml:space="preserve">76.</w:t>
       </w:r>
       <w:r>
         <w:t xml:space="preserve"> </w:t>
@@ -12165,7 +13230,7 @@
       <w:r>
         <w:t xml:space="preserve">. 2018;562(7726):203-209. doi:</w:t>
       </w:r>
-      <w:hyperlink r:id="rId214">
+      <w:hyperlink r:id="rId217">
         <w:r>
           <w:rPr>
             <w:rStyle w:val="Hyperlink"/>
@@ -12174,14 +13239,14 @@
         </w:r>
       </w:hyperlink>
     </w:p>
-    <w:bookmarkEnd w:id="215"/>
-    <w:bookmarkStart w:id="217" w:name="ref-buniello2025otp"/>
+    <w:bookmarkEnd w:id="218"/>
+    <w:bookmarkStart w:id="220" w:name="ref-buniello2025otp"/>
     <w:p>
       <w:pPr>
         <w:pStyle w:val="Bibliography"/>
       </w:pPr>
       <w:r>
-        <w:t xml:space="preserve">76.</w:t>
+        <w:t xml:space="preserve">77.</w:t>
       </w:r>
       <w:r>
         <w:t xml:space="preserve"> </w:t>
@@ -12214,7 +13279,7 @@
       <w:r>
         <w:t xml:space="preserve">. 2025;53(D1):D1467-D1475. doi:</w:t>
       </w:r>
-      <w:hyperlink r:id="rId216">
+      <w:hyperlink r:id="rId219">
         <w:r>
           <w:rPr>
             <w:rStyle w:val="Hyperlink"/>
@@ -12223,14 +13288,14 @@
         </w:r>
       </w:hyperlink>
     </w:p>
-    <w:bookmarkEnd w:id="217"/>
-    <w:bookmarkStart w:id="219" w:name="ref-mountjoy2021l2g"/>
+    <w:bookmarkEnd w:id="220"/>
+    <w:bookmarkStart w:id="222" w:name="ref-mountjoy2021l2g"/>
     <w:p>
       <w:pPr>
         <w:pStyle w:val="Bibliography"/>
       </w:pPr>
       <w:r>
-        <w:t xml:space="preserve">77.</w:t>
+        <w:t xml:space="preserve">78.</w:t>
       </w:r>
       <w:r>
         <w:t xml:space="preserve"> </w:t>
@@ -12263,7 +13328,7 @@
       <w:r>
         <w:t xml:space="preserve">. 2021;53(11):1527-1533. doi:</w:t>
       </w:r>
-      <w:hyperlink r:id="rId218">
+      <w:hyperlink r:id="rId221">
         <w:r>
           <w:rPr>
             <w:rStyle w:val="Hyperlink"/>
@@ -12272,14 +13337,14 @@
         </w:r>
       </w:hyperlink>
     </w:p>
-    <w:bookmarkEnd w:id="219"/>
-    <w:bookmarkStart w:id="221" w:name="ref-hormozdiari2016ecaviar"/>
+    <w:bookmarkEnd w:id="222"/>
+    <w:bookmarkStart w:id="224" w:name="ref-hormozdiari2016ecaviar"/>
     <w:p>
       <w:pPr>
         <w:pStyle w:val="Bibliography"/>
       </w:pPr>
       <w:r>
-        <w:t xml:space="preserve">78.</w:t>
+        <w:t xml:space="preserve">79.</w:t>
       </w:r>
       <w:r>
         <w:t xml:space="preserve"> </w:t>
@@ -12312,7 +13377,7 @@
       <w:r>
         <w:t xml:space="preserve">. 2016;99(6):1245-1260. doi:</w:t>
       </w:r>
-      <w:hyperlink r:id="rId220">
+      <w:hyperlink r:id="rId223">
         <w:r>
           <w:rPr>
             <w:rStyle w:val="Hyperlink"/>
@@ -12321,14 +13386,14 @@
         </w:r>
       </w:hyperlink>
     </w:p>
-    <w:bookmarkEnd w:id="221"/>
-    <w:bookmarkStart w:id="223" w:name="ref-liu2019acat"/>
+    <w:bookmarkEnd w:id="224"/>
+    <w:bookmarkStart w:id="226" w:name="ref-liu2019acat"/>
     <w:p>
       <w:pPr>
         <w:pStyle w:val="Bibliography"/>
       </w:pPr>
       <w:r>
-        <w:t xml:space="preserve">79.</w:t>
+        <w:t xml:space="preserve">80.</w:t>
       </w:r>
       <w:r>
         <w:t xml:space="preserve"> </w:t>
@@ -12361,7 +13426,7 @@
       <w:r>
         <w:t xml:space="preserve">. 2019;104(3):410-421. doi:</w:t>
       </w:r>
-      <w:hyperlink r:id="rId222">
+      <w:hyperlink r:id="rId225">
         <w:r>
           <w:rPr>
             <w:rStyle w:val="Hyperlink"/>
@@ -12370,14 +13435,14 @@
         </w:r>
       </w:hyperlink>
     </w:p>
-    <w:bookmarkEnd w:id="223"/>
-    <w:bookmarkStart w:id="225" w:name="ref-zhang2014atlas"/>
+    <w:bookmarkEnd w:id="226"/>
+    <w:bookmarkStart w:id="228" w:name="ref-zhang2014atlas"/>
     <w:p>
       <w:pPr>
         <w:pStyle w:val="Bibliography"/>
       </w:pPr>
       <w:r>
-        <w:t xml:space="preserve">80.</w:t>
+        <w:t xml:space="preserve">81.</w:t>
       </w:r>
       <w:r>
         <w:t xml:space="preserve"> </w:t>
@@ -12410,7 +13475,7 @@
       <w:r>
         <w:t xml:space="preserve">. 2014;111(45):16219-16224. doi:</w:t>
       </w:r>
-      <w:hyperlink r:id="rId224">
+      <w:hyperlink r:id="rId227">
         <w:r>
           <w:rPr>
             <w:rStyle w:val="Hyperlink"/>
@@ -12419,14 +13484,14 @@
         </w:r>
       </w:hyperlink>
     </w:p>
-    <w:bookmarkEnd w:id="225"/>
-    <w:bookmarkStart w:id="227" w:name="ref-baldarelli2024mgi"/>
+    <w:bookmarkEnd w:id="228"/>
+    <w:bookmarkStart w:id="230" w:name="ref-baldarelli2024mgi"/>
     <w:p>
       <w:pPr>
         <w:pStyle w:val="Bibliography"/>
       </w:pPr>
       <w:r>
-        <w:t xml:space="preserve">81.</w:t>
+        <w:t xml:space="preserve">82.</w:t>
       </w:r>
       <w:r>
         <w:t xml:space="preserve"> </w:t>
@@ -12459,7 +13524,7 @@
       <w:r>
         <w:t xml:space="preserve">. 2024;227(1):iyae031. doi:</w:t>
       </w:r>
-      <w:hyperlink r:id="rId226">
+      <w:hyperlink r:id="rId229">
         <w:r>
           <w:rPr>
             <w:rStyle w:val="Hyperlink"/>
@@ -12468,14 +13533,14 @@
         </w:r>
       </w:hyperlink>
     </w:p>
-    <w:bookmarkEnd w:id="227"/>
-    <w:bookmarkStart w:id="229" w:name="ref-wucher2023daynight"/>
+    <w:bookmarkEnd w:id="230"/>
+    <w:bookmarkStart w:id="232" w:name="ref-wucher2023daynight"/>
     <w:p>
       <w:pPr>
         <w:pStyle w:val="Bibliography"/>
       </w:pPr>
       <w:r>
-        <w:t xml:space="preserve">82.</w:t>
+        <w:t xml:space="preserve">83.</w:t>
       </w:r>
       <w:r>
         <w:t xml:space="preserve"> </w:t>
@@ -12508,7 +13573,7 @@
       <w:r>
         <w:t xml:space="preserve">. 2023;21(2):e3001986. doi:</w:t>
       </w:r>
-      <w:hyperlink r:id="rId228">
+      <w:hyperlink r:id="rId231">
         <w:r>
           <w:rPr>
             <w:rStyle w:val="Hyperlink"/>
@@ -12517,14 +13582,14 @@
         </w:r>
       </w:hyperlink>
     </w:p>
-    <w:bookmarkEnd w:id="229"/>
-    <w:bookmarkStart w:id="231" w:name="ref-karczewski2020gnomad"/>
+    <w:bookmarkEnd w:id="232"/>
+    <w:bookmarkStart w:id="234" w:name="ref-karczewski2020gnomad"/>
     <w:p>
       <w:pPr>
         <w:pStyle w:val="Bibliography"/>
       </w:pPr>
       <w:r>
-        <w:t xml:space="preserve">83.</w:t>
+        <w:t xml:space="preserve">84.</w:t>
       </w:r>
       <w:r>
         <w:t xml:space="preserve"> </w:t>
@@ -12557,7 +13622,7 @@
       <w:r>
         <w:t xml:space="preserve">. 2020;581(7809):434-443. doi:</w:t>
       </w:r>
-      <w:hyperlink r:id="rId230">
+      <w:hyperlink r:id="rId233">
         <w:r>
           <w:rPr>
             <w:rStyle w:val="Hyperlink"/>
@@ -12566,14 +13631,14 @@
         </w:r>
       </w:hyperlink>
     </w:p>
-    <w:bookmarkEnd w:id="231"/>
-    <w:bookmarkStart w:id="233" w:name="ref-hoffmann2022qt"/>
+    <w:bookmarkEnd w:id="234"/>
+    <w:bookmarkStart w:id="236" w:name="ref-hoffmann2022qt"/>
     <w:p>
       <w:pPr>
         <w:pStyle w:val="Bibliography"/>
       </w:pPr>
       <w:r>
-        <w:t xml:space="preserve">84.</w:t>
+        <w:t xml:space="preserve">85.</w:t>
       </w:r>
       <w:r>
         <w:t xml:space="preserve"> </w:t>
@@ -12606,7 +13671,7 @@
       <w:r>
         <w:t xml:space="preserve">. 2022;222(4):iyac157. doi:</w:t>
       </w:r>
-      <w:hyperlink r:id="rId232">
+      <w:hyperlink r:id="rId235">
         <w:r>
           <w:rPr>
             <w:rStyle w:val="Hyperlink"/>
@@ -12615,14 +13680,14 @@
         </w:r>
       </w:hyperlink>
     </w:p>
-    <w:bookmarkEnd w:id="233"/>
-    <w:bookmarkStart w:id="235" w:name="ref-giambartolomei2014coloc"/>
+    <w:bookmarkEnd w:id="236"/>
+    <w:bookmarkStart w:id="238" w:name="ref-giambartolomei2014coloc"/>
     <w:p>
       <w:pPr>
         <w:pStyle w:val="Bibliography"/>
       </w:pPr>
       <w:r>
-        <w:t xml:space="preserve">85.</w:t>
+        <w:t xml:space="preserve">86.</w:t>
       </w:r>
       <w:r>
         <w:t xml:space="preserve"> </w:t>
@@ -12655,7 +13720,7 @@
       <w:r>
         <w:t xml:space="preserve">. 2014;10(5):e1004383. doi:</w:t>
       </w:r>
-      <w:hyperlink r:id="rId234">
+      <w:hyperlink r:id="rId237">
         <w:r>
           <w:rPr>
             <w:rStyle w:val="Hyperlink"/>
@@ -12664,14 +13729,14 @@
         </w:r>
       </w:hyperlink>
     </w:p>
-    <w:bookmarkEnd w:id="235"/>
-    <w:bookmarkStart w:id="237" w:name="ref-wallace2020priors"/>
+    <w:bookmarkEnd w:id="238"/>
+    <w:bookmarkStart w:id="240" w:name="ref-wallace2020priors"/>
     <w:p>
       <w:pPr>
         <w:pStyle w:val="Bibliography"/>
       </w:pPr>
       <w:r>
-        <w:t xml:space="preserve">86.</w:t>
+        <w:t xml:space="preserve">87.</w:t>
       </w:r>
       <w:r>
         <w:t xml:space="preserve"> </w:t>
@@ -12704,7 +13769,7 @@
       <w:r>
         <w:t xml:space="preserve">. 2020;16(4):e1008720. doi:</w:t>
       </w:r>
-      <w:hyperlink r:id="rId236">
+      <w:hyperlink r:id="rId239">
         <w:r>
           <w:rPr>
             <w:rStyle w:val="Hyperlink"/>
@@ -12713,14 +13778,14 @@
         </w:r>
       </w:hyperlink>
     </w:p>
-    <w:bookmarkEnd w:id="237"/>
-    <w:bookmarkStart w:id="239" w:name="ref-yang2012cojo"/>
+    <w:bookmarkEnd w:id="240"/>
+    <w:bookmarkStart w:id="242" w:name="ref-yang2012cojo"/>
     <w:p>
       <w:pPr>
         <w:pStyle w:val="Bibliography"/>
       </w:pPr>
       <w:r>
-        <w:t xml:space="preserve">87.</w:t>
+        <w:t xml:space="preserve">88.</w:t>
       </w:r>
       <w:r>
         <w:t xml:space="preserve"> </w:t>
@@ -12753,7 +13818,7 @@
       <w:r>
         <w:t xml:space="preserve">. 2012;44(4):369-375. doi:</w:t>
       </w:r>
-      <w:hyperlink r:id="rId238">
+      <w:hyperlink r:id="rId241">
         <w:r>
           <w:rPr>
             <w:rStyle w:val="Hyperlink"/>
@@ -12762,14 +13827,14 @@
         </w:r>
       </w:hyperlink>
     </w:p>
-    <w:bookmarkEnd w:id="239"/>
-    <w:bookmarkStart w:id="241" w:name="ref-ansar2019fbxl3"/>
+    <w:bookmarkEnd w:id="242"/>
+    <w:bookmarkStart w:id="244" w:name="ref-ansar2019fbxl3"/>
     <w:p>
       <w:pPr>
         <w:pStyle w:val="Bibliography"/>
       </w:pPr>
       <w:r>
-        <w:t xml:space="preserve">88.</w:t>
+        <w:t xml:space="preserve">89.</w:t>
       </w:r>
       <w:r>
         <w:t xml:space="preserve"> </w:t>
@@ -12802,7 +13867,7 @@
       <w:r>
         <w:t xml:space="preserve">. 2019;28(6):972-979. doi:</w:t>
       </w:r>
-      <w:hyperlink r:id="rId240">
+      <w:hyperlink r:id="rId243">
         <w:r>
           <w:rPr>
             <w:rStyle w:val="Hyperlink"/>
@@ -12811,14 +13876,14 @@
         </w:r>
       </w:hyperlink>
     </w:p>
-    <w:bookmarkEnd w:id="241"/>
-    <w:bookmarkStart w:id="243" w:name="ref-anikster2017dnajc12"/>
+    <w:bookmarkEnd w:id="244"/>
+    <w:bookmarkStart w:id="246" w:name="ref-anikster2017dnajc12"/>
     <w:p>
       <w:pPr>
         <w:pStyle w:val="Bibliography"/>
       </w:pPr>
       <w:r>
-        <w:t xml:space="preserve">89.</w:t>
+        <w:t xml:space="preserve">90.</w:t>
       </w:r>
       <w:r>
         <w:t xml:space="preserve"> </w:t>
@@ -12851,7 +13916,7 @@
       <w:r>
         <w:t xml:space="preserve">. 2017;100(2):257-266. doi:</w:t>
       </w:r>
-      <w:hyperlink r:id="rId242">
+      <w:hyperlink r:id="rId245">
         <w:r>
           <w:rPr>
             <w:rStyle w:val="Hyperlink"/>
@@ -12860,14 +13925,14 @@
         </w:r>
       </w:hyperlink>
     </w:p>
-    <w:bookmarkEnd w:id="243"/>
-    <w:bookmarkStart w:id="245" w:name="ref-rilstone2013vmat2"/>
+    <w:bookmarkEnd w:id="246"/>
+    <w:bookmarkStart w:id="248" w:name="ref-rilstone2013vmat2"/>
     <w:p>
       <w:pPr>
         <w:pStyle w:val="Bibliography"/>
       </w:pPr>
       <w:r>
-        <w:t xml:space="preserve">90.</w:t>
+        <w:t xml:space="preserve">91.</w:t>
       </w:r>
       <w:r>
         <w:t xml:space="preserve"> </w:t>
@@ -12900,7 +13965,7 @@
       <w:r>
         <w:t xml:space="preserve">. 2013;368(6):543-550. doi:</w:t>
       </w:r>
-      <w:hyperlink r:id="rId244">
+      <w:hyperlink r:id="rId247">
         <w:r>
           <w:rPr>
             <w:rStyle w:val="Hyperlink"/>
@@ -12909,14 +13974,14 @@
         </w:r>
       </w:hyperlink>
     </w:p>
-    <w:bookmarkEnd w:id="245"/>
-    <w:bookmarkStart w:id="247" w:name="ref-bonnefond2012mtnr1b"/>
+    <w:bookmarkEnd w:id="248"/>
+    <w:bookmarkStart w:id="250" w:name="ref-bonnefond2012mtnr1b"/>
     <w:p>
       <w:pPr>
         <w:pStyle w:val="Bibliography"/>
       </w:pPr>
       <w:r>
-        <w:t xml:space="preserve">91.</w:t>
+        <w:t xml:space="preserve">92.</w:t>
       </w:r>
       <w:r>
         <w:t xml:space="preserve"> </w:t>
@@ -12949,7 +14014,7 @@
       <w:r>
         <w:t xml:space="preserve">. 2012;44(3):297-301. doi:</w:t>
       </w:r>
-      <w:hyperlink r:id="rId246">
+      <w:hyperlink r:id="rId249">
         <w:r>
           <w:rPr>
             <w:rStyle w:val="Hyperlink"/>
@@ -12958,14 +14023,14 @@
         </w:r>
       </w:hyperlink>
     </w:p>
-    <w:bookmarkEnd w:id="247"/>
-    <w:bookmarkStart w:id="249" w:name="ref-godinho2007fbxl3"/>
+    <w:bookmarkEnd w:id="250"/>
+    <w:bookmarkStart w:id="252" w:name="ref-godinho2007fbxl3"/>
     <w:p>
       <w:pPr>
         <w:pStyle w:val="Bibliography"/>
       </w:pPr>
       <w:r>
-        <w:t xml:space="preserve">92.</w:t>
+        <w:t xml:space="preserve">93.</w:t>
       </w:r>
       <w:r>
         <w:t xml:space="preserve"> </w:t>
@@ -12998,7 +14063,7 @@
       <w:r>
         <w:t xml:space="preserve">. 2007;316(5826):897-900. doi:</w:t>
       </w:r>
-      <w:hyperlink r:id="rId248">
+      <w:hyperlink r:id="rId251">
         <w:r>
           <w:rPr>
             <w:rStyle w:val="Hyperlink"/>
@@ -13007,14 +14072,14 @@
         </w:r>
       </w:hyperlink>
     </w:p>
-    <w:bookmarkEnd w:id="249"/>
-    <w:bookmarkStart w:id="251" w:name="ref-siepka2007fbxl3"/>
+    <w:bookmarkEnd w:id="252"/>
+    <w:bookmarkStart w:id="254" w:name="ref-siepka2007fbxl3"/>
     <w:p>
       <w:pPr>
         <w:pStyle w:val="Bibliography"/>
       </w:pPr>
       <w:r>
-        <w:t xml:space="preserve">93.</w:t>
+        <w:t xml:space="preserve">94.</w:t>
       </w:r>
       <w:r>
         <w:t xml:space="preserve"> </w:t>
@@ -13047,7 +14112,7 @@
       <w:r>
         <w:t xml:space="preserve">. 2007;129(5):1011-1023. doi:</w:t>
       </w:r>
-      <w:hyperlink r:id="rId250">
+      <w:hyperlink r:id="rId253">
         <w:r>
           <w:rPr>
             <w:rStyle w:val="Hyperlink"/>
@@ -13056,14 +14121,14 @@
         </w:r>
       </w:hyperlink>
     </w:p>
-    <w:bookmarkEnd w:id="251"/>
-    <w:bookmarkStart w:id="253" w:name="ref-segawa2011drd"/>
+    <w:bookmarkEnd w:id="254"/>
+    <w:bookmarkStart w:id="256" w:name="ref-segawa2011drd"/>
     <w:p>
       <w:pPr>
         <w:pStyle w:val="Bibliography"/>
       </w:pPr>
       <w:r>
-        <w:t xml:space="preserve">94.</w:t>
+        <w:t xml:space="preserve">95.</w:t>
       </w:r>
       <w:r>
         <w:t xml:space="preserve"> </w:t>
@@ -13096,7 +14161,7 @@
       <w:r>
         <w:t xml:space="preserve">. 2011;33(3):195-201. doi:</w:t>
       </w:r>
-      <w:hyperlink r:id="rId252">
+      <w:hyperlink r:id="rId255">
         <w:r>
           <w:rPr>
             <w:rStyle w:val="Hyperlink"/>
@@ -13105,14 +14170,14 @@
         </w:r>
       </w:hyperlink>
     </w:p>
-    <w:bookmarkEnd w:id="253"/>
-    <w:bookmarkStart w:id="255" w:name="ref-ichinose1994gch1"/>
+    <w:bookmarkEnd w:id="256"/>
+    <w:bookmarkStart w:id="258" w:name="ref-ichinose1994gch1"/>
     <w:p>
       <w:pPr>
         <w:pStyle w:val="Bibliography"/>
       </w:pPr>
       <w:r>
-        <w:t xml:space="preserve">95.</w:t>
+        <w:t xml:space="preserve">96.</w:t>
       </w:r>
       <w:r>
         <w:t xml:space="preserve"> </w:t>
@@ -13145,7 +14210,7 @@
       <w:r>
         <w:t xml:space="preserve">. 1994;8(3):236-242. doi:</w:t>
       </w:r>
-      <w:hyperlink r:id="rId254">
+      <w:hyperlink r:id="rId257">
         <w:r>
           <w:rPr>
             <w:rStyle w:val="Hyperlink"/>
@@ -13154,14 +14219,14 @@
         </w:r>
       </w:hyperlink>
     </w:p>
-    <w:bookmarkEnd w:id="255"/>
-    <w:bookmarkStart w:id="257" w:name="ref-wassenberg2017aadc"/>
+    <w:bookmarkEnd w:id="258"/>
+    <w:bookmarkStart w:id="260" w:name="ref-wassenberg2017aadc"/>
     <w:p>
       <w:pPr>
         <w:pStyle w:val="Bibliography"/>
       </w:pPr>
       <w:r>
-        <w:t xml:space="preserve">96.</w:t>
+        <w:t xml:space="preserve">97.</w:t>
       </w:r>
       <w:r>
         <w:t xml:space="preserve"> </w:t>
@@ -13194,7 +14259,7 @@
       <w:r>
         <w:t xml:space="preserve">. 2017;12(1):12. doi:</w:t>
       </w:r>
-      <w:hyperlink r:id="rId256">
+      <w:hyperlink r:id="rId259">
         <w:r>
           <w:rPr>
             <w:rStyle w:val="Hyperlink"/>
@@ -13203,14 +14268,14 @@
         </w:r>
       </w:hyperlink>
     </w:p>
-    <w:bookmarkEnd w:id="257"/>
-    <w:bookmarkStart w:id="259" w:name="ref-schwartz2001genotype"/>
+    <w:bookmarkEnd w:id="260"/>
+    <w:bookmarkStart w:id="262" w:name="ref-schwartz2001genotype"/>
     <w:p>
       <w:pPr>
         <w:pStyle w:val="Bibliography"/>
       </w:pPr>
       <w:r>
-        <w:t xml:space="preserve">97.</w:t>
+        <w:t xml:space="preserve">98.</w:t>
       </w:r>
       <w:r>
         <w:t xml:space="preserve"> </w:t>
@@ -13243,7 +14308,7 @@
       <w:r>
         <w:t xml:space="preserve">. 2001;103(1):89-95. doi:</w:t>
       </w:r>
-      <w:hyperlink r:id="rId258">
+      <w:hyperlink r:id="rId261">
         <w:r>
           <w:rPr>
             <w:rStyle w:val="Hyperlink"/>
@@ -13252,14 +14317,14 @@
         </w:r>
       </w:hyperlink>
     </w:p>
-    <w:bookmarkEnd w:id="259"/>
-    <w:bookmarkStart w:id="261" w:name="ref-takigawa2012lqts"/>
+    <w:bookmarkEnd w:id="262"/>
+    <w:bookmarkStart w:id="264" w:name="ref-takigawa2012lqts"/>
     <w:p>
       <w:pPr>
         <w:pStyle w:val="Bibliography"/>
       </w:pPr>
       <w:r>
-        <w:t xml:space="preserve">98.</w:t>
+        <w:t xml:space="preserve">99.</w:t>
       </w:r>
       <w:r>
         <w:t xml:space="preserve"> </w:t>
@@ -13292,7 +14357,7 @@
       <w:r>
         <w:t xml:space="preserve">. 2012;76(9):2112-2118. doi:</w:t>
       </w:r>
-      <w:hyperlink r:id="rId260">
+      <w:hyperlink r:id="rId263">
         <w:r>
           <w:rPr>
             <w:rStyle w:val="Hyperlink"/>
@@ -13301,14 +14366,14 @@
         </w:r>
       </w:hyperlink>
     </w:p>
-    <w:bookmarkEnd w:id="261"/>
-    <w:bookmarkStart w:id="263" w:name="ref-mostafavi2023systematic"/>
+    <w:bookmarkEnd w:id="264"/>
+    <w:bookmarkStart w:id="266" w:name="ref-mostafavi2023systematic"/>
     <w:p>
       <w:pPr>
         <w:pStyle w:val="Bibliography"/>
       </w:pPr>
       <w:r>
-        <w:t xml:space="preserve">99.</w:t>
+        <w:t xml:space="preserve">100.</w:t>
       </w:r>
       <w:r>
         <w:t xml:space="preserve"> </w:t>
@@ -13341,7 +14406,7 @@
       <w:r>
         <w:t xml:space="preserve">. 2023;55(11):1866-1875. doi:</w:t>
       </w:r>
-      <w:hyperlink r:id="rId262">
+      <w:hyperlink r:id="rId265">
         <w:r>
           <w:rPr>
             <w:rStyle w:val="Hyperlink"/>
@@ -13350,9 +14415,9 @@
         </w:r>
       </w:hyperlink>
     </w:p>
-    <w:bookmarkEnd w:id="263"/>
-    <w:bookmarkEnd w:id="264"/>
-    <w:bookmarkEnd w:id="265"/>
+    <w:bookmarkEnd w:id="266"/>
+    <w:bookmarkEnd w:id="267"/>
+    <w:bookmarkEnd w:id="268"/>
     <w:sectPr>
       <w:footerReference r:id="rId9" w:type="default"/>
       <w:pgSz w:h="16838" w:w="11906"/>

--- a/manuscript/Malik_Hearn_Towards_chronomic_medicine_2026.docx
+++ b/manuscript/Malik_Hearn_Towards_chronomic_medicine_2026.docx
@@ -286,7 +286,7 @@
         <w:t xml:space="preserve">−5</w:t>
       </w:r>
       <w:r>
-        <w:t xml:space="preserve">), including among loci containing dominant or neurodevelopmental disease genes, but most also cause neurodevelopmental disorders and gene-level support was nominal. Rare variants in</w:t>
+        <w:t xml:space="preserve">), but most also cause neurodevelopmental disorders, other syndromic genes were similarly over-represented, and gene-level support was nominal. Rare variants in</w:t>
       </w:r>
       <w:r>
         <w:t xml:space="preserve"> </w:t>
@@ -331,7 +331,7 @@
         <w:t xml:space="preserve">FBXL3</w:t>
       </w:r>
       <w:r>
-        <w:t xml:space="preserve">, these genes accounted for the excess rare-variant signal among Mendelian genes at loci. Post hoc, 4 of 12 monoamine neurotransmitter disorder genes lay at chronotype loci; an independently curated panel of these disorders was enriched among 248 clinical panels (q = 0.0064). At the long QT syndrome gene</w:t>
+        <w:t xml:space="preserve">, these genes accounted for the excess rare-variant signal among Mendelian genes at loci. Post hoc, 4 of 12 monoamine neurotransmitter disorder genes lay at chronotype loci; an independently curated panel of these disorders was the most enriched of 248 clinical panels (q = 0.0064), driven by the same four genes. At the long QT syndrome gene</w:t>
       </w:r>
       <w:r>
         <w:t xml:space="preserve"> </w:t>
@@ -362,7 +362,7 @@
         <w:t xml:space="preserve"> </w:t>
       </w:r>
       <w:r>
-        <w:t xml:space="preserve">Chronotype loci are not enriched for Mendelian disease genes in general. Convergence of common, rare and Mendelian variation is clearest at clock genes. Links to sleep-disturbance syndromes, monoamine synthesis and cardiac repolarisation are candidates for replication. We provide a catalogue of 236 Mendelian disease genes at chronotype loci and an open framework for chronomic medicine.</w:t>
+        <w:t xml:space="preserve">Chronotype loci are not enriched for Mendelian disease genes in general. Convergence of common, rare and Mendelian variation is clearest at clock genes. Links to sleep-disturbance syndromes, monoamine synthesis and cardiac repolarisation need replication. We provide a catalogue of 236 Mendelian disease genes at chronotype loci and an open framework for chronomic medicine.</w:t>
       </w:r>
     </w:p>
     <w:bookmarkEnd w:id="20"/>
@@ -1484,7 +1484,7 @@
         <w:t xml:space="preserve">74</w:t>
       </w:r>
       <w:r>
-        <w:t xml:space="preserve">; the PanelApp panels formed a single family. To test phenotype specificity, we took the loci containing a gene of a reference set (Mendelian genes, neurodevelopmental genes or autosomal dominant disease genes) and compared the fraction that also contained a gene of a given phenotype set with the same fraction in the matched null draws (</w:t>
+        <w:t xml:space="preserve">; the PanelApp panels formed a single family and were tested with the same sensitivity analyses and with relative tests against neurodevelopmental and autosomal dominant disease genes. To test phenotype specificity, we took the loci containing a gene of a reference set (Mendelian genes, neurodevelopmental genes or autosomal dominant disease genes) and compared the fraction that also contained a gene of a given phenotype set with the same fraction in the matched null draws (</w:t>
       </w:r>
       <w:r>
         <w:t xml:space="preserve">“</w:t>
@@ -2218,13 +2218,13 @@
       </w:r>
     </w:p>
     <w:bookmarkEnd w:id="35"/>
-    <w:bookmarkStart w:id="36" w:name="X79f98b96ee7ba8bffd6bfc81367941d799e5cce"/>
+    <w:bookmarkStart w:id="36" w:name="X2a2e6f58961132cd5c1e4f28cb01d11ffa657d2"/>
     <w:p>
       <w:pPr>
         <w:pStyle w:val="Heading2"/>
       </w:pPr>
       <w:r>
-        <w:t xml:space="preserve">Mendelian sleep-disturbance genes are over-represented, including among loci with dominant or neurodevelopmental disease genes</w:t>
+        <w:t xml:space="preserve">Mendelian sleep-disturbance genes are over-represented, but their specificity for sleep is uncertain</w:t>
       </w:r>
     </w:p>
     <w:p>
@@ -2288,7 +2288,7 @@
         <w:t xml:space="preserve">−4</w:t>
       </w:r>
       <w:r>
-        <w:t xml:space="preserve">). The excess was not explained by dominant inheritance or neurodevelopmental status alone. Among loci containing an autosomal dominant disease gene, 32.5% contained a sleep-disturbance gene, against 19.2% expected (p = 0.013). Among loci containing a neurodevelopmental disorder gene, 38.4% did so, against 21.7% expected (p = 0.0016). Both relative excesses held in every sensitivity analysis (p ≤ 0.039 and p ≤ 0.017, respectively). This included nearest-gene assignment (p = 0.0029 and p = 0.0059), in which each locus contributes a single gene, so the fractions cannot be inflated by loci carrying several dominant or neurodevelopmental disease genes. Most of the genes involved, however, cause neurodevelopmental disorders (35 of the 39 sleep-disturbance genes at chronotype loci, 24 of them with dominant inheritance). Sleep-disturbance genes without neurodevelopmental features were not enriched, although this set is small (72 genes; 4 vs 3.1 loci; p = 0.38), and neither was the small circadian HPO set (3 vs 1.1; p = 0.098). In MAGMA the sleep-disturbance set was nominally enriched (p = 0.031), including after conditioning on Mendelian genes (p = 0.016), but not after conditioning on neurodevelopmental genes (p = 0.051).</w:t>
+        <w:t xml:space="preserve">). The excess was not explained by dominant inheritance or neurodevelopmental status alone. Among loci containing an autosomal dominant disease gene, 32.5% contained a sleep-disturbance gene, against 19.2% expected (p = 0.013). Among loci containing a neurodevelopmental disorder gene, 38.4% did so, against 21.7% expected (p = 0.0016). Both relative excesses held in every sensitivity analysis (p ≤ 0.039 and p ≤ 0.017, respectively). This included nearest-gene assignment (p = 0.0029 and p = 0.0059), in which each locus contributes a single gene, so the fractions cannot be inflated by loci carrying several dominant or neurodevelopmental disease genes. Developmental panels unrelated to sleep, such as syndromic craniosynostosis and clefting, showed similar relative excesses (see the panel screen below), so these tests do not establish that the excess is specific to sleep. Most of the genes involved also cause neurodevelopmental disorders (35 of the 39 sleep-disturbance genes at chronotype loci, 24 of them with dominant inheritance). Sleep-disturbance genes without neurodevelopmental features were not enriched, although this set is small (72 genes; 4 vs 3.1 loci; p = 0.38), and neither was the small circadian HPO set (3 vs 1.1; p = 0.098). In MAGMA the sleep-disturbance set was nominally enriched (p = 0.031), including after conditioning on Mendelian genes (p = 0.016), but not after conditioning on neurodevelopmental genes (p = 0.051).</w:t>
       </w:r>
     </w:p>
     <w:p>
@@ -2734,13 +2734,13 @@
       </w:r>
     </w:p>
     <w:bookmarkEnd w:id="37"/>
-    <w:bookmarkStart w:id="38" w:name="a-screen-of-clinical-disease-gene-panels"/>
+    <w:bookmarkStart w:id="38" w:name="X832752ee0c08ad700cee879f231bd98e9980495"/>
     <w:p>
       <w:pPr>
         <w:pStyle w:val="Heading2"/>
       </w:pPr>
       <w:r>
-        <w:t xml:space="preserve">A screen of clinical disease-gene panels</w:t>
+        <w:t xml:space="preserve">Post hoc: a screen of clinical disease-gene panels</w:t>
       </w:r>
     </w:p>
     <w:p>
@@ -2748,7 +2748,19 @@
         <w:pStyle w:val="FirstParagraph"/>
       </w:pPr>
       <w:r>
-        <w:t xml:space="preserve">To ask which clinically defined diseases are over-represented at chronotype loci, we tested 248 Genomics England PanelApp disease panels against the same matched null loci. Of these, 6 reached FDR &lt; 0.05 (Table 3), and all remained nominally significant in every sensitivity analysis (p ≤ 0.019; Supplementary Table S3).</w:t>
+        <w:t xml:space="preserve">To ask which clinically defined diseases are over-represented at chronotype loci, we tested 248 Genomics England PanelApp disease panels against the same matched null loci. Of these, 6 reached FDR &lt; 0.05 (Table 3). All remained nominally significant with r</w:t>
+      </w:r>
+      <w:r>
+        <w:rPr>
+          <w:vertAlign w:val="superscript"/>
+        </w:rPr>
+        <w:t xml:space="preserve">2</w:t>
+      </w:r>
+      <w:r>
+        <w:t xml:space="preserve"> </w:t>
+      </w:r>
+      <w:r>
+        <w:t xml:space="preserve">≥ 0.5 or ≥ 0.8 intervals and after excluding the MHC and 17q21.31 (p ≤ 0.019). With nearest-gene assignment, 4 did, but the clefting (p = 0.31) and fetal hydrops (p = 0.068) panels did not (Supplementary Table S3).</w:t>
       </w:r>
     </w:p>
     <w:p>
@@ -2828,7 +2840,7 @@
         <w:pStyle w:val="BodyText"/>
       </w:pPr>
       <w:r>
-        <w:t xml:space="preserve">The other five panels were broad developmental panels: the Developmental Disorders Genotype-to-Phenotype list (DDG2P), early-onset or syndromic epilepsy, syndromic craniosynostosis, clefting and fetal hydrops (1.40- to 3.70-fold; Table 3). Most of their genes at chronotype loci also cause neurodevelopmental disorders (111 of 152), so these panels mirror the excess of dominant and neurodevelopmental disease genes described above. As for those sets, gene-level support was weak. Only the epilepsy panel was nominally enriched in MAGMA (p = 0.040), and no panel was enriched after correction across panels.</w:t>
+        <w:t xml:space="preserve">The other five panels were broad developmental panels: the Developmental Disorders Genotype-to-Phenotype list (DDG2P), early-onset or syndromic epilepsy, syndromic craniosynostosis, clefting and fetal hydrops (1.40- to 3.70-fold; Table 3). Most of their genes at chronotype loci cause neurodevelopmental disorders (111 of 152). Like sleep-disturbance genes, 4 of these panels (all except epilepsy) were also over-represented among loci containing neurodevelopmental or dominant disease genes (relative tests, p ≤ 0.037). As for the HPO sets, gene-level support was weak. Only the epilepsy panel was nominally enriched in MAGMA (p = 0.040), and no panel was enriched after correction across panels.</w:t>
       </w:r>
     </w:p>
     <w:p>
@@ -3250,7 +3262,7 @@
         <w:t xml:space="preserve">GMPPB</w:t>
       </w:r>
       <w:r>
-        <w:t xml:space="preserve">) against 1.3 expected (p = 0.13). The PanelApp long QT syndrome panel had four genes at chronotype loci (</w:t>
+        <w:t xml:space="preserve">) against 1.3 expected (p = 0.13). Genes of the PanelApp long QT syndrome panel lay in 4 loci (</w:t>
       </w:r>
       <w:r>
         <w:rPr>
@@ -3652,7 +3664,7 @@
         <w:t xml:space="preserve">FBXL3</w:t>
       </w:r>
       <w:r>
-        <w:t xml:space="preserve">. Genes for disorders with disturbed sleep are over-represented at chronotype loci, including among loci containing dominant or neurodevelopmental disease genes, although most of these genes also cause neurodevelopmental disorders and their gene-level support is nominal. Post hoc analyses point to monoamine synthesis and storage and, at</w:t>
+        <w:t xml:space="preserve">. Genes for disorders with disturbed sleep are over-represented at chronotype loci, but most also cause neurodevelopmental disorders, genes for other syndromic features show similar excesses, and their gene-level support is nominal. Post hoc analyses point to monoamine synthesis and storage and, at</w:t>
       </w:r>
       <w:r>
         <w:t xml:space="preserve"> </w:t>
@@ -3750,7 +3762,7 @@
         <w:t xml:space="preserve">EP300</w:t>
       </w:r>
       <w:r>
-        <w:t xml:space="preserve">, for example, has no gene-level support). Nor can they fully separate the sleep phenotype from the neurodevelopmental one. Sleep-disturbance genes were over-represented even among loci containing neurodevelopmental or dominant disease genes, but most of the genes involved cause both, and the gene-level evidence was nominal. Whether sleep problems in these syndromes have a circadian-phase component is nevertheless testable with actigraphy, dim-light melatonin onset or chronotype questionnaires, and the answer would matter for treatment with timed light or melatonin.</w:t>
+        <w:t xml:space="preserve">, for example, has no gene-level support). Nor can they separate the sleep phenotype from the neurodevelopmental one. Sleep-disturbance genes were over-represented even among loci containing neurodevelopmental or dominant disease genes, but so were genes for unrelated developmental features such as craniosynostosis and clefting. Most of the genes involved cause neurodevelopmental disorders, and the gene-level evidence was nominal. Whether sleep problems in these syndromes have a circadian-phase component is nevertheless testable with actigraphy, dim-light melatonin onset or chronotype questionnaires, and the answer would matter for treatment with timed light or melatonin.</w:t>
       </w:r>
     </w:p>
     <w:p>

--- a/manuscript/Malik_Hearn_Towards_chronomic_medicine_2026.docx
+++ b/manuscript/Malik_Hearn_Towards_chronomic_medicine_2026.docx
@@ -277,7 +277,56 @@
         <w:t xml:space="preserve">−5</w:t>
       </w:r>
       <w:r>
-        <w:t xml:space="preserve">) and neurodevelopmental phenotypes were over-represented within loci, with little gene-level support. Mendelian sleep-disturbance genes were over-represented (34 vs 16.5 loci; p = 3.5×10</w:t>
+        <w:t xml:space="preserve">) and neurodevelopmental phenotypes were over-represented within loci, with little gene-level support. Of 248 clinical gene panels, six were enriched (FDR &lt; 0.05): neurotransmitter disorders (20-fold; q = 0.0064), driven by four monoamine genes (</w:t>
+      </w:r>
+      <w:r>
+        <w:rPr>
+          <w:iCs/>
+          <w:i/>
+        </w:rPr>
+        <w:t xml:space="preserve">GCH1</w:t>
+      </w:r>
+      <w:r>
+        <w:t xml:space="preserve">,</w:t>
+      </w:r>
+      <w:r>
+        <w:t xml:space="preserve"> </w:t>
+      </w:r>
+      <w:r>
+        <w:rPr>
+          <w:iCs/>
+          <w:i/>
+        </w:rPr>
+        <w:t xml:space="preserve">DDC</w:t>
+      </w:r>
+      <w:r>
+        <w:t xml:space="preserve">,</w:t>
+      </w:r>
+      <w:r>
+        <w:t xml:space="preserve"> </w:t>
+      </w:r>
+      <w:r>
+        <w:rPr>
+          <w:iCs/>
+          <w:i/>
+        </w:rPr>
+        <w:t xml:space="preserve">DNAJC12</w:t>
+      </w:r>
+      <w:r>
+        <w:t xml:space="preserve">,</w:t>
+      </w:r>
+      <w:r>
+        <w:t xml:space="preserve"> </w:t>
+      </w:r>
+      <w:r>
+        <w:rPr>
+          <w:iCs/>
+          <w:i/>
+        </w:rPr>
+        <w:t xml:space="preserve">SLC18A2</w:t>
+      </w:r>
+      <w:r>
+        <w:t xml:space="preserve">), and five broad developmental panels. Mendelian sleep-disturbance genes were over-represented (34 vs 16.5 loci; p = 3.5×10</w:t>
       </w:r>
       <w:r>
         <w:rPr>
@@ -331,7 +380,7 @@
         <w:t xml:space="preserve">FBXL3</w:t>
       </w:r>
       <w:r>
-        <w:t xml:space="preserve">, these genes accounted for the excess rare-variant signal among Mendelian genes at loci. Post hoc, 4 of 12 monoamine neurotransmitter disorder genes lay at chronotype loci; an independently curated panel of these disorders was the most enriched of 248 clinical panels (q = 0.0064), driven by the same four genes. At the long QT syndrome gene</w:t>
+        <w:t xml:space="preserve">, these genes accounted for the excess rare-variant signal among Mendelian genes at loci. At the long QT syndrome gene</w:t>
       </w:r>
       <w:r>
         <w:t xml:space="preserve"> </w:t>
@@ -835,7 +884,7 @@
         <w:pStyle w:val="BodyText"/>
       </w:pPr>
       <w:r>
-        <w:t xml:space="preserve">In this study we tested four questions. First, are chronotype loci enriched for Mendelian disease genes, overall and by phenotype, when compared with null loci matched for LD and gene density? Second, are phenotype sets with established links to circadian physiology enriched, judged against a circadian positive control? Third, does rare-variant burden converge on the same genes? Fourth, do the chronotype and QT-interval signals at</w:t>
+        <w:t xml:space="preserve">In this study we tested four questions. First, are chronotype loci enriched for Mendelian disease genes, overall, by phenotype and by clinical disease group, when compared with null loci matched for LD and gene density? Second, are phenotype sets with established links to circadian physiology enriched, judged against a circadian positive control? Third, does rare-variant burden converge on the same genes? Fourth, do the chronotype and QT-interval signals at</w:t>
       </w:r>
       <w:r>
         <w:t xml:space="preserve"> </w:t>
@@ -929,7 +978,7 @@
         <w:t xml:space="preserve">53,54</w:t>
       </w:r>
       <w:r>
-        <w:t xml:space="preserve">. We also screened all organ systems of the Human Phenotype Ontology (HPO). At</w:t>
+        <w:t xml:space="preserve">. We also screened all organ systems of the Human Phenotype Ontology (HPO) and all clinical disease-gene panels of Genomics England PanelApp. At</w:t>
       </w:r>
       <w:r>
         <w:t xml:space="preserve"> </w:t>
@@ -972,7 +1021,7 @@
         <w:t xml:space="preserve">KCNH2</w:t>
       </w:r>
       <w:r>
-        <w:t xml:space="preserve">, we added a conditional colocalisation analysis after the unconditional analysis indicated more than one QT signal in the region. After the main analyses, we screened all Genomics England PanelApp disease panels to ask which clinically defined diseases are over-represented at chronotype loci. Reporting follows the relevant items of STREGA and FAIR principles for data and software</w:t>
+        <w:t xml:space="preserve">, we added a conditional colocalisation analysis after the unconditional analysis indicated more than one QT signal in the region. Reporting follows the relevant items of STREGA and FAIR principles for data and software</w:t>
       </w:r>
       <w:r>
         <w:rPr>
@@ -1413,7 +1462,7 @@
         <w:t xml:space="preserve">72</w:t>
       </w:r>
       <w:r>
-        <w:t xml:space="preserve">. We retrieved all 433 public panels through the PanelApp API (version 1, retrieved 2026-10-30) and used each panel’s green, diagnostic-grade genes. These were mapped to the gene universe by Ensembl (GRCh37) identifier, then HGNC identifier, then symbol. We excluded super-panels, which combine other panels, and panels of additional findings, kept panels with 10–3,000 genes in the universe, and tested panels with identical gene lists once. This left 248 panels (Supplementary Table S2).</w:t>
+        <w:t xml:space="preserve">. We retrieved all 433 public panels through the PanelApp API (version 1, retrieved 2026-10-30) and used each panel’s green, diagnostic-grade genes. These were mapped to the gene universe by Ensembl (GRCh37) identifier, then HGNC identifier, then symbol. We excluded super-panels, which combine other panels, and panels of additional findings, kept panels with 10–3,000 genes in the universe, and tested panels with identical gene lists once. This left 248 panels (Supplementary Table S2). The screen was added after the initial analyses, but it tests every eligible panel with correction across panels, so no panel was selected on the basis of the results.</w:t>
       </w:r>
     </w:p>
     <w:bookmarkEnd w:id="24"/>
@@ -2218,12 +2267,140 @@
       </w:r>
     </w:p>
     <w:bookmarkEnd w:id="35"/>
-    <w:bookmarkStart w:id="36" w:name="X2a2e6f58961132cd5c1e4f28cb01d11ffa657d2"/>
+    <w:bookmarkStart w:id="36" w:name="a-screen-of-clinical-disease-gene-panels"/>
     <w:p>
       <w:pPr>
         <w:pStyle w:val="Heading2"/>
       </w:pPr>
       <w:r>
+        <w:t xml:space="preserve">A screen of clinical disease-gene panels</w:t>
+      </w:r>
+    </w:p>
+    <w:p>
+      <w:pPr>
+        <w:pStyle w:val="FirstParagraph"/>
+      </w:pPr>
+      <w:r>
+        <w:t xml:space="preserve">To ask which clinically defined diseases are over-represented at chronotype loci, we tested 248 Genomics England PanelApp disease panels against the same matched null loci. Of these, six reached FDR &lt; 0.05 (Table 2). All remained nominally significant with r</w:t>
+      </w:r>
+      <w:r>
+        <w:rPr>
+          <w:vertAlign w:val="superscript"/>
+        </w:rPr>
+        <w:t xml:space="preserve">2</w:t>
+      </w:r>
+      <w:r>
+        <w:t xml:space="preserve"> </w:t>
+      </w:r>
+      <w:r>
+        <w:t xml:space="preserve">≥ 0.5 or ≥ 0.8 intervals and after excluding the MHC and 17q21.31 (p ≤ 0.019). With nearest-gene assignment, four did, but the clefting (p = 0.31) and fetal hydrops (p = 0.068) panels did not (Supplementary Table S3).</w:t>
+      </w:r>
+    </w:p>
+    <w:p>
+      <w:pPr>
+        <w:pStyle w:val="BodyText"/>
+      </w:pPr>
+      <w:r>
+        <w:t xml:space="preserve">The largest fold enrichment was for the neurotransmitter disorders panel (4 vs 0.20 loci; 20-fold; p = 5.1×10</w:t>
+      </w:r>
+      <w:r>
+        <w:rPr>
+          <w:vertAlign w:val="superscript"/>
+        </w:rPr>
+        <w:t xml:space="preserve">−5</w:t>
+      </w:r>
+      <w:r>
+        <w:t xml:space="preserve">; q = 0.0064). Its genes at chronotype loci were</w:t>
+      </w:r>
+      <w:r>
+        <w:t xml:space="preserve"> </w:t>
+      </w:r>
+      <w:r>
+        <w:rPr>
+          <w:iCs/>
+          <w:i/>
+        </w:rPr>
+        <w:t xml:space="preserve">GCH1</w:t>
+      </w:r>
+      <w:r>
+        <w:t xml:space="preserve">,</w:t>
+      </w:r>
+      <w:r>
+        <w:t xml:space="preserve"> </w:t>
+      </w:r>
+      <w:r>
+        <w:rPr>
+          <w:iCs/>
+          <w:i/>
+        </w:rPr>
+        <w:t xml:space="preserve">DDC</w:t>
+      </w:r>
+      <w:r>
+        <w:t xml:space="preserve">,</w:t>
+      </w:r>
+      <w:r>
+        <w:t xml:space="preserve"> </w:t>
+      </w:r>
+      <w:r>
+        <w:rPr>
+          <w:iCs/>
+          <w:i/>
+        </w:rPr>
+        <w:t xml:space="preserve">DNAJC12</w:t>
+      </w:r>
+      <w:r>
+        <w:t xml:space="preserve"> </w:t>
+      </w:r>
+      <w:r>
+        <w:t xml:space="preserve">and</w:t>
+      </w:r>
+      <w:r>
+        <w:t xml:space="preserve"> </w:t>
+      </w:r>
+      <w:r>
+        <w:rPr>
+          <w:iCs/>
+          <w:i/>
+        </w:rPr>
+        <w:t xml:space="preserve">SLC18A2</w:t>
+      </w:r>
+      <w:r>
+        <w:t xml:space="preserve">, which act at successive steps of monoamine synthesis and storage (see below). Gene-level support was nominal (MAGMA p = 0.034).</w:t>
+      </w:r>
+    </w:p>
+    <w:p>
+      <w:pPr>
+        <w:pStyle w:val="BodyText"/>
+      </w:pPr>
+      <w:r>
+        <w:t xml:space="preserve">The other five panels were broad developmental panels: the Developmental Disorders Genotype-to-Phenotype list (DDG2P), early-onset or syndromic epilepsy, syndromic craniosynostosis, clefting and fetal hydrops (1.40- to 3.70-fold; Table 2). Most of their genes at chronotype loci cause neurodevelopmental disorders (111 of 152). All except the epilepsy panel were also over-represented among loci containing neurodevelopmental or dominant disease genes (relative tests, p ≤ 0.037), which bears on the sleep-disturbance result below. As for the HPO sets, gene-level support was weak. Only the epilepsy panel was nominally enriched in MAGMA (p = 0.040), and no panel was enriched after correction across panels.</w:t>
+      </w:r>
+    </w:p>
+    <w:p>
+      <w:pPr>
+        <w:pStyle w:val="BodyText"/>
+      </w:pPr>
+      <w:r>
+        <w:t xml:space="preserve">No cardiac, immune or sleep-related panel reached FDR &lt; 0.05. PanelApp’s Kleine–Levin syndrome panel, which includes genes for narcolepsy and for circadian rhythm disorders, had one gene at a chronotype locus (</w:t>
+      </w:r>
+      <w:r>
+        <w:rPr>
+          <w:iCs/>
+          <w:i/>
+        </w:rPr>
+        <w:t xml:space="preserve">PER2</w:t>
+      </w:r>
+      <w:r>
+        <w:t xml:space="preserve">) against 1.0 expected. The long QT syndrome panel is described below.</w:t>
+      </w:r>
+    </w:p>
+    <w:bookmarkEnd w:id="36"/>
+    <w:bookmarkStart w:id="37" w:name="X2a2e6f58961132cd5c1e4f28cb01d11ffa657d2"/>
+    <w:p>
+      <w:pPr>
+        <w:pStyle w:val="Heading2"/>
+      </w:pPr>
+      <w:r>
         <w:t xml:space="preserve">Mendelian sleep-disturbance genes are over-represented, but their specificity for sleep is uncertain</w:t>
       </w:r>
     </w:p>
@@ -2288,7 +2465,7 @@
         <w:t xml:space="preserve">−4</w:t>
       </w:r>
       <w:r>
-        <w:t xml:space="preserve">). The excess was not explained by dominant inheritance or neurodevelopmental status alone. Among loci containing an autosomal dominant disease gene, 32.5% contained a sleep-disturbance gene, against 19.2% expected (p = 0.013). Among loci containing a neurodevelopmental disorder gene, 38.4% did so, against 21.7% expected (p = 0.0016). Both relative excesses held in every sensitivity analysis (p ≤ 0.039 and p ≤ 0.017, respectively). This included nearest-gene assignment (p = 0.0029 and p = 0.0059), in which each locus contributes a single gene, so the fractions cannot be inflated by loci carrying several dominant or neurodevelopmental disease genes. Developmental panels unrelated to sleep, such as syndromic craniosynostosis and clefting, showed similar relative excesses (see the panel screen below), so these tests do not establish that the excess is specific to sleep. Most of the genes involved also cause neurodevelopmental disorders (35 of the 39 sleep-disturbance genes at chronotype loci, 24 of them with dominant inheritance). Sleep-disturbance genes without neurodevelopmental features were not enriched, although this set is small (72 genes; 4 vs 3.1 loci; p = 0.38), and neither was the small circadian HPO set (3 vs 1.1; p = 0.098). In MAGMA the sleep-disturbance set was nominally enriched (p = 0.031), including after conditioning on Mendelian genes (p = 0.016), but not after conditioning on neurodevelopmental genes (p = 0.051).</w:t>
+        <w:t xml:space="preserve">). The excess was not explained by dominant inheritance or neurodevelopmental status alone. Among loci containing an autosomal dominant disease gene, 32.5% contained a sleep-disturbance gene, against 19.2% expected (p = 0.013). Among loci containing a neurodevelopmental disorder gene, 38.4% did so, against 21.7% expected (p = 0.0016). Both relative excesses held in every sensitivity analysis (p ≤ 0.039 and p ≤ 0.017, respectively). This included nearest-gene assignment (p = 0.0029 and p = 0.0059), in which each locus contributes a single gene, so the fractions cannot be inflated by loci carrying several dominant or neurodevelopmental disease genes. Developmental panels unrelated to sleep, such as syndromic craniosynostosis and clefting, showed similar relative excesses (see above), so these tests do not establish that the excess is specific to sleep. Most of the genes involved also cause neurodevelopmental disorders (35 of the 39 sleep-disturbance genes at chronotype loci, 24 of them with dominant inheritance). Sleep-disturbance genes without neurodevelopmental features were not enriched, although this set is small (72 genes; 4 vs 3.1 loci; p = 0.38), and neither was the small circadian HPO set (3 vs 1.1; p = 0.098). In MAGMA the sleep-disturbance set was nominally enriched (p = 0.031), including after conditioning on Mendelian genes (p = 0.016), but not after conditioning on neurodevelopmental genes (p = 0.051).</w:t>
       </w:r>
     </w:p>
     <w:p>
@@ -2296,7 +2473,7 @@
         <w:pStyle w:val="BodyText"/>
       </w:pPr>
       <w:r>
-        <w:t xml:space="preserve">The genes behind the signal fall into three groups (Fig. 3, Table 2). The first comprises core clock genes:</w:t>
+        <w:t xml:space="preserve">The genes behind the signal fall into three groups (Fig. 3, Table 3). The first comprises core clock genes:</w:t>
       </w:r>
       <w:r>
         <w:t xml:space="preserve"> </w:t>
@@ -2466,8 +2643,8 @@
         <w:t xml:space="preserve">, have no gene-level support. The third group, which we did not expect, comprises genes of the monoamine neurotransmitter pathway.</w:t>
       </w:r>
     </w:p>
-    <w:bookmarkEnd w:id="36"/>
-    <w:bookmarkStart w:id="37" w:name="Xd3baa0f7ce952e429c8d0bb8416728c0d0df4f5"/>
+    <w:bookmarkEnd w:id="37"/>
+    <w:bookmarkStart w:id="38" w:name="Xd3baa0f7ce952e429c8d0bb8416728c0d0df4f5"/>
     <w:p>
       <w:pPr>
         <w:pStyle w:val="Heading2"/>
@@ -2533,7 +2710,7 @@
         <w:t xml:space="preserve">DNAJC12</w:t>
       </w:r>
       <w:r>
-        <w:t xml:space="preserve">, lay in a further chronotype locus. Four of the 12 inherited monoamine neurotransmitter disorder genes therefore fall within chronotype loci, against 0.07 expected (Table 1), and all four were present at every LD threshold. Because the set was defined after inspection of the sleep-disturbance genes, its nominal p-values (Table 1) are not corrected for the selection step and are not evidence in their own right. An externally curated version of the set is tested in the panel screen below. Two further observations do not independently support the finding. The HPO biomarker set</w:t>
+        <w:t xml:space="preserve">, lay in a further chronotype locus. Four of the 12 inherited monoamine neurotransmitter disorder genes therefore fall within chronotype loci, against 0.07 expected (Table 1), and all four were present at every LD threshold. Because the set was defined after inspection of the sleep-disturbance genes, its nominal p-values (Table 1) are not corrected for the selection step and are not evidence in their own right. The PanelApp neurotransmitter disorders panel, curated independently of this study, contains 11 of these 12 genes and was enriched in the panel screen (q = 0.0064; above). That result rests on the same four genes in the same GWAS, however, so it supports rather than replicates the finding. Two further observations do not independently support the finding. The HPO biomarker set</w:t>
       </w:r>
       <w:r>
         <w:t xml:space="preserve"> </w:t>
@@ -2731,134 +2908,6 @@
       </w:r>
       <w:r>
         <w:t xml:space="preserve">. No gene of the melatonin branch lay in a chronotype locus.</w:t>
-      </w:r>
-    </w:p>
-    <w:bookmarkEnd w:id="37"/>
-    <w:bookmarkStart w:id="38" w:name="X832752ee0c08ad700cee879f231bd98e9980495"/>
-    <w:p>
-      <w:pPr>
-        <w:pStyle w:val="Heading2"/>
-      </w:pPr>
-      <w:r>
-        <w:t xml:space="preserve">Post hoc: a screen of clinical disease-gene panels</w:t>
-      </w:r>
-    </w:p>
-    <w:p>
-      <w:pPr>
-        <w:pStyle w:val="FirstParagraph"/>
-      </w:pPr>
-      <w:r>
-        <w:t xml:space="preserve">To ask which clinically defined diseases are over-represented at chronotype loci, we tested 248 Genomics England PanelApp disease panels against the same matched null loci. Of these, 6 reached FDR &lt; 0.05 (Table 3). All remained nominally significant with r</w:t>
-      </w:r>
-      <w:r>
-        <w:rPr>
-          <w:vertAlign w:val="superscript"/>
-        </w:rPr>
-        <w:t xml:space="preserve">2</w:t>
-      </w:r>
-      <w:r>
-        <w:t xml:space="preserve"> </w:t>
-      </w:r>
-      <w:r>
-        <w:t xml:space="preserve">≥ 0.5 or ≥ 0.8 intervals and after excluding the MHC and 17q21.31 (p ≤ 0.019). With nearest-gene assignment, 4 did, but the clefting (p = 0.31) and fetal hydrops (p = 0.068) panels did not (Supplementary Table S3).</w:t>
-      </w:r>
-    </w:p>
-    <w:p>
-      <w:pPr>
-        <w:pStyle w:val="BodyText"/>
-      </w:pPr>
-      <w:r>
-        <w:t xml:space="preserve">The largest fold enrichment was for the neurotransmitter disorders panel (4 vs 0.20 loci; 20-fold; p = 5.1×10</w:t>
-      </w:r>
-      <w:r>
-        <w:rPr>
-          <w:vertAlign w:val="superscript"/>
-        </w:rPr>
-        <w:t xml:space="preserve">−5</w:t>
-      </w:r>
-      <w:r>
-        <w:t xml:space="preserve">; q = 0.0064). Its genes at chronotype loci were</w:t>
-      </w:r>
-      <w:r>
-        <w:t xml:space="preserve"> </w:t>
-      </w:r>
-      <w:r>
-        <w:rPr>
-          <w:iCs/>
-          <w:i/>
-        </w:rPr>
-        <w:t xml:space="preserve">GCH1</w:t>
-      </w:r>
-      <w:r>
-        <w:t xml:space="preserve">,</w:t>
-      </w:r>
-      <w:r>
-        <w:t xml:space="preserve"> </w:t>
-      </w:r>
-      <w:r>
-        <w:rPr>
-          <w:iCs/>
-          <w:i/>
-        </w:rPr>
-        <w:t xml:space="preserve">DDC</w:t>
-      </w:r>
-      <w:r>
-        <w:t xml:space="preserve">,</w:t>
-      </w:r>
-      <w:r>
-        <w:t xml:space="preserve"> </w:t>
-      </w:r>
-      <w:r>
-        <w:rPr>
-          <w:iCs/>
-          <w:i/>
-        </w:rPr>
-        <w:t xml:space="preserve">DNAJC12</w:t>
-      </w:r>
-      <w:r>
-        <w:t xml:space="preserve"> </w:t>
-      </w:r>
-      <w:r>
-        <w:t xml:space="preserve">and</w:t>
-      </w:r>
-      <w:r>
-        <w:t xml:space="preserve"> </w:t>
-      </w:r>
-      <w:r>
-        <w:rPr>
-          <w:iCs/>
-          <w:i/>
-        </w:rPr>
-        <w:t xml:space="preserve">SLC18A2</w:t>
-      </w:r>
-      <w:r>
-        <w:t xml:space="preserve">, the four genes behind the post hoc monoamine result. The panel’s 18 genes include 11 of the 12 genes of our post hoc set, and the result rests on the same four genes. Because the screen was added after these genes had been noticed, it supports rather than replicates the post hoc finding. It does show that a disease gene list curated independently of this study is enriched after correction across all panels. Gene-level support was nominal (MAGMA p = 0.034).</w:t>
-      </w:r>
-    </w:p>
-    <w:p>
-      <w:pPr>
-        <w:pStyle w:val="BodyText"/>
-      </w:pPr>
-      <w:r>
-        <w:t xml:space="preserve">The other five panels were broad developmental panels: the Developmental Disorders Genotype-to-Phenotype list (DDG2P), early-onset or syndromic epilepsy, syndromic craniosynostosis, clefting and fetal hydrops (1.40- to 3.70-fold; Table 3). Most of their genes at chronotype loci cause neurodevelopmental disorders (111 of 152). Like sleep-disturbance genes, 4 of these panels (all except epilepsy) were also over-represented among loci containing neurodevelopmental or dominant disease genes (relative tests, p ≤ 0.037). As for the HPO sets, gene-level support was weak. Only the epilepsy panel was nominally enriched in MAGMA (p = 0.040), and no panel was enriched after correction across panels.</w:t>
-      </w:r>
-    </w:p>
-    <w:p>
-      <w:pPr>
-        <w:pStyle w:val="BodyText"/>
-      </w:pPr>
-      <w:r>
-        <w:t xml:space="preserve">No cardiac, immune or sleep-related panel reached FDR &lt; 0.05. PanelApp’s Kleine–Levin syndrome panel, which includes genes for narcolepsy and for circadian rhythm disorders, had one gene at a chronotype locus (</w:t>
-      </w:r>
-      <w:r>
-        <w:rPr>
-          <w:iCs/>
-          <w:i/>
-        </w:rPr>
-        <w:t xml:space="preserve">PER2</w:t>
-      </w:r>
-      <w:r>
-        <w:t xml:space="preserve">) against 1.0 expected. The long QT syndrome panel is described below.</w:t>
       </w:r>
     </w:p>
     <w:bookmarkEnd w:id="38"/>
@@ -3595,7 +3644,7 @@
         <w:t xml:space="preserve">DDC</w:t>
       </w:r>
       <w:r>
-        <w:t xml:space="preserve">, have four or more. Fig. 3 and Table 2 summarise the genes with sleep, circadian, monoamine or cardiac phenotypes.</w:t>
+        <w:t xml:space="preserve">, have four or more. Fig. 3 and Table 3 summarise the genes with sleep, circadian, monoamine or cardiac phenotypes.</w:t>
       </w:r>
     </w:p>
     <w:bookmarkEnd w:id="42"/>
@@ -3770,7 +3819,7 @@
         <w:pStyle w:val="BodyText"/>
       </w:pPr>
       <w:r>
-        <w:t xml:space="preserve">The monoamine finding was not anticipated and was defined post hoc, so it needs independent replication. In the screen of clinical gene panels, the independently curated PanelApp neurotransmitter disorders panel was enriched after correction across panels, but the screen was added after the four genes had been noticed and rests on the same genes. The finding is biologically coherent:</w:t>
+        <w:t xml:space="preserve">The monoamine finding was not anticipated and was defined post hoc, so it needs independent replication. In the screen of clinical gene panels, the independently curated PanelApp neurotransmitter disorders panel was enriched after correction across panels, but this rests on the same four genes in the same GWAS. The finding is biologically coherent:</w:t>
       </w:r>
       <w:r>
         <w:t xml:space="preserve"> </w:t>
@@ -6380,7 +6429,841 @@
           <w:bCs/>
           <w:b/>
         </w:rPr>
-        <w:t xml:space="preserve">Table 2. Selected chronomic candidate genes: Mendelian disease genes at chronotype loci with sleep, circadian, monoamine or cardiac phenotypes.</w:t>
+        <w:t xml:space="preserve">Table 2. Genomics England PanelApp disease panels enriched at chronotype loci.</w:t>
+      </w:r>
+      <w:r>
+        <w:t xml:space="preserve"> </w:t>
+      </w:r>
+      <w:r>
+        <w:t xml:space="preserve">The 6 of 248 panels with FDR q &lt; 0.05. Genes: the panel’s green (diagnostic-grade) genes in the gene universe. Loci obs/exp, fold and p as in Table 1. q: Benjamini–Hochberg false discovery rate across panels. MAGMA p: marginal competitive gene-set p-value. Panel genes in loci are listed when there are ten or fewer. Results for all panels are in Supplementary Table S3.</w:t>
+      </w:r>
+    </w:p>
+    <w:tbl>
+      <w:tblPr>
+        <w:tblStyle w:val="Table"/>
+        <w:tblW w:type="pct" w:w="5000"/>
+        <w:tblLook w:firstRow="1" w:lastRow="0" w:firstColumn="0" w:lastColumn="0" w:noHBand="0" w:noVBand="0" w:val="0020"/>
+        <w:jc w:val="start"/>
+      </w:tblPr>
+      <w:tblGrid>
+        <w:gridCol w:w="1944"/>
+        <w:gridCol w:w="648"/>
+        <w:gridCol w:w="1080"/>
+        <w:gridCol w:w="792"/>
+        <w:gridCol w:w="648"/>
+        <w:gridCol w:w="792"/>
+        <w:gridCol w:w="2015"/>
+      </w:tblGrid>
+      <w:tr>
+        <w:trPr>
+          <w:tblHeader w:val="true"/>
+        </w:trPr>
+        <w:tc>
+          <w:tcPr/>
+          <w:p>
+            <w:pPr>
+              <w:pStyle w:val="Compact"/>
+              <w:jc w:val="left"/>
+            </w:pPr>
+            <w:r>
+              <w:t xml:space="preserve">PanelApp panel</w:t>
+            </w:r>
+          </w:p>
+        </w:tc>
+        <w:tc>
+          <w:tcPr/>
+          <w:p>
+            <w:pPr>
+              <w:pStyle w:val="Compact"/>
+              <w:jc w:val="right"/>
+            </w:pPr>
+            <w:r>
+              <w:t xml:space="preserve">Genes</w:t>
+            </w:r>
+          </w:p>
+        </w:tc>
+        <w:tc>
+          <w:tcPr/>
+          <w:p>
+            <w:pPr>
+              <w:pStyle w:val="Compact"/>
+              <w:jc w:val="left"/>
+            </w:pPr>
+            <w:r>
+              <w:t xml:space="preserve">Loci obs/exp (fold)</w:t>
+            </w:r>
+          </w:p>
+        </w:tc>
+        <w:tc>
+          <w:tcPr/>
+          <w:p>
+            <w:pPr>
+              <w:pStyle w:val="Compact"/>
+              <w:jc w:val="left"/>
+            </w:pPr>
+            <w:r>
+              <w:t xml:space="preserve">p</w:t>
+            </w:r>
+          </w:p>
+        </w:tc>
+        <w:tc>
+          <w:tcPr/>
+          <w:p>
+            <w:pPr>
+              <w:pStyle w:val="Compact"/>
+              <w:jc w:val="left"/>
+            </w:pPr>
+            <w:r>
+              <w:t xml:space="preserve">q</w:t>
+            </w:r>
+          </w:p>
+        </w:tc>
+        <w:tc>
+          <w:tcPr/>
+          <w:p>
+            <w:pPr>
+              <w:pStyle w:val="Compact"/>
+              <w:jc w:val="left"/>
+            </w:pPr>
+            <w:r>
+              <w:t xml:space="preserve">MAGMA p</w:t>
+            </w:r>
+          </w:p>
+        </w:tc>
+        <w:tc>
+          <w:tcPr/>
+          <w:p>
+            <w:pPr>
+              <w:pStyle w:val="Compact"/>
+              <w:jc w:val="left"/>
+            </w:pPr>
+            <w:r>
+              <w:t xml:space="preserve">Panel genes in loci</w:t>
+            </w:r>
+          </w:p>
+        </w:tc>
+      </w:tr>
+      <w:tr>
+        <w:tc>
+          <w:tcPr/>
+          <w:p>
+            <w:pPr>
+              <w:pStyle w:val="Compact"/>
+              <w:jc w:val="left"/>
+            </w:pPr>
+            <w:r>
+              <w:t xml:space="preserve">Rare syndromic craniosynostosis or isolated multisuture synostosis</w:t>
+            </w:r>
+          </w:p>
+        </w:tc>
+        <w:tc>
+          <w:tcPr/>
+          <w:p>
+            <w:pPr>
+              <w:pStyle w:val="Compact"/>
+              <w:jc w:val="right"/>
+            </w:pPr>
+            <w:r>
+              <w:t xml:space="preserve">195</w:t>
+            </w:r>
+          </w:p>
+        </w:tc>
+        <w:tc>
+          <w:tcPr/>
+          <w:p>
+            <w:pPr>
+              <w:pStyle w:val="Compact"/>
+              <w:jc w:val="left"/>
+            </w:pPr>
+            <w:r>
+              <w:t xml:space="preserve">15/4.1 (3.70)</w:t>
+            </w:r>
+          </w:p>
+        </w:tc>
+        <w:tc>
+          <w:tcPr/>
+          <w:p>
+            <w:pPr>
+              <w:pStyle w:val="Compact"/>
+              <w:jc w:val="left"/>
+            </w:pPr>
+            <w:r>
+              <w:t xml:space="preserve">1.7×10</w:t>
+            </w:r>
+            <w:r>
+              <w:rPr>
+                <w:vertAlign w:val="superscript"/>
+              </w:rPr>
+              <w:t xml:space="preserve">−5</w:t>
+            </w:r>
+          </w:p>
+        </w:tc>
+        <w:tc>
+          <w:tcPr/>
+          <w:p>
+            <w:pPr>
+              <w:pStyle w:val="Compact"/>
+              <w:jc w:val="left"/>
+            </w:pPr>
+            <w:r>
+              <w:t xml:space="preserve">0.0042</w:t>
+            </w:r>
+          </w:p>
+        </w:tc>
+        <w:tc>
+          <w:tcPr/>
+          <w:p>
+            <w:pPr>
+              <w:pStyle w:val="Compact"/>
+              <w:jc w:val="left"/>
+            </w:pPr>
+            <w:r>
+              <w:t xml:space="preserve">0.13</w:t>
+            </w:r>
+          </w:p>
+        </w:tc>
+        <w:tc>
+          <w:tcPr/>
+          <w:p>
+            <w:pPr>
+              <w:pStyle w:val="Compact"/>
+              <w:jc w:val="left"/>
+            </w:pPr>
+            <w:r>
+              <w:t xml:space="preserve">17 genes (Supplementary Table S3)</w:t>
+            </w:r>
+          </w:p>
+        </w:tc>
+      </w:tr>
+      <w:tr>
+        <w:tc>
+          <w:tcPr/>
+          <w:p>
+            <w:pPr>
+              <w:pStyle w:val="Compact"/>
+              <w:jc w:val="left"/>
+            </w:pPr>
+            <w:r>
+              <w:t xml:space="preserve">Neurotransmitter disorders</w:t>
+            </w:r>
+          </w:p>
+        </w:tc>
+        <w:tc>
+          <w:tcPr/>
+          <w:p>
+            <w:pPr>
+              <w:pStyle w:val="Compact"/>
+              <w:jc w:val="right"/>
+            </w:pPr>
+            <w:r>
+              <w:t xml:space="preserve">18</w:t>
+            </w:r>
+          </w:p>
+        </w:tc>
+        <w:tc>
+          <w:tcPr/>
+          <w:p>
+            <w:pPr>
+              <w:pStyle w:val="Compact"/>
+              <w:jc w:val="left"/>
+            </w:pPr>
+            <w:r>
+              <w:t xml:space="preserve">4/0.20 (20)</w:t>
+            </w:r>
+          </w:p>
+        </w:tc>
+        <w:tc>
+          <w:tcPr/>
+          <w:p>
+            <w:pPr>
+              <w:pStyle w:val="Compact"/>
+              <w:jc w:val="left"/>
+            </w:pPr>
+            <w:r>
+              <w:t xml:space="preserve">5.1×10</w:t>
+            </w:r>
+            <w:r>
+              <w:rPr>
+                <w:vertAlign w:val="superscript"/>
+              </w:rPr>
+              <w:t xml:space="preserve">−5</w:t>
+            </w:r>
+          </w:p>
+        </w:tc>
+        <w:tc>
+          <w:tcPr/>
+          <w:p>
+            <w:pPr>
+              <w:pStyle w:val="Compact"/>
+              <w:jc w:val="left"/>
+            </w:pPr>
+            <w:r>
+              <w:t xml:space="preserve">0.0064</w:t>
+            </w:r>
+          </w:p>
+        </w:tc>
+        <w:tc>
+          <w:tcPr/>
+          <w:p>
+            <w:pPr>
+              <w:pStyle w:val="Compact"/>
+              <w:jc w:val="left"/>
+            </w:pPr>
+            <w:r>
+              <w:t xml:space="preserve">0.034</w:t>
+            </w:r>
+          </w:p>
+        </w:tc>
+        <w:tc>
+          <w:tcPr/>
+          <w:p>
+            <w:pPr>
+              <w:pStyle w:val="Compact"/>
+              <w:jc w:val="left"/>
+            </w:pPr>
+            <w:r>
+              <w:rPr>
+                <w:iCs/>
+                <w:i/>
+              </w:rPr>
+              <w:t xml:space="preserve">DDC</w:t>
+            </w:r>
+            <w:r>
+              <w:t xml:space="preserve">,</w:t>
+            </w:r>
+            <w:r>
+              <w:t xml:space="preserve"> </w:t>
+            </w:r>
+            <w:r>
+              <w:rPr>
+                <w:iCs/>
+                <w:i/>
+              </w:rPr>
+              <w:t xml:space="preserve">DNAJC12</w:t>
+            </w:r>
+            <w:r>
+              <w:t xml:space="preserve">,</w:t>
+            </w:r>
+            <w:r>
+              <w:t xml:space="preserve"> </w:t>
+            </w:r>
+            <w:r>
+              <w:rPr>
+                <w:iCs/>
+                <w:i/>
+              </w:rPr>
+              <w:t xml:space="preserve">GCH1</w:t>
+            </w:r>
+            <w:r>
+              <w:t xml:space="preserve">,</w:t>
+            </w:r>
+            <w:r>
+              <w:t xml:space="preserve"> </w:t>
+            </w:r>
+            <w:r>
+              <w:rPr>
+                <w:iCs/>
+                <w:i/>
+              </w:rPr>
+              <w:t xml:space="preserve">SLC18A2</w:t>
+            </w:r>
+          </w:p>
+        </w:tc>
+      </w:tr>
+      <w:tr>
+        <w:tc>
+          <w:tcPr/>
+          <w:p>
+            <w:pPr>
+              <w:pStyle w:val="Compact"/>
+              <w:jc w:val="left"/>
+            </w:pPr>
+            <w:r>
+              <w:t xml:space="preserve">DDG2P (developmental disorders)</w:t>
+            </w:r>
+          </w:p>
+        </w:tc>
+        <w:tc>
+          <w:tcPr/>
+          <w:p>
+            <w:pPr>
+              <w:pStyle w:val="Compact"/>
+              <w:jc w:val="right"/>
+            </w:pPr>
+            <w:r>
+              <w:t xml:space="preserve">2,537</w:t>
+            </w:r>
+          </w:p>
+        </w:tc>
+        <w:tc>
+          <w:tcPr/>
+          <w:p>
+            <w:pPr>
+              <w:pStyle w:val="Compact"/>
+              <w:jc w:val="left"/>
+            </w:pPr>
+            <w:r>
+              <w:t xml:space="preserve">94/67.2 (1.40)</w:t>
+            </w:r>
+          </w:p>
+        </w:tc>
+        <w:tc>
+          <w:tcPr/>
+          <w:p>
+            <w:pPr>
+              <w:pStyle w:val="Compact"/>
+              <w:jc w:val="left"/>
+            </w:pPr>
+            <w:r>
+              <w:t xml:space="preserve">9.0×10</w:t>
+            </w:r>
+            <w:r>
+              <w:rPr>
+                <w:vertAlign w:val="superscript"/>
+              </w:rPr>
+              <w:t xml:space="preserve">−5</w:t>
+            </w:r>
+          </w:p>
+        </w:tc>
+        <w:tc>
+          <w:tcPr/>
+          <w:p>
+            <w:pPr>
+              <w:pStyle w:val="Compact"/>
+              <w:jc w:val="left"/>
+            </w:pPr>
+            <w:r>
+              <w:t xml:space="preserve">0.0074</w:t>
+            </w:r>
+          </w:p>
+        </w:tc>
+        <w:tc>
+          <w:tcPr/>
+          <w:p>
+            <w:pPr>
+              <w:pStyle w:val="Compact"/>
+              <w:jc w:val="left"/>
+            </w:pPr>
+            <w:r>
+              <w:t xml:space="preserve">0.24</w:t>
+            </w:r>
+          </w:p>
+        </w:tc>
+        <w:tc>
+          <w:tcPr/>
+          <w:p>
+            <w:pPr>
+              <w:pStyle w:val="Compact"/>
+              <w:jc w:val="left"/>
+            </w:pPr>
+            <w:r>
+              <w:t xml:space="preserve">137 genes (Supplementary Table S3)</w:t>
+            </w:r>
+          </w:p>
+        </w:tc>
+      </w:tr>
+      <w:tr>
+        <w:tc>
+          <w:tcPr/>
+          <w:p>
+            <w:pPr>
+              <w:pStyle w:val="Compact"/>
+              <w:jc w:val="left"/>
+            </w:pPr>
+            <w:r>
+              <w:t xml:space="preserve">Clefting</w:t>
+            </w:r>
+          </w:p>
+        </w:tc>
+        <w:tc>
+          <w:tcPr/>
+          <w:p>
+            <w:pPr>
+              <w:pStyle w:val="Compact"/>
+              <w:jc w:val="right"/>
+            </w:pPr>
+            <w:r>
+              <w:t xml:space="preserve">313</w:t>
+            </w:r>
+          </w:p>
+        </w:tc>
+        <w:tc>
+          <w:tcPr/>
+          <w:p>
+            <w:pPr>
+              <w:pStyle w:val="Compact"/>
+              <w:jc w:val="left"/>
+            </w:pPr>
+            <w:r>
+              <w:t xml:space="preserve">18/7.5 (2.38)</w:t>
+            </w:r>
+          </w:p>
+        </w:tc>
+        <w:tc>
+          <w:tcPr/>
+          <w:p>
+            <w:pPr>
+              <w:pStyle w:val="Compact"/>
+              <w:jc w:val="left"/>
+            </w:pPr>
+            <w:r>
+              <w:t xml:space="preserve">6.0×10</w:t>
+            </w:r>
+            <w:r>
+              <w:rPr>
+                <w:vertAlign w:val="superscript"/>
+              </w:rPr>
+              <w:t xml:space="preserve">−4</w:t>
+            </w:r>
+          </w:p>
+        </w:tc>
+        <w:tc>
+          <w:tcPr/>
+          <w:p>
+            <w:pPr>
+              <w:pStyle w:val="Compact"/>
+              <w:jc w:val="left"/>
+            </w:pPr>
+            <w:r>
+              <w:t xml:space="preserve">0.037</w:t>
+            </w:r>
+          </w:p>
+        </w:tc>
+        <w:tc>
+          <w:tcPr/>
+          <w:p>
+            <w:pPr>
+              <w:pStyle w:val="Compact"/>
+              <w:jc w:val="left"/>
+            </w:pPr>
+            <w:r>
+              <w:t xml:space="preserve">0.82</w:t>
+            </w:r>
+          </w:p>
+        </w:tc>
+        <w:tc>
+          <w:tcPr/>
+          <w:p>
+            <w:pPr>
+              <w:pStyle w:val="Compact"/>
+              <w:jc w:val="left"/>
+            </w:pPr>
+            <w:r>
+              <w:t xml:space="preserve">19 genes (Supplementary Table S3)</w:t>
+            </w:r>
+          </w:p>
+        </w:tc>
+      </w:tr>
+      <w:tr>
+        <w:tc>
+          <w:tcPr/>
+          <w:p>
+            <w:pPr>
+              <w:pStyle w:val="Compact"/>
+              <w:jc w:val="left"/>
+            </w:pPr>
+            <w:r>
+              <w:t xml:space="preserve">Fetal hydrops</w:t>
+            </w:r>
+          </w:p>
+        </w:tc>
+        <w:tc>
+          <w:tcPr/>
+          <w:p>
+            <w:pPr>
+              <w:pStyle w:val="Compact"/>
+              <w:jc w:val="right"/>
+            </w:pPr>
+            <w:r>
+              <w:t xml:space="preserve">111</w:t>
+            </w:r>
+          </w:p>
+        </w:tc>
+        <w:tc>
+          <w:tcPr/>
+          <w:p>
+            <w:pPr>
+              <w:pStyle w:val="Compact"/>
+              <w:jc w:val="left"/>
+            </w:pPr>
+            <w:r>
+              <w:t xml:space="preserve">10/3.1 (3.28)</w:t>
+            </w:r>
+          </w:p>
+        </w:tc>
+        <w:tc>
+          <w:tcPr/>
+          <w:p>
+            <w:pPr>
+              <w:pStyle w:val="Compact"/>
+              <w:jc w:val="left"/>
+            </w:pPr>
+            <w:r>
+              <w:t xml:space="preserve">8.6×10</w:t>
+            </w:r>
+            <w:r>
+              <w:rPr>
+                <w:vertAlign w:val="superscript"/>
+              </w:rPr>
+              <w:t xml:space="preserve">−4</w:t>
+            </w:r>
+          </w:p>
+        </w:tc>
+        <w:tc>
+          <w:tcPr/>
+          <w:p>
+            <w:pPr>
+              <w:pStyle w:val="Compact"/>
+              <w:jc w:val="left"/>
+            </w:pPr>
+            <w:r>
+              <w:t xml:space="preserve">0.043</w:t>
+            </w:r>
+          </w:p>
+        </w:tc>
+        <w:tc>
+          <w:tcPr/>
+          <w:p>
+            <w:pPr>
+              <w:pStyle w:val="Compact"/>
+              <w:jc w:val="left"/>
+            </w:pPr>
+            <w:r>
+              <w:t xml:space="preserve">0.45</w:t>
+            </w:r>
+          </w:p>
+        </w:tc>
+        <w:tc>
+          <w:tcPr/>
+          <w:p>
+            <w:pPr>
+              <w:pStyle w:val="Compact"/>
+              <w:jc w:val="left"/>
+            </w:pPr>
+            <w:r>
+              <w:rPr>
+                <w:iCs/>
+                <w:i/>
+              </w:rPr>
+              <w:t xml:space="preserve">KCNH2</w:t>
+            </w:r>
+            <w:r>
+              <w:t xml:space="preserve">,</w:t>
+            </w:r>
+            <w:r>
+              <w:t xml:space="preserve"> </w:t>
+            </w:r>
+            <w:r>
+              <w:rPr>
+                <w:iCs/>
+                <w:i/>
+              </w:rPr>
+              <w:t xml:space="preserve">KMT2D</w:t>
+            </w:r>
+            <w:r>
+              <w:t xml:space="preserve">,</w:t>
+            </w:r>
+            <w:r>
+              <w:t xml:space="preserve"> </w:t>
+            </w:r>
+            <w:r>
+              <w:rPr>
+                <w:iCs/>
+                <w:i/>
+              </w:rPr>
+              <w:t xml:space="preserve">LAMB2</w:t>
+            </w:r>
+            <w:r>
+              <w:t xml:space="preserve">,</w:t>
+            </w:r>
+            <w:r>
+              <w:t xml:space="preserve"> </w:t>
+            </w:r>
+            <w:r>
+              <w:rPr>
+                <w:iCs/>
+                <w:i/>
+              </w:rPr>
+              <w:t xml:space="preserve">NEU1</w:t>
+            </w:r>
+            <w:r>
+              <w:t xml:space="preserve">,</w:t>
+            </w:r>
+            <w:r>
+              <w:t xml:space="preserve"> </w:t>
+            </w:r>
+            <w:r>
+              <w:rPr>
+                <w:iCs/>
+                <w:i/>
+              </w:rPr>
+              <w:t xml:space="preserve">NPC1</w:t>
+            </w:r>
+            <w:r>
+              <w:t xml:space="preserve">,</w:t>
+            </w:r>
+            <w:r>
+              <w:t xml:space="preserve"> </w:t>
+            </w:r>
+            <w:r>
+              <w:rPr>
+                <w:iCs/>
+                <w:i/>
+              </w:rPr>
+              <w:t xml:space="preserve">PEX12</w:t>
+            </w:r>
+            <w:r>
+              <w:t xml:space="preserve">,</w:t>
+            </w:r>
+            <w:r>
+              <w:t xml:space="preserve"> </w:t>
+            </w:r>
+            <w:r>
+              <w:rPr>
+                <w:iCs/>
+                <w:i/>
+              </w:rPr>
+              <w:t xml:space="preserve">PEX3</w:t>
+            </w:r>
+            <w:r>
+              <w:t xml:space="preserve">,</w:t>
+            </w:r>
+            <w:r>
+              <w:t xml:space="preserve"> </w:t>
+            </w:r>
+            <w:r>
+              <w:rPr>
+                <w:iCs/>
+                <w:i/>
+              </w:rPr>
+              <w:t xml:space="preserve">PTH1R</w:t>
+            </w:r>
+            <w:r>
+              <w:t xml:space="preserve">,</w:t>
+            </w:r>
+            <w:r>
+              <w:t xml:space="preserve"> </w:t>
+            </w:r>
+            <w:r>
+              <w:rPr>
+                <w:iCs/>
+                <w:i/>
+              </w:rPr>
+              <w:t xml:space="preserve">PTPN11</w:t>
+            </w:r>
+            <w:r>
+              <w:t xml:space="preserve">,</w:t>
+            </w:r>
+            <w:r>
+              <w:t xml:space="preserve"> </w:t>
+            </w:r>
+            <w:r>
+              <w:rPr>
+                <w:iCs/>
+                <w:i/>
+              </w:rPr>
+              <w:t xml:space="preserve">RASA1</w:t>
+            </w:r>
+          </w:p>
+        </w:tc>
+      </w:tr>
+      <w:tr>
+        <w:tc>
+          <w:tcPr/>
+          <w:p>
+            <w:pPr>
+              <w:pStyle w:val="Compact"/>
+              <w:jc w:val="left"/>
+            </w:pPr>
+            <w:r>
+              <w:t xml:space="preserve">Early onset or syndromic epilepsy</w:t>
+            </w:r>
+          </w:p>
+        </w:tc>
+        <w:tc>
+          <w:tcPr/>
+          <w:p>
+            <w:pPr>
+              <w:pStyle w:val="Compact"/>
+              <w:jc w:val="right"/>
+            </w:pPr>
+            <w:r>
+              <w:t xml:space="preserve">756</w:t>
+            </w:r>
+          </w:p>
+        </w:tc>
+        <w:tc>
+          <w:tcPr/>
+          <w:p>
+            <w:pPr>
+              <w:pStyle w:val="Compact"/>
+              <w:jc w:val="left"/>
+            </w:pPr>
+            <w:r>
+              <w:t xml:space="preserve">39/23.9 (1.63)</w:t>
+            </w:r>
+          </w:p>
+        </w:tc>
+        <w:tc>
+          <w:tcPr/>
+          <w:p>
+            <w:pPr>
+              <w:pStyle w:val="Compact"/>
+              <w:jc w:val="left"/>
+            </w:pPr>
+            <w:r>
+              <w:t xml:space="preserve">0.0011</w:t>
+            </w:r>
+          </w:p>
+        </w:tc>
+        <w:tc>
+          <w:tcPr/>
+          <w:p>
+            <w:pPr>
+              <w:pStyle w:val="Compact"/>
+              <w:jc w:val="left"/>
+            </w:pPr>
+            <w:r>
+              <w:t xml:space="preserve">0.047</w:t>
+            </w:r>
+          </w:p>
+        </w:tc>
+        <w:tc>
+          <w:tcPr/>
+          <w:p>
+            <w:pPr>
+              <w:pStyle w:val="Compact"/>
+              <w:jc w:val="left"/>
+            </w:pPr>
+            <w:r>
+              <w:t xml:space="preserve">0.040</w:t>
+            </w:r>
+          </w:p>
+        </w:tc>
+        <w:tc>
+          <w:tcPr/>
+          <w:p>
+            <w:pPr>
+              <w:pStyle w:val="Compact"/>
+              <w:jc w:val="left"/>
+            </w:pPr>
+            <w:r>
+              <w:t xml:space="preserve">48 genes (Supplementary Table S3)</w:t>
+            </w:r>
+          </w:p>
+        </w:tc>
+      </w:tr>
+    </w:tbl>
+    <w:p>
+      <w:pPr>
+        <w:pStyle w:val="BodyText"/>
+      </w:pPr>
+      <w:r>
+        <w:rPr>
+          <w:bCs/>
+          <w:b/>
+        </w:rPr>
+        <w:t xml:space="preserve">Table 3. Selected chronomic candidate genes: Mendelian disease genes at chronotype loci with sleep, circadian, monoamine or cardiac phenotypes.</w:t>
       </w:r>
       <w:r>
         <w:t xml:space="preserve"> </w:t>
@@ -8100,840 +8983,6 @@
             </w:pPr>
             <w:r>
               <w:t xml:space="preserve">0</w:t>
-            </w:r>
-          </w:p>
-        </w:tc>
-      </w:tr>
-    </w:tbl>
-    <w:p>
-      <w:pPr>
-        <w:pStyle w:val="BodyText"/>
-      </w:pPr>
-      <w:r>
-        <w:rPr>
-          <w:bCs/>
-          <w:b/>
-        </w:rPr>
-        <w:t xml:space="preserve">Table 3. Genomics England PanelApp disease panels enriched at chronotype loci.</w:t>
-      </w:r>
-      <w:r>
-        <w:t xml:space="preserve"> </w:t>
-      </w:r>
-      <w:r>
-        <w:t xml:space="preserve">The 6 of 248 panels with FDR q &lt; 0.05. Genes: the panel’s green (diagnostic-grade) genes in the gene universe. Loci obs/exp, fold and p as in Table 1. q: Benjamini–Hochberg false discovery rate across panels. MAGMA p: marginal competitive gene-set p-value. Panel genes in loci are listed when there are ten or fewer. Results for all panels are in Supplementary Table S3.</w:t>
-      </w:r>
-    </w:p>
-    <w:tbl>
-      <w:tblPr>
-        <w:tblStyle w:val="Table"/>
-        <w:tblW w:type="pct" w:w="5000"/>
-        <w:tblLook w:firstRow="1" w:lastRow="0" w:firstColumn="0" w:lastColumn="0" w:noHBand="0" w:noVBand="0" w:val="0020"/>
-        <w:jc w:val="start"/>
-      </w:tblPr>
-      <w:tblGrid>
-        <w:gridCol w:w="1944"/>
-        <w:gridCol w:w="648"/>
-        <w:gridCol w:w="1080"/>
-        <w:gridCol w:w="792"/>
-        <w:gridCol w:w="648"/>
-        <w:gridCol w:w="792"/>
-        <w:gridCol w:w="2015"/>
-      </w:tblGrid>
-      <w:tr>
-        <w:trPr>
-          <w:tblHeader w:val="true"/>
-        </w:trPr>
-        <w:tc>
-          <w:tcPr/>
-          <w:p>
-            <w:pPr>
-              <w:pStyle w:val="Compact"/>
-              <w:jc w:val="left"/>
-            </w:pPr>
-            <w:r>
-              <w:t xml:space="preserve">PanelApp panel</w:t>
-            </w:r>
-          </w:p>
-        </w:tc>
-        <w:tc>
-          <w:tcPr/>
-          <w:p>
-            <w:pPr>
-              <w:pStyle w:val="Compact"/>
-              <w:jc w:val="right"/>
-            </w:pPr>
-            <w:r>
-              <w:t xml:space="preserve">Genes</w:t>
-            </w:r>
-          </w:p>
-        </w:tc>
-        <w:tc>
-          <w:tcPr/>
-          <w:p>
-            <w:pPr>
-              <w:pStyle w:val="Compact"/>
-              <w:jc w:val="left"/>
-            </w:pPr>
-            <w:r>
-              <w:t xml:space="preserve">Loci obs/exp (fold)</w:t>
-            </w:r>
-          </w:p>
-        </w:tc>
-        <w:tc>
-          <w:tcPr/>
-          <w:p>
-            <w:pPr>
-              <w:pStyle w:val="Compact"/>
-              <w:jc w:val="left"/>
-            </w:pPr>
-            <w:r>
-              <w:t xml:space="preserve">p</w:t>
-            </w:r>
-          </w:p>
-        </w:tc>
-        <w:tc>
-          <w:tcPr/>
-          <w:p>
-            <w:pPr>
-              <w:pStyle w:val="Compact"/>
-              <w:jc w:val="left"/>
-            </w:pPr>
-            <w:r>
-              <w:t xml:space="preserve">q</w:t>
-            </w:r>
-          </w:p>
-        </w:tc>
-        <w:tc>
-          <w:tcPr/>
-          <w:p>
-            <w:pPr>
-              <w:pStyle w:val="Compact"/>
-              <w:jc w:val="left"/>
-            </w:pPr>
-            <w:r>
-              <w:t xml:space="preserve">MAGMA p</w:t>
-            </w:r>
-          </w:p>
-        </w:tc>
-        <w:tc>
-          <w:tcPr/>
-          <w:p>
-            <w:pPr>
-              <w:pStyle w:val="Compact"/>
-              <w:jc w:val="left"/>
-            </w:pPr>
-            <w:r>
-              <w:t xml:space="preserve">Panel genes in loci</w:t>
-            </w:r>
-          </w:p>
-        </w:tc>
-      </w:tr>
-      <w:tr>
-        <w:tc>
-          <w:tcPr/>
-          <w:p>
-            <w:pPr>
-              <w:pStyle w:val="Compact"/>
-              <w:jc w:val="left"/>
-            </w:pPr>
-            <w:r>
-              <w:t xml:space="preserve">Rare syndromic craniosynostosis or isolated multisuture synostosis</w:t>
-            </w:r>
-          </w:p>
-        </w:tc>
-        <w:tc>
-          <w:tcPr/>
-          <w:p>
-            <w:pPr>
-              <w:pStyle w:val="Compact"/>
-              <w:jc w:val="right"/>
-            </w:pPr>
-            <w:r>
-              <w:t xml:space="preserve">195</w:t>
-            </w:r>
-          </w:p>
-        </w:tc>
-        <w:tc>
-          <w:tcPr/>
-          <w:p>
-            <w:pPr>
-              <w:pStyle w:val="Compact"/>
-              <w:jc w:val="left"/>
-            </w:pPr>
-            <w:r>
-              <w:t xml:space="preserve">15/4.1 (3.70)</w:t>
-            </w:r>
-          </w:p>
-        </w:tc>
-        <w:tc>
-          <w:tcPr/>
-          <w:p>
-            <w:pPr>
-              <w:pStyle w:val="Compact"/>
-              <w:jc w:val="left"/>
-            </w:pPr>
-            <w:r>
-              <w:t xml:space="preserve">1.7×10</w:t>
-            </w:r>
-            <w:r>
-              <w:rPr>
-                <w:vertAlign w:val="superscript"/>
-              </w:rPr>
-              <w:t xml:space="preserve">−5</w:t>
-            </w:r>
-          </w:p>
-        </w:tc>
-        <w:tc>
-          <w:tcPr/>
-          <w:p>
-            <w:pPr>
-              <w:pStyle w:val="Compact"/>
-              <w:jc w:val="left"/>
-            </w:pPr>
-            <w:r>
-              <w:t xml:space="preserve">0.0042</w:t>
-            </w:r>
-          </w:p>
-        </w:tc>
-        <w:tc>
-          <w:tcPr/>
-          <w:p>
-            <w:pPr>
-              <w:pStyle w:val="Compact"/>
-              <w:jc w:val="left"/>
-            </w:pPr>
-            <w:r>
-              <w:t xml:space="preserve">0.13</w:t>
-            </w:r>
-          </w:p>
-        </w:tc>
-        <w:tc>
-          <w:tcPr/>
-          <w:p>
-            <w:pPr>
-              <w:pStyle w:val="Compact"/>
-              <w:jc w:val="left"/>
-            </w:pPr>
-            <w:r>
-              <w:t xml:space="preserve">17 genes (Supplementary Table S3)</w:t>
-            </w:r>
-          </w:p>
-        </w:tc>
-      </w:tr>
-      <w:tr>
-        <w:tc>
-          <w:tcPr/>
-          <w:p>
-            <w:pPr>
-              <w:pStyle w:val="Compact"/>
-              <w:jc w:val="left"/>
-            </w:pPr>
-            <w:r>
-              <w:t xml:space="preserve">Neurotransmitter disorders</w:t>
-            </w:r>
-          </w:p>
-        </w:tc>
-        <w:tc>
-          <w:tcPr/>
-          <w:p>
-            <w:pPr>
-              <w:pStyle w:val="Compact"/>
-              <w:jc w:val="right"/>
-            </w:pPr>
-            <w:r>
-              <w:t xml:space="preserve">18</w:t>
-            </w:r>
-          </w:p>
-        </w:tc>
-        <w:tc>
-          <w:tcPr/>
-          <w:p>
-            <w:pPr>
-              <w:pStyle w:val="Compact"/>
-              <w:jc w:val="left"/>
-            </w:pPr>
-            <w:r>
-              <w:t xml:space="preserve">4/0.20 (20)</w:t>
-            </w:r>
-          </w:p>
-        </w:tc>
-        <w:tc>
-          <w:tcPr/>
-          <w:p>
-            <w:pPr>
-              <w:pStyle w:val="Compact"/>
-              <w:jc w:val="left"/>
-            </w:pPr>
-            <w:r>
-              <w:t xml:space="preserve">5.1×10</w:t>
-            </w:r>
-            <w:r>
-              <w:rPr>
-                <w:vertAlign w:val="superscript"/>
-              </w:rPr>
-              <w:t xml:space="preserve">−5</w:t>
-            </w:r>
-          </w:p>
-        </w:tc>
-        <w:tc>
-          <w:tcPr/>
-          <w:p>
-            <w:pPr>
-              <w:pStyle w:val="Compact"/>
-              <w:jc w:val="left"/>
-            </w:pPr>
-            <w:r>
-              <w:t xml:space="preserve">0.0064</w:t>
-            </w:r>
-          </w:p>
-        </w:tc>
-        <w:tc>
-          <w:tcPr/>
-          <w:p>
-            <w:pPr>
-              <w:pStyle w:val="Compact"/>
-              <w:jc w:val="left"/>
-            </w:pPr>
-            <w:r>
-              <w:t xml:space="preserve">0.034</w:t>
-            </w:r>
-          </w:p>
-        </w:tc>
-        <w:tc>
-          <w:tcPr/>
-          <w:p>
-            <w:pPr>
-              <w:pStyle w:val="Compact"/>
-              <w:jc w:val="left"/>
-            </w:pPr>
-            <w:r>
-              <w:rPr>
-                <w:iCs/>
-                <w:i/>
-              </w:rPr>
-              <w:t xml:space="preserve">DDC</w:t>
-            </w:r>
-            <w:r>
-              <w:t xml:space="preserve">,</w:t>
-            </w:r>
-            <w:r>
-              <w:t xml:space="preserve"> </w:t>
-            </w:r>
-            <w:r>
-              <w:rPr>
-                <w:iCs/>
-                <w:i/>
-              </w:rPr>
-              <w:t xml:space="preserve">DNAJC12</w:t>
-            </w:r>
-            <w:r>
-              <w:t xml:space="preserve">,</w:t>
-            </w:r>
-            <w:r>
-              <w:t xml:space="preserve"> </w:t>
-            </w:r>
-            <w:r>
-              <w:rPr>
-                <w:iCs/>
-                <w:i/>
-              </w:rPr>
-              <w:t xml:space="preserve">GCH1</w:t>
-            </w:r>
-            <w:r>
-              <w:t xml:space="preserve">,</w:t>
-            </w:r>
-            <w:r>
-              <w:t xml:space="preserve"> </w:t>
-            </w:r>
-            <w:r>
-              <w:rPr>
-                <w:iCs/>
-                <w:i/>
-              </w:rPr>
-              <w:t xml:space="preserve">SLC18A2</w:t>
-            </w:r>
-          </w:p>
-        </w:tc>
-      </w:tr>
-      <w:tr>
-        <w:tc>
-          <w:tcPr/>
-          <w:p>
-            <w:pPr>
-              <w:pStyle w:val="Compact"/>
-              <w:jc w:val="left"/>
-            </w:pPr>
-            <w:r>
-              <w:t xml:space="preserve">DDG2P (developmental disorders)</w:t>
-            </w:r>
-          </w:p>
-        </w:tc>
-        <w:tc>
-          <w:tcPr/>
-          <w:p>
-            <w:pPr>
-              <w:pStyle w:val="Compact"/>
-              <w:jc w:val="right"/>
-            </w:pPr>
-            <w:r>
-              <w:t xml:space="preserve">2,537</w:t>
-            </w:r>
-          </w:p>
-        </w:tc>
-        <w:tc>
-          <w:tcPr/>
-          <w:p>
-            <w:pPr>
-              <w:pStyle w:val="Compact"/>
-              <w:jc w:val="left"/>
-            </w:pPr>
-            <w:r>
-              <w:t xml:space="preserve">94/67.2 (1.40)</w:t>
-            </w:r>
-          </w:p>
-        </w:tc>
-        <w:tc>
-          <w:tcPr/>
-          <w:p>
-            <w:pPr>
-              <w:pStyle w:val="Compact"/>
-              <w:jc w:val="left"/>
-            </w:pPr>
-            <w:r>
-              <w:t xml:space="preserve">9.0×10</w:t>
-            </w:r>
-            <w:r>
-              <w:rPr>
-                <w:vertAlign w:val="superscript"/>
-              </w:rPr>
-              <w:t xml:space="preserve">−5</w:t>
-            </w:r>
-          </w:p>
-        </w:tc>
-        <w:tc>
-          <w:tcPr/>
-          <w:p>
-            <w:pPr>
-              <w:pStyle w:val="Compact"/>
-              <w:jc w:val="left"/>
-            </w:pPr>
-            <w:r>
-              <w:t xml:space="preserve">0.0074</w:t>
-            </w:r>
-          </w:p>
-        </w:tc>
-        <w:tc>
-          <w:tcPr/>
-          <w:p>
-            <w:pPr>
-              <w:pStyle w:val="Compact"/>
-              <w:jc w:val="left"/>
-            </w:pPr>
-            <w:r>
-              <w:t xml:space="preserve">0.24</w:t>
-            </w:r>
-          </w:p>
-        </w:tc>
-        <w:tc>
-          <w:tcPr/>
-          <w:p>
-            <w:pPr>
-              <w:pStyle w:val="Compact"/>
-              <w:jc w:val="left"/>
-            </w:pPr>
-            <w:r>
-              <w:t xml:space="preserve">137 genes (Supplementary Table S3)</w:t>
-            </w:r>
-          </w:p>
-        </w:tc>
-      </w:tr>
-      <w:tr>
-        <w:tc>
-          <w:tcPr/>
-          <w:p>
-            <w:pPr>
-              <w:pStyle w:val="Compact"/>
-              <w:jc w:val="left"/>
-            </w:pPr>
-            <w:r>
-              <w:t xml:space="preserve">Clefting</w:t>
-            </w:r>
-          </w:p>
-        </w:tc>
-        <w:tc>
-          <w:tcPr/>
-          <w:p>
-            <w:pPr>
-              <w:pStyle w:val="Compact"/>
-              <w:jc w:val="right"/>
-            </w:pPr>
-            <w:r>
-              <w:t xml:space="preserve">313</w:t>
-            </w:r>
-          </w:p>
-        </w:tc>
-        <w:tc>
-          <w:tcPr/>
-          <w:p>
-            <w:pPr>
-              <w:pStyle w:val="Compact"/>
-              <w:jc w:val="left"/>
-            </w:pPr>
-            <w:r>
-              <w:t xml:space="preserve">18/7.5 (2.38)</w:t>
-            </w:r>
-          </w:p>
-        </w:tc>
-        <w:tc>
-          <w:tcPr/>
-          <w:p>
-            <w:pPr>
-              <w:pStyle w:val="Compact"/>
-              <w:jc w:val="left"/>
-            </w:pPr>
-            <w:r>
-              <w:t xml:space="preserve">6.0×10</w:t>
-            </w:r>
-            <w:r>
-              <w:rPr>
-                <w:vertAlign w:val="superscript"/>
-              </w:rPr>
-              <w:t xml:space="preserve">−4</w:t>
-            </w:r>
-          </w:p>
-        </w:tc>
-        <w:tc>
-          <w:tcPr/>
-          <w:p>
-            <w:pPr>
-              <w:pStyle w:val="Compact"/>
-              <w:jc w:val="left"/>
-            </w:pPr>
-            <w:r>
-              <w:t xml:space="preserve">0.037</w:t>
-            </w:r>
-          </w:p>
-        </w:tc>
-        <w:tc>
-          <w:tcPr/>
-          <w:p>
-            <w:pPr>
-              <w:pStyle w:val="Compact"/>
-              <w:jc w:val="left"/>
-            </w:pPr>
-            <w:r>
-              <w:t xml:space="preserve">0.82</w:t>
-            </w:r>
-          </w:p>
-        </w:tc>
-        <w:tc>
-          <w:tcPr/>
-          <w:p>
-            <w:pPr>
-              <w:pStyle w:val="Compact"/>
-              <w:jc w:val="left"/>
-            </w:pPr>
-            <w:r>
-              <w:t xml:space="preserve">19 genes (Supplementary Table S3)</w:t>
-            </w:r>
-          </w:p>
-        </w:tc>
-      </w:tr>
-      <w:tr>
-        <w:tc>
-          <w:tcPr/>
-          <w:p>
-            <w:pPr>
-              <w:pStyle w:val="Compact"/>
-              <w:jc w:val="left"/>
-            </w:pPr>
-            <w:r>
-              <w:t xml:space="preserve">Fetal hydrops</w:t>
-            </w:r>
-          </w:p>
-        </w:tc>
-        <w:tc>
-          <w:tcPr/>
-          <w:p>
-            <w:pPr>
-              <w:pStyle w:val="Compact"/>
-              <w:jc w:val="right"/>
-            </w:pPr>
-            <w:r>
-              <w:t xml:space="preserve">111</w:t>
-            </w:r>
-          </w:p>
-        </w:tc>
-        <w:tc>
-          <w:tcPr/>
-          <w:p>
-            <w:pPr>
-              <w:pStyle w:val="Compact"/>
-              <w:jc w:val="left"/>
-            </w:pPr>
-            <w:r>
-              <w:t xml:space="preserve">10/3.1 (3.28)</w:t>
-            </w:r>
-          </w:p>
-        </w:tc>
-        <w:tc>
-          <w:tcPr/>
-          <w:p>
-            <w:pPr>
-              <w:pStyle w:val="Compact"/>
-              <w:jc w:val="left"/>
-            </w:pPr>
-            <w:r>
-              <w:t xml:space="preserve">8.6×10</w:t>
-            </w:r>
-            <w:r>
-              <w:rPr>
-                <w:vertAlign w:val="superscript"/>
-              </w:rPr>
-              <w:t xml:space="preserve">−4</w:t>
-            </w:r>
-          </w:p>
-        </w:tc>
-        <w:tc>
-          <w:tcPr/>
-          <w:p>
-            <w:pPr>
-              <w:pStyle w:val="Compact"/>
-              <w:jc w:val="left"/>
-            </w:pPr>
-            <w:r>
-              <w:t xml:space="preserve">0.043</w:t>
-            </w:r>
-          </w:p>
-        </w:tc>
-        <w:tc>
-          <w:tcPr/>
-          <w:p>
-            <w:pPr>
-              <w:pStyle w:val="Compact"/>
-              <w:jc w:val="left"/>
-            </w:pPr>
-            <w:r>
-              <w:t xml:space="preserve">0.45</w:t>
-            </w:r>
-          </w:p>
-        </w:tc>
-        <w:tc>
-          <w:tcPr/>
-          <w:p>
-            <w:pPr>
-              <w:pStyle w:val="Compact"/>
-              <w:jc w:val="left"/>
-            </w:pPr>
-            <w:r>
-              <w:rPr>
-                <w:iCs/>
-                <w:i/>
-              </w:rPr>
-              <w:t xml:space="preserve">KCNH2</w:t>
-            </w:r>
-            <w:r>
-              <w:t xml:space="preserve">,</w:t>
-            </w:r>
-            <w:r>
-              <w:t xml:space="preserve"> </w:t>
-            </w:r>
-            <w:r>
-              <w:rPr>
-                <w:iCs/>
-                <w:i/>
-              </w:rPr>
-              <w:t xml:space="preserve">KMT2D</w:t>
-            </w:r>
-            <w:r>
-              <w:t xml:space="preserve">,</w:t>
-            </w:r>
-            <w:r>
-              <w:t xml:space="preserve"> </w:t>
-            </w:r>
-            <w:r>
-              <w:rPr>
-                <w:iCs/>
-                <w:i/>
-              </w:rPr>
-              <w:t xml:space="preserve">LAMB2</w:t>
-            </w:r>
-            <w:r>
-              <w:t xml:space="preserve">,</w:t>
-            </w:r>
-            <w:r>
-              <w:t xml:space="preserve"> </w:t>
-            </w:r>
-            <w:r>
-              <w:rPr>
-                <w:iCs/>
-                <w:i/>
-              </w:rPr>
-              <w:t xml:space="preserve">NEU1</w:t>
-            </w:r>
-            <w:r>
-              <w:t xml:space="preserve">,</w:t>
-            </w:r>
-            <w:r>
-              <w:t xml:space="preserve"> </w:t>
-            </w:r>
-            <w:r>
-              <w:rPr>
-                <w:iCs/>
-                <w:i/>
-              </w:rPr>
-              <w:t xml:space="preserve">NPC1</w:t>
-            </w:r>
-            <w:r>
-              <w:t xml:space="preserve">,</w:t>
-            </w:r>
-            <w:r>
-              <w:t xml:space="preserve"> </w:t>
-            </w:r>
-            <w:r>
-              <w:rPr>
-                <w:iCs/>
-                <w:i/>
-              </w:rPr>
-              <w:t xml:space="preserve">PEX12</w:t>
-            </w:r>
-            <w:r>
-              <w:t xml:space="preserve">,</w:t>
-            </w:r>
-            <w:r>
-              <w:t xml:space="preserve"> </w:t>
-            </w:r>
-            <w:r>
-              <w:rPr>
-                <w:iCs/>
-                <w:i/>
-              </w:rPr>
-              <w:t xml:space="preserve">PEX3</w:t>
-            </w:r>
-            <w:r>
-              <w:t xml:space="preserve">,</w:t>
-            </w:r>
-            <w:r>
-              <w:t xml:space="preserve"> </w:t>
-            </w:r>
-            <w:r>
-              <w:rPr>
-                <w:iCs/>
-                <w:i/>
-              </w:rPr>
-              <w:t xml:space="preserve">PTH1R</w:t>
-            </w:r>
-            <w:r>
-              <w:t xml:space="preserve">,</w:t>
-            </w:r>
-            <w:r>
-              <w:t xml:space="preserve"> </w:t>
-            </w:r>
-            <w:r>
-              <w:rPr>
-                <w:iCs/>
-                <w:i/>
-              </w:rPr>
-              <w:t xml:space="preserve">PTPN11</w:t>
-            </w:r>
-            <w:r>
-              <w:t xml:space="preserve">,</w:t>
-            </w:r>
-            <w:r>
-              <w:t xml:space="preserve"> </w:t>
-            </w:r>
-            <w:r>
-              <w:rPr>
-                <w:iCs/>
-                <w:i/>
-              </w:rPr>
-              <w:t xml:space="preserve">RASA1</w:t>
-            </w:r>
-          </w:p>
-        </w:tc>
-      </w:tr>
-      <w:tr>
-        <w:tc>
-          <w:tcPr/>
-          <w:p>
-            <w:pPr>
-              <w:pStyle w:val="Compact"/>
-              <w:jc w:val="left"/>
-            </w:pPr>
-            <w:r>
-              <w:t xml:space="preserve">Early onset or syndromic epilepsy</w:t>
-            </w:r>
-          </w:p>
-        </w:tc>
-        <w:tc>
-          <w:tcPr/>
-          <w:p>
-            <w:pPr>
-              <w:pStyle w:val="Compact"/>
-              <w:jc w:val="right"/>
-            </w:pPr>
-            <w:r>
-              <w:t xml:space="preserve">756</w:t>
-            </w:r>
-          </w:p>
-        </w:tc>
-        <w:tc>
-          <w:tcPr/>
-          <w:p>
-            <w:pPr>
-              <w:pStyle w:val="Compact"/>
-              <w:jc w:val="left"/>
-            </w:pPr>
-            <w:r>
-              <w:t xml:space="preserve">39/23.9 (1.63)</w:t>
-            </w:r>
-          </w:p>
-        </w:tc>
-        <w:tc>
-          <w:tcPr/>
-          <w:p>
-            <w:pPr>
-              <w:pStyle w:val="Compact"/>
-              <w:jc w:val="left"/>
-            </w:pPr>
-            <w:r>
-              <w:t xml:space="preserve">0.0011</w:t>
-            </w:r>
-          </w:p>
-        </w:tc>
-        <w:tc>
-          <w:tcPr/>
-          <w:p>
-            <w:pPr>
-              <w:pStyle w:val="Compact"/>
-              <w:jc w:val="left"/>
-            </w:pPr>
-            <w:r>
-              <w:t xml:space="preserve">0.047</w:t>
-            </w:r>
-          </w:p>
-        </w:tc>
-        <w:tc>
-          <w:tcPr/>
-          <w:p>
-            <w:pPr>
-              <w:pStyle w:val="Compact"/>
-              <w:jc w:val="left"/>
-            </w:pPr>
-            <w:r>
-              <w:t xml:space="preserve">0.040</w:t>
-            </w:r>
-          </w:p>
-        </w:tc>
-        <w:tc>
-          <w:tcPr/>
-          <w:p>
-            <w:pPr>
-              <w:pStyle w:val="Compact"/>
-              <w:jc w:val="left"/>
-            </w:pPr>
-            <w:r>
-              <w:t xml:space="preserve">48 genes (Supplementary Table S3)</w:t>
             </w:r>
           </w:p>
         </w:tc>

--- a/manuscript/Malik_Hearn_Towards_chronomic_medicine_2026.docx
+++ b/manuscript/Malik_Hearn_Towards_chronomic_medicine_2026.docx
@@ -9010,7 +9010,7 @@
       <w:r>
         <w:drawing>
           <wp:inline>
-            <wp:extent cx="5727700" cy="3554212"/>
+            <wp:extent cx="5727700" cy="3508131"/>
             <wp:effectExtent b="0" l="0" r="0" t="0"/>
             <wp:docPr descr="" title="" id="48" name="Picture"/>
             <a:graphic>
@@ -9031,7 +9031,7 @@
                   <pic:spPr bwMode="auto">
                     <a:xfrm>
                       <a:off x="0" y="0"/>
-                      <a:ext cx="5727700" cy="3554212"/>
+                      <a:ext cx="5727700" cy="3508131"/>
                     </a:xfrm>
                     <a:prstGeom prst="rect">
                       <a:avLst/>
@@ -9093,7 +9093,7 @@
       <w:r>
         <w:drawing>
           <wp:inline>
-            <wp:extent cx="3969355" cy="6309360"/>
+            <wp:extent cx="3941526" cy="6309360"/>
             <wp:effectExtent b="0" l="0" r="0" t="0"/>
             <wp:docPr descr="" title="" id="51" name="Picture"/>
             <a:graphic>
@@ -9114,7 +9114,7 @@
                   <pic:spPr bwMode="auto">
                     <a:xfrm>
                       <a:off x="0" y="0"/>
-                      <a:ext cx="3969355" cy="6309360"/>
+                      <a:ext cx="3941526" cy="6309360"/>
                     </a:xfrm>
                     <a:prstGeom prst="rect">
                       <a:avLst/>
@@ -9163,7 +9163,7 @@
       <w:r>
         <w:drawing>
           <wp:inline>
-            <wp:extent cx="4701372" cy="6675120"/>
+            <wp:extent cx="4675056" cy="6675120"/>
             <wp:effectExtent b="0" l="0" r="0" t="0"/>
             <wp:docPr descr="" title="" id="54" name="Picture"/>
             <a:graphic>
@@ -9184,7 +9184,7 @@
                   <pic:spPr bwMode="auto">
                     <a:xfrm>
                       <a:off x="0" y="0"/>
-                      <a:ext cx="4701372" cy="6675120"/>
+                      <a:ext cx="4675056" cy="6675120"/>
                     </a:xfrm>
                     <a:prstGeom prst="rect">
                       <a:avLst/>
@@ -9233,7 +9233,7 @@
       <w:r>
         <w:drawing>
           <wp:inline>
-            <wp:extent cx="5727700" cy="2130847"/>
+            <wp:extent cx="5727700" cy="2916973"/>
             <wp:effectExtent b="0" l="0" r="0" t="0"/>
             <wp:docPr descr="" title="" id="57" name="Picture"/>
             <a:graphic>
@@ -9254,7 +9254,7 @@
                   <pic:spPr bwMode="auto">
                     <a:xfrm>
                       <a:off x="0" y="0"/>
-                      <a:ext cx="5727700" cy="2130847"/>
+                      <a:ext cx="5727700" cy="2916973"/>
                     </a:xfrm>
                     <a:prstGeom prst="rect">
                       <a:avLst/>
@@ -9367,7 +9367,7 @@
       <w:r>
         <w:drawing>
           <wp:inline>
-            <wp:extent cx="5727700" cy="2909232"/>
+            <wp:extent cx="5727700" cy="3201855"/>
             <wp:effectExtent b="0" l="0" r="0" t="0"/>
             <wp:docPr descr="" title="" id="60" name="Picture"/>
             <a:graphic>
@@ -9388,7 +9388,7 @@
                   <pic:spPr bwMode="auto">
                     <a:xfrm>
                       <a:off x="0" y="0"/>
-                      <a:ext cx="5727700" cy="2909232"/>
+                      <a:ext cx="5727700" cy="3201855"/>
                     </a:xfrm>
                     <a:prstGeom prst="rect">
                       <a:avLst/>
@@ -9449,7 +9449,7 @@
       <w:r>
         <w:drawing>
           <wp:inline>
-            <wp:extent cx="5727700" cy="4016270"/>
+            <wp:extent cx="5727700" cy="3984867"/>
             <wp:effectExtent b="0" l="0" r="0" t="0"/>
             <wp:docPr descr="" title="" id="63" name="Picture"/>
             <a:graphic>
@@ -9470,7 +9470,7 @@
                   <pic:spPr bwMode="auto">
                     <a:xfrm>
                       <a:off x="0" y="0"/>
-                      <a:ext cx="5727700" cy="4016270"/>
+                      <a:ext cx="5727700" cy="3984867"/>
                     </a:xfrm>
                     <a:prstGeom prst="rect">
                       <a:avLst/>
